--- a/docs/projet-plateforme-location/specification-fonctionnelle.docx
+++ b/docs/projet-plateforme-location/specification-fonctionnelle.docx
@@ -219,6 +219,7 @@
           <w:tab w:val="left" w:pos="707" w:leader="none"/>
         </w:tabs>
         <w:bidi w:val="0"/>
+        <w:spacing w:before="0" w:after="0"/>
         <w:ind w:left="707" w:hanging="283"/>
         <w:jc w:val="left"/>
         <w:rPr/>
@@ -245,6 +246,67 @@
     <w:p>
       <w:pPr>
         <w:pStyle w:val="Corpsdetexte"/>
+        <w:numPr>
+          <w:ilvl w:val="0"/>
+          <w:numId w:val="2"/>
+        </w:numPr>
+        <w:tabs>
+          <w:tab w:val="clear" w:pos="1134"/>
+          <w:tab w:val="left" w:pos="707" w:leader="none"/>
+        </w:tabs>
+        <w:bidi w:val="0"/>
+        <w:spacing w:before="0" w:after="0"/>
+        <w:ind w:left="707" w:hanging="283"/>
+        <w:jc w:val="left"/>
+        <w:rPr/>
+      </w:pPr>
+      <w:r>
+        <w:rPr/>
+        <w:t xml:space="preserve">✅ </w:t>
+      </w:r>
+      <w:r>
+        <w:rPr/>
+        <w:t xml:space="preserve">Poids du set : stocké en interne (utile à la vérification au retour, module 8), mais </w:t>
+      </w:r>
+      <w:r>
+        <w:rPr>
+          <w:rStyle w:val="Accentuationforte"/>
+        </w:rPr>
+        <w:t>jamais affiché côté client</w:t>
+      </w:r>
+      <w:r>
+        <w:rPr/>
+        <w:t xml:space="preserve"> — décision volontaire pour éviter que les locataires ne devinent le contenu exact des sachets pesés. </w:t>
+      </w:r>
+    </w:p>
+    <w:p>
+      <w:pPr>
+        <w:pStyle w:val="Corpsdetexte"/>
+        <w:numPr>
+          <w:ilvl w:val="0"/>
+          <w:numId w:val="2"/>
+        </w:numPr>
+        <w:tabs>
+          <w:tab w:val="clear" w:pos="1134"/>
+          <w:tab w:val="left" w:pos="707" w:leader="none"/>
+        </w:tabs>
+        <w:bidi w:val="0"/>
+        <w:ind w:left="707" w:hanging="283"/>
+        <w:jc w:val="left"/>
+        <w:rPr/>
+      </w:pPr>
+      <w:r>
+        <w:rPr/>
+        <w:t xml:space="preserve">⏳ </w:t>
+      </w:r>
+      <w:r>
+        <w:rPr/>
+        <w:t xml:space="preserve">Nombre de photos à afficher par set : proposition 3 à 4 par défaut, à confirmer avec Marion. </w:t>
+      </w:r>
+    </w:p>
+    <w:p>
+      <w:pPr>
+        <w:pStyle w:val="Corpsdetexte"/>
         <w:bidi w:val="0"/>
         <w:jc w:val="left"/>
         <w:rPr/>
@@ -537,6 +599,7 @@
           <w:tab w:val="left" w:pos="707" w:leader="none"/>
         </w:tabs>
         <w:bidi w:val="0"/>
+        <w:spacing w:before="0" w:after="0"/>
         <w:ind w:left="707" w:hanging="283"/>
         <w:jc w:val="left"/>
         <w:rPr/>
@@ -558,6 +621,31 @@
     </w:p>
     <w:p>
       <w:pPr>
+        <w:pStyle w:val="Corpsdetexte"/>
+        <w:numPr>
+          <w:ilvl w:val="0"/>
+          <w:numId w:val="7"/>
+        </w:numPr>
+        <w:tabs>
+          <w:tab w:val="clear" w:pos="1134"/>
+          <w:tab w:val="left" w:pos="707" w:leader="none"/>
+        </w:tabs>
+        <w:bidi w:val="0"/>
+        <w:ind w:left="707" w:hanging="283"/>
+        <w:jc w:val="left"/>
+        <w:rPr/>
+      </w:pPr>
+      <w:r>
+        <w:rPr/>
+        <w:t xml:space="preserve">⏳ </w:t>
+      </w:r>
+      <w:r>
+        <w:rPr/>
+        <w:t xml:space="preserve">Marion doit-elle pouvoir bloquer des dates à l'avance sur le planning (vacances, indisponibilité générale), indépendamment du statut de chaque set ? Non tranché — remonté par Madus en lien avec le délai minimum de réservation. </w:t>
+      </w:r>
+    </w:p>
+    <w:p>
+      <w:pPr>
         <w:pStyle w:val="Lignehorizontale"/>
         <w:bidi w:val="0"/>
         <w:jc w:val="left"/>
@@ -897,11 +985,11 @@
       </w:pPr>
       <w:r>
         <w:rPr/>
-        <w:t xml:space="preserve">⚠️ </w:t>
-      </w:r>
-      <w:r>
-        <w:rPr/>
-        <w:t xml:space="preserve">Point à vérifier avec Marion : si le loyer est payé par TPE sur place, comment se fait la pré-autorisation de la caution (carte enregistrée en amont côté client tout de même) ? Question ajoutée au récap envoyé. </w:t>
+        <w:t xml:space="preserve">⏳ </w:t>
+      </w:r>
+      <w:r>
+        <w:rPr/>
+        <w:t xml:space="preserve">Si le loyer est payé par TPE sur place, comment se fait la pré-autorisation de la caution (carte enregistrée en amont côté client tout de même) ? Question posée à Marion. </w:t>
       </w:r>
     </w:p>
     <w:p>
@@ -1143,6 +1231,38 @@
         <w:t xml:space="preserve">✅ </w:t>
       </w:r>
       <w:r>
+        <w:rPr>
+          <w:rStyle w:val="Accentuationforte"/>
+        </w:rPr>
+        <w:t>Contrat généré automatiquement (PDF) à chaque réservation</w:t>
+      </w:r>
+      <w:r>
+        <w:rPr/>
+        <w:t xml:space="preserve"> — pas un simple texte CGL statique. Le PDF doit reprendre les mentions légales, le set loué, la durée, les dates de retrait/retour et le montant. Réutiliser le même mécanisme de génération PDF que les factures (module 7) est probablement pertinent. </w:t>
+      </w:r>
+    </w:p>
+    <w:p>
+      <w:pPr>
+        <w:pStyle w:val="Corpsdetexte"/>
+        <w:numPr>
+          <w:ilvl w:val="0"/>
+          <w:numId w:val="17"/>
+        </w:numPr>
+        <w:tabs>
+          <w:tab w:val="clear" w:pos="1134"/>
+          <w:tab w:val="left" w:pos="707" w:leader="none"/>
+        </w:tabs>
+        <w:bidi w:val="0"/>
+        <w:spacing w:before="0" w:after="0"/>
+        <w:ind w:left="707" w:hanging="283"/>
+        <w:jc w:val="left"/>
+        <w:rPr/>
+      </w:pPr>
+      <w:r>
+        <w:rPr/>
+        <w:t xml:space="preserve">✅ </w:t>
+      </w:r>
+      <w:r>
         <w:rPr/>
         <w:t xml:space="preserve">Acceptation par </w:t>
       </w:r>
@@ -1154,7 +1274,7 @@
       </w:r>
       <w:r>
         <w:rPr/>
-        <w:t xml:space="preserve"> (« J'accepte les conditions générales ») — pas de signature électronique nominative en V1. </w:t>
+        <w:t xml:space="preserve"> (« J'accepte les conditions générales ») avant validation de la commande — pas de signature électronique nominative en V1. C'est cette acceptation qui déclenche la génération du contrat. </w:t>
       </w:r>
     </w:p>
     <w:p>
@@ -1205,6 +1325,7 @@
           <w:tab w:val="left" w:pos="707" w:leader="none"/>
         </w:tabs>
         <w:bidi w:val="0"/>
+        <w:spacing w:before="0" w:after="0"/>
         <w:ind w:left="707" w:hanging="283"/>
         <w:jc w:val="left"/>
         <w:rPr/>
@@ -1215,17 +1336,38 @@
       </w:r>
       <w:r>
         <w:rPr/>
-        <w:t xml:space="preserve">Le contenu réel des CGL dépend des barèmes non tranchés (pénalités, annulation, retard) — </w:t>
+        <w:t xml:space="preserve">Le contenu légal exact du contrat (barèmes de pénalités, annulation, retard) dépend des réponses de Marion — </w:t>
       </w:r>
       <w:r>
         <w:rPr>
           <w:rStyle w:val="Accentuationforte"/>
         </w:rPr>
-        <w:t>ne pas démarrer ce module avant réponse de Marion</w:t>
+        <w:t>le moteur de génération PDF peut être développé dès maintenant, mais le texte légal définitif ne pourra être finalisé qu'après ses réponses</w:t>
       </w:r>
       <w:r>
         <w:rPr/>
         <w:t xml:space="preserve">. </w:t>
+      </w:r>
+    </w:p>
+    <w:p>
+      <w:pPr>
+        <w:pStyle w:val="Corpsdetexte"/>
+        <w:numPr>
+          <w:ilvl w:val="0"/>
+          <w:numId w:val="17"/>
+        </w:numPr>
+        <w:tabs>
+          <w:tab w:val="clear" w:pos="1134"/>
+          <w:tab w:val="left" w:pos="707" w:leader="none"/>
+        </w:tabs>
+        <w:bidi w:val="0"/>
+        <w:ind w:left="707" w:hanging="283"/>
+        <w:jc w:val="left"/>
+        <w:rPr/>
+      </w:pPr>
+      <w:r>
+        <w:rPr/>
+        <w:t xml:space="preserve">Prix du module inchangé (300 €) malgré ce développement plus conséquent que la case à cocher initialement prévue — décision d'Alexis d'absorber le coût dans le forfait. </w:t>
       </w:r>
     </w:p>
     <w:p>
@@ -1411,7 +1553,7 @@
       </w:r>
       <w:r>
         <w:rPr/>
-        <w:t xml:space="preserve">Export comptable (format, fréquence) : non défini, Marion n'a pas d'outil de comptabilité précis à ce jour — reporté en V2. </w:t>
+        <w:t xml:space="preserve">Export comptable complet (format, fréquence) : non défini, Marion n'a pas d'outil de comptabilité précis à ce jour — reporté en V2 (voir aussi module 10 pour l'export simple des ventes, inclus en V1). </w:t>
       </w:r>
     </w:p>
     <w:p>
@@ -1841,6 +1983,72 @@
           <w:tab w:val="left" w:pos="707" w:leader="none"/>
         </w:tabs>
         <w:bidi w:val="0"/>
+        <w:spacing w:before="0" w:after="0"/>
+        <w:ind w:left="707" w:hanging="283"/>
+        <w:jc w:val="left"/>
+        <w:rPr/>
+      </w:pPr>
+      <w:r>
+        <w:rPr/>
+        <w:t xml:space="preserve">✅ </w:t>
+      </w:r>
+      <w:r>
+        <w:rPr/>
+        <w:t xml:space="preserve">Export simple des ventes par année civile, inclus en V1 (distinct de l'export comptable complet, qui reste en V2). Modèle de données : une </w:t>
+      </w:r>
+      <w:r>
+        <w:rPr>
+          <w:rStyle w:val="Accentuationforte"/>
+        </w:rPr>
+        <w:t>vente</w:t>
+      </w:r>
+      <w:r>
+        <w:rPr/>
+        <w:t xml:space="preserve"> est un nœud entre un </w:t>
+      </w:r>
+      <w:r>
+        <w:rPr>
+          <w:rStyle w:val="Accentuationforte"/>
+        </w:rPr>
+        <w:t>set</w:t>
+      </w:r>
+      <w:r>
+        <w:rPr/>
+        <w:t xml:space="preserve">, une </w:t>
+      </w:r>
+      <w:r>
+        <w:rPr>
+          <w:rStyle w:val="Accentuationforte"/>
+        </w:rPr>
+        <w:t>durée</w:t>
+      </w:r>
+      <w:r>
+        <w:rPr/>
+        <w:t xml:space="preserve"> et un </w:t>
+      </w:r>
+      <w:r>
+        <w:rPr>
+          <w:rStyle w:val="Accentuationforte"/>
+        </w:rPr>
+        <w:t>client</w:t>
+      </w:r>
+      <w:r>
+        <w:rPr/>
+        <w:t xml:space="preserve"> — c'est cet élément qui doit être interrogeable en base pour produire cet export. </w:t>
+      </w:r>
+    </w:p>
+    <w:p>
+      <w:pPr>
+        <w:pStyle w:val="Corpsdetexte"/>
+        <w:numPr>
+          <w:ilvl w:val="0"/>
+          <w:numId w:val="22"/>
+        </w:numPr>
+        <w:tabs>
+          <w:tab w:val="clear" w:pos="1134"/>
+          <w:tab w:val="left" w:pos="707" w:leader="none"/>
+        </w:tabs>
+        <w:bidi w:val="0"/>
         <w:ind w:left="707" w:hanging="283"/>
         <w:jc w:val="left"/>
         <w:rPr/>
@@ -1851,7 +2059,7 @@
       </w:r>
       <w:r>
         <w:rPr/>
-        <w:t xml:space="preserve">Export de données : reporté en V2 (même dépendance que l'export comptable du module 7). </w:t>
+        <w:t xml:space="preserve">Export comptable complet (format lié à un outil de comptabilité) : reporté en V2, Marion n'a pas d'outil précis à ce jour. </w:t>
       </w:r>
     </w:p>
     <w:p>
@@ -2108,6 +2316,7 @@
           <w:tab w:val="left" w:pos="707" w:leader="none"/>
         </w:tabs>
         <w:bidi w:val="0"/>
+        <w:spacing w:before="0" w:after="0"/>
         <w:ind w:left="707" w:hanging="283"/>
         <w:jc w:val="left"/>
         <w:rPr/>
@@ -2115,6 +2324,49 @@
       <w:r>
         <w:rPr/>
         <w:t xml:space="preserve">Pré-autorisation de la caution en cas de paiement TPE sur place (module 4). </w:t>
+      </w:r>
+    </w:p>
+    <w:p>
+      <w:pPr>
+        <w:pStyle w:val="Corpsdetexte"/>
+        <w:numPr>
+          <w:ilvl w:val="0"/>
+          <w:numId w:val="24"/>
+        </w:numPr>
+        <w:tabs>
+          <w:tab w:val="clear" w:pos="1134"/>
+          <w:tab w:val="left" w:pos="707" w:leader="none"/>
+        </w:tabs>
+        <w:bidi w:val="0"/>
+        <w:spacing w:before="0" w:after="0"/>
+        <w:ind w:left="707" w:hanging="283"/>
+        <w:jc w:val="left"/>
+        <w:rPr/>
+      </w:pPr>
+      <w:r>
+        <w:rPr/>
+        <w:t xml:space="preserve">Nombre de photos par set à afficher (proposition 3-4) (module 1). </w:t>
+      </w:r>
+    </w:p>
+    <w:p>
+      <w:pPr>
+        <w:pStyle w:val="Corpsdetexte"/>
+        <w:numPr>
+          <w:ilvl w:val="0"/>
+          <w:numId w:val="24"/>
+        </w:numPr>
+        <w:tabs>
+          <w:tab w:val="clear" w:pos="1134"/>
+          <w:tab w:val="left" w:pos="707" w:leader="none"/>
+        </w:tabs>
+        <w:bidi w:val="0"/>
+        <w:ind w:left="707" w:hanging="283"/>
+        <w:jc w:val="left"/>
+        <w:rPr/>
+      </w:pPr>
+      <w:r>
+        <w:rPr/>
+        <w:t xml:space="preserve">Blocage de dates à l'avance sur le planning par Marion, vacances/indisponibilité (module 2). </w:t>
       </w:r>
     </w:p>
     <w:p>
@@ -2170,7 +2422,7 @@
       </w:pPr>
       <w:r>
         <w:rPr/>
-        <w:t xml:space="preserve">Export comptable / export de données (modules 7, 10). </w:t>
+        <w:t xml:space="preserve">Export comptable complet (modules 7, 10) — l'export simple des ventes par année civile, lui, est inclus en V1 (module 10). </w:t>
       </w:r>
     </w:p>
     <w:sectPr>

--- a/docs/projet-plateforme-location/specification-fonctionnelle.docx
+++ b/docs/projet-plateforme-location/specification-fonctionnelle.docx
@@ -115,7 +115,7 @@
       </w:r>
       <w:r>
         <w:rPr/>
-        <w:t xml:space="preserve">En attente d'une réponse de la cliente (Marion) — cf. document « Questions — récap client ». </w:t>
+        <w:t xml:space="preserve">En attente d'une réponse de la cliente (Marion) ou d'Alexis — cf. document « Questions — récap client ». </w:t>
       </w:r>
     </w:p>
     <w:p>
@@ -266,7 +266,7 @@
       </w:r>
       <w:r>
         <w:rPr/>
-        <w:t xml:space="preserve">Poids du set : stocké en interne (utile à la vérification au retour, module 8), mais </w:t>
+        <w:t xml:space="preserve">Poids du set : stocké en interne (utile à la vérification au retour, module 9), mais </w:t>
       </w:r>
       <w:r>
         <w:rPr>
@@ -1158,7 +1158,7 @@
       </w:r>
       <w:r>
         <w:rPr/>
-        <w:t xml:space="preserve">Parcours : sélection du set → choix de la durée (4 options fixes) → choix du créneau de retrait → paiement (en ligne ou « à la remise par TPE »). </w:t>
+        <w:t xml:space="preserve">Parcours : sélection du set → choix de la durée (4 options fixes) → choix du créneau de retrait → paiement (en ligne, à la remise par TPE, ou par bon cadeau — module 6). </w:t>
       </w:r>
     </w:p>
     <w:p>
@@ -1206,7 +1206,35 @@
       </w:pPr>
       <w:r>
         <w:rPr/>
-        <w:t>6. Contrat de location / conditions générales</w:t>
+        <w:t>6. Bons cadeaux</w:t>
+      </w:r>
+    </w:p>
+    <w:p>
+      <w:pPr>
+        <w:pStyle w:val="Corpsdetexte"/>
+        <w:bidi w:val="0"/>
+        <w:spacing w:before="0" w:after="283"/>
+        <w:jc w:val="left"/>
+        <w:rPr/>
+      </w:pPr>
+      <w:r>
+        <w:rPr/>
+        <w:t>Module ajouté en cours de cadrage (absent du devis initial), à la demande de la cliente. Listé « Inclus » dans le devis — pas de surcoût, présenté comme rendu possible grâce à la réutilisation des modules Paiement Stripe (4) et Tunnel de réservation (5).</w:t>
+      </w:r>
+    </w:p>
+    <w:p>
+      <w:pPr>
+        <w:pStyle w:val="Corpsdetexte"/>
+        <w:bidi w:val="0"/>
+        <w:spacing w:before="0" w:after="283"/>
+        <w:jc w:val="left"/>
+        <w:rPr/>
+      </w:pPr>
+      <w:r>
+        <w:rPr>
+          <w:rStyle w:val="Accentuationforte"/>
+        </w:rPr>
+        <w:t>Confirmé :</w:t>
       </w:r>
     </w:p>
     <w:p>
@@ -1215,6 +1243,301 @@
         <w:numPr>
           <w:ilvl w:val="0"/>
           <w:numId w:val="17"/>
+        </w:numPr>
+        <w:tabs>
+          <w:tab w:val="clear" w:pos="1134"/>
+          <w:tab w:val="left" w:pos="707" w:leader="none"/>
+        </w:tabs>
+        <w:bidi w:val="0"/>
+        <w:spacing w:before="0" w:after="0"/>
+        <w:ind w:left="707" w:hanging="283"/>
+        <w:jc w:val="left"/>
+        <w:rPr/>
+      </w:pPr>
+      <w:r>
+        <w:rPr/>
+        <w:t xml:space="preserve">✅ </w:t>
+      </w:r>
+      <w:r>
+        <w:rPr/>
+        <w:t xml:space="preserve">Bons vendus aux montants de la grille tarifaire uniquement (10 € / 15 € / 25 € / 45 €) — pas de montant libre. </w:t>
+      </w:r>
+    </w:p>
+    <w:p>
+      <w:pPr>
+        <w:pStyle w:val="Corpsdetexte"/>
+        <w:numPr>
+          <w:ilvl w:val="0"/>
+          <w:numId w:val="17"/>
+        </w:numPr>
+        <w:tabs>
+          <w:tab w:val="clear" w:pos="1134"/>
+          <w:tab w:val="left" w:pos="707" w:leader="none"/>
+        </w:tabs>
+        <w:bidi w:val="0"/>
+        <w:spacing w:before="0" w:after="0"/>
+        <w:ind w:left="707" w:hanging="283"/>
+        <w:jc w:val="left"/>
+        <w:rPr/>
+      </w:pPr>
+      <w:r>
+        <w:rPr/>
+        <w:t xml:space="preserve">✅ </w:t>
+      </w:r>
+      <w:r>
+        <w:rPr/>
+        <w:t xml:space="preserve">Génération automatique d'un code unique par bon acheté, envoyé par email à l'acheteur. </w:t>
+      </w:r>
+    </w:p>
+    <w:p>
+      <w:pPr>
+        <w:pStyle w:val="Corpsdetexte"/>
+        <w:numPr>
+          <w:ilvl w:val="0"/>
+          <w:numId w:val="17"/>
+        </w:numPr>
+        <w:tabs>
+          <w:tab w:val="clear" w:pos="1134"/>
+          <w:tab w:val="left" w:pos="707" w:leader="none"/>
+        </w:tabs>
+        <w:bidi w:val="0"/>
+        <w:spacing w:before="0" w:after="0"/>
+        <w:ind w:left="707" w:hanging="283"/>
+        <w:jc w:val="left"/>
+        <w:rPr/>
+      </w:pPr>
+      <w:r>
+        <w:rPr/>
+        <w:t xml:space="preserve">✅ </w:t>
+      </w:r>
+      <w:r>
+        <w:rPr/>
+        <w:t xml:space="preserve">Utilisable comme moyen de paiement dans le tunnel de réservation, au même titre que Stripe ou le TPE. </w:t>
+      </w:r>
+    </w:p>
+    <w:p>
+      <w:pPr>
+        <w:pStyle w:val="Corpsdetexte"/>
+        <w:numPr>
+          <w:ilvl w:val="0"/>
+          <w:numId w:val="17"/>
+        </w:numPr>
+        <w:tabs>
+          <w:tab w:val="clear" w:pos="1134"/>
+          <w:tab w:val="left" w:pos="707" w:leader="none"/>
+        </w:tabs>
+        <w:bidi w:val="0"/>
+        <w:ind w:left="707" w:hanging="283"/>
+        <w:jc w:val="left"/>
+        <w:rPr/>
+      </w:pPr>
+      <w:r>
+        <w:rPr/>
+        <w:t xml:space="preserve">✅ </w:t>
+      </w:r>
+      <w:r>
+        <w:rPr/>
+        <w:t xml:space="preserve">Suivi des bons émis (valide / utilisé / expiré) depuis le back-office. </w:t>
+      </w:r>
+    </w:p>
+    <w:p>
+      <w:pPr>
+        <w:pStyle w:val="Corpsdetexte"/>
+        <w:bidi w:val="0"/>
+        <w:jc w:val="left"/>
+        <w:rPr/>
+      </w:pPr>
+      <w:r>
+        <w:rPr>
+          <w:rStyle w:val="Accentuationforte"/>
+        </w:rPr>
+        <w:t>Encore à trancher :</w:t>
+      </w:r>
+    </w:p>
+    <w:p>
+      <w:pPr>
+        <w:pStyle w:val="Corpsdetexte"/>
+        <w:numPr>
+          <w:ilvl w:val="0"/>
+          <w:numId w:val="18"/>
+        </w:numPr>
+        <w:tabs>
+          <w:tab w:val="clear" w:pos="1134"/>
+          <w:tab w:val="left" w:pos="707" w:leader="none"/>
+        </w:tabs>
+        <w:bidi w:val="0"/>
+        <w:spacing w:before="0" w:after="0"/>
+        <w:ind w:left="707" w:hanging="283"/>
+        <w:jc w:val="left"/>
+        <w:rPr/>
+      </w:pPr>
+      <w:r>
+        <w:rPr/>
+        <w:t xml:space="preserve">⏳ </w:t>
+      </w:r>
+      <w:r>
+        <w:rPr/>
+        <w:t xml:space="preserve">Un bon doit-il correspondre exactement à une des 4 durées (ex. bon de 15 € utilisable uniquement pour une location de 7 jours), ou est-ce un crédit utilisable pour compléter un paiement plus important avec un autre moyen de paiement pour la différence ? </w:t>
+      </w:r>
+    </w:p>
+    <w:p>
+      <w:pPr>
+        <w:pStyle w:val="Corpsdetexte"/>
+        <w:numPr>
+          <w:ilvl w:val="0"/>
+          <w:numId w:val="18"/>
+        </w:numPr>
+        <w:tabs>
+          <w:tab w:val="clear" w:pos="1134"/>
+          <w:tab w:val="left" w:pos="707" w:leader="none"/>
+        </w:tabs>
+        <w:bidi w:val="0"/>
+        <w:spacing w:before="0" w:after="0"/>
+        <w:ind w:left="707" w:hanging="283"/>
+        <w:jc w:val="left"/>
+        <w:rPr/>
+      </w:pPr>
+      <w:r>
+        <w:rPr/>
+        <w:t xml:space="preserve">⏳ </w:t>
+      </w:r>
+      <w:r>
+        <w:rPr/>
+        <w:t xml:space="preserve">Si le montant du bon dépasse le prix de la location choisie, le solde restant est-il conservé pour une prochaine location, ou perdu ? </w:t>
+      </w:r>
+    </w:p>
+    <w:p>
+      <w:pPr>
+        <w:pStyle w:val="Corpsdetexte"/>
+        <w:numPr>
+          <w:ilvl w:val="0"/>
+          <w:numId w:val="18"/>
+        </w:numPr>
+        <w:tabs>
+          <w:tab w:val="clear" w:pos="1134"/>
+          <w:tab w:val="left" w:pos="707" w:leader="none"/>
+        </w:tabs>
+        <w:bidi w:val="0"/>
+        <w:spacing w:before="0" w:after="0"/>
+        <w:ind w:left="707" w:hanging="283"/>
+        <w:jc w:val="left"/>
+        <w:rPr/>
+      </w:pPr>
+      <w:r>
+        <w:rPr/>
+        <w:t xml:space="preserve">⏳ </w:t>
+      </w:r>
+      <w:r>
+        <w:rPr/>
+        <w:t xml:space="preserve">Un bon est-il nominatif (lié à un compte client), ou utilisable par toute personne détenant le code (cas classique du cadeau) ? </w:t>
+      </w:r>
+    </w:p>
+    <w:p>
+      <w:pPr>
+        <w:pStyle w:val="Corpsdetexte"/>
+        <w:numPr>
+          <w:ilvl w:val="0"/>
+          <w:numId w:val="18"/>
+        </w:numPr>
+        <w:tabs>
+          <w:tab w:val="clear" w:pos="1134"/>
+          <w:tab w:val="left" w:pos="707" w:leader="none"/>
+        </w:tabs>
+        <w:bidi w:val="0"/>
+        <w:spacing w:before="0" w:after="0"/>
+        <w:ind w:left="707" w:hanging="283"/>
+        <w:jc w:val="left"/>
+        <w:rPr/>
+      </w:pPr>
+      <w:r>
+        <w:rPr/>
+        <w:t xml:space="preserve">⏳ </w:t>
+      </w:r>
+      <w:r>
+        <w:rPr/>
+        <w:t xml:space="preserve">Durée de validité : la loi française impose un minimum d'1 an pour les bons d'achat non alimentaires (loi Chatel). Quelle durée exacte Marion souhaite-t-elle (1 an, 2 ans, illimité) ? </w:t>
+      </w:r>
+    </w:p>
+    <w:p>
+      <w:pPr>
+        <w:pStyle w:val="Corpsdetexte"/>
+        <w:numPr>
+          <w:ilvl w:val="0"/>
+          <w:numId w:val="18"/>
+        </w:numPr>
+        <w:tabs>
+          <w:tab w:val="clear" w:pos="1134"/>
+          <w:tab w:val="left" w:pos="707" w:leader="none"/>
+        </w:tabs>
+        <w:bidi w:val="0"/>
+        <w:spacing w:before="0" w:after="0"/>
+        <w:ind w:left="707" w:hanging="283"/>
+        <w:jc w:val="left"/>
+        <w:rPr/>
+      </w:pPr>
+      <w:r>
+        <w:rPr/>
+        <w:t xml:space="preserve">⏳ </w:t>
+      </w:r>
+      <w:r>
+        <w:rPr/>
+        <w:t xml:space="preserve">Un bon acheté et non utilisé peut-il être remboursé/annulé par le client ? </w:t>
+      </w:r>
+    </w:p>
+    <w:p>
+      <w:pPr>
+        <w:pStyle w:val="Corpsdetexte"/>
+        <w:numPr>
+          <w:ilvl w:val="0"/>
+          <w:numId w:val="18"/>
+        </w:numPr>
+        <w:tabs>
+          <w:tab w:val="clear" w:pos="1134"/>
+          <w:tab w:val="left" w:pos="707" w:leader="none"/>
+        </w:tabs>
+        <w:bidi w:val="0"/>
+        <w:ind w:left="707" w:hanging="283"/>
+        <w:jc w:val="left"/>
+        <w:rPr/>
+      </w:pPr>
+      <w:r>
+        <w:rPr/>
+        <w:t xml:space="preserve">⏳ </w:t>
+      </w:r>
+      <w:r>
+        <w:rPr/>
+        <w:t xml:space="preserve">Le même système peut-il aussi servir à émettre des avoirs gratuits (offerts par Marion, sans achat) pour compenser un client lésé par un retard de retour (cf. point ouvert du module 1/2 sur le chevauchement de réservation) ? </w:t>
+      </w:r>
+    </w:p>
+    <w:p>
+      <w:pPr>
+        <w:pStyle w:val="Lignehorizontale"/>
+        <w:bidi w:val="0"/>
+        <w:jc w:val="left"/>
+        <w:rPr/>
+      </w:pPr>
+      <w:r>
+        <w:rPr/>
+      </w:r>
+    </w:p>
+    <w:p>
+      <w:pPr>
+        <w:pStyle w:val="Titre2"/>
+        <w:bidi w:val="0"/>
+        <w:jc w:val="left"/>
+        <w:rPr/>
+      </w:pPr>
+      <w:r>
+        <w:rPr/>
+        <w:t>7. Contrat de location / conditions générales</w:t>
+      </w:r>
+    </w:p>
+    <w:p>
+      <w:pPr>
+        <w:pStyle w:val="Corpsdetexte"/>
+        <w:numPr>
+          <w:ilvl w:val="0"/>
+          <w:numId w:val="19"/>
         </w:numPr>
         <w:tabs>
           <w:tab w:val="clear" w:pos="1134"/>
@@ -1238,15 +1561,15 @@
       </w:r>
       <w:r>
         <w:rPr/>
-        <w:t xml:space="preserve"> — pas un simple texte CGL statique. Le PDF doit reprendre les mentions légales, le set loué, la durée, les dates de retrait/retour et le montant. Réutiliser le même mécanisme de génération PDF que les factures (module 7) est probablement pertinent. </w:t>
-      </w:r>
-    </w:p>
-    <w:p>
-      <w:pPr>
-        <w:pStyle w:val="Corpsdetexte"/>
-        <w:numPr>
-          <w:ilvl w:val="0"/>
-          <w:numId w:val="17"/>
+        <w:t xml:space="preserve"> — pas un simple texte CGL statique. Le PDF doit reprendre les mentions légales, le set loué, la durée, les dates de retrait/retour et le montant. Réutiliser le même mécanisme de génération PDF que les factures (module 8) est probablement pertinent. </w:t>
+      </w:r>
+    </w:p>
+    <w:p>
+      <w:pPr>
+        <w:pStyle w:val="Corpsdetexte"/>
+        <w:numPr>
+          <w:ilvl w:val="0"/>
+          <w:numId w:val="19"/>
         </w:numPr>
         <w:tabs>
           <w:tab w:val="clear" w:pos="1134"/>
@@ -1282,7 +1605,7 @@
         <w:pStyle w:val="Corpsdetexte"/>
         <w:numPr>
           <w:ilvl w:val="0"/>
-          <w:numId w:val="17"/>
+          <w:numId w:val="19"/>
         </w:numPr>
         <w:tabs>
           <w:tab w:val="clear" w:pos="1134"/>
@@ -1318,7 +1641,7 @@
         <w:pStyle w:val="Corpsdetexte"/>
         <w:numPr>
           <w:ilvl w:val="0"/>
-          <w:numId w:val="17"/>
+          <w:numId w:val="19"/>
         </w:numPr>
         <w:tabs>
           <w:tab w:val="clear" w:pos="1134"/>
@@ -1354,7 +1677,7 @@
         <w:pStyle w:val="Corpsdetexte"/>
         <w:numPr>
           <w:ilvl w:val="0"/>
-          <w:numId w:val="17"/>
+          <w:numId w:val="19"/>
         </w:numPr>
         <w:tabs>
           <w:tab w:val="clear" w:pos="1134"/>
@@ -1390,15 +1713,15 @@
       </w:pPr>
       <w:r>
         <w:rPr/>
-        <w:t>7. Facturation</w:t>
-      </w:r>
-    </w:p>
-    <w:p>
-      <w:pPr>
-        <w:pStyle w:val="Corpsdetexte"/>
-        <w:numPr>
-          <w:ilvl w:val="0"/>
-          <w:numId w:val="18"/>
+        <w:t>8. Facturation</w:t>
+      </w:r>
+    </w:p>
+    <w:p>
+      <w:pPr>
+        <w:pStyle w:val="Corpsdetexte"/>
+        <w:numPr>
+          <w:ilvl w:val="0"/>
+          <w:numId w:val="20"/>
         </w:numPr>
         <w:tabs>
           <w:tab w:val="clear" w:pos="1134"/>
@@ -1434,7 +1757,7 @@
         <w:pStyle w:val="Corpsdetexte"/>
         <w:numPr>
           <w:ilvl w:val="0"/>
-          <w:numId w:val="18"/>
+          <w:numId w:val="20"/>
         </w:numPr>
         <w:tabs>
           <w:tab w:val="clear" w:pos="1134"/>
@@ -1460,7 +1783,7 @@
         <w:pStyle w:val="Corpsdetexte"/>
         <w:numPr>
           <w:ilvl w:val="1"/>
-          <w:numId w:val="18"/>
+          <w:numId w:val="20"/>
         </w:numPr>
         <w:tabs>
           <w:tab w:val="clear" w:pos="1134"/>
@@ -1474,7 +1797,7 @@
       </w:pPr>
       <w:r>
         <w:rPr/>
-        <w:t xml:space="preserve">automatiquement pour un paiement en ligne ; </w:t>
+        <w:t xml:space="preserve">automatiquement pour un paiement en ligne ou par bon cadeau ; </w:t>
       </w:r>
     </w:p>
     <w:p>
@@ -1482,7 +1805,7 @@
         <w:pStyle w:val="Corpsdetexte"/>
         <w:numPr>
           <w:ilvl w:val="1"/>
-          <w:numId w:val="18"/>
+          <w:numId w:val="20"/>
         </w:numPr>
         <w:tabs>
           <w:tab w:val="clear" w:pos="1134"/>
@@ -1504,7 +1827,7 @@
         <w:pStyle w:val="Corpsdetexte"/>
         <w:numPr>
           <w:ilvl w:val="0"/>
-          <w:numId w:val="18"/>
+          <w:numId w:val="20"/>
         </w:numPr>
         <w:tabs>
           <w:tab w:val="clear" w:pos="1134"/>
@@ -1536,7 +1859,7 @@
         <w:pStyle w:val="Corpsdetexte"/>
         <w:numPr>
           <w:ilvl w:val="0"/>
-          <w:numId w:val="18"/>
+          <w:numId w:val="20"/>
         </w:numPr>
         <w:tabs>
           <w:tab w:val="clear" w:pos="1134"/>
@@ -1553,7 +1876,7 @@
       </w:r>
       <w:r>
         <w:rPr/>
-        <w:t xml:space="preserve">Export comptable complet (format, fréquence) : non défini, Marion n'a pas d'outil de comptabilité précis à ce jour — reporté en V2 (voir aussi module 10 pour l'export simple des ventes, inclus en V1). </w:t>
+        <w:t xml:space="preserve">Export comptable complet (format, fréquence) : non défini, Marion n'a pas d'outil de comptabilité précis à ce jour — reporté en V2 (voir aussi module 11 pour l'export simple des ventes, inclus en V1). </w:t>
       </w:r>
     </w:p>
     <w:p>
@@ -1576,7 +1899,7 @@
       </w:pPr>
       <w:r>
         <w:rPr/>
-        <w:t>8. État des lieux &amp; gestion des dommages</w:t>
+        <w:t>9. État des lieux &amp; gestion des dommages</w:t>
       </w:r>
     </w:p>
     <w:p>
@@ -1599,7 +1922,7 @@
         <w:pStyle w:val="Corpsdetexte"/>
         <w:numPr>
           <w:ilvl w:val="0"/>
-          <w:numId w:val="19"/>
+          <w:numId w:val="21"/>
         </w:numPr>
         <w:tabs>
           <w:tab w:val="clear" w:pos="1134"/>
@@ -1625,7 +1948,7 @@
         <w:pStyle w:val="Corpsdetexte"/>
         <w:numPr>
           <w:ilvl w:val="0"/>
-          <w:numId w:val="19"/>
+          <w:numId w:val="21"/>
         </w:numPr>
         <w:tabs>
           <w:tab w:val="clear" w:pos="1134"/>
@@ -1661,7 +1984,7 @@
         <w:pStyle w:val="Corpsdetexte"/>
         <w:numPr>
           <w:ilvl w:val="0"/>
-          <w:numId w:val="19"/>
+          <w:numId w:val="21"/>
         </w:numPr>
         <w:tabs>
           <w:tab w:val="clear" w:pos="1134"/>
@@ -1700,7 +2023,7 @@
         <w:pStyle w:val="Corpsdetexte"/>
         <w:numPr>
           <w:ilvl w:val="0"/>
-          <w:numId w:val="20"/>
+          <w:numId w:val="22"/>
         </w:numPr>
         <w:tabs>
           <w:tab w:val="clear" w:pos="1134"/>
@@ -1750,15 +2073,15 @@
       </w:pPr>
       <w:r>
         <w:rPr/>
-        <w:t>9. Notifications automatisées</w:t>
-      </w:r>
-    </w:p>
-    <w:p>
-      <w:pPr>
-        <w:pStyle w:val="Corpsdetexte"/>
-        <w:numPr>
-          <w:ilvl w:val="0"/>
-          <w:numId w:val="21"/>
+        <w:t>10. Notifications automatisées</w:t>
+      </w:r>
+    </w:p>
+    <w:p>
+      <w:pPr>
+        <w:pStyle w:val="Corpsdetexte"/>
+        <w:numPr>
+          <w:ilvl w:val="0"/>
+          <w:numId w:val="23"/>
         </w:numPr>
         <w:tabs>
           <w:tab w:val="clear" w:pos="1134"/>
@@ -1784,7 +2107,7 @@
         <w:pStyle w:val="Corpsdetexte"/>
         <w:numPr>
           <w:ilvl w:val="0"/>
-          <w:numId w:val="21"/>
+          <w:numId w:val="23"/>
         </w:numPr>
         <w:tabs>
           <w:tab w:val="clear" w:pos="1134"/>
@@ -1820,7 +2143,7 @@
         <w:pStyle w:val="Corpsdetexte"/>
         <w:numPr>
           <w:ilvl w:val="0"/>
-          <w:numId w:val="21"/>
+          <w:numId w:val="23"/>
         </w:numPr>
         <w:tabs>
           <w:tab w:val="clear" w:pos="1134"/>
@@ -1866,7 +2189,7 @@
         <w:pStyle w:val="Corpsdetexte"/>
         <w:numPr>
           <w:ilvl w:val="0"/>
-          <w:numId w:val="21"/>
+          <w:numId w:val="23"/>
         </w:numPr>
         <w:tabs>
           <w:tab w:val="clear" w:pos="1134"/>
@@ -1916,15 +2239,15 @@
       </w:pPr>
       <w:r>
         <w:rPr/>
-        <w:t>10. Back-office &amp; reporting</w:t>
-      </w:r>
-    </w:p>
-    <w:p>
-      <w:pPr>
-        <w:pStyle w:val="Corpsdetexte"/>
-        <w:numPr>
-          <w:ilvl w:val="0"/>
-          <w:numId w:val="22"/>
+        <w:t>11. Back-office &amp; reporting</w:t>
+      </w:r>
+    </w:p>
+    <w:p>
+      <w:pPr>
+        <w:pStyle w:val="Corpsdetexte"/>
+        <w:numPr>
+          <w:ilvl w:val="0"/>
+          <w:numId w:val="24"/>
         </w:numPr>
         <w:tabs>
           <w:tab w:val="clear" w:pos="1134"/>
@@ -1950,7 +2273,7 @@
         <w:pStyle w:val="Corpsdetexte"/>
         <w:numPr>
           <w:ilvl w:val="0"/>
-          <w:numId w:val="22"/>
+          <w:numId w:val="24"/>
         </w:numPr>
         <w:tabs>
           <w:tab w:val="clear" w:pos="1134"/>
@@ -1976,7 +2299,7 @@
         <w:pStyle w:val="Corpsdetexte"/>
         <w:numPr>
           <w:ilvl w:val="0"/>
-          <w:numId w:val="22"/>
+          <w:numId w:val="24"/>
         </w:numPr>
         <w:tabs>
           <w:tab w:val="clear" w:pos="1134"/>
@@ -2042,7 +2365,7 @@
         <w:pStyle w:val="Corpsdetexte"/>
         <w:numPr>
           <w:ilvl w:val="0"/>
-          <w:numId w:val="22"/>
+          <w:numId w:val="24"/>
         </w:numPr>
         <w:tabs>
           <w:tab w:val="clear" w:pos="1134"/>
@@ -2082,15 +2405,15 @@
       </w:pPr>
       <w:r>
         <w:rPr/>
-        <w:t>11. Intégration, tests, déploiement, formation</w:t>
-      </w:r>
-    </w:p>
-    <w:p>
-      <w:pPr>
-        <w:pStyle w:val="Corpsdetexte"/>
-        <w:numPr>
-          <w:ilvl w:val="0"/>
-          <w:numId w:val="23"/>
+        <w:t>12. Intégration, tests, déploiement, formation</w:t>
+      </w:r>
+    </w:p>
+    <w:p>
+      <w:pPr>
+        <w:pStyle w:val="Corpsdetexte"/>
+        <w:numPr>
+          <w:ilvl w:val="0"/>
+          <w:numId w:val="25"/>
         </w:numPr>
         <w:tabs>
           <w:tab w:val="clear" w:pos="1134"/>
@@ -2116,7 +2439,7 @@
         <w:pStyle w:val="Corpsdetexte"/>
         <w:numPr>
           <w:ilvl w:val="0"/>
-          <w:numId w:val="23"/>
+          <w:numId w:val="25"/>
         </w:numPr>
         <w:tabs>
           <w:tab w:val="clear" w:pos="1134"/>
@@ -2156,7 +2479,7 @@
       </w:pPr>
       <w:r>
         <w:rPr/>
-        <w:t>Récapitulatif des points bloquants (⏳ en attente de Marion)</w:t>
+        <w:t>Récapitulatif des points bloquants (⏳ en attente de Marion ou d'Alexis)</w:t>
       </w:r>
     </w:p>
     <w:p>
@@ -2169,15 +2492,15 @@
       </w:pPr>
       <w:r>
         <w:rPr/>
-        <w:t>Ne pas démarrer les modules 6 et 8 tant que les barèmes ne sont pas connus :</w:t>
-      </w:r>
-    </w:p>
-    <w:p>
-      <w:pPr>
-        <w:pStyle w:val="Corpsdetexte"/>
-        <w:numPr>
-          <w:ilvl w:val="0"/>
-          <w:numId w:val="24"/>
+        <w:t>Ne pas démarrer les modules 6, 7 et 9 tant que les barèmes/règles ne sont pas connus :</w:t>
+      </w:r>
+    </w:p>
+    <w:p>
+      <w:pPr>
+        <w:pStyle w:val="Corpsdetexte"/>
+        <w:numPr>
+          <w:ilvl w:val="0"/>
+          <w:numId w:val="26"/>
         </w:numPr>
         <w:tabs>
           <w:tab w:val="clear" w:pos="1134"/>
@@ -2191,15 +2514,15 @@
       </w:pPr>
       <w:r>
         <w:rPr/>
-        <w:t xml:space="preserve">Barème de pénalité en cas de pièce manquante ou cassée (modules 6, 8). </w:t>
-      </w:r>
-    </w:p>
-    <w:p>
-      <w:pPr>
-        <w:pStyle w:val="Corpsdetexte"/>
-        <w:numPr>
-          <w:ilvl w:val="0"/>
-          <w:numId w:val="24"/>
+        <w:t xml:space="preserve">Barème de pénalité en cas de pièce manquante ou cassée (modules 7, 9). </w:t>
+      </w:r>
+    </w:p>
+    <w:p>
+      <w:pPr>
+        <w:pStyle w:val="Corpsdetexte"/>
+        <w:numPr>
+          <w:ilvl w:val="0"/>
+          <w:numId w:val="26"/>
         </w:numPr>
         <w:tabs>
           <w:tab w:val="clear" w:pos="1134"/>
@@ -2213,15 +2536,15 @@
       </w:pPr>
       <w:r>
         <w:rPr/>
-        <w:t xml:space="preserve">Politique d'annulation (module 6). </w:t>
-      </w:r>
-    </w:p>
-    <w:p>
-      <w:pPr>
-        <w:pStyle w:val="Corpsdetexte"/>
-        <w:numPr>
-          <w:ilvl w:val="0"/>
-          <w:numId w:val="24"/>
+        <w:t xml:space="preserve">Politique d'annulation (module 7). </w:t>
+      </w:r>
+    </w:p>
+    <w:p>
+      <w:pPr>
+        <w:pStyle w:val="Corpsdetexte"/>
+        <w:numPr>
+          <w:ilvl w:val="0"/>
+          <w:numId w:val="26"/>
         </w:numPr>
         <w:tabs>
           <w:tab w:val="clear" w:pos="1134"/>
@@ -2235,15 +2558,15 @@
       </w:pPr>
       <w:r>
         <w:rPr/>
-        <w:t xml:space="preserve">Pénalité de retard de retour (modules 6, 8). </w:t>
-      </w:r>
-    </w:p>
-    <w:p>
-      <w:pPr>
-        <w:pStyle w:val="Corpsdetexte"/>
-        <w:numPr>
-          <w:ilvl w:val="0"/>
-          <w:numId w:val="24"/>
+        <w:t xml:space="preserve">Pénalité de retard de retour (modules 7, 9). </w:t>
+      </w:r>
+    </w:p>
+    <w:p>
+      <w:pPr>
+        <w:pStyle w:val="Corpsdetexte"/>
+        <w:numPr>
+          <w:ilvl w:val="0"/>
+          <w:numId w:val="26"/>
         </w:numPr>
         <w:tabs>
           <w:tab w:val="clear" w:pos="1134"/>
@@ -2265,7 +2588,7 @@
         <w:pStyle w:val="Corpsdetexte"/>
         <w:numPr>
           <w:ilvl w:val="0"/>
-          <w:numId w:val="24"/>
+          <w:numId w:val="26"/>
         </w:numPr>
         <w:tabs>
           <w:tab w:val="clear" w:pos="1134"/>
@@ -2287,7 +2610,7 @@
         <w:pStyle w:val="Corpsdetexte"/>
         <w:numPr>
           <w:ilvl w:val="0"/>
-          <w:numId w:val="24"/>
+          <w:numId w:val="26"/>
         </w:numPr>
         <w:tabs>
           <w:tab w:val="clear" w:pos="1134"/>
@@ -2309,7 +2632,7 @@
         <w:pStyle w:val="Corpsdetexte"/>
         <w:numPr>
           <w:ilvl w:val="0"/>
-          <w:numId w:val="24"/>
+          <w:numId w:val="26"/>
         </w:numPr>
         <w:tabs>
           <w:tab w:val="clear" w:pos="1134"/>
@@ -2331,7 +2654,7 @@
         <w:pStyle w:val="Corpsdetexte"/>
         <w:numPr>
           <w:ilvl w:val="0"/>
-          <w:numId w:val="24"/>
+          <w:numId w:val="26"/>
         </w:numPr>
         <w:tabs>
           <w:tab w:val="clear" w:pos="1134"/>
@@ -2353,13 +2676,14 @@
         <w:pStyle w:val="Corpsdetexte"/>
         <w:numPr>
           <w:ilvl w:val="0"/>
-          <w:numId w:val="24"/>
-        </w:numPr>
-        <w:tabs>
-          <w:tab w:val="clear" w:pos="1134"/>
-          <w:tab w:val="left" w:pos="707" w:leader="none"/>
-        </w:tabs>
-        <w:bidi w:val="0"/>
+          <w:numId w:val="26"/>
+        </w:numPr>
+        <w:tabs>
+          <w:tab w:val="clear" w:pos="1134"/>
+          <w:tab w:val="left" w:pos="707" w:leader="none"/>
+        </w:tabs>
+        <w:bidi w:val="0"/>
+        <w:spacing w:before="0" w:after="0"/>
         <w:ind w:left="707" w:hanging="283"/>
         <w:jc w:val="left"/>
         <w:rPr/>
@@ -2371,6 +2695,137 @@
     </w:p>
     <w:p>
       <w:pPr>
+        <w:pStyle w:val="Corpsdetexte"/>
+        <w:numPr>
+          <w:ilvl w:val="0"/>
+          <w:numId w:val="26"/>
+        </w:numPr>
+        <w:tabs>
+          <w:tab w:val="clear" w:pos="1134"/>
+          <w:tab w:val="left" w:pos="707" w:leader="none"/>
+        </w:tabs>
+        <w:bidi w:val="0"/>
+        <w:spacing w:before="0" w:after="0"/>
+        <w:ind w:left="707" w:hanging="283"/>
+        <w:jc w:val="left"/>
+        <w:rPr/>
+      </w:pPr>
+      <w:r>
+        <w:rPr/>
+        <w:t xml:space="preserve">Bon cadeau = valeur exacte d'une durée, ou crédit complétable par un autre moyen de paiement (module 6). </w:t>
+      </w:r>
+    </w:p>
+    <w:p>
+      <w:pPr>
+        <w:pStyle w:val="Corpsdetexte"/>
+        <w:numPr>
+          <w:ilvl w:val="0"/>
+          <w:numId w:val="26"/>
+        </w:numPr>
+        <w:tabs>
+          <w:tab w:val="clear" w:pos="1134"/>
+          <w:tab w:val="left" w:pos="707" w:leader="none"/>
+        </w:tabs>
+        <w:bidi w:val="0"/>
+        <w:spacing w:before="0" w:after="0"/>
+        <w:ind w:left="707" w:hanging="283"/>
+        <w:jc w:val="left"/>
+        <w:rPr/>
+      </w:pPr>
+      <w:r>
+        <w:rPr/>
+        <w:t xml:space="preserve">Solde restant d'un bon cadeau partiellement utilisé : conservé ou perdu (module 6). </w:t>
+      </w:r>
+    </w:p>
+    <w:p>
+      <w:pPr>
+        <w:pStyle w:val="Corpsdetexte"/>
+        <w:numPr>
+          <w:ilvl w:val="0"/>
+          <w:numId w:val="26"/>
+        </w:numPr>
+        <w:tabs>
+          <w:tab w:val="clear" w:pos="1134"/>
+          <w:tab w:val="left" w:pos="707" w:leader="none"/>
+        </w:tabs>
+        <w:bidi w:val="0"/>
+        <w:spacing w:before="0" w:after="0"/>
+        <w:ind w:left="707" w:hanging="283"/>
+        <w:jc w:val="left"/>
+        <w:rPr/>
+      </w:pPr>
+      <w:r>
+        <w:rPr/>
+        <w:t xml:space="preserve">Bon cadeau nominatif ou utilisable par toute personne détenant le code (module 6). </w:t>
+      </w:r>
+    </w:p>
+    <w:p>
+      <w:pPr>
+        <w:pStyle w:val="Corpsdetexte"/>
+        <w:numPr>
+          <w:ilvl w:val="0"/>
+          <w:numId w:val="26"/>
+        </w:numPr>
+        <w:tabs>
+          <w:tab w:val="clear" w:pos="1134"/>
+          <w:tab w:val="left" w:pos="707" w:leader="none"/>
+        </w:tabs>
+        <w:bidi w:val="0"/>
+        <w:spacing w:before="0" w:after="0"/>
+        <w:ind w:left="707" w:hanging="283"/>
+        <w:jc w:val="left"/>
+        <w:rPr/>
+      </w:pPr>
+      <w:r>
+        <w:rPr/>
+        <w:t xml:space="preserve">Durée de validité légale du bon cadeau — minimum 1 an, valeur exacte à définir (module 6). </w:t>
+      </w:r>
+    </w:p>
+    <w:p>
+      <w:pPr>
+        <w:pStyle w:val="Corpsdetexte"/>
+        <w:numPr>
+          <w:ilvl w:val="0"/>
+          <w:numId w:val="26"/>
+        </w:numPr>
+        <w:tabs>
+          <w:tab w:val="clear" w:pos="1134"/>
+          <w:tab w:val="left" w:pos="707" w:leader="none"/>
+        </w:tabs>
+        <w:bidi w:val="0"/>
+        <w:spacing w:before="0" w:after="0"/>
+        <w:ind w:left="707" w:hanging="283"/>
+        <w:jc w:val="left"/>
+        <w:rPr/>
+      </w:pPr>
+      <w:r>
+        <w:rPr/>
+        <w:t xml:space="preserve">Remboursement/annulation d'un bon cadeau non utilisé (module 6). </w:t>
+      </w:r>
+    </w:p>
+    <w:p>
+      <w:pPr>
+        <w:pStyle w:val="Corpsdetexte"/>
+        <w:numPr>
+          <w:ilvl w:val="0"/>
+          <w:numId w:val="26"/>
+        </w:numPr>
+        <w:tabs>
+          <w:tab w:val="clear" w:pos="1134"/>
+          <w:tab w:val="left" w:pos="707" w:leader="none"/>
+        </w:tabs>
+        <w:bidi w:val="0"/>
+        <w:ind w:left="707" w:hanging="283"/>
+        <w:jc w:val="left"/>
+        <w:rPr/>
+      </w:pPr>
+      <w:r>
+        <w:rPr/>
+        <w:t xml:space="preserve">Réutilisation du système de bons cadeaux pour émettre des avoirs gratuits en cas de litige (lien avec le point 5) (module 6). </w:t>
+      </w:r>
+    </w:p>
+    <w:p>
+      <w:pPr>
         <w:pStyle w:val="Titre2"/>
         <w:bidi w:val="0"/>
         <w:jc w:val="left"/>
@@ -2386,7 +2841,7 @@
         <w:pStyle w:val="Corpsdetexte"/>
         <w:numPr>
           <w:ilvl w:val="0"/>
-          <w:numId w:val="25"/>
+          <w:numId w:val="27"/>
         </w:numPr>
         <w:tabs>
           <w:tab w:val="clear" w:pos="1134"/>
@@ -2408,7 +2863,7 @@
         <w:pStyle w:val="Corpsdetexte"/>
         <w:numPr>
           <w:ilvl w:val="0"/>
-          <w:numId w:val="25"/>
+          <w:numId w:val="27"/>
         </w:numPr>
         <w:tabs>
           <w:tab w:val="clear" w:pos="1134"/>
@@ -2422,7 +2877,7 @@
       </w:pPr>
       <w:r>
         <w:rPr/>
-        <w:t xml:space="preserve">Export comptable complet (modules 7, 10) — l'export simple des ventes par année civile, lui, est inclus en V1 (module 10). </w:t>
+        <w:t xml:space="preserve">Export comptable complet (modules 8, 11) — l'export simple des ventes par année civile, lui, est inclus en V1 (module 11). </w:t>
       </w:r>
     </w:p>
     <w:sectPr>
@@ -5594,8 +6049,8 @@
   <w:abstractNum w:abstractNumId="24">
     <w:lvl w:ilvl="0">
       <w:start w:val="1"/>
-      <w:numFmt w:val="decimal"/>
-      <w:lvlText w:val="%1."/>
+      <w:numFmt w:val="bullet"/>
+      <w:lvlText w:val=""/>
       <w:lvlJc w:val="left"/>
       <w:pPr>
         <w:tabs>
@@ -5603,12 +6058,14 @@
         </w:tabs>
         <w:ind w:left="707" w:hanging="283"/>
       </w:pPr>
-      <w:rPr/>
+      <w:rPr>
+        <w:rFonts w:ascii="Symbol" w:hAnsi="Symbol" w:cs="Symbol" w:hint="default"/>
+      </w:rPr>
     </w:lvl>
     <w:lvl w:ilvl="1">
       <w:start w:val="1"/>
-      <w:numFmt w:val="decimal"/>
-      <w:lvlText w:val="%2."/>
+      <w:numFmt w:val="bullet"/>
+      <w:lvlText w:val=""/>
       <w:lvlJc w:val="left"/>
       <w:pPr>
         <w:tabs>
@@ -5616,12 +6073,14 @@
         </w:tabs>
         <w:ind w:left="1414" w:hanging="283"/>
       </w:pPr>
-      <w:rPr/>
+      <w:rPr>
+        <w:rFonts w:ascii="Symbol" w:hAnsi="Symbol" w:cs="Symbol" w:hint="default"/>
+      </w:rPr>
     </w:lvl>
     <w:lvl w:ilvl="2">
       <w:start w:val="1"/>
-      <w:numFmt w:val="decimal"/>
-      <w:lvlText w:val="%3."/>
+      <w:numFmt w:val="bullet"/>
+      <w:lvlText w:val=""/>
       <w:lvlJc w:val="left"/>
       <w:pPr>
         <w:tabs>
@@ -5629,12 +6088,14 @@
         </w:tabs>
         <w:ind w:left="2121" w:hanging="283"/>
       </w:pPr>
-      <w:rPr/>
+      <w:rPr>
+        <w:rFonts w:ascii="Symbol" w:hAnsi="Symbol" w:cs="Symbol" w:hint="default"/>
+      </w:rPr>
     </w:lvl>
     <w:lvl w:ilvl="3">
       <w:start w:val="1"/>
-      <w:numFmt w:val="decimal"/>
-      <w:lvlText w:val="%4."/>
+      <w:numFmt w:val="bullet"/>
+      <w:lvlText w:val=""/>
       <w:lvlJc w:val="left"/>
       <w:pPr>
         <w:tabs>
@@ -5642,12 +6103,14 @@
         </w:tabs>
         <w:ind w:left="2828" w:hanging="283"/>
       </w:pPr>
-      <w:rPr/>
+      <w:rPr>
+        <w:rFonts w:ascii="Symbol" w:hAnsi="Symbol" w:cs="Symbol" w:hint="default"/>
+      </w:rPr>
     </w:lvl>
     <w:lvl w:ilvl="4">
       <w:start w:val="1"/>
-      <w:numFmt w:val="decimal"/>
-      <w:lvlText w:val="%5."/>
+      <w:numFmt w:val="bullet"/>
+      <w:lvlText w:val=""/>
       <w:lvlJc w:val="left"/>
       <w:pPr>
         <w:tabs>
@@ -5655,12 +6118,14 @@
         </w:tabs>
         <w:ind w:left="3535" w:hanging="283"/>
       </w:pPr>
-      <w:rPr/>
+      <w:rPr>
+        <w:rFonts w:ascii="Symbol" w:hAnsi="Symbol" w:cs="Symbol" w:hint="default"/>
+      </w:rPr>
     </w:lvl>
     <w:lvl w:ilvl="5">
       <w:start w:val="1"/>
-      <w:numFmt w:val="decimal"/>
-      <w:lvlText w:val="%6."/>
+      <w:numFmt w:val="bullet"/>
+      <w:lvlText w:val=""/>
       <w:lvlJc w:val="left"/>
       <w:pPr>
         <w:tabs>
@@ -5668,12 +6133,14 @@
         </w:tabs>
         <w:ind w:left="4242" w:hanging="283"/>
       </w:pPr>
-      <w:rPr/>
+      <w:rPr>
+        <w:rFonts w:ascii="Symbol" w:hAnsi="Symbol" w:cs="Symbol" w:hint="default"/>
+      </w:rPr>
     </w:lvl>
     <w:lvl w:ilvl="6">
       <w:start w:val="1"/>
-      <w:numFmt w:val="decimal"/>
-      <w:lvlText w:val="%7."/>
+      <w:numFmt w:val="bullet"/>
+      <w:lvlText w:val=""/>
       <w:lvlJc w:val="left"/>
       <w:pPr>
         <w:tabs>
@@ -5681,12 +6148,14 @@
         </w:tabs>
         <w:ind w:left="4949" w:hanging="283"/>
       </w:pPr>
-      <w:rPr/>
+      <w:rPr>
+        <w:rFonts w:ascii="Symbol" w:hAnsi="Symbol" w:cs="Symbol" w:hint="default"/>
+      </w:rPr>
     </w:lvl>
     <w:lvl w:ilvl="7">
       <w:start w:val="1"/>
-      <w:numFmt w:val="decimal"/>
-      <w:lvlText w:val="%8."/>
+      <w:numFmt w:val="bullet"/>
+      <w:lvlText w:val=""/>
       <w:lvlJc w:val="left"/>
       <w:pPr>
         <w:tabs>
@@ -5694,12 +6163,14 @@
         </w:tabs>
         <w:ind w:left="5656" w:hanging="283"/>
       </w:pPr>
-      <w:rPr/>
+      <w:rPr>
+        <w:rFonts w:ascii="Symbol" w:hAnsi="Symbol" w:cs="Symbol" w:hint="default"/>
+      </w:rPr>
     </w:lvl>
     <w:lvl w:ilvl="8">
       <w:start w:val="1"/>
-      <w:numFmt w:val="decimal"/>
-      <w:lvlText w:val="%9."/>
+      <w:numFmt w:val="bullet"/>
+      <w:lvlText w:val=""/>
       <w:lvlJc w:val="left"/>
       <w:pPr>
         <w:tabs>
@@ -5707,12 +6178,151 @@
         </w:tabs>
         <w:ind w:left="6363" w:hanging="283"/>
       </w:pPr>
-      <w:rPr/>
+      <w:rPr>
+        <w:rFonts w:ascii="Symbol" w:hAnsi="Symbol" w:cs="Symbol" w:hint="default"/>
+      </w:rPr>
     </w:lvl>
   </w:abstractNum>
   <w:abstractNum w:abstractNumId="25">
     <w:lvl w:ilvl="0">
       <w:start w:val="1"/>
+      <w:numFmt w:val="bullet"/>
+      <w:lvlText w:val=""/>
+      <w:lvlJc w:val="left"/>
+      <w:pPr>
+        <w:tabs>
+          <w:tab w:val="num" w:pos="707"/>
+        </w:tabs>
+        <w:ind w:left="707" w:hanging="283"/>
+      </w:pPr>
+      <w:rPr>
+        <w:rFonts w:ascii="Symbol" w:hAnsi="Symbol" w:cs="Symbol" w:hint="default"/>
+      </w:rPr>
+    </w:lvl>
+    <w:lvl w:ilvl="1">
+      <w:start w:val="1"/>
+      <w:numFmt w:val="bullet"/>
+      <w:lvlText w:val=""/>
+      <w:lvlJc w:val="left"/>
+      <w:pPr>
+        <w:tabs>
+          <w:tab w:val="num" w:pos="1414"/>
+        </w:tabs>
+        <w:ind w:left="1414" w:hanging="283"/>
+      </w:pPr>
+      <w:rPr>
+        <w:rFonts w:ascii="Symbol" w:hAnsi="Symbol" w:cs="Symbol" w:hint="default"/>
+      </w:rPr>
+    </w:lvl>
+    <w:lvl w:ilvl="2">
+      <w:start w:val="1"/>
+      <w:numFmt w:val="bullet"/>
+      <w:lvlText w:val=""/>
+      <w:lvlJc w:val="left"/>
+      <w:pPr>
+        <w:tabs>
+          <w:tab w:val="num" w:pos="2121"/>
+        </w:tabs>
+        <w:ind w:left="2121" w:hanging="283"/>
+      </w:pPr>
+      <w:rPr>
+        <w:rFonts w:ascii="Symbol" w:hAnsi="Symbol" w:cs="Symbol" w:hint="default"/>
+      </w:rPr>
+    </w:lvl>
+    <w:lvl w:ilvl="3">
+      <w:start w:val="1"/>
+      <w:numFmt w:val="bullet"/>
+      <w:lvlText w:val=""/>
+      <w:lvlJc w:val="left"/>
+      <w:pPr>
+        <w:tabs>
+          <w:tab w:val="num" w:pos="2828"/>
+        </w:tabs>
+        <w:ind w:left="2828" w:hanging="283"/>
+      </w:pPr>
+      <w:rPr>
+        <w:rFonts w:ascii="Symbol" w:hAnsi="Symbol" w:cs="Symbol" w:hint="default"/>
+      </w:rPr>
+    </w:lvl>
+    <w:lvl w:ilvl="4">
+      <w:start w:val="1"/>
+      <w:numFmt w:val="bullet"/>
+      <w:lvlText w:val=""/>
+      <w:lvlJc w:val="left"/>
+      <w:pPr>
+        <w:tabs>
+          <w:tab w:val="num" w:pos="3535"/>
+        </w:tabs>
+        <w:ind w:left="3535" w:hanging="283"/>
+      </w:pPr>
+      <w:rPr>
+        <w:rFonts w:ascii="Symbol" w:hAnsi="Symbol" w:cs="Symbol" w:hint="default"/>
+      </w:rPr>
+    </w:lvl>
+    <w:lvl w:ilvl="5">
+      <w:start w:val="1"/>
+      <w:numFmt w:val="bullet"/>
+      <w:lvlText w:val=""/>
+      <w:lvlJc w:val="left"/>
+      <w:pPr>
+        <w:tabs>
+          <w:tab w:val="num" w:pos="4242"/>
+        </w:tabs>
+        <w:ind w:left="4242" w:hanging="283"/>
+      </w:pPr>
+      <w:rPr>
+        <w:rFonts w:ascii="Symbol" w:hAnsi="Symbol" w:cs="Symbol" w:hint="default"/>
+      </w:rPr>
+    </w:lvl>
+    <w:lvl w:ilvl="6">
+      <w:start w:val="1"/>
+      <w:numFmt w:val="bullet"/>
+      <w:lvlText w:val=""/>
+      <w:lvlJc w:val="left"/>
+      <w:pPr>
+        <w:tabs>
+          <w:tab w:val="num" w:pos="4949"/>
+        </w:tabs>
+        <w:ind w:left="4949" w:hanging="283"/>
+      </w:pPr>
+      <w:rPr>
+        <w:rFonts w:ascii="Symbol" w:hAnsi="Symbol" w:cs="Symbol" w:hint="default"/>
+      </w:rPr>
+    </w:lvl>
+    <w:lvl w:ilvl="7">
+      <w:start w:val="1"/>
+      <w:numFmt w:val="bullet"/>
+      <w:lvlText w:val=""/>
+      <w:lvlJc w:val="left"/>
+      <w:pPr>
+        <w:tabs>
+          <w:tab w:val="num" w:pos="5656"/>
+        </w:tabs>
+        <w:ind w:left="5656" w:hanging="283"/>
+      </w:pPr>
+      <w:rPr>
+        <w:rFonts w:ascii="Symbol" w:hAnsi="Symbol" w:cs="Symbol" w:hint="default"/>
+      </w:rPr>
+    </w:lvl>
+    <w:lvl w:ilvl="8">
+      <w:start w:val="1"/>
+      <w:numFmt w:val="bullet"/>
+      <w:lvlText w:val=""/>
+      <w:lvlJc w:val="left"/>
+      <w:pPr>
+        <w:tabs>
+          <w:tab w:val="num" w:pos="6363"/>
+        </w:tabs>
+        <w:ind w:left="6363" w:hanging="283"/>
+      </w:pPr>
+      <w:rPr>
+        <w:rFonts w:ascii="Symbol" w:hAnsi="Symbol" w:cs="Symbol" w:hint="default"/>
+      </w:rPr>
+    </w:lvl>
+  </w:abstractNum>
+  <w:abstractNum w:abstractNumId="26">
+    <w:lvl w:ilvl="0">
+      <w:start w:val="1"/>
       <w:numFmt w:val="decimal"/>
       <w:lvlText w:val="%1."/>
       <w:lvlJc w:val="left"/>
@@ -5829,7 +6439,126 @@
       <w:rPr/>
     </w:lvl>
   </w:abstractNum>
-  <w:abstractNum w:abstractNumId="26">
+  <w:abstractNum w:abstractNumId="27">
+    <w:lvl w:ilvl="0">
+      <w:start w:val="1"/>
+      <w:numFmt w:val="decimal"/>
+      <w:lvlText w:val="%1."/>
+      <w:lvlJc w:val="left"/>
+      <w:pPr>
+        <w:tabs>
+          <w:tab w:val="num" w:pos="707"/>
+        </w:tabs>
+        <w:ind w:left="707" w:hanging="283"/>
+      </w:pPr>
+      <w:rPr/>
+    </w:lvl>
+    <w:lvl w:ilvl="1">
+      <w:start w:val="1"/>
+      <w:numFmt w:val="decimal"/>
+      <w:lvlText w:val="%2."/>
+      <w:lvlJc w:val="left"/>
+      <w:pPr>
+        <w:tabs>
+          <w:tab w:val="num" w:pos="1414"/>
+        </w:tabs>
+        <w:ind w:left="1414" w:hanging="283"/>
+      </w:pPr>
+      <w:rPr/>
+    </w:lvl>
+    <w:lvl w:ilvl="2">
+      <w:start w:val="1"/>
+      <w:numFmt w:val="decimal"/>
+      <w:lvlText w:val="%3."/>
+      <w:lvlJc w:val="left"/>
+      <w:pPr>
+        <w:tabs>
+          <w:tab w:val="num" w:pos="2121"/>
+        </w:tabs>
+        <w:ind w:left="2121" w:hanging="283"/>
+      </w:pPr>
+      <w:rPr/>
+    </w:lvl>
+    <w:lvl w:ilvl="3">
+      <w:start w:val="1"/>
+      <w:numFmt w:val="decimal"/>
+      <w:lvlText w:val="%4."/>
+      <w:lvlJc w:val="left"/>
+      <w:pPr>
+        <w:tabs>
+          <w:tab w:val="num" w:pos="2828"/>
+        </w:tabs>
+        <w:ind w:left="2828" w:hanging="283"/>
+      </w:pPr>
+      <w:rPr/>
+    </w:lvl>
+    <w:lvl w:ilvl="4">
+      <w:start w:val="1"/>
+      <w:numFmt w:val="decimal"/>
+      <w:lvlText w:val="%5."/>
+      <w:lvlJc w:val="left"/>
+      <w:pPr>
+        <w:tabs>
+          <w:tab w:val="num" w:pos="3535"/>
+        </w:tabs>
+        <w:ind w:left="3535" w:hanging="283"/>
+      </w:pPr>
+      <w:rPr/>
+    </w:lvl>
+    <w:lvl w:ilvl="5">
+      <w:start w:val="1"/>
+      <w:numFmt w:val="decimal"/>
+      <w:lvlText w:val="%6."/>
+      <w:lvlJc w:val="left"/>
+      <w:pPr>
+        <w:tabs>
+          <w:tab w:val="num" w:pos="4242"/>
+        </w:tabs>
+        <w:ind w:left="4242" w:hanging="283"/>
+      </w:pPr>
+      <w:rPr/>
+    </w:lvl>
+    <w:lvl w:ilvl="6">
+      <w:start w:val="1"/>
+      <w:numFmt w:val="decimal"/>
+      <w:lvlText w:val="%7."/>
+      <w:lvlJc w:val="left"/>
+      <w:pPr>
+        <w:tabs>
+          <w:tab w:val="num" w:pos="4949"/>
+        </w:tabs>
+        <w:ind w:left="4949" w:hanging="283"/>
+      </w:pPr>
+      <w:rPr/>
+    </w:lvl>
+    <w:lvl w:ilvl="7">
+      <w:start w:val="1"/>
+      <w:numFmt w:val="decimal"/>
+      <w:lvlText w:val="%8."/>
+      <w:lvlJc w:val="left"/>
+      <w:pPr>
+        <w:tabs>
+          <w:tab w:val="num" w:pos="5656"/>
+        </w:tabs>
+        <w:ind w:left="5656" w:hanging="283"/>
+      </w:pPr>
+      <w:rPr/>
+    </w:lvl>
+    <w:lvl w:ilvl="8">
+      <w:start w:val="1"/>
+      <w:numFmt w:val="decimal"/>
+      <w:lvlText w:val="%9."/>
+      <w:lvlJc w:val="left"/>
+      <w:pPr>
+        <w:tabs>
+          <w:tab w:val="num" w:pos="6363"/>
+        </w:tabs>
+        <w:ind w:left="6363" w:hanging="283"/>
+      </w:pPr>
+      <w:rPr/>
+    </w:lvl>
+  </w:abstractNum>
+  <w:abstractNum w:abstractNumId="28">
     <w:lvl w:ilvl="0">
       <w:start w:val="1"/>
       <w:numFmt w:val="none"/>
@@ -6026,6 +6755,12 @@
   </w:num>
   <w:num w:numId="26">
     <w:abstractNumId w:val="26"/>
+  </w:num>
+  <w:num w:numId="27">
+    <w:abstractNumId w:val="27"/>
+  </w:num>
+  <w:num w:numId="28">
+    <w:abstractNumId w:val="28"/>
   </w:num>
 </w:numbering>
 </file>

--- a/docs/projet-plateforme-location/specification-fonctionnelle.docx
+++ b/docs/projet-plateforme-location/specification-fonctionnelle.docx
@@ -178,7 +178,7 @@
         <w:rPr>
           <w:rStyle w:val="Accentuationforte"/>
         </w:rPr>
-        <w:t>Fiche article (par set) — champs :</w:t>
+        <w:t>Fiche article (par set) — champs confirmés (document client du 11/09, exemple détaillé « Faucon Millénium » + catalogue complet) :</w:t>
       </w:r>
     </w:p>
     <w:p>
@@ -204,7 +204,313 @@
       </w:r>
       <w:r>
         <w:rPr/>
-        <w:t xml:space="preserve">Nom, référence LEGO officielle, nombre de pièces, âge conseillé, photo(s), état (neuf/occasion), valeur de remplacement (sert de base à la caution). </w:t>
+        <w:t xml:space="preserve">Titre. </w:t>
+      </w:r>
+    </w:p>
+    <w:p>
+      <w:pPr>
+        <w:pStyle w:val="Corpsdetexte"/>
+        <w:numPr>
+          <w:ilvl w:val="0"/>
+          <w:numId w:val="2"/>
+        </w:numPr>
+        <w:tabs>
+          <w:tab w:val="clear" w:pos="1134"/>
+          <w:tab w:val="left" w:pos="707" w:leader="none"/>
+        </w:tabs>
+        <w:bidi w:val="0"/>
+        <w:spacing w:before="0" w:after="0"/>
+        <w:ind w:left="707" w:hanging="283"/>
+        <w:jc w:val="left"/>
+        <w:rPr/>
+      </w:pPr>
+      <w:r>
+        <w:rPr/>
+        <w:t xml:space="preserve">✅ </w:t>
+      </w:r>
+      <w:r>
+        <w:rPr/>
+        <w:t xml:space="preserve">Description (zone de texte libre). </w:t>
+      </w:r>
+    </w:p>
+    <w:p>
+      <w:pPr>
+        <w:pStyle w:val="Corpsdetexte"/>
+        <w:numPr>
+          <w:ilvl w:val="0"/>
+          <w:numId w:val="2"/>
+        </w:numPr>
+        <w:tabs>
+          <w:tab w:val="clear" w:pos="1134"/>
+          <w:tab w:val="left" w:pos="707" w:leader="none"/>
+        </w:tabs>
+        <w:bidi w:val="0"/>
+        <w:spacing w:before="0" w:after="0"/>
+        <w:ind w:left="707" w:hanging="283"/>
+        <w:jc w:val="left"/>
+        <w:rPr/>
+      </w:pPr>
+      <w:r>
+        <w:rPr/>
+        <w:t xml:space="preserve">✅ </w:t>
+      </w:r>
+      <w:r>
+        <w:rPr/>
+        <w:t xml:space="preserve">Nombre de pièces total. </w:t>
+      </w:r>
+    </w:p>
+    <w:p>
+      <w:pPr>
+        <w:pStyle w:val="Corpsdetexte"/>
+        <w:numPr>
+          <w:ilvl w:val="0"/>
+          <w:numId w:val="2"/>
+        </w:numPr>
+        <w:tabs>
+          <w:tab w:val="clear" w:pos="1134"/>
+          <w:tab w:val="left" w:pos="707" w:leader="none"/>
+        </w:tabs>
+        <w:bidi w:val="0"/>
+        <w:spacing w:before="0" w:after="0"/>
+        <w:ind w:left="707" w:hanging="283"/>
+        <w:jc w:val="left"/>
+        <w:rPr/>
+      </w:pPr>
+      <w:r>
+        <w:rPr/>
+        <w:t xml:space="preserve">✅ </w:t>
+      </w:r>
+      <w:r>
+        <w:rPr/>
+        <w:t xml:space="preserve">Dimensions une fois construit. </w:t>
+      </w:r>
+    </w:p>
+    <w:p>
+      <w:pPr>
+        <w:pStyle w:val="Corpsdetexte"/>
+        <w:numPr>
+          <w:ilvl w:val="0"/>
+          <w:numId w:val="2"/>
+        </w:numPr>
+        <w:tabs>
+          <w:tab w:val="clear" w:pos="1134"/>
+          <w:tab w:val="left" w:pos="707" w:leader="none"/>
+        </w:tabs>
+        <w:bidi w:val="0"/>
+        <w:spacing w:before="0" w:after="0"/>
+        <w:ind w:left="707" w:hanging="283"/>
+        <w:jc w:val="left"/>
+        <w:rPr/>
+      </w:pPr>
+      <w:r>
+        <w:rPr/>
+        <w:t xml:space="preserve">✅ </w:t>
+      </w:r>
+      <w:r>
+        <w:rPr/>
+        <w:t xml:space="preserve">Numéro(s) du set — </w:t>
+      </w:r>
+      <w:r>
+        <w:rPr>
+          <w:rStyle w:val="Accentuationforte"/>
+        </w:rPr>
+        <w:t>peut être multiple</w:t>
+      </w:r>
+      <w:r>
+        <w:rPr/>
+        <w:t xml:space="preserve"> : un article loué regroupe parfois plusieurs boîtes LEGO officielles combinées (ex. NINJAGO = 2 références, Château Harry Potter = 2, Gare et train = 3). Le champ doit donc supporter une liste de références, pas une seule. </w:t>
+      </w:r>
+    </w:p>
+    <w:p>
+      <w:pPr>
+        <w:pStyle w:val="Corpsdetexte"/>
+        <w:numPr>
+          <w:ilvl w:val="0"/>
+          <w:numId w:val="2"/>
+        </w:numPr>
+        <w:tabs>
+          <w:tab w:val="clear" w:pos="1134"/>
+          <w:tab w:val="left" w:pos="707" w:leader="none"/>
+        </w:tabs>
+        <w:bidi w:val="0"/>
+        <w:spacing w:before="0" w:after="0"/>
+        <w:ind w:left="707" w:hanging="283"/>
+        <w:jc w:val="left"/>
+        <w:rPr/>
+      </w:pPr>
+      <w:r>
+        <w:rPr/>
+        <w:t xml:space="preserve">✅ </w:t>
+      </w:r>
+      <w:r>
+        <w:rPr/>
+        <w:t xml:space="preserve">Nombre de notices (total, somme des références combinées le cas échéant). </w:t>
+      </w:r>
+    </w:p>
+    <w:p>
+      <w:pPr>
+        <w:pStyle w:val="Corpsdetexte"/>
+        <w:numPr>
+          <w:ilvl w:val="0"/>
+          <w:numId w:val="2"/>
+        </w:numPr>
+        <w:tabs>
+          <w:tab w:val="clear" w:pos="1134"/>
+          <w:tab w:val="left" w:pos="707" w:leader="none"/>
+        </w:tabs>
+        <w:bidi w:val="0"/>
+        <w:spacing w:before="0" w:after="0"/>
+        <w:ind w:left="707" w:hanging="283"/>
+        <w:jc w:val="left"/>
+        <w:rPr/>
+      </w:pPr>
+      <w:r>
+        <w:rPr/>
+        <w:t xml:space="preserve">✅ </w:t>
+      </w:r>
+      <w:r>
+        <w:rPr/>
+        <w:t xml:space="preserve">Type de notice : papier ou numérique — </w:t>
+      </w:r>
+      <w:r>
+        <w:rPr>
+          <w:rStyle w:val="Accentuationforte"/>
+        </w:rPr>
+        <w:t>si numérique, avertissement à afficher au client</w:t>
+      </w:r>
+      <w:r>
+        <w:rPr/>
+        <w:t xml:space="preserve"> (nécessite un accès à internet par téléphone/PC/tablette pour suivre le montage). </w:t>
+      </w:r>
+    </w:p>
+    <w:p>
+      <w:pPr>
+        <w:pStyle w:val="Corpsdetexte"/>
+        <w:numPr>
+          <w:ilvl w:val="0"/>
+          <w:numId w:val="2"/>
+        </w:numPr>
+        <w:tabs>
+          <w:tab w:val="clear" w:pos="1134"/>
+          <w:tab w:val="left" w:pos="707" w:leader="none"/>
+        </w:tabs>
+        <w:bidi w:val="0"/>
+        <w:spacing w:before="0" w:after="0"/>
+        <w:ind w:left="707" w:hanging="283"/>
+        <w:jc w:val="left"/>
+        <w:rPr/>
+      </w:pPr>
+      <w:r>
+        <w:rPr/>
+        <w:t xml:space="preserve">✅ </w:t>
+      </w:r>
+      <w:r>
+        <w:rPr/>
+        <w:t xml:space="preserve">Nombre de figurines. </w:t>
+      </w:r>
+    </w:p>
+    <w:p>
+      <w:pPr>
+        <w:pStyle w:val="Corpsdetexte"/>
+        <w:numPr>
+          <w:ilvl w:val="0"/>
+          <w:numId w:val="2"/>
+        </w:numPr>
+        <w:tabs>
+          <w:tab w:val="clear" w:pos="1134"/>
+          <w:tab w:val="left" w:pos="707" w:leader="none"/>
+        </w:tabs>
+        <w:bidi w:val="0"/>
+        <w:spacing w:before="0" w:after="0"/>
+        <w:ind w:left="707" w:hanging="283"/>
+        <w:jc w:val="left"/>
+        <w:rPr/>
+      </w:pPr>
+      <w:r>
+        <w:rPr/>
+        <w:t xml:space="preserve">✅ </w:t>
+      </w:r>
+      <w:r>
+        <w:rPr/>
+        <w:t xml:space="preserve">Temps estimatif de montage. </w:t>
+      </w:r>
+    </w:p>
+    <w:p>
+      <w:pPr>
+        <w:pStyle w:val="Corpsdetexte"/>
+        <w:numPr>
+          <w:ilvl w:val="0"/>
+          <w:numId w:val="2"/>
+        </w:numPr>
+        <w:tabs>
+          <w:tab w:val="clear" w:pos="1134"/>
+          <w:tab w:val="left" w:pos="707" w:leader="none"/>
+        </w:tabs>
+        <w:bidi w:val="0"/>
+        <w:spacing w:before="0" w:after="0"/>
+        <w:ind w:left="707" w:hanging="283"/>
+        <w:jc w:val="left"/>
+        <w:rPr/>
+      </w:pPr>
+      <w:r>
+        <w:rPr/>
+        <w:t xml:space="preserve">✅ </w:t>
+      </w:r>
+      <w:r>
+        <w:rPr/>
+        <w:t xml:space="preserve">Âge conseillé. </w:t>
+      </w:r>
+    </w:p>
+    <w:p>
+      <w:pPr>
+        <w:pStyle w:val="Corpsdetexte"/>
+        <w:numPr>
+          <w:ilvl w:val="0"/>
+          <w:numId w:val="2"/>
+        </w:numPr>
+        <w:tabs>
+          <w:tab w:val="clear" w:pos="1134"/>
+          <w:tab w:val="left" w:pos="707" w:leader="none"/>
+        </w:tabs>
+        <w:bidi w:val="0"/>
+        <w:spacing w:before="0" w:after="0"/>
+        <w:ind w:left="707" w:hanging="283"/>
+        <w:jc w:val="left"/>
+        <w:rPr/>
+      </w:pPr>
+      <w:r>
+        <w:rPr/>
+        <w:t xml:space="preserve">✅ </w:t>
+      </w:r>
+      <w:r>
+        <w:rPr/>
+        <w:t xml:space="preserve">Marque : LEGO ou autre — confirmé nécessaire, le catalogue contient au moins une référence d'une autre marque (« La mine de l'ouest », marque « PANTASY »). </w:t>
+      </w:r>
+    </w:p>
+    <w:p>
+      <w:pPr>
+        <w:pStyle w:val="Corpsdetexte"/>
+        <w:numPr>
+          <w:ilvl w:val="0"/>
+          <w:numId w:val="2"/>
+        </w:numPr>
+        <w:tabs>
+          <w:tab w:val="clear" w:pos="1134"/>
+          <w:tab w:val="left" w:pos="707" w:leader="none"/>
+        </w:tabs>
+        <w:bidi w:val="0"/>
+        <w:spacing w:before="0" w:after="0"/>
+        <w:ind w:left="707" w:hanging="283"/>
+        <w:jc w:val="left"/>
+        <w:rPr/>
+      </w:pPr>
+      <w:r>
+        <w:rPr/>
+        <w:t xml:space="preserve">✅ </w:t>
+      </w:r>
+      <w:r>
+        <w:rPr/>
+        <w:t xml:space="preserve">Montant de la caution (par set, déjà su — grille des cautions de 100 € à 650 € selon le set). </w:t>
       </w:r>
     </w:p>
     <w:p>
@@ -240,7 +546,7 @@
       </w:r>
       <w:r>
         <w:rPr/>
-        <w:t xml:space="preserve"> sur la fiche du set. </w:t>
+        <w:t xml:space="preserve"> sur la fiche du set (vide sur tous les sets actuels, à remplir au cas par cas par Set et Brique). </w:t>
       </w:r>
     </w:p>
     <w:p>
@@ -301,7 +607,7 @@
       </w:r>
       <w:r>
         <w:rPr/>
-        <w:t xml:space="preserve">Nombre de photos à afficher par set : proposition 3 à 4 par défaut, à confirmer avec Marion. </w:t>
+        <w:t xml:space="preserve">Nombre de photos à afficher par set : on avait proposé 3 à 4 par défaut, mais l'exemple fourni par la cliente pour le Faucon Millénium contient 12 photos. À reclarifier : faut-il toutes les afficher, ou nous laisse-t-elle choisir parmi celles fournies ? </w:t>
       </w:r>
     </w:p>
     <w:p>
@@ -339,8 +645,14 @@
         <w:t xml:space="preserve">✅ </w:t>
       </w:r>
       <w:r>
-        <w:rPr/>
-        <w:t xml:space="preserve">Un seul exemplaire par référence aujourd'hui (~25 références au catalogue, ajout moyen de 0,5/mois), mais le modèle de données doit prévoir le multi-stock (plusieurs exemplaires d'une même référence) pour une évolution future — ne pas coder en dur « quantité = 1 ». </w:t>
+        <w:rPr>
+          <w:rStyle w:val="Accentuationforte"/>
+        </w:rPr>
+        <w:t>28 références au catalogue</w:t>
+      </w:r>
+      <w:r>
+        <w:rPr/>
+        <w:t xml:space="preserve"> (mise à jour de l'estimation « ~25 » du RDV de cadrage) — liste complète dans catalogue-sets-lego.md. Un seul exemplaire par référence aujourd'hui, mais le modèle de données doit prévoir le multi-stock (plusieurs exemplaires d'une même référence) pour une évolution future — ne pas coder en dur « quantité = 1 ». </w:t>
       </w:r>
     </w:p>
     <w:p>
@@ -584,7 +896,17 @@
       </w:r>
       <w:r>
         <w:rPr/>
-        <w:t xml:space="preserve">Un client ne peut réserver que l'une des 4 durées fixes du tarif (4j / 7j / 15j / 1 mois) — pas de durée libre dans le tunnel. Un besoin différent passe par une demande de contact par email, hors outil. </w:t>
+        <w:t xml:space="preserve">Un client ne peut réserver que l'une des 4 durées fixes du tarif (4j / 7j / 15j / 1 mois) — pas de durée libre dans le tunnel. </w:t>
+      </w:r>
+      <w:r>
+        <w:rPr>
+          <w:rStyle w:val="Accentuationforte"/>
+        </w:rPr>
+        <w:t>Pas de durée maximale de location</w:t>
+      </w:r>
+      <w:r>
+        <w:rPr/>
+        <w:t xml:space="preserve"> côté entreprise (confirmé par la cliente), mais le tunnel ne propose toujours que les 4 durées : au-delà, cf. règle de prolongation ci-dessous. </w:t>
       </w:r>
     </w:p>
     <w:p>
@@ -606,7 +928,71 @@
       </w:pPr>
       <w:r>
         <w:rPr/>
-        <w:t xml:space="preserve">🔜 </w:t>
+        <w:t xml:space="preserve">✅ </w:t>
+      </w:r>
+      <w:r>
+        <w:rPr>
+          <w:rStyle w:val="Accentuationforte"/>
+        </w:rPr>
+        <w:t>Le tunnel réserve une date, pas un créneau horaire précis.</w:t>
+      </w:r>
+      <w:r>
+        <w:rPr/>
+        <w:t xml:space="preserve"> L'heure exacte de remise est négociée directement avec le client via chat/téléphone/email après la réservation — pas de sélecteur d'horaire dans le tunnel en V1. (Confirmé par la cliente ; elle envisage d'ajouter une tranche horaire plus tard, cf. section V2.) </w:t>
+      </w:r>
+    </w:p>
+    <w:p>
+      <w:pPr>
+        <w:pStyle w:val="Corpsdetexte"/>
+        <w:numPr>
+          <w:ilvl w:val="0"/>
+          <w:numId w:val="7"/>
+        </w:numPr>
+        <w:tabs>
+          <w:tab w:val="clear" w:pos="1134"/>
+          <w:tab w:val="left" w:pos="707" w:leader="none"/>
+        </w:tabs>
+        <w:bidi w:val="0"/>
+        <w:spacing w:before="0" w:after="0"/>
+        <w:ind w:left="707" w:hanging="283"/>
+        <w:jc w:val="left"/>
+        <w:rPr/>
+      </w:pPr>
+      <w:r>
+        <w:rPr/>
+        <w:t xml:space="preserve">✅ </w:t>
+      </w:r>
+      <w:r>
+        <w:rPr>
+          <w:rStyle w:val="Accentuationforte"/>
+        </w:rPr>
+        <w:t>Durée comptée en jours calendaires, pas en blocs de 24h.</w:t>
+      </w:r>
+      <w:r>
+        <w:rPr/>
+        <w:t xml:space="preserve"> Une location démarrant un mardi (quelle que soit l'heure de remise ce jour-là) et prévue pour 4 jours se termine le vendredi — le client doit rendre le set ce jour-là, quelle que soit l'heure. Cette règle détermine la date de retour attendue pour tous les calculs (rappel J-48h, déclenchement de la relance de retard, etc.). </w:t>
+      </w:r>
+    </w:p>
+    <w:p>
+      <w:pPr>
+        <w:pStyle w:val="Corpsdetexte"/>
+        <w:numPr>
+          <w:ilvl w:val="0"/>
+          <w:numId w:val="7"/>
+        </w:numPr>
+        <w:tabs>
+          <w:tab w:val="clear" w:pos="1134"/>
+          <w:tab w:val="left" w:pos="707" w:leader="none"/>
+        </w:tabs>
+        <w:bidi w:val="0"/>
+        <w:spacing w:before="0" w:after="0"/>
+        <w:ind w:left="707" w:hanging="283"/>
+        <w:jc w:val="left"/>
+        <w:rPr/>
+      </w:pPr>
+      <w:r>
+        <w:rPr/>
+        <w:t xml:space="preserve">✅ </w:t>
       </w:r>
       <w:r>
         <w:rPr>
@@ -616,7 +1002,27 @@
       </w:r>
       <w:r>
         <w:rPr/>
-        <w:t xml:space="preserve"> : souhaitée par Marion mais reportée en V2. Le cas du conflit avec une réservation déjà prise juste après (comment refuser/renégocier sans léser le client suivant) reste à trancher à ce moment-là. </w:t>
+        <w:t xml:space="preserve"> : possible, mais </w:t>
+      </w:r>
+      <w:r>
+        <w:rPr>
+          <w:rStyle w:val="Accentuationforte"/>
+        </w:rPr>
+        <w:t>gérée manuellement, pas par un bouton dédié dans l'espace client</w:t>
+      </w:r>
+      <w:r>
+        <w:rPr/>
+        <w:t xml:space="preserve">. Le client contacte Set et Brique (téléphone, chat ou email) pour vérifier la disponibilité, puis effectue lui-même une </w:t>
+      </w:r>
+      <w:r>
+        <w:rPr>
+          <w:rStyle w:val="Accentuationforte"/>
+        </w:rPr>
+        <w:t>nouvelle réservation via le tunnel</w:t>
+      </w:r>
+      <w:r>
+        <w:rPr/>
+        <w:t xml:space="preserve"> pour les jours supplémentaires — comme une location normale qui suit immédiatement la première. Aucun développement spécifique nécessaire pour la prolongation en elle-même. </w:t>
       </w:r>
     </w:p>
     <w:p>
@@ -631,6 +1037,7 @@
           <w:tab w:val="left" w:pos="707" w:leader="none"/>
         </w:tabs>
         <w:bidi w:val="0"/>
+        <w:spacing w:before="0" w:after="0"/>
         <w:ind w:left="707" w:hanging="283"/>
         <w:jc w:val="left"/>
         <w:rPr/>
@@ -641,7 +1048,97 @@
       </w:r>
       <w:r>
         <w:rPr/>
+        <w:t xml:space="preserve">Cette nouvelle réservation « à la suite » doit-elle sauter le délai de battement (puisque le set n'est jamais physiquement rendu entre les deux réservations), ou le système la traite-t-il comme une location normale avec battement standard, obligeant Marion à l'ajuster manuellement au cas par cas ? </w:t>
+      </w:r>
+    </w:p>
+    <w:p>
+      <w:pPr>
+        <w:pStyle w:val="Corpsdetexte"/>
+        <w:numPr>
+          <w:ilvl w:val="0"/>
+          <w:numId w:val="7"/>
+        </w:numPr>
+        <w:tabs>
+          <w:tab w:val="clear" w:pos="1134"/>
+          <w:tab w:val="left" w:pos="707" w:leader="none"/>
+        </w:tabs>
+        <w:bidi w:val="0"/>
+        <w:spacing w:before="0" w:after="0"/>
+        <w:ind w:left="707" w:hanging="283"/>
+        <w:jc w:val="left"/>
+        <w:rPr/>
+      </w:pPr>
+      <w:r>
+        <w:rPr/>
+        <w:t xml:space="preserve">⏳ </w:t>
+      </w:r>
+      <w:r>
+        <w:rPr/>
+        <w:t xml:space="preserve">« Chat » mentionné comme canal de contact (ici et pour la prise de créneau horaire) — est-ce un outil existant côté cliente (WhatsApp, Messenger...) à référencer simplement sur le site, ou une fonctionnalité de chat en direct à développer sur la plateforme ? Pas dans le périmètre actuel du devis si c'est la 2ᵉ option — à clarifier avant de l'assumer. </w:t>
+      </w:r>
+    </w:p>
+    <w:p>
+      <w:pPr>
+        <w:pStyle w:val="Corpsdetexte"/>
+        <w:numPr>
+          <w:ilvl w:val="0"/>
+          <w:numId w:val="7"/>
+        </w:numPr>
+        <w:tabs>
+          <w:tab w:val="clear" w:pos="1134"/>
+          <w:tab w:val="left" w:pos="707" w:leader="none"/>
+        </w:tabs>
+        <w:bidi w:val="0"/>
+        <w:ind w:left="707" w:hanging="283"/>
+        <w:jc w:val="left"/>
+        <w:rPr/>
+      </w:pPr>
+      <w:r>
+        <w:rPr/>
+        <w:t xml:space="preserve">⏳ </w:t>
+      </w:r>
+      <w:r>
+        <w:rPr/>
         <w:t xml:space="preserve">Marion doit-elle pouvoir bloquer des dates à l'avance sur le planning (vacances, indisponibilité générale), indépendamment du statut de chaque set ? Non tranché — remonté par Madus en lien avec le délai minimum de réservation. </w:t>
+      </w:r>
+    </w:p>
+    <w:p>
+      <w:pPr>
+        <w:pStyle w:val="Corpsdetexte"/>
+        <w:bidi w:val="0"/>
+        <w:jc w:val="left"/>
+        <w:rPr/>
+      </w:pPr>
+      <w:r>
+        <w:rPr>
+          <w:rStyle w:val="Accentuationforte"/>
+        </w:rPr>
+        <w:t>Reporté en V2 :</w:t>
+      </w:r>
+    </w:p>
+    <w:p>
+      <w:pPr>
+        <w:pStyle w:val="Corpsdetexte"/>
+        <w:numPr>
+          <w:ilvl w:val="0"/>
+          <w:numId w:val="8"/>
+        </w:numPr>
+        <w:tabs>
+          <w:tab w:val="clear" w:pos="1134"/>
+          <w:tab w:val="left" w:pos="707" w:leader="none"/>
+        </w:tabs>
+        <w:bidi w:val="0"/>
+        <w:ind w:left="707" w:hanging="283"/>
+        <w:jc w:val="left"/>
+        <w:rPr/>
+      </w:pPr>
+      <w:r>
+        <w:rPr/>
+        <w:t xml:space="preserve">🔜 </w:t>
+      </w:r>
+      <w:r>
+        <w:rPr/>
+        <w:t xml:space="preserve">Tranche horaire précise sélectionnable dans le tunnel (créneaux de remise) — la cliente confirme elle-même vouloir l'envisager plus tard, « pas dans l'immédiat ». </w:t>
       </w:r>
     </w:p>
     <w:p>
@@ -687,7 +1184,7 @@
         <w:pStyle w:val="Corpsdetexte"/>
         <w:numPr>
           <w:ilvl w:val="0"/>
-          <w:numId w:val="8"/>
+          <w:numId w:val="9"/>
         </w:numPr>
         <w:tabs>
           <w:tab w:val="clear" w:pos="1134"/>
@@ -726,7 +1223,7 @@
         <w:pStyle w:val="Corpsdetexte"/>
         <w:numPr>
           <w:ilvl w:val="0"/>
-          <w:numId w:val="9"/>
+          <w:numId w:val="10"/>
         </w:numPr>
         <w:tabs>
           <w:tab w:val="clear" w:pos="1134"/>
@@ -765,7 +1262,7 @@
         <w:pStyle w:val="Corpsdetexte"/>
         <w:numPr>
           <w:ilvl w:val="0"/>
-          <w:numId w:val="10"/>
+          <w:numId w:val="11"/>
         </w:numPr>
         <w:tabs>
           <w:tab w:val="clear" w:pos="1134"/>
@@ -814,7 +1311,7 @@
         <w:pStyle w:val="Corpsdetexte"/>
         <w:numPr>
           <w:ilvl w:val="0"/>
-          <w:numId w:val="11"/>
+          <w:numId w:val="12"/>
         </w:numPr>
         <w:tabs>
           <w:tab w:val="clear" w:pos="1134"/>
@@ -877,7 +1374,7 @@
         <w:pStyle w:val="Corpsdetexte"/>
         <w:numPr>
           <w:ilvl w:val="0"/>
-          <w:numId w:val="12"/>
+          <w:numId w:val="13"/>
         </w:numPr>
         <w:tabs>
           <w:tab w:val="clear" w:pos="1134"/>
@@ -928,15 +1425,15 @@
         <w:rPr>
           <w:rStyle w:val="Accentuationforte"/>
         </w:rPr>
-        <w:t>Caution :</w:t>
-      </w:r>
-    </w:p>
-    <w:p>
-      <w:pPr>
-        <w:pStyle w:val="Corpsdetexte"/>
-        <w:numPr>
-          <w:ilvl w:val="0"/>
-          <w:numId w:val="13"/>
+        <w:t>Caution — sujet résolu (document client du 11/09) :</w:t>
+      </w:r>
+    </w:p>
+    <w:p>
+      <w:pPr>
+        <w:pStyle w:val="Corpsdetexte"/>
+        <w:numPr>
+          <w:ilvl w:val="0"/>
+          <w:numId w:val="14"/>
         </w:numPr>
         <w:tabs>
           <w:tab w:val="clear" w:pos="1134"/>
@@ -960,7 +1457,7 @@
         <w:rPr>
           <w:rStyle w:val="Accentuationforte"/>
         </w:rPr>
-        <w:t>pré-autorisation</w:t>
+        <w:t>pré-autorisation standard Stripe (7 jours)</w:t>
       </w:r>
       <w:r>
         <w:rPr/>
@@ -972,7 +1469,49 @@
         <w:pStyle w:val="Corpsdetexte"/>
         <w:numPr>
           <w:ilvl w:val="0"/>
-          <w:numId w:val="13"/>
+          <w:numId w:val="14"/>
+        </w:numPr>
+        <w:tabs>
+          <w:tab w:val="clear" w:pos="1134"/>
+          <w:tab w:val="left" w:pos="707" w:leader="none"/>
+        </w:tabs>
+        <w:bidi w:val="0"/>
+        <w:spacing w:before="0" w:after="0"/>
+        <w:ind w:left="707" w:hanging="283"/>
+        <w:jc w:val="left"/>
+        <w:rPr/>
+      </w:pPr>
+      <w:r>
+        <w:rPr/>
+        <w:t xml:space="preserve">✅ </w:t>
+      </w:r>
+      <w:r>
+        <w:rPr>
+          <w:rStyle w:val="Accentuationforte"/>
+        </w:rPr>
+        <w:t>Pas de solution technique de prolongation nécessaire</w:t>
+      </w:r>
+      <w:r>
+        <w:rPr/>
+        <w:t xml:space="preserve"> (ni Swikly, ni autorisation étendue Stripe, ni PayPal) : la cliente a tranché elle-même. Un hold bancaire au-delà de 7 jours est techniquement impossible, elle en est consciente et </w:t>
+      </w:r>
+      <w:r>
+        <w:rPr>
+          <w:rStyle w:val="Accentuationforte"/>
+        </w:rPr>
+        <w:t>prend une assurance professionnelle de son côté</w:t>
+      </w:r>
+      <w:r>
+        <w:rPr/>
+        <w:t xml:space="preserve"> pour couvrir le risque sur les locations de plus de 7 jours (15 jours, 1 mois). Aucun développement supplémentaire à prévoir sur ce point — ce qui clôt toute la réflexion Swikly/PayPal/autorisation étendue menée précédemment. </w:t>
+      </w:r>
+    </w:p>
+    <w:p>
+      <w:pPr>
+        <w:pStyle w:val="Corpsdetexte"/>
+        <w:numPr>
+          <w:ilvl w:val="0"/>
+          <w:numId w:val="14"/>
         </w:numPr>
         <w:tabs>
           <w:tab w:val="clear" w:pos="1134"/>
@@ -989,7 +1528,7 @@
       </w:r>
       <w:r>
         <w:rPr/>
-        <w:t xml:space="preserve">Si le loyer est payé par TPE sur place, comment se fait la pré-autorisation de la caution (carte enregistrée en amont côté client tout de même) ? Question posée à Marion. </w:t>
+        <w:t xml:space="preserve">Si le loyer est payé par TPE sur place, comment se fait la pré-autorisation de la caution (carte enregistrée en amont côté client tout de même) ? Question posée à Marion — reste ouverte indépendamment du point ci-dessus. </w:t>
       </w:r>
     </w:p>
     <w:p>
@@ -1011,7 +1550,7 @@
         <w:pStyle w:val="Corpsdetexte"/>
         <w:numPr>
           <w:ilvl w:val="0"/>
-          <w:numId w:val="14"/>
+          <w:numId w:val="15"/>
         </w:numPr>
         <w:tabs>
           <w:tab w:val="clear" w:pos="1134"/>
@@ -1046,7 +1585,7 @@
         <w:pStyle w:val="Corpsdetexte"/>
         <w:numPr>
           <w:ilvl w:val="0"/>
-          <w:numId w:val="15"/>
+          <w:numId w:val="16"/>
         </w:numPr>
         <w:tabs>
           <w:tab w:val="clear" w:pos="1134"/>
@@ -1082,7 +1621,7 @@
         <w:pStyle w:val="Corpsdetexte"/>
         <w:numPr>
           <w:ilvl w:val="0"/>
-          <w:numId w:val="15"/>
+          <w:numId w:val="16"/>
         </w:numPr>
         <w:tabs>
           <w:tab w:val="clear" w:pos="1134"/>
@@ -1140,7 +1679,7 @@
         <w:pStyle w:val="Corpsdetexte"/>
         <w:numPr>
           <w:ilvl w:val="0"/>
-          <w:numId w:val="16"/>
+          <w:numId w:val="17"/>
         </w:numPr>
         <w:tabs>
           <w:tab w:val="clear" w:pos="1134"/>
@@ -1158,15 +1697,25 @@
       </w:r>
       <w:r>
         <w:rPr/>
-        <w:t xml:space="preserve">Parcours : sélection du set → choix de la durée (4 options fixes) → choix du créneau de retrait → paiement (en ligne, à la remise par TPE, ou par bon cadeau — module 6). </w:t>
-      </w:r>
-    </w:p>
-    <w:p>
-      <w:pPr>
-        <w:pStyle w:val="Corpsdetexte"/>
-        <w:numPr>
-          <w:ilvl w:val="0"/>
-          <w:numId w:val="16"/>
+        <w:t xml:space="preserve">Parcours : sélection du set → choix de la durée (4 options fixes) → choix de la </w:t>
+      </w:r>
+      <w:r>
+        <w:rPr>
+          <w:rStyle w:val="Accentuationforte"/>
+        </w:rPr>
+        <w:t>date</w:t>
+      </w:r>
+      <w:r>
+        <w:rPr/>
+        <w:t xml:space="preserve"> de retrait (pas d'heure précise, cf. module 2) → paiement (en ligne, à la remise par TPE, ou par bon cadeau — module 6). L'heure exacte de remise se négocie après coup, hors tunnel. </w:t>
+      </w:r>
+    </w:p>
+    <w:p>
+      <w:pPr>
+        <w:pStyle w:val="Corpsdetexte"/>
+        <w:numPr>
+          <w:ilvl w:val="0"/>
+          <w:numId w:val="17"/>
         </w:numPr>
         <w:tabs>
           <w:tab w:val="clear" w:pos="1134"/>
@@ -1242,7 +1791,7 @@
         <w:pStyle w:val="Corpsdetexte"/>
         <w:numPr>
           <w:ilvl w:val="0"/>
-          <w:numId w:val="17"/>
+          <w:numId w:val="18"/>
         </w:numPr>
         <w:tabs>
           <w:tab w:val="clear" w:pos="1134"/>
@@ -1268,7 +1817,7 @@
         <w:pStyle w:val="Corpsdetexte"/>
         <w:numPr>
           <w:ilvl w:val="0"/>
-          <w:numId w:val="17"/>
+          <w:numId w:val="18"/>
         </w:numPr>
         <w:tabs>
           <w:tab w:val="clear" w:pos="1134"/>
@@ -1294,7 +1843,7 @@
         <w:pStyle w:val="Corpsdetexte"/>
         <w:numPr>
           <w:ilvl w:val="0"/>
-          <w:numId w:val="17"/>
+          <w:numId w:val="18"/>
         </w:numPr>
         <w:tabs>
           <w:tab w:val="clear" w:pos="1134"/>
@@ -1320,7 +1869,7 @@
         <w:pStyle w:val="Corpsdetexte"/>
         <w:numPr>
           <w:ilvl w:val="0"/>
-          <w:numId w:val="17"/>
+          <w:numId w:val="18"/>
         </w:numPr>
         <w:tabs>
           <w:tab w:val="clear" w:pos="1134"/>
@@ -1359,7 +1908,7 @@
         <w:pStyle w:val="Corpsdetexte"/>
         <w:numPr>
           <w:ilvl w:val="0"/>
-          <w:numId w:val="18"/>
+          <w:numId w:val="19"/>
         </w:numPr>
         <w:tabs>
           <w:tab w:val="clear" w:pos="1134"/>
@@ -1385,7 +1934,7 @@
         <w:pStyle w:val="Corpsdetexte"/>
         <w:numPr>
           <w:ilvl w:val="0"/>
-          <w:numId w:val="18"/>
+          <w:numId w:val="19"/>
         </w:numPr>
         <w:tabs>
           <w:tab w:val="clear" w:pos="1134"/>
@@ -1411,7 +1960,7 @@
         <w:pStyle w:val="Corpsdetexte"/>
         <w:numPr>
           <w:ilvl w:val="0"/>
-          <w:numId w:val="18"/>
+          <w:numId w:val="19"/>
         </w:numPr>
         <w:tabs>
           <w:tab w:val="clear" w:pos="1134"/>
@@ -1437,7 +1986,7 @@
         <w:pStyle w:val="Corpsdetexte"/>
         <w:numPr>
           <w:ilvl w:val="0"/>
-          <w:numId w:val="18"/>
+          <w:numId w:val="19"/>
         </w:numPr>
         <w:tabs>
           <w:tab w:val="clear" w:pos="1134"/>
@@ -1463,7 +2012,7 @@
         <w:pStyle w:val="Corpsdetexte"/>
         <w:numPr>
           <w:ilvl w:val="0"/>
-          <w:numId w:val="18"/>
+          <w:numId w:val="19"/>
         </w:numPr>
         <w:tabs>
           <w:tab w:val="clear" w:pos="1134"/>
@@ -1489,7 +2038,7 @@
         <w:pStyle w:val="Corpsdetexte"/>
         <w:numPr>
           <w:ilvl w:val="0"/>
-          <w:numId w:val="18"/>
+          <w:numId w:val="19"/>
         </w:numPr>
         <w:tabs>
           <w:tab w:val="clear" w:pos="1134"/>
@@ -1537,7 +2086,7 @@
         <w:pStyle w:val="Corpsdetexte"/>
         <w:numPr>
           <w:ilvl w:val="0"/>
-          <w:numId w:val="19"/>
+          <w:numId w:val="20"/>
         </w:numPr>
         <w:tabs>
           <w:tab w:val="clear" w:pos="1134"/>
@@ -1569,7 +2118,7 @@
         <w:pStyle w:val="Corpsdetexte"/>
         <w:numPr>
           <w:ilvl w:val="0"/>
-          <w:numId w:val="19"/>
+          <w:numId w:val="20"/>
         </w:numPr>
         <w:tabs>
           <w:tab w:val="clear" w:pos="1134"/>
@@ -1605,7 +2154,7 @@
         <w:pStyle w:val="Corpsdetexte"/>
         <w:numPr>
           <w:ilvl w:val="0"/>
-          <w:numId w:val="19"/>
+          <w:numId w:val="20"/>
         </w:numPr>
         <w:tabs>
           <w:tab w:val="clear" w:pos="1134"/>
@@ -1641,7 +2190,7 @@
         <w:pStyle w:val="Corpsdetexte"/>
         <w:numPr>
           <w:ilvl w:val="0"/>
-          <w:numId w:val="19"/>
+          <w:numId w:val="20"/>
         </w:numPr>
         <w:tabs>
           <w:tab w:val="clear" w:pos="1134"/>
@@ -1677,7 +2226,7 @@
         <w:pStyle w:val="Corpsdetexte"/>
         <w:numPr>
           <w:ilvl w:val="0"/>
-          <w:numId w:val="19"/>
+          <w:numId w:val="20"/>
         </w:numPr>
         <w:tabs>
           <w:tab w:val="clear" w:pos="1134"/>
@@ -1721,7 +2270,7 @@
         <w:pStyle w:val="Corpsdetexte"/>
         <w:numPr>
           <w:ilvl w:val="0"/>
-          <w:numId w:val="20"/>
+          <w:numId w:val="21"/>
         </w:numPr>
         <w:tabs>
           <w:tab w:val="clear" w:pos="1134"/>
@@ -1757,7 +2306,7 @@
         <w:pStyle w:val="Corpsdetexte"/>
         <w:numPr>
           <w:ilvl w:val="0"/>
-          <w:numId w:val="20"/>
+          <w:numId w:val="21"/>
         </w:numPr>
         <w:tabs>
           <w:tab w:val="clear" w:pos="1134"/>
@@ -1783,7 +2332,7 @@
         <w:pStyle w:val="Corpsdetexte"/>
         <w:numPr>
           <w:ilvl w:val="1"/>
-          <w:numId w:val="20"/>
+          <w:numId w:val="21"/>
         </w:numPr>
         <w:tabs>
           <w:tab w:val="clear" w:pos="1134"/>
@@ -1805,7 +2354,7 @@
         <w:pStyle w:val="Corpsdetexte"/>
         <w:numPr>
           <w:ilvl w:val="1"/>
-          <w:numId w:val="20"/>
+          <w:numId w:val="21"/>
         </w:numPr>
         <w:tabs>
           <w:tab w:val="clear" w:pos="1134"/>
@@ -1827,7 +2376,7 @@
         <w:pStyle w:val="Corpsdetexte"/>
         <w:numPr>
           <w:ilvl w:val="0"/>
-          <w:numId w:val="20"/>
+          <w:numId w:val="21"/>
         </w:numPr>
         <w:tabs>
           <w:tab w:val="clear" w:pos="1134"/>
@@ -1859,7 +2408,7 @@
         <w:pStyle w:val="Corpsdetexte"/>
         <w:numPr>
           <w:ilvl w:val="0"/>
-          <w:numId w:val="20"/>
+          <w:numId w:val="21"/>
         </w:numPr>
         <w:tabs>
           <w:tab w:val="clear" w:pos="1134"/>
@@ -1922,7 +2471,7 @@
         <w:pStyle w:val="Corpsdetexte"/>
         <w:numPr>
           <w:ilvl w:val="0"/>
-          <w:numId w:val="21"/>
+          <w:numId w:val="22"/>
         </w:numPr>
         <w:tabs>
           <w:tab w:val="clear" w:pos="1134"/>
@@ -1948,7 +2497,7 @@
         <w:pStyle w:val="Corpsdetexte"/>
         <w:numPr>
           <w:ilvl w:val="0"/>
-          <w:numId w:val="21"/>
+          <w:numId w:val="22"/>
         </w:numPr>
         <w:tabs>
           <w:tab w:val="clear" w:pos="1134"/>
@@ -1984,7 +2533,7 @@
         <w:pStyle w:val="Corpsdetexte"/>
         <w:numPr>
           <w:ilvl w:val="0"/>
-          <w:numId w:val="21"/>
+          <w:numId w:val="22"/>
         </w:numPr>
         <w:tabs>
           <w:tab w:val="clear" w:pos="1134"/>
@@ -2015,15 +2564,126 @@
         <w:rPr>
           <w:rStyle w:val="Accentuationforte"/>
         </w:rPr>
-        <w:t>Barème de pénalité :</w:t>
-      </w:r>
-    </w:p>
-    <w:p>
-      <w:pPr>
-        <w:pStyle w:val="Corpsdetexte"/>
-        <w:numPr>
-          <w:ilvl w:val="0"/>
-          <w:numId w:val="22"/>
+        <w:t>Retard de retour — trigger désormais connu (document client du 11/09) :</w:t>
+      </w:r>
+    </w:p>
+    <w:p>
+      <w:pPr>
+        <w:pStyle w:val="Corpsdetexte"/>
+        <w:numPr>
+          <w:ilvl w:val="0"/>
+          <w:numId w:val="23"/>
+        </w:numPr>
+        <w:tabs>
+          <w:tab w:val="clear" w:pos="1134"/>
+          <w:tab w:val="left" w:pos="707" w:leader="none"/>
+        </w:tabs>
+        <w:bidi w:val="0"/>
+        <w:spacing w:before="0" w:after="0"/>
+        <w:ind w:left="707" w:hanging="283"/>
+        <w:jc w:val="left"/>
+        <w:rPr/>
+      </w:pPr>
+      <w:r>
+        <w:rPr/>
+        <w:t xml:space="preserve">✅ </w:t>
+      </w:r>
+      <w:r>
+        <w:rPr/>
+        <w:t xml:space="preserve">La date de retour attendue se calcule en jours calendaires (cf. module 2) : le client doit rendre le set </w:t>
+      </w:r>
+      <w:r>
+        <w:rPr>
+          <w:rStyle w:val="Accentuationforte"/>
+        </w:rPr>
+        <w:t>le jour J de la fin de location, à n'importe quelle heure</w:t>
+      </w:r>
+      <w:r>
+        <w:rPr/>
+        <w:t xml:space="preserve">. </w:t>
+      </w:r>
+    </w:p>
+    <w:p>
+      <w:pPr>
+        <w:pStyle w:val="Corpsdetexte"/>
+        <w:numPr>
+          <w:ilvl w:val="0"/>
+          <w:numId w:val="23"/>
+        </w:numPr>
+        <w:tabs>
+          <w:tab w:val="clear" w:pos="1134"/>
+          <w:tab w:val="left" w:pos="707" w:leader="none"/>
+        </w:tabs>
+        <w:bidi w:val="0"/>
+        <w:spacing w:before="0" w:after="0"/>
+        <w:ind w:left="707" w:hanging="283"/>
+        <w:jc w:val="left"/>
+        <w:rPr/>
+      </w:pPr>
+      <w:r>
+        <w:rPr/>
+        <w:t xml:space="preserve">✅ </w:t>
+      </w:r>
+      <w:r>
+        <w:rPr/>
+        <w:t xml:space="preserve">Tolérance d'environ </w:t>
+      </w:r>
+      <w:r>
+        <w:rPr>
+          <w:rStyle w:val="Accentuationforte"/>
+        </w:rPr>
+        <w:t>30 minutes après la fermeture/l'horaire habituel du jour J</w:t>
+      </w:r>
+      <w:r>
+        <w:rPr/>
+        <w:t xml:space="preserve"> avant qu'un retard soit considéré comme tel. Au-delà (ou passé le jour J), les pénalités de retard s'appliquent. </w:t>
+      </w:r>
+    </w:p>
+    <w:p>
+      <w:pPr>
+        <w:pStyle w:val="Corpsdetexte"/>
+        <w:numPr>
+          <w:ilvl w:val="0"/>
+          <w:numId w:val="23"/>
+        </w:numPr>
+        <w:tabs>
+          <w:tab w:val="clear" w:pos="1134"/>
+          <w:tab w:val="left" w:pos="707" w:leader="none"/>
+        </w:tabs>
+        <w:bidi w:val="0"/>
+        <w:ind w:left="707" w:hanging="283"/>
+        <w:jc w:val="left"/>
+        <w:rPr/>
+      </w:pPr>
+      <w:r>
+        <w:rPr/>
+        <w:t xml:space="preserve">⏳ </w:t>
+      </w:r>
+      <w:r>
+        <w:rPr/>
+        <w:t xml:space="preserve">Montant/barème exact de la pénalité de retard : toujours non tranché — seul le déclencheur (quand ça compte comme un retard) est désormais connu. </w:t>
+      </w:r>
+    </w:p>
+    <w:p>
+      <w:pPr>
+        <w:pStyle w:val="Corpsdetexte"/>
+        <w:bidi w:val="0"/>
+        <w:jc w:val="left"/>
+        <w:rPr/>
+      </w:pPr>
+      <w:r>
+        <w:rPr>
+          <w:rStyle w:val="Accentuationforte"/>
+        </w:rPr>
+        <w:t>Barème de pénalité (pièces manquantes/cassées) :</w:t>
+      </w:r>
+    </w:p>
+    <w:p>
+      <w:pPr>
+        <w:pStyle w:val="Corpsdetexte"/>
+        <w:numPr>
+          <w:ilvl w:val="0"/>
+          <w:numId w:val="24"/>
         </w:numPr>
         <w:tabs>
           <w:tab w:val="clear" w:pos="1134"/>
@@ -2081,7 +2741,7 @@
         <w:pStyle w:val="Corpsdetexte"/>
         <w:numPr>
           <w:ilvl w:val="0"/>
-          <w:numId w:val="23"/>
+          <w:numId w:val="25"/>
         </w:numPr>
         <w:tabs>
           <w:tab w:val="clear" w:pos="1134"/>
@@ -2107,7 +2767,7 @@
         <w:pStyle w:val="Corpsdetexte"/>
         <w:numPr>
           <w:ilvl w:val="0"/>
-          <w:numId w:val="23"/>
+          <w:numId w:val="25"/>
         </w:numPr>
         <w:tabs>
           <w:tab w:val="clear" w:pos="1134"/>
@@ -2143,7 +2803,7 @@
         <w:pStyle w:val="Corpsdetexte"/>
         <w:numPr>
           <w:ilvl w:val="0"/>
-          <w:numId w:val="23"/>
+          <w:numId w:val="25"/>
         </w:numPr>
         <w:tabs>
           <w:tab w:val="clear" w:pos="1134"/>
@@ -2189,7 +2849,7 @@
         <w:pStyle w:val="Corpsdetexte"/>
         <w:numPr>
           <w:ilvl w:val="0"/>
-          <w:numId w:val="23"/>
+          <w:numId w:val="25"/>
         </w:numPr>
         <w:tabs>
           <w:tab w:val="clear" w:pos="1134"/>
@@ -2247,7 +2907,7 @@
         <w:pStyle w:val="Corpsdetexte"/>
         <w:numPr>
           <w:ilvl w:val="0"/>
-          <w:numId w:val="24"/>
+          <w:numId w:val="26"/>
         </w:numPr>
         <w:tabs>
           <w:tab w:val="clear" w:pos="1134"/>
@@ -2273,7 +2933,7 @@
         <w:pStyle w:val="Corpsdetexte"/>
         <w:numPr>
           <w:ilvl w:val="0"/>
-          <w:numId w:val="24"/>
+          <w:numId w:val="26"/>
         </w:numPr>
         <w:tabs>
           <w:tab w:val="clear" w:pos="1134"/>
@@ -2299,7 +2959,7 @@
         <w:pStyle w:val="Corpsdetexte"/>
         <w:numPr>
           <w:ilvl w:val="0"/>
-          <w:numId w:val="24"/>
+          <w:numId w:val="26"/>
         </w:numPr>
         <w:tabs>
           <w:tab w:val="clear" w:pos="1134"/>
@@ -2365,7 +3025,7 @@
         <w:pStyle w:val="Corpsdetexte"/>
         <w:numPr>
           <w:ilvl w:val="0"/>
-          <w:numId w:val="24"/>
+          <w:numId w:val="26"/>
         </w:numPr>
         <w:tabs>
           <w:tab w:val="clear" w:pos="1134"/>
@@ -2413,7 +3073,7 @@
         <w:pStyle w:val="Corpsdetexte"/>
         <w:numPr>
           <w:ilvl w:val="0"/>
-          <w:numId w:val="25"/>
+          <w:numId w:val="27"/>
         </w:numPr>
         <w:tabs>
           <w:tab w:val="clear" w:pos="1134"/>
@@ -2439,7 +3099,7 @@
         <w:pStyle w:val="Corpsdetexte"/>
         <w:numPr>
           <w:ilvl w:val="0"/>
-          <w:numId w:val="25"/>
+          <w:numId w:val="27"/>
         </w:numPr>
         <w:tabs>
           <w:tab w:val="clear" w:pos="1134"/>
@@ -2492,15 +3152,25 @@
       </w:pPr>
       <w:r>
         <w:rPr/>
-        <w:t>Ne pas démarrer les modules 6, 7 et 9 tant que les barèmes/règles ne sont pas connus :</w:t>
-      </w:r>
-    </w:p>
-    <w:p>
-      <w:pPr>
-        <w:pStyle w:val="Corpsdetexte"/>
-        <w:numPr>
-          <w:ilvl w:val="0"/>
-          <w:numId w:val="26"/>
+        <w:t xml:space="preserve">Ne pas démarrer les modules 6 et 7 tant que les barèmes/règles ne sont pas connus. </w:t>
+      </w:r>
+      <w:r>
+        <w:rPr>
+          <w:rStyle w:val="Accentuationforte"/>
+        </w:rPr>
+        <w:t>Le sujet caution/durée de préautorisation (Swikly, Stripe étendu, PayPal) est résolu</w:t>
+      </w:r>
+      <w:r>
+        <w:rPr/>
+        <w:t>, ne figure plus dans cette liste (cf. module 4).</w:t>
+      </w:r>
+    </w:p>
+    <w:p>
+      <w:pPr>
+        <w:pStyle w:val="Corpsdetexte"/>
+        <w:numPr>
+          <w:ilvl w:val="0"/>
+          <w:numId w:val="28"/>
         </w:numPr>
         <w:tabs>
           <w:tab w:val="clear" w:pos="1134"/>
@@ -2522,7 +3192,7 @@
         <w:pStyle w:val="Corpsdetexte"/>
         <w:numPr>
           <w:ilvl w:val="0"/>
-          <w:numId w:val="26"/>
+          <w:numId w:val="28"/>
         </w:numPr>
         <w:tabs>
           <w:tab w:val="clear" w:pos="1134"/>
@@ -2544,7 +3214,7 @@
         <w:pStyle w:val="Corpsdetexte"/>
         <w:numPr>
           <w:ilvl w:val="0"/>
-          <w:numId w:val="26"/>
+          <w:numId w:val="28"/>
         </w:numPr>
         <w:tabs>
           <w:tab w:val="clear" w:pos="1134"/>
@@ -2558,15 +3228,15 @@
       </w:pPr>
       <w:r>
         <w:rPr/>
-        <w:t xml:space="preserve">Pénalité de retard de retour (modules 7, 9). </w:t>
-      </w:r>
-    </w:p>
-    <w:p>
-      <w:pPr>
-        <w:pStyle w:val="Corpsdetexte"/>
-        <w:numPr>
-          <w:ilvl w:val="0"/>
-          <w:numId w:val="26"/>
+        <w:t xml:space="preserve">Montant/barème de la pénalité de retard de retour — le déclencheur (jour calendaire + tolérance ~30 min) est désormais connu, seul le montant reste ouvert (modules 7, 9). </w:t>
+      </w:r>
+    </w:p>
+    <w:p>
+      <w:pPr>
+        <w:pStyle w:val="Corpsdetexte"/>
+        <w:numPr>
+          <w:ilvl w:val="0"/>
+          <w:numId w:val="28"/>
         </w:numPr>
         <w:tabs>
           <w:tab w:val="clear" w:pos="1134"/>
@@ -2588,7 +3258,7 @@
         <w:pStyle w:val="Corpsdetexte"/>
         <w:numPr>
           <w:ilvl w:val="0"/>
-          <w:numId w:val="26"/>
+          <w:numId w:val="28"/>
         </w:numPr>
         <w:tabs>
           <w:tab w:val="clear" w:pos="1134"/>
@@ -2610,7 +3280,7 @@
         <w:pStyle w:val="Corpsdetexte"/>
         <w:numPr>
           <w:ilvl w:val="0"/>
-          <w:numId w:val="26"/>
+          <w:numId w:val="28"/>
         </w:numPr>
         <w:tabs>
           <w:tab w:val="clear" w:pos="1134"/>
@@ -2632,7 +3302,7 @@
         <w:pStyle w:val="Corpsdetexte"/>
         <w:numPr>
           <w:ilvl w:val="0"/>
-          <w:numId w:val="26"/>
+          <w:numId w:val="28"/>
         </w:numPr>
         <w:tabs>
           <w:tab w:val="clear" w:pos="1134"/>
@@ -2654,7 +3324,7 @@
         <w:pStyle w:val="Corpsdetexte"/>
         <w:numPr>
           <w:ilvl w:val="0"/>
-          <w:numId w:val="26"/>
+          <w:numId w:val="28"/>
         </w:numPr>
         <w:tabs>
           <w:tab w:val="clear" w:pos="1134"/>
@@ -2668,15 +3338,15 @@
       </w:pPr>
       <w:r>
         <w:rPr/>
-        <w:t xml:space="preserve">Nombre de photos par set à afficher (proposition 3-4) (module 1). </w:t>
-      </w:r>
-    </w:p>
-    <w:p>
-      <w:pPr>
-        <w:pStyle w:val="Corpsdetexte"/>
-        <w:numPr>
-          <w:ilvl w:val="0"/>
-          <w:numId w:val="26"/>
+        <w:t xml:space="preserve">Nombre de photos par set à afficher — la proposition initiale (3-4) est contredite par l'exemple fourni (12 photos pour un set) ; à réclarifier (module 1). </w:t>
+      </w:r>
+    </w:p>
+    <w:p>
+      <w:pPr>
+        <w:pStyle w:val="Corpsdetexte"/>
+        <w:numPr>
+          <w:ilvl w:val="0"/>
+          <w:numId w:val="28"/>
         </w:numPr>
         <w:tabs>
           <w:tab w:val="clear" w:pos="1134"/>
@@ -2698,7 +3368,7 @@
         <w:pStyle w:val="Corpsdetexte"/>
         <w:numPr>
           <w:ilvl w:val="0"/>
-          <w:numId w:val="26"/>
+          <w:numId w:val="28"/>
         </w:numPr>
         <w:tabs>
           <w:tab w:val="clear" w:pos="1134"/>
@@ -2712,6 +3382,50 @@
       </w:pPr>
       <w:r>
         <w:rPr/>
+        <w:t xml:space="preserve">Battement à appliquer (ou non) lors d'une prolongation immédiate du même client, sans retour physique du set entre les deux réservations (module 2). </w:t>
+      </w:r>
+    </w:p>
+    <w:p>
+      <w:pPr>
+        <w:pStyle w:val="Corpsdetexte"/>
+        <w:numPr>
+          <w:ilvl w:val="0"/>
+          <w:numId w:val="28"/>
+        </w:numPr>
+        <w:tabs>
+          <w:tab w:val="clear" w:pos="1134"/>
+          <w:tab w:val="left" w:pos="707" w:leader="none"/>
+        </w:tabs>
+        <w:bidi w:val="0"/>
+        <w:spacing w:before="0" w:after="0"/>
+        <w:ind w:left="707" w:hanging="283"/>
+        <w:jc w:val="left"/>
+        <w:rPr/>
+      </w:pPr>
+      <w:r>
+        <w:rPr/>
+        <w:t xml:space="preserve">Nature du « chat » mentionné par la cliente comme canal de contact : outil existant à référencer, ou fonctionnalité à développer (hors devis actuel si c'est le cas) ? (module 2). </w:t>
+      </w:r>
+    </w:p>
+    <w:p>
+      <w:pPr>
+        <w:pStyle w:val="Corpsdetexte"/>
+        <w:numPr>
+          <w:ilvl w:val="0"/>
+          <w:numId w:val="28"/>
+        </w:numPr>
+        <w:tabs>
+          <w:tab w:val="clear" w:pos="1134"/>
+          <w:tab w:val="left" w:pos="707" w:leader="none"/>
+        </w:tabs>
+        <w:bidi w:val="0"/>
+        <w:spacing w:before="0" w:after="0"/>
+        <w:ind w:left="707" w:hanging="283"/>
+        <w:jc w:val="left"/>
+        <w:rPr/>
+      </w:pPr>
+      <w:r>
+        <w:rPr/>
         <w:t xml:space="preserve">Bon cadeau = valeur exacte d'une durée, ou crédit complétable par un autre moyen de paiement (module 6). </w:t>
       </w:r>
     </w:p>
@@ -2720,7 +3434,7 @@
         <w:pStyle w:val="Corpsdetexte"/>
         <w:numPr>
           <w:ilvl w:val="0"/>
-          <w:numId w:val="26"/>
+          <w:numId w:val="28"/>
         </w:numPr>
         <w:tabs>
           <w:tab w:val="clear" w:pos="1134"/>
@@ -2742,7 +3456,7 @@
         <w:pStyle w:val="Corpsdetexte"/>
         <w:numPr>
           <w:ilvl w:val="0"/>
-          <w:numId w:val="26"/>
+          <w:numId w:val="28"/>
         </w:numPr>
         <w:tabs>
           <w:tab w:val="clear" w:pos="1134"/>
@@ -2764,7 +3478,7 @@
         <w:pStyle w:val="Corpsdetexte"/>
         <w:numPr>
           <w:ilvl w:val="0"/>
-          <w:numId w:val="26"/>
+          <w:numId w:val="28"/>
         </w:numPr>
         <w:tabs>
           <w:tab w:val="clear" w:pos="1134"/>
@@ -2786,7 +3500,7 @@
         <w:pStyle w:val="Corpsdetexte"/>
         <w:numPr>
           <w:ilvl w:val="0"/>
-          <w:numId w:val="26"/>
+          <w:numId w:val="28"/>
         </w:numPr>
         <w:tabs>
           <w:tab w:val="clear" w:pos="1134"/>
@@ -2808,7 +3522,7 @@
         <w:pStyle w:val="Corpsdetexte"/>
         <w:numPr>
           <w:ilvl w:val="0"/>
-          <w:numId w:val="26"/>
+          <w:numId w:val="28"/>
         </w:numPr>
         <w:tabs>
           <w:tab w:val="clear" w:pos="1134"/>
@@ -2841,7 +3555,7 @@
         <w:pStyle w:val="Corpsdetexte"/>
         <w:numPr>
           <w:ilvl w:val="0"/>
-          <w:numId w:val="27"/>
+          <w:numId w:val="29"/>
         </w:numPr>
         <w:tabs>
           <w:tab w:val="clear" w:pos="1134"/>
@@ -2855,29 +3569,47 @@
       </w:pPr>
       <w:r>
         <w:rPr/>
-        <w:t xml:space="preserve">Prolongation d'une location en cours (module 2). </w:t>
-      </w:r>
-    </w:p>
-    <w:p>
-      <w:pPr>
-        <w:pStyle w:val="Corpsdetexte"/>
-        <w:numPr>
-          <w:ilvl w:val="0"/>
-          <w:numId w:val="27"/>
-        </w:numPr>
-        <w:tabs>
-          <w:tab w:val="clear" w:pos="1134"/>
-          <w:tab w:val="left" w:pos="707" w:leader="none"/>
-        </w:tabs>
+        <w:t xml:space="preserve">Tranche horaire précise sélectionnable dans le tunnel de réservation (module 2) — la cliente envisage de l'ajouter plus tard, « pas dans l'immédiat ». En V1, l'heure se négocie hors tunnel (chat/téléphone/email). </w:t>
+      </w:r>
+    </w:p>
+    <w:p>
+      <w:pPr>
+        <w:pStyle w:val="Corpsdetexte"/>
+        <w:numPr>
+          <w:ilvl w:val="0"/>
+          <w:numId w:val="29"/>
+        </w:numPr>
+        <w:tabs>
+          <w:tab w:val="clear" w:pos="1134"/>
+          <w:tab w:val="left" w:pos="707" w:leader="none"/>
+        </w:tabs>
+        <w:bidi w:val="0"/>
+        <w:ind w:left="707" w:hanging="283"/>
+        <w:jc w:val="left"/>
+        <w:rPr/>
+      </w:pPr>
+      <w:r>
+        <w:rPr/>
+        <w:t xml:space="preserve">Export comptable complet (modules 8, 11) — l'export simple des ventes par année civile, lui, est inclus en V1 (module 11). </w:t>
+      </w:r>
+    </w:p>
+    <w:p>
+      <w:pPr>
+        <w:pStyle w:val="Corpsdetexte"/>
         <w:bidi w:val="0"/>
         <w:spacing w:before="0" w:after="283"/>
-        <w:ind w:left="707" w:hanging="283"/>
-        <w:jc w:val="left"/>
-        <w:rPr/>
-      </w:pPr>
-      <w:r>
-        <w:rPr/>
-        <w:t xml:space="preserve">Export comptable complet (modules 8, 11) — l'export simple des ventes par année civile, lui, est inclus en V1 (module 11). </w:t>
+        <w:jc w:val="left"/>
+        <w:rPr/>
+      </w:pPr>
+      <w:r>
+        <w:rPr>
+          <w:rStyle w:val="Accentuationforte"/>
+        </w:rPr>
+        <w:t>Résolu, ne figure plus en V2 :</w:t>
+      </w:r>
+      <w:r>
+        <w:rPr/>
+        <w:t xml:space="preserve"> la prolongation d'une location en cours ne nécessite finalement aucun développement dédié — elle se fait via une nouvelle réservation standard dans le tunnel après accord manuel avec la cliente (cf. module 2).</w:t>
       </w:r>
     </w:p>
     <w:sectPr>
@@ -6323,8 +7055,8 @@
   <w:abstractNum w:abstractNumId="26">
     <w:lvl w:ilvl="0">
       <w:start w:val="1"/>
-      <w:numFmt w:val="decimal"/>
-      <w:lvlText w:val="%1."/>
+      <w:numFmt w:val="bullet"/>
+      <w:lvlText w:val=""/>
       <w:lvlJc w:val="left"/>
       <w:pPr>
         <w:tabs>
@@ -6332,12 +7064,14 @@
         </w:tabs>
         <w:ind w:left="707" w:hanging="283"/>
       </w:pPr>
-      <w:rPr/>
+      <w:rPr>
+        <w:rFonts w:ascii="Symbol" w:hAnsi="Symbol" w:cs="Symbol" w:hint="default"/>
+      </w:rPr>
     </w:lvl>
     <w:lvl w:ilvl="1">
       <w:start w:val="1"/>
-      <w:numFmt w:val="decimal"/>
-      <w:lvlText w:val="%2."/>
+      <w:numFmt w:val="bullet"/>
+      <w:lvlText w:val=""/>
       <w:lvlJc w:val="left"/>
       <w:pPr>
         <w:tabs>
@@ -6345,12 +7079,14 @@
         </w:tabs>
         <w:ind w:left="1414" w:hanging="283"/>
       </w:pPr>
-      <w:rPr/>
+      <w:rPr>
+        <w:rFonts w:ascii="Symbol" w:hAnsi="Symbol" w:cs="Symbol" w:hint="default"/>
+      </w:rPr>
     </w:lvl>
     <w:lvl w:ilvl="2">
       <w:start w:val="1"/>
-      <w:numFmt w:val="decimal"/>
-      <w:lvlText w:val="%3."/>
+      <w:numFmt w:val="bullet"/>
+      <w:lvlText w:val=""/>
       <w:lvlJc w:val="left"/>
       <w:pPr>
         <w:tabs>
@@ -6358,12 +7094,14 @@
         </w:tabs>
         <w:ind w:left="2121" w:hanging="283"/>
       </w:pPr>
-      <w:rPr/>
+      <w:rPr>
+        <w:rFonts w:ascii="Symbol" w:hAnsi="Symbol" w:cs="Symbol" w:hint="default"/>
+      </w:rPr>
     </w:lvl>
     <w:lvl w:ilvl="3">
       <w:start w:val="1"/>
-      <w:numFmt w:val="decimal"/>
-      <w:lvlText w:val="%4."/>
+      <w:numFmt w:val="bullet"/>
+      <w:lvlText w:val=""/>
       <w:lvlJc w:val="left"/>
       <w:pPr>
         <w:tabs>
@@ -6371,12 +7109,14 @@
         </w:tabs>
         <w:ind w:left="2828" w:hanging="283"/>
       </w:pPr>
-      <w:rPr/>
+      <w:rPr>
+        <w:rFonts w:ascii="Symbol" w:hAnsi="Symbol" w:cs="Symbol" w:hint="default"/>
+      </w:rPr>
     </w:lvl>
     <w:lvl w:ilvl="4">
       <w:start w:val="1"/>
-      <w:numFmt w:val="decimal"/>
-      <w:lvlText w:val="%5."/>
+      <w:numFmt w:val="bullet"/>
+      <w:lvlText w:val=""/>
       <w:lvlJc w:val="left"/>
       <w:pPr>
         <w:tabs>
@@ -6384,12 +7124,14 @@
         </w:tabs>
         <w:ind w:left="3535" w:hanging="283"/>
       </w:pPr>
-      <w:rPr/>
+      <w:rPr>
+        <w:rFonts w:ascii="Symbol" w:hAnsi="Symbol" w:cs="Symbol" w:hint="default"/>
+      </w:rPr>
     </w:lvl>
     <w:lvl w:ilvl="5">
       <w:start w:val="1"/>
-      <w:numFmt w:val="decimal"/>
-      <w:lvlText w:val="%6."/>
+      <w:numFmt w:val="bullet"/>
+      <w:lvlText w:val=""/>
       <w:lvlJc w:val="left"/>
       <w:pPr>
         <w:tabs>
@@ -6397,12 +7139,14 @@
         </w:tabs>
         <w:ind w:left="4242" w:hanging="283"/>
       </w:pPr>
-      <w:rPr/>
+      <w:rPr>
+        <w:rFonts w:ascii="Symbol" w:hAnsi="Symbol" w:cs="Symbol" w:hint="default"/>
+      </w:rPr>
     </w:lvl>
     <w:lvl w:ilvl="6">
       <w:start w:val="1"/>
-      <w:numFmt w:val="decimal"/>
-      <w:lvlText w:val="%7."/>
+      <w:numFmt w:val="bullet"/>
+      <w:lvlText w:val=""/>
       <w:lvlJc w:val="left"/>
       <w:pPr>
         <w:tabs>
@@ -6410,12 +7154,14 @@
         </w:tabs>
         <w:ind w:left="4949" w:hanging="283"/>
       </w:pPr>
-      <w:rPr/>
+      <w:rPr>
+        <w:rFonts w:ascii="Symbol" w:hAnsi="Symbol" w:cs="Symbol" w:hint="default"/>
+      </w:rPr>
     </w:lvl>
     <w:lvl w:ilvl="7">
       <w:start w:val="1"/>
-      <w:numFmt w:val="decimal"/>
-      <w:lvlText w:val="%8."/>
+      <w:numFmt w:val="bullet"/>
+      <w:lvlText w:val=""/>
       <w:lvlJc w:val="left"/>
       <w:pPr>
         <w:tabs>
@@ -6423,12 +7169,14 @@
         </w:tabs>
         <w:ind w:left="5656" w:hanging="283"/>
       </w:pPr>
-      <w:rPr/>
+      <w:rPr>
+        <w:rFonts w:ascii="Symbol" w:hAnsi="Symbol" w:cs="Symbol" w:hint="default"/>
+      </w:rPr>
     </w:lvl>
     <w:lvl w:ilvl="8">
       <w:start w:val="1"/>
-      <w:numFmt w:val="decimal"/>
-      <w:lvlText w:val="%9."/>
+      <w:numFmt w:val="bullet"/>
+      <w:lvlText w:val=""/>
       <w:lvlJc w:val="left"/>
       <w:pPr>
         <w:tabs>
@@ -6436,12 +7184,151 @@
         </w:tabs>
         <w:ind w:left="6363" w:hanging="283"/>
       </w:pPr>
-      <w:rPr/>
+      <w:rPr>
+        <w:rFonts w:ascii="Symbol" w:hAnsi="Symbol" w:cs="Symbol" w:hint="default"/>
+      </w:rPr>
     </w:lvl>
   </w:abstractNum>
   <w:abstractNum w:abstractNumId="27">
     <w:lvl w:ilvl="0">
       <w:start w:val="1"/>
+      <w:numFmt w:val="bullet"/>
+      <w:lvlText w:val=""/>
+      <w:lvlJc w:val="left"/>
+      <w:pPr>
+        <w:tabs>
+          <w:tab w:val="num" w:pos="707"/>
+        </w:tabs>
+        <w:ind w:left="707" w:hanging="283"/>
+      </w:pPr>
+      <w:rPr>
+        <w:rFonts w:ascii="Symbol" w:hAnsi="Symbol" w:cs="Symbol" w:hint="default"/>
+      </w:rPr>
+    </w:lvl>
+    <w:lvl w:ilvl="1">
+      <w:start w:val="1"/>
+      <w:numFmt w:val="bullet"/>
+      <w:lvlText w:val=""/>
+      <w:lvlJc w:val="left"/>
+      <w:pPr>
+        <w:tabs>
+          <w:tab w:val="num" w:pos="1414"/>
+        </w:tabs>
+        <w:ind w:left="1414" w:hanging="283"/>
+      </w:pPr>
+      <w:rPr>
+        <w:rFonts w:ascii="Symbol" w:hAnsi="Symbol" w:cs="Symbol" w:hint="default"/>
+      </w:rPr>
+    </w:lvl>
+    <w:lvl w:ilvl="2">
+      <w:start w:val="1"/>
+      <w:numFmt w:val="bullet"/>
+      <w:lvlText w:val=""/>
+      <w:lvlJc w:val="left"/>
+      <w:pPr>
+        <w:tabs>
+          <w:tab w:val="num" w:pos="2121"/>
+        </w:tabs>
+        <w:ind w:left="2121" w:hanging="283"/>
+      </w:pPr>
+      <w:rPr>
+        <w:rFonts w:ascii="Symbol" w:hAnsi="Symbol" w:cs="Symbol" w:hint="default"/>
+      </w:rPr>
+    </w:lvl>
+    <w:lvl w:ilvl="3">
+      <w:start w:val="1"/>
+      <w:numFmt w:val="bullet"/>
+      <w:lvlText w:val=""/>
+      <w:lvlJc w:val="left"/>
+      <w:pPr>
+        <w:tabs>
+          <w:tab w:val="num" w:pos="2828"/>
+        </w:tabs>
+        <w:ind w:left="2828" w:hanging="283"/>
+      </w:pPr>
+      <w:rPr>
+        <w:rFonts w:ascii="Symbol" w:hAnsi="Symbol" w:cs="Symbol" w:hint="default"/>
+      </w:rPr>
+    </w:lvl>
+    <w:lvl w:ilvl="4">
+      <w:start w:val="1"/>
+      <w:numFmt w:val="bullet"/>
+      <w:lvlText w:val=""/>
+      <w:lvlJc w:val="left"/>
+      <w:pPr>
+        <w:tabs>
+          <w:tab w:val="num" w:pos="3535"/>
+        </w:tabs>
+        <w:ind w:left="3535" w:hanging="283"/>
+      </w:pPr>
+      <w:rPr>
+        <w:rFonts w:ascii="Symbol" w:hAnsi="Symbol" w:cs="Symbol" w:hint="default"/>
+      </w:rPr>
+    </w:lvl>
+    <w:lvl w:ilvl="5">
+      <w:start w:val="1"/>
+      <w:numFmt w:val="bullet"/>
+      <w:lvlText w:val=""/>
+      <w:lvlJc w:val="left"/>
+      <w:pPr>
+        <w:tabs>
+          <w:tab w:val="num" w:pos="4242"/>
+        </w:tabs>
+        <w:ind w:left="4242" w:hanging="283"/>
+      </w:pPr>
+      <w:rPr>
+        <w:rFonts w:ascii="Symbol" w:hAnsi="Symbol" w:cs="Symbol" w:hint="default"/>
+      </w:rPr>
+    </w:lvl>
+    <w:lvl w:ilvl="6">
+      <w:start w:val="1"/>
+      <w:numFmt w:val="bullet"/>
+      <w:lvlText w:val=""/>
+      <w:lvlJc w:val="left"/>
+      <w:pPr>
+        <w:tabs>
+          <w:tab w:val="num" w:pos="4949"/>
+        </w:tabs>
+        <w:ind w:left="4949" w:hanging="283"/>
+      </w:pPr>
+      <w:rPr>
+        <w:rFonts w:ascii="Symbol" w:hAnsi="Symbol" w:cs="Symbol" w:hint="default"/>
+      </w:rPr>
+    </w:lvl>
+    <w:lvl w:ilvl="7">
+      <w:start w:val="1"/>
+      <w:numFmt w:val="bullet"/>
+      <w:lvlText w:val=""/>
+      <w:lvlJc w:val="left"/>
+      <w:pPr>
+        <w:tabs>
+          <w:tab w:val="num" w:pos="5656"/>
+        </w:tabs>
+        <w:ind w:left="5656" w:hanging="283"/>
+      </w:pPr>
+      <w:rPr>
+        <w:rFonts w:ascii="Symbol" w:hAnsi="Symbol" w:cs="Symbol" w:hint="default"/>
+      </w:rPr>
+    </w:lvl>
+    <w:lvl w:ilvl="8">
+      <w:start w:val="1"/>
+      <w:numFmt w:val="bullet"/>
+      <w:lvlText w:val=""/>
+      <w:lvlJc w:val="left"/>
+      <w:pPr>
+        <w:tabs>
+          <w:tab w:val="num" w:pos="6363"/>
+        </w:tabs>
+        <w:ind w:left="6363" w:hanging="283"/>
+      </w:pPr>
+      <w:rPr>
+        <w:rFonts w:ascii="Symbol" w:hAnsi="Symbol" w:cs="Symbol" w:hint="default"/>
+      </w:rPr>
+    </w:lvl>
+  </w:abstractNum>
+  <w:abstractNum w:abstractNumId="28">
+    <w:lvl w:ilvl="0">
+      <w:start w:val="1"/>
       <w:numFmt w:val="decimal"/>
       <w:lvlText w:val="%1."/>
       <w:lvlJc w:val="left"/>
@@ -6558,7 +7445,126 @@
       <w:rPr/>
     </w:lvl>
   </w:abstractNum>
-  <w:abstractNum w:abstractNumId="28">
+  <w:abstractNum w:abstractNumId="29">
+    <w:lvl w:ilvl="0">
+      <w:start w:val="1"/>
+      <w:numFmt w:val="decimal"/>
+      <w:lvlText w:val="%1."/>
+      <w:lvlJc w:val="left"/>
+      <w:pPr>
+        <w:tabs>
+          <w:tab w:val="num" w:pos="707"/>
+        </w:tabs>
+        <w:ind w:left="707" w:hanging="283"/>
+      </w:pPr>
+      <w:rPr/>
+    </w:lvl>
+    <w:lvl w:ilvl="1">
+      <w:start w:val="1"/>
+      <w:numFmt w:val="decimal"/>
+      <w:lvlText w:val="%2."/>
+      <w:lvlJc w:val="left"/>
+      <w:pPr>
+        <w:tabs>
+          <w:tab w:val="num" w:pos="1414"/>
+        </w:tabs>
+        <w:ind w:left="1414" w:hanging="283"/>
+      </w:pPr>
+      <w:rPr/>
+    </w:lvl>
+    <w:lvl w:ilvl="2">
+      <w:start w:val="1"/>
+      <w:numFmt w:val="decimal"/>
+      <w:lvlText w:val="%3."/>
+      <w:lvlJc w:val="left"/>
+      <w:pPr>
+        <w:tabs>
+          <w:tab w:val="num" w:pos="2121"/>
+        </w:tabs>
+        <w:ind w:left="2121" w:hanging="283"/>
+      </w:pPr>
+      <w:rPr/>
+    </w:lvl>
+    <w:lvl w:ilvl="3">
+      <w:start w:val="1"/>
+      <w:numFmt w:val="decimal"/>
+      <w:lvlText w:val="%4."/>
+      <w:lvlJc w:val="left"/>
+      <w:pPr>
+        <w:tabs>
+          <w:tab w:val="num" w:pos="2828"/>
+        </w:tabs>
+        <w:ind w:left="2828" w:hanging="283"/>
+      </w:pPr>
+      <w:rPr/>
+    </w:lvl>
+    <w:lvl w:ilvl="4">
+      <w:start w:val="1"/>
+      <w:numFmt w:val="decimal"/>
+      <w:lvlText w:val="%5."/>
+      <w:lvlJc w:val="left"/>
+      <w:pPr>
+        <w:tabs>
+          <w:tab w:val="num" w:pos="3535"/>
+        </w:tabs>
+        <w:ind w:left="3535" w:hanging="283"/>
+      </w:pPr>
+      <w:rPr/>
+    </w:lvl>
+    <w:lvl w:ilvl="5">
+      <w:start w:val="1"/>
+      <w:numFmt w:val="decimal"/>
+      <w:lvlText w:val="%6."/>
+      <w:lvlJc w:val="left"/>
+      <w:pPr>
+        <w:tabs>
+          <w:tab w:val="num" w:pos="4242"/>
+        </w:tabs>
+        <w:ind w:left="4242" w:hanging="283"/>
+      </w:pPr>
+      <w:rPr/>
+    </w:lvl>
+    <w:lvl w:ilvl="6">
+      <w:start w:val="1"/>
+      <w:numFmt w:val="decimal"/>
+      <w:lvlText w:val="%7."/>
+      <w:lvlJc w:val="left"/>
+      <w:pPr>
+        <w:tabs>
+          <w:tab w:val="num" w:pos="4949"/>
+        </w:tabs>
+        <w:ind w:left="4949" w:hanging="283"/>
+      </w:pPr>
+      <w:rPr/>
+    </w:lvl>
+    <w:lvl w:ilvl="7">
+      <w:start w:val="1"/>
+      <w:numFmt w:val="decimal"/>
+      <w:lvlText w:val="%8."/>
+      <w:lvlJc w:val="left"/>
+      <w:pPr>
+        <w:tabs>
+          <w:tab w:val="num" w:pos="5656"/>
+        </w:tabs>
+        <w:ind w:left="5656" w:hanging="283"/>
+      </w:pPr>
+      <w:rPr/>
+    </w:lvl>
+    <w:lvl w:ilvl="8">
+      <w:start w:val="1"/>
+      <w:numFmt w:val="decimal"/>
+      <w:lvlText w:val="%9."/>
+      <w:lvlJc w:val="left"/>
+      <w:pPr>
+        <w:tabs>
+          <w:tab w:val="num" w:pos="6363"/>
+        </w:tabs>
+        <w:ind w:left="6363" w:hanging="283"/>
+      </w:pPr>
+      <w:rPr/>
+    </w:lvl>
+  </w:abstractNum>
+  <w:abstractNum w:abstractNumId="30">
     <w:lvl w:ilvl="0">
       <w:start w:val="1"/>
       <w:numFmt w:val="none"/>
@@ -6761,6 +7767,12 @@
   </w:num>
   <w:num w:numId="28">
     <w:abstractNumId w:val="28"/>
+  </w:num>
+  <w:num w:numId="29">
+    <w:abstractNumId w:val="29"/>
+  </w:num>
+  <w:num w:numId="30">
+    <w:abstractNumId w:val="30"/>
   </w:num>
 </w:numbering>
 </file>

--- a/docs/projet-plateforme-location/specification-fonctionnelle.docx
+++ b/docs/projet-plateforme-location/specification-fonctionnelle.docx
@@ -896,6 +896,32 @@
       </w:r>
       <w:r>
         <w:rPr/>
+        <w:t xml:space="preserve">Lieux de retrait réels confirmés (5) : aire de covoiturage de Lanester (à côté du McDo), covoiturage de Guidel, covoiturage de Kerizan (Brec'h), Intermarché Drive de Monistrol (Lorient), covoiturage de Plouay. </w:t>
+      </w:r>
+    </w:p>
+    <w:p>
+      <w:pPr>
+        <w:pStyle w:val="Corpsdetexte"/>
+        <w:numPr>
+          <w:ilvl w:val="0"/>
+          <w:numId w:val="7"/>
+        </w:numPr>
+        <w:tabs>
+          <w:tab w:val="clear" w:pos="1134"/>
+          <w:tab w:val="left" w:pos="707" w:leader="none"/>
+        </w:tabs>
+        <w:bidi w:val="0"/>
+        <w:spacing w:before="0" w:after="0"/>
+        <w:ind w:left="707" w:hanging="283"/>
+        <w:jc w:val="left"/>
+        <w:rPr/>
+      </w:pPr>
+      <w:r>
+        <w:rPr/>
+        <w:t xml:space="preserve">✅ </w:t>
+      </w:r>
+      <w:r>
+        <w:rPr/>
         <w:t xml:space="preserve">Un client ne peut réserver que l'une des 4 durées fixes du tarif (4j / 7j / 15j / 1 mois) — pas de durée libre dans le tunnel. </w:t>
       </w:r>
       <w:r>
@@ -970,7 +996,7 @@
       </w:r>
       <w:r>
         <w:rPr/>
-        <w:t xml:space="preserve"> Une location démarrant un mardi (quelle que soit l'heure de remise ce jour-là) et prévue pour 4 jours se termine le vendredi — le client doit rendre le set ce jour-là, quelle que soit l'heure. Cette règle détermine la date de retour attendue pour tous les calculs (rappel J-48h, déclenchement de la relance de retard, etc.). </w:t>
+        <w:t xml:space="preserve"> Une location démarrant un mardi (quelle que soit l'heure de remise ce jour-là) et prévue pour 4 jours se termine le vendredi — le client doit rendre le set ce jour-là, quelle que soit l'heure. Cette règle détermine la date de retour attendue pour tous les calculs (rappel J-1, déclenchement de la relance de retard, etc.). </w:t>
       </w:r>
     </w:p>
     <w:p>
@@ -1518,6 +1544,7 @@
           <w:tab w:val="left" w:pos="707" w:leader="none"/>
         </w:tabs>
         <w:bidi w:val="0"/>
+        <w:spacing w:before="0" w:after="0"/>
         <w:ind w:left="707" w:hanging="283"/>
         <w:jc w:val="left"/>
         <w:rPr/>
@@ -1529,6 +1556,41 @@
       <w:r>
         <w:rPr/>
         <w:t xml:space="preserve">Si le loyer est payé par TPE sur place, comment se fait la pré-autorisation de la caution (carte enregistrée en amont côté client tout de même) ? Question posée à Marion — reste ouverte indépendamment du point ci-dessus. </w:t>
+      </w:r>
+    </w:p>
+    <w:p>
+      <w:pPr>
+        <w:pStyle w:val="Corpsdetexte"/>
+        <w:numPr>
+          <w:ilvl w:val="0"/>
+          <w:numId w:val="14"/>
+        </w:numPr>
+        <w:tabs>
+          <w:tab w:val="clear" w:pos="1134"/>
+          <w:tab w:val="left" w:pos="707" w:leader="none"/>
+        </w:tabs>
+        <w:bidi w:val="0"/>
+        <w:ind w:left="707" w:hanging="283"/>
+        <w:jc w:val="left"/>
+        <w:rPr/>
+      </w:pPr>
+      <w:r>
+        <w:rPr/>
+        <w:t xml:space="preserve">✅ </w:t>
+      </w:r>
+      <w:r>
+        <w:rPr/>
+        <w:t xml:space="preserve">Restitution de la caution : automatique 48h après réception du set, </w:t>
+      </w:r>
+      <w:r>
+        <w:rPr>
+          <w:rStyle w:val="Accentuationforte"/>
+        </w:rPr>
+        <w:t>avec un plafond de 7 jours maximum</w:t>
+      </w:r>
+      <w:r>
+        <w:rPr/>
+        <w:t xml:space="preserve"> dans tous les cas (indépendant de la rapidité de Marion à valider l'état des lieux). </w:t>
       </w:r>
     </w:p>
     <w:p>
@@ -1722,6 +1784,7 @@
           <w:tab w:val="left" w:pos="707" w:leader="none"/>
         </w:tabs>
         <w:bidi w:val="0"/>
+        <w:spacing w:before="0" w:after="0"/>
         <w:ind w:left="707" w:hanging="283"/>
         <w:jc w:val="left"/>
         <w:rPr/>
@@ -1733,6 +1796,67 @@
       <w:r>
         <w:rPr/>
         <w:t xml:space="preserve">En V1, tous les sets sont disponibles à tous les lieux de retrait (pas de restriction géographique par set). </w:t>
+      </w:r>
+    </w:p>
+    <w:p>
+      <w:pPr>
+        <w:pStyle w:val="Corpsdetexte"/>
+        <w:numPr>
+          <w:ilvl w:val="0"/>
+          <w:numId w:val="17"/>
+        </w:numPr>
+        <w:tabs>
+          <w:tab w:val="clear" w:pos="1134"/>
+          <w:tab w:val="left" w:pos="707" w:leader="none"/>
+        </w:tabs>
+        <w:bidi w:val="0"/>
+        <w:ind w:left="707" w:hanging="283"/>
+        <w:jc w:val="left"/>
+        <w:rPr/>
+      </w:pPr>
+      <w:r>
+        <w:rPr/>
+        <w:t xml:space="preserve">⚠️ </w:t>
+      </w:r>
+      <w:r>
+        <w:rPr>
+          <w:rStyle w:val="Accentuationforte"/>
+        </w:rPr>
+        <w:t>Point majeur à confirmer avec Alexis avant développement</w:t>
+      </w:r>
+      <w:r>
+        <w:rPr/>
+        <w:t xml:space="preserve"> : la cliente indique qu'elle veut « avoir la main sur la demande de location » et pouvoir accepter/refuser/proposer d'autres dates — ce qui suggère une </w:t>
+      </w:r>
+      <w:r>
+        <w:rPr>
+          <w:rStyle w:val="Accentuationforte"/>
+        </w:rPr>
+        <w:t>validation manuelle de chaque réservation</w:t>
+      </w:r>
+      <w:r>
+        <w:rPr/>
+        <w:t xml:space="preserve"> plutôt qu'une confirmation automatique instantanée par le tunnel. Si confirmé, ça change le flux : la réservation devient une </w:t>
+      </w:r>
+      <w:r>
+        <w:rPr>
+          <w:rStyle w:val="Accentuation"/>
+        </w:rPr>
+        <w:t>demande</w:t>
+      </w:r>
+      <w:r>
+        <w:rPr/>
+        <w:t xml:space="preserve"> en attente, avec une étape d'approbation côté back-office avant confirmation définitive. Reste à définir : le paiement est-il pris avant ou après cette validation, et que se passe-t-il en cas de refus d'une réservation déjà payée (remboursement automatique) ? </w:t>
+      </w:r>
+      <w:r>
+        <w:rPr>
+          <w:rStyle w:val="Accentuationforte"/>
+        </w:rPr>
+        <w:t>Ne pas développer le flux de confirmation automatique tant que ce point n'est pas tranché avec Alexis.</w:t>
+      </w:r>
+      <w:r>
+        <w:rPr/>
+        <w:t xml:space="preserve"> </w:t>
       </w:r>
     </w:p>
     <w:p>
@@ -2244,6 +2368,137 @@
     </w:p>
     <w:p>
       <w:pPr>
+        <w:pStyle w:val="Corpsdetexte"/>
+        <w:bidi w:val="0"/>
+        <w:jc w:val="left"/>
+        <w:rPr/>
+      </w:pPr>
+      <w:r>
+        <w:rPr>
+          <w:rStyle w:val="Accentuationforte"/>
+        </w:rPr>
+        <w:t>Politique d'annulation — résolu (document client du 11/09) :</w:t>
+      </w:r>
+    </w:p>
+    <w:p>
+      <w:pPr>
+        <w:pStyle w:val="Corpsdetexte"/>
+        <w:numPr>
+          <w:ilvl w:val="0"/>
+          <w:numId w:val="21"/>
+        </w:numPr>
+        <w:tabs>
+          <w:tab w:val="clear" w:pos="1134"/>
+          <w:tab w:val="left" w:pos="707" w:leader="none"/>
+        </w:tabs>
+        <w:bidi w:val="0"/>
+        <w:spacing w:before="0" w:after="0"/>
+        <w:ind w:left="707" w:hanging="283"/>
+        <w:jc w:val="left"/>
+        <w:rPr/>
+      </w:pPr>
+      <w:r>
+        <w:rPr/>
+        <w:t xml:space="preserve">✅ </w:t>
+      </w:r>
+      <w:r>
+        <w:rPr/>
+        <w:t xml:space="preserve">Annulation à l'initiative du client : </w:t>
+      </w:r>
+    </w:p>
+    <w:p>
+      <w:pPr>
+        <w:pStyle w:val="Corpsdetexte"/>
+        <w:numPr>
+          <w:ilvl w:val="1"/>
+          <w:numId w:val="21"/>
+        </w:numPr>
+        <w:tabs>
+          <w:tab w:val="clear" w:pos="1134"/>
+          <w:tab w:val="left" w:pos="1414" w:leader="none"/>
+        </w:tabs>
+        <w:bidi w:val="0"/>
+        <w:spacing w:before="0" w:after="0"/>
+        <w:ind w:left="1414" w:hanging="283"/>
+        <w:jc w:val="left"/>
+        <w:rPr/>
+      </w:pPr>
+      <w:r>
+        <w:rPr/>
+        <w:t xml:space="preserve">Plus de 7 jours avant le retrait : gratuite (remboursement intégral). </w:t>
+      </w:r>
+    </w:p>
+    <w:p>
+      <w:pPr>
+        <w:pStyle w:val="Corpsdetexte"/>
+        <w:numPr>
+          <w:ilvl w:val="1"/>
+          <w:numId w:val="21"/>
+        </w:numPr>
+        <w:tabs>
+          <w:tab w:val="clear" w:pos="1134"/>
+          <w:tab w:val="left" w:pos="1414" w:leader="none"/>
+        </w:tabs>
+        <w:bidi w:val="0"/>
+        <w:spacing w:before="0" w:after="0"/>
+        <w:ind w:left="1414" w:hanging="283"/>
+        <w:jc w:val="left"/>
+        <w:rPr/>
+      </w:pPr>
+      <w:r>
+        <w:rPr/>
+        <w:t xml:space="preserve">Entre 7 jours et 48h avant : 50 % du prix de la location retenu. </w:t>
+      </w:r>
+    </w:p>
+    <w:p>
+      <w:pPr>
+        <w:pStyle w:val="Corpsdetexte"/>
+        <w:numPr>
+          <w:ilvl w:val="1"/>
+          <w:numId w:val="21"/>
+        </w:numPr>
+        <w:tabs>
+          <w:tab w:val="clear" w:pos="1134"/>
+          <w:tab w:val="left" w:pos="1414" w:leader="none"/>
+        </w:tabs>
+        <w:bidi w:val="0"/>
+        <w:spacing w:before="0" w:after="0"/>
+        <w:ind w:left="1414" w:hanging="283"/>
+        <w:jc w:val="left"/>
+        <w:rPr/>
+      </w:pPr>
+      <w:r>
+        <w:rPr/>
+        <w:t xml:space="preserve">Moins de 48h avant : 100 % retenu (pas de remboursement). </w:t>
+      </w:r>
+    </w:p>
+    <w:p>
+      <w:pPr>
+        <w:pStyle w:val="Corpsdetexte"/>
+        <w:numPr>
+          <w:ilvl w:val="0"/>
+          <w:numId w:val="21"/>
+        </w:numPr>
+        <w:tabs>
+          <w:tab w:val="clear" w:pos="1134"/>
+          <w:tab w:val="left" w:pos="707" w:leader="none"/>
+        </w:tabs>
+        <w:bidi w:val="0"/>
+        <w:ind w:left="707" w:hanging="283"/>
+        <w:jc w:val="left"/>
+        <w:rPr/>
+      </w:pPr>
+      <w:r>
+        <w:rPr/>
+        <w:t xml:space="preserve">✅ </w:t>
+      </w:r>
+      <w:r>
+        <w:rPr/>
+        <w:t xml:space="preserve">Annulation à l'initiative de Set et Brique : trois options au choix de Marion — proposition d'un changement de date (gratuit), avoir sur un autre set disponible, ou remboursement. Ce cas confirme que le système d'avoir (module 6, bons cadeaux) doit pouvoir être déclenché gratuitement par Marion, pas seulement acheté par un client. </w:t>
+      </w:r>
+    </w:p>
+    <w:p>
+      <w:pPr>
         <w:pStyle w:val="Lignehorizontale"/>
         <w:bidi w:val="0"/>
         <w:jc w:val="left"/>
@@ -2270,7 +2525,7 @@
         <w:pStyle w:val="Corpsdetexte"/>
         <w:numPr>
           <w:ilvl w:val="0"/>
-          <w:numId w:val="21"/>
+          <w:numId w:val="22"/>
         </w:numPr>
         <w:tabs>
           <w:tab w:val="clear" w:pos="1134"/>
@@ -2306,7 +2561,7 @@
         <w:pStyle w:val="Corpsdetexte"/>
         <w:numPr>
           <w:ilvl w:val="0"/>
-          <w:numId w:val="21"/>
+          <w:numId w:val="22"/>
         </w:numPr>
         <w:tabs>
           <w:tab w:val="clear" w:pos="1134"/>
@@ -2332,7 +2587,7 @@
         <w:pStyle w:val="Corpsdetexte"/>
         <w:numPr>
           <w:ilvl w:val="1"/>
-          <w:numId w:val="21"/>
+          <w:numId w:val="22"/>
         </w:numPr>
         <w:tabs>
           <w:tab w:val="clear" w:pos="1134"/>
@@ -2354,7 +2609,7 @@
         <w:pStyle w:val="Corpsdetexte"/>
         <w:numPr>
           <w:ilvl w:val="1"/>
-          <w:numId w:val="21"/>
+          <w:numId w:val="22"/>
         </w:numPr>
         <w:tabs>
           <w:tab w:val="clear" w:pos="1134"/>
@@ -2376,7 +2631,7 @@
         <w:pStyle w:val="Corpsdetexte"/>
         <w:numPr>
           <w:ilvl w:val="0"/>
-          <w:numId w:val="21"/>
+          <w:numId w:val="22"/>
         </w:numPr>
         <w:tabs>
           <w:tab w:val="clear" w:pos="1134"/>
@@ -2408,7 +2663,7 @@
         <w:pStyle w:val="Corpsdetexte"/>
         <w:numPr>
           <w:ilvl w:val="0"/>
-          <w:numId w:val="21"/>
+          <w:numId w:val="22"/>
         </w:numPr>
         <w:tabs>
           <w:tab w:val="clear" w:pos="1134"/>
@@ -2471,7 +2726,7 @@
         <w:pStyle w:val="Corpsdetexte"/>
         <w:numPr>
           <w:ilvl w:val="0"/>
-          <w:numId w:val="22"/>
+          <w:numId w:val="23"/>
         </w:numPr>
         <w:tabs>
           <w:tab w:val="clear" w:pos="1134"/>
@@ -2497,7 +2752,7 @@
         <w:pStyle w:val="Corpsdetexte"/>
         <w:numPr>
           <w:ilvl w:val="0"/>
-          <w:numId w:val="22"/>
+          <w:numId w:val="23"/>
         </w:numPr>
         <w:tabs>
           <w:tab w:val="clear" w:pos="1134"/>
@@ -2533,7 +2788,7 @@
         <w:pStyle w:val="Corpsdetexte"/>
         <w:numPr>
           <w:ilvl w:val="0"/>
-          <w:numId w:val="22"/>
+          <w:numId w:val="23"/>
         </w:numPr>
         <w:tabs>
           <w:tab w:val="clear" w:pos="1134"/>
@@ -2564,15 +2819,15 @@
         <w:rPr>
           <w:rStyle w:val="Accentuationforte"/>
         </w:rPr>
-        <w:t>Retard de retour — trigger désormais connu (document client du 11/09) :</w:t>
-      </w:r>
-    </w:p>
-    <w:p>
-      <w:pPr>
-        <w:pStyle w:val="Corpsdetexte"/>
-        <w:numPr>
-          <w:ilvl w:val="0"/>
-          <w:numId w:val="23"/>
+        <w:t>Retard de retour — entièrement résolu (2ᵉ document client du 11/09), remplace l'ancienne règle « rappel 48h avant + relance quotidienne » :</w:t>
+      </w:r>
+    </w:p>
+    <w:p>
+      <w:pPr>
+        <w:pStyle w:val="Corpsdetexte"/>
+        <w:numPr>
+          <w:ilvl w:val="0"/>
+          <w:numId w:val="24"/>
         </w:numPr>
         <w:tabs>
           <w:tab w:val="clear" w:pos="1134"/>
@@ -2608,7 +2863,7 @@
         <w:pStyle w:val="Corpsdetexte"/>
         <w:numPr>
           <w:ilvl w:val="0"/>
-          <w:numId w:val="23"/>
+          <w:numId w:val="24"/>
         </w:numPr>
         <w:tabs>
           <w:tab w:val="clear" w:pos="1134"/>
@@ -2636,220 +2891,859 @@
       </w:r>
       <w:r>
         <w:rPr/>
-        <w:t xml:space="preserve"> avant qu'un retard soit considéré comme tel. Au-delà (ou passé le jour J), les pénalités de retard s'appliquent. </w:t>
-      </w:r>
-    </w:p>
-    <w:p>
-      <w:pPr>
-        <w:pStyle w:val="Corpsdetexte"/>
-        <w:numPr>
-          <w:ilvl w:val="0"/>
-          <w:numId w:val="23"/>
-        </w:numPr>
-        <w:tabs>
-          <w:tab w:val="clear" w:pos="1134"/>
-          <w:tab w:val="left" w:pos="707" w:leader="none"/>
-        </w:tabs>
-        <w:bidi w:val="0"/>
-        <w:ind w:left="707" w:hanging="283"/>
-        <w:jc w:val="left"/>
-        <w:rPr/>
-      </w:pPr>
-      <w:r>
-        <w:rPr/>
-        <w:t xml:space="preserve">⏳ </w:t>
-      </w:r>
-      <w:r>
-        <w:rPr/>
-        <w:t xml:space="preserve">Montant/barème exact de la pénalité de retard : toujours non tranché — seul le déclencheur (quand ça compte comme un retard) est désormais connu. </w:t>
-      </w:r>
-    </w:p>
-    <w:p>
-      <w:pPr>
-        <w:pStyle w:val="Corpsdetexte"/>
-        <w:bidi w:val="0"/>
-        <w:jc w:val="left"/>
-        <w:rPr/>
-      </w:pPr>
+        <w:t xml:space="preserve"> avant qu'un retard soit considéré comme tel. </w:t>
+      </w:r>
+    </w:p>
+    <w:p>
+      <w:pPr>
+        <w:pStyle w:val="Corpsdetexte"/>
+        <w:numPr>
+          <w:ilvl w:val="0"/>
+          <w:numId w:val="24"/>
+        </w:numPr>
+        <w:tabs>
+          <w:tab w:val="clear" w:pos="1134"/>
+          <w:tab w:val="left" w:pos="707" w:leader="none"/>
+        </w:tabs>
+        <w:bidi w:val="0"/>
+        <w:spacing w:before="0" w:after="0"/>
+        <w:ind w:left="707" w:hanging="283"/>
+        <w:jc w:val="left"/>
+        <w:rPr/>
+      </w:pPr>
+      <w:r>
+        <w:rPr/>
+        <w:t xml:space="preserve">✅ </w:t>
+      </w:r>
+      <w:r>
+        <w:rPr/>
+        <w:t xml:space="preserve">Séquence d'emails automatiques : </w:t>
+      </w:r>
       <w:r>
         <w:rPr>
           <w:rStyle w:val="Accentuationforte"/>
         </w:rPr>
-        <w:t>Barème de pénalité (pièces manquantes/cassées) :</w:t>
-      </w:r>
-    </w:p>
-    <w:p>
-      <w:pPr>
-        <w:pStyle w:val="Corpsdetexte"/>
-        <w:numPr>
-          <w:ilvl w:val="0"/>
-          <w:numId w:val="24"/>
-        </w:numPr>
-        <w:tabs>
-          <w:tab w:val="clear" w:pos="1134"/>
-          <w:tab w:val="left" w:pos="707" w:leader="none"/>
-        </w:tabs>
-        <w:bidi w:val="0"/>
-        <w:ind w:left="707" w:hanging="283"/>
-        <w:jc w:val="left"/>
-        <w:rPr/>
-      </w:pPr>
-      <w:r>
-        <w:rPr/>
-        <w:t xml:space="preserve">⏳ </w:t>
-      </w:r>
-      <w:r>
-        <w:rPr/>
-        <w:t xml:space="preserve">Non tranché (pièce manquante/cassée) — </w:t>
+        <w:t>J-1</w:t>
+      </w:r>
+      <w:r>
+        <w:rPr/>
+        <w:t xml:space="preserve"> (veille de la fin), </w:t>
       </w:r>
       <w:r>
         <w:rPr>
           <w:rStyle w:val="Accentuationforte"/>
         </w:rPr>
-        <w:t>ne pas développer les prélèvements automatiques sur caution avant réponse de Marion</w:t>
-      </w:r>
-      <w:r>
-        <w:rPr/>
-        <w:t xml:space="preserve">. </w:t>
-      </w:r>
-    </w:p>
-    <w:p>
-      <w:pPr>
-        <w:pStyle w:val="Lignehorizontale"/>
-        <w:bidi w:val="0"/>
-        <w:jc w:val="left"/>
-        <w:rPr/>
-      </w:pPr>
-      <w:r>
-        <w:rPr/>
-      </w:r>
-    </w:p>
-    <w:p>
-      <w:pPr>
-        <w:pStyle w:val="Titre2"/>
-        <w:bidi w:val="0"/>
-        <w:jc w:val="left"/>
-        <w:rPr/>
-      </w:pPr>
-      <w:r>
-        <w:rPr/>
-        <w:t>10. Notifications automatisées</w:t>
-      </w:r>
-    </w:p>
-    <w:p>
-      <w:pPr>
-        <w:pStyle w:val="Corpsdetexte"/>
-        <w:numPr>
-          <w:ilvl w:val="0"/>
-          <w:numId w:val="25"/>
-        </w:numPr>
-        <w:tabs>
-          <w:tab w:val="clear" w:pos="1134"/>
-          <w:tab w:val="left" w:pos="707" w:leader="none"/>
-        </w:tabs>
-        <w:bidi w:val="0"/>
-        <w:spacing w:before="0" w:after="0"/>
-        <w:ind w:left="707" w:hanging="283"/>
-        <w:jc w:val="left"/>
-        <w:rPr/>
-      </w:pPr>
-      <w:r>
-        <w:rPr/>
-        <w:t xml:space="preserve">✅ </w:t>
-      </w:r>
-      <w:r>
-        <w:rPr/>
-        <w:t xml:space="preserve">Canal : email uniquement en V1 (pas de SMS). </w:t>
-      </w:r>
-    </w:p>
-    <w:p>
-      <w:pPr>
-        <w:pStyle w:val="Corpsdetexte"/>
-        <w:numPr>
-          <w:ilvl w:val="0"/>
-          <w:numId w:val="25"/>
-        </w:numPr>
-        <w:tabs>
-          <w:tab w:val="clear" w:pos="1134"/>
-          <w:tab w:val="left" w:pos="707" w:leader="none"/>
-        </w:tabs>
-        <w:bidi w:val="0"/>
-        <w:spacing w:before="0" w:after="0"/>
-        <w:ind w:left="707" w:hanging="283"/>
-        <w:jc w:val="left"/>
-        <w:rPr/>
-      </w:pPr>
-      <w:r>
-        <w:rPr/>
-        <w:t xml:space="preserve">✅ </w:t>
-      </w:r>
-      <w:r>
-        <w:rPr/>
-        <w:t xml:space="preserve">Rappel avant retour : envoyé </w:t>
+        <w:t>J</w:t>
+      </w:r>
+      <w:r>
+        <w:rPr/>
+        <w:t xml:space="preserve"> (jour de fin), </w:t>
       </w:r>
       <w:r>
         <w:rPr>
           <w:rStyle w:val="Accentuationforte"/>
         </w:rPr>
-        <w:t>48h avant</w:t>
-      </w:r>
-      <w:r>
-        <w:rPr/>
-        <w:t xml:space="preserve"> la date de retour prévue. </w:t>
-      </w:r>
-    </w:p>
-    <w:p>
-      <w:pPr>
-        <w:pStyle w:val="Corpsdetexte"/>
-        <w:numPr>
-          <w:ilvl w:val="0"/>
-          <w:numId w:val="25"/>
-        </w:numPr>
-        <w:tabs>
-          <w:tab w:val="clear" w:pos="1134"/>
-          <w:tab w:val="left" w:pos="707" w:leader="none"/>
-        </w:tabs>
-        <w:bidi w:val="0"/>
-        <w:spacing w:before="0" w:after="0"/>
-        <w:ind w:left="707" w:hanging="283"/>
-        <w:jc w:val="left"/>
-        <w:rPr/>
-      </w:pPr>
-      <w:r>
-        <w:rPr/>
-        <w:t xml:space="preserve">✅ </w:t>
-      </w:r>
-      <w:r>
-        <w:rPr/>
-        <w:t xml:space="preserve">Relance en cas de retard : démarre </w:t>
+        <w:t>J+1</w:t>
+      </w:r>
+      <w:r>
+        <w:rPr/>
+        <w:t xml:space="preserve"> (retard constaté), </w:t>
       </w:r>
       <w:r>
         <w:rPr>
           <w:rStyle w:val="Accentuationforte"/>
         </w:rPr>
-        <w:t>le lendemain</w:t>
-      </w:r>
-      <w:r>
-        <w:rPr/>
-        <w:t xml:space="preserve"> de la date de retour dépassée (vers 10h), puis </w:t>
+        <w:t>J+2</w:t>
+      </w:r>
+      <w:r>
+        <w:rPr/>
+        <w:t xml:space="preserve">. </w:t>
+      </w:r>
+    </w:p>
+    <w:p>
+      <w:pPr>
+        <w:pStyle w:val="Corpsdetexte"/>
+        <w:numPr>
+          <w:ilvl w:val="0"/>
+          <w:numId w:val="24"/>
+        </w:numPr>
+        <w:tabs>
+          <w:tab w:val="clear" w:pos="1134"/>
+          <w:tab w:val="left" w:pos="707" w:leader="none"/>
+        </w:tabs>
+        <w:bidi w:val="0"/>
+        <w:spacing w:before="0" w:after="0"/>
+        <w:ind w:left="707" w:hanging="283"/>
+        <w:jc w:val="left"/>
+        <w:rPr/>
+      </w:pPr>
+      <w:r>
+        <w:rPr/>
+        <w:t xml:space="preserve">✅ </w:t>
       </w:r>
       <w:r>
         <w:rPr>
           <w:rStyle w:val="Accentuationforte"/>
         </w:rPr>
-        <w:t>se répète chaque jour</w:t>
-      </w:r>
-      <w:r>
-        <w:rPr/>
-        <w:t xml:space="preserve"> tant que le set n'est pas rendu. </w:t>
-      </w:r>
-    </w:p>
+        <w:t>J+1</w:t>
+      </w:r>
+      <w:r>
+        <w:rPr/>
+        <w:t xml:space="preserve"> : un forfait de retard de </w:t>
+      </w:r>
+      <w:r>
+        <w:rPr>
+          <w:rStyle w:val="Accentuationforte"/>
+        </w:rPr>
+        <w:t>30 €</w:t>
+      </w:r>
+      <w:r>
+        <w:rPr/>
+        <w:t xml:space="preserve"> est appliqué. </w:t>
+      </w:r>
+    </w:p>
+    <w:p>
+      <w:pPr>
+        <w:pStyle w:val="Corpsdetexte"/>
+        <w:numPr>
+          <w:ilvl w:val="0"/>
+          <w:numId w:val="24"/>
+        </w:numPr>
+        <w:tabs>
+          <w:tab w:val="clear" w:pos="1134"/>
+          <w:tab w:val="left" w:pos="707" w:leader="none"/>
+        </w:tabs>
+        <w:bidi w:val="0"/>
+        <w:spacing w:before="0" w:after="0"/>
+        <w:ind w:left="707" w:hanging="283"/>
+        <w:jc w:val="left"/>
+        <w:rPr/>
+      </w:pPr>
+      <w:r>
+        <w:rPr/>
+        <w:t xml:space="preserve">✅ </w:t>
+      </w:r>
+      <w:r>
+        <w:rPr>
+          <w:rStyle w:val="Accentuationforte"/>
+        </w:rPr>
+        <w:t>J+2</w:t>
+      </w:r>
+      <w:r>
+        <w:rPr/>
+        <w:t xml:space="preserve"> : la </w:t>
+      </w:r>
+      <w:r>
+        <w:rPr>
+          <w:rStyle w:val="Accentuationforte"/>
+        </w:rPr>
+        <w:t>caution entière</w:t>
+      </w:r>
+      <w:r>
+        <w:rPr/>
+        <w:t xml:space="preserve"> est prélevée. </w:t>
+      </w:r>
+    </w:p>
+    <w:p>
+      <w:pPr>
+        <w:pStyle w:val="Corpsdetexte"/>
+        <w:numPr>
+          <w:ilvl w:val="0"/>
+          <w:numId w:val="24"/>
+        </w:numPr>
+        <w:tabs>
+          <w:tab w:val="clear" w:pos="1134"/>
+          <w:tab w:val="left" w:pos="707" w:leader="none"/>
+        </w:tabs>
+        <w:bidi w:val="0"/>
+        <w:ind w:left="707" w:hanging="283"/>
+        <w:jc w:val="left"/>
+        <w:rPr/>
+      </w:pPr>
+      <w:r>
+        <w:rPr/>
+        <w:t xml:space="preserve">✅ </w:t>
+      </w:r>
+      <w:r>
+        <w:rPr/>
+        <w:t xml:space="preserve">Marion doit pouvoir </w:t>
+      </w:r>
+      <w:r>
+        <w:rPr>
+          <w:rStyle w:val="Accentuationforte"/>
+        </w:rPr>
+        <w:t>stopper manuellement cette séquence</w:t>
+      </w:r>
+      <w:r>
+        <w:rPr/>
+        <w:t xml:space="preserve"> depuis le back-office (ex. si elle joint le client par téléphone et obtient une explication valable) — prévoir une action « suspendre/annuler la procédure de retard » sur chaque réservation concernée. </w:t>
+      </w:r>
+    </w:p>
+    <w:p>
+      <w:pPr>
+        <w:pStyle w:val="Corpsdetexte"/>
+        <w:bidi w:val="0"/>
+        <w:jc w:val="left"/>
+        <w:rPr/>
+      </w:pPr>
+      <w:r>
+        <w:rPr>
+          <w:rStyle w:val="Accentuationforte"/>
+        </w:rPr>
+        <w:t>Barème de pénalité (pièces manquantes/cassées, notices, figurines) — résolu :</w:t>
+      </w:r>
+    </w:p>
+    <w:tbl>
+      <w:tblPr>
+        <w:tblW w:w="2291" w:type="dxa"/>
+        <w:jc w:val="left"/>
+        <w:tblInd w:w="-7" w:type="dxa"/>
+        <w:tblLayout w:type="fixed"/>
+        <w:tblCellMar>
+          <w:top w:w="60" w:type="dxa"/>
+          <w:left w:w="60" w:type="dxa"/>
+          <w:bottom w:w="60" w:type="dxa"/>
+          <w:right w:w="60" w:type="dxa"/>
+        </w:tblCellMar>
+      </w:tblPr>
+      <w:tblGrid>
+        <w:gridCol w:w="1190"/>
+        <w:gridCol w:w="1101"/>
+      </w:tblGrid>
+      <w:tr>
+        <w:trPr/>
+        <w:tc>
+          <w:tcPr>
+            <w:tcW w:w="1190" w:type="dxa"/>
+            <w:tcBorders>
+              <w:top w:val="single" w:sz="6" w:space="0" w:color="808080"/>
+              <w:left w:val="single" w:sz="6" w:space="0" w:color="808080"/>
+              <w:bottom w:val="single" w:sz="2" w:space="0" w:color="808080"/>
+              <w:right w:val="single" w:sz="6" w:space="0" w:color="808080"/>
+            </w:tcBorders>
+            <w:vAlign w:val="center"/>
+          </w:tcPr>
+          <w:p>
+            <w:pPr>
+              <w:pStyle w:val="Titredetableau"/>
+              <w:suppressLineNumbers/>
+              <w:bidi w:val="0"/>
+              <w:spacing w:before="0" w:after="283"/>
+              <w:jc w:val="center"/>
+              <w:rPr/>
+            </w:pPr>
+            <w:r>
+              <w:rPr/>
+              <w:t>% de pertes constaté</w:t>
+            </w:r>
+          </w:p>
+        </w:tc>
+        <w:tc>
+          <w:tcPr>
+            <w:tcW w:w="1101" w:type="dxa"/>
+            <w:tcBorders>
+              <w:top w:val="single" w:sz="6" w:space="0" w:color="808080"/>
+              <w:left w:val="single" w:sz="2" w:space="0" w:color="808080"/>
+              <w:bottom w:val="single" w:sz="2" w:space="0" w:color="808080"/>
+              <w:right w:val="single" w:sz="6" w:space="0" w:color="808080"/>
+            </w:tcBorders>
+            <w:vAlign w:val="center"/>
+          </w:tcPr>
+          <w:p>
+            <w:pPr>
+              <w:pStyle w:val="Titredetableau"/>
+              <w:suppressLineNumbers/>
+              <w:bidi w:val="0"/>
+              <w:spacing w:before="0" w:after="283"/>
+              <w:jc w:val="center"/>
+              <w:rPr/>
+            </w:pPr>
+            <w:r>
+              <w:rPr/>
+              <w:t>Retenue sur caution</w:t>
+            </w:r>
+          </w:p>
+        </w:tc>
+      </w:tr>
+      <w:tr>
+        <w:trPr/>
+        <w:tc>
+          <w:tcPr>
+            <w:tcW w:w="1190" w:type="dxa"/>
+            <w:tcBorders>
+              <w:left w:val="single" w:sz="6" w:space="0" w:color="808080"/>
+              <w:bottom w:val="single" w:sz="2" w:space="0" w:color="808080"/>
+              <w:right w:val="single" w:sz="6" w:space="0" w:color="808080"/>
+            </w:tcBorders>
+            <w:vAlign w:val="center"/>
+          </w:tcPr>
+          <w:p>
+            <w:pPr>
+              <w:pStyle w:val="Contenudetableau"/>
+              <w:bidi w:val="0"/>
+              <w:spacing w:before="0" w:after="283"/>
+              <w:jc w:val="left"/>
+              <w:rPr/>
+            </w:pPr>
+            <w:r>
+              <w:rPr/>
+              <w:t>0 à 5 %</w:t>
+            </w:r>
+          </w:p>
+        </w:tc>
+        <w:tc>
+          <w:tcPr>
+            <w:tcW w:w="1101" w:type="dxa"/>
+            <w:tcBorders>
+              <w:left w:val="single" w:sz="2" w:space="0" w:color="808080"/>
+              <w:bottom w:val="single" w:sz="2" w:space="0" w:color="808080"/>
+              <w:right w:val="single" w:sz="6" w:space="0" w:color="808080"/>
+            </w:tcBorders>
+            <w:vAlign w:val="center"/>
+          </w:tcPr>
+          <w:p>
+            <w:pPr>
+              <w:pStyle w:val="Contenudetableau"/>
+              <w:bidi w:val="0"/>
+              <w:spacing w:before="0" w:after="283"/>
+              <w:jc w:val="left"/>
+              <w:rPr/>
+            </w:pPr>
+            <w:r>
+              <w:rPr/>
+              <w:t>Aucune</w:t>
+            </w:r>
+          </w:p>
+        </w:tc>
+      </w:tr>
+      <w:tr>
+        <w:trPr/>
+        <w:tc>
+          <w:tcPr>
+            <w:tcW w:w="1190" w:type="dxa"/>
+            <w:tcBorders>
+              <w:left w:val="single" w:sz="6" w:space="0" w:color="808080"/>
+              <w:bottom w:val="single" w:sz="2" w:space="0" w:color="808080"/>
+              <w:right w:val="single" w:sz="6" w:space="0" w:color="808080"/>
+            </w:tcBorders>
+            <w:vAlign w:val="center"/>
+          </w:tcPr>
+          <w:p>
+            <w:pPr>
+              <w:pStyle w:val="Contenudetableau"/>
+              <w:bidi w:val="0"/>
+              <w:spacing w:before="0" w:after="283"/>
+              <w:jc w:val="left"/>
+              <w:rPr/>
+            </w:pPr>
+            <w:r>
+              <w:rPr/>
+              <w:t>5 à 10 %</w:t>
+            </w:r>
+          </w:p>
+        </w:tc>
+        <w:tc>
+          <w:tcPr>
+            <w:tcW w:w="1101" w:type="dxa"/>
+            <w:tcBorders>
+              <w:left w:val="single" w:sz="2" w:space="0" w:color="808080"/>
+              <w:bottom w:val="single" w:sz="2" w:space="0" w:color="808080"/>
+              <w:right w:val="single" w:sz="6" w:space="0" w:color="808080"/>
+            </w:tcBorders>
+            <w:vAlign w:val="center"/>
+          </w:tcPr>
+          <w:p>
+            <w:pPr>
+              <w:pStyle w:val="Contenudetableau"/>
+              <w:bidi w:val="0"/>
+              <w:spacing w:before="0" w:after="283"/>
+              <w:jc w:val="left"/>
+              <w:rPr/>
+            </w:pPr>
+            <w:r>
+              <w:rPr/>
+              <w:t>10 €</w:t>
+            </w:r>
+          </w:p>
+        </w:tc>
+      </w:tr>
+      <w:tr>
+        <w:trPr/>
+        <w:tc>
+          <w:tcPr>
+            <w:tcW w:w="1190" w:type="dxa"/>
+            <w:tcBorders>
+              <w:left w:val="single" w:sz="6" w:space="0" w:color="808080"/>
+              <w:bottom w:val="single" w:sz="2" w:space="0" w:color="808080"/>
+              <w:right w:val="single" w:sz="6" w:space="0" w:color="808080"/>
+            </w:tcBorders>
+            <w:vAlign w:val="center"/>
+          </w:tcPr>
+          <w:p>
+            <w:pPr>
+              <w:pStyle w:val="Contenudetableau"/>
+              <w:bidi w:val="0"/>
+              <w:spacing w:before="0" w:after="283"/>
+              <w:jc w:val="left"/>
+              <w:rPr/>
+            </w:pPr>
+            <w:r>
+              <w:rPr/>
+              <w:t>10 à 15 %</w:t>
+            </w:r>
+          </w:p>
+        </w:tc>
+        <w:tc>
+          <w:tcPr>
+            <w:tcW w:w="1101" w:type="dxa"/>
+            <w:tcBorders>
+              <w:left w:val="single" w:sz="2" w:space="0" w:color="808080"/>
+              <w:bottom w:val="single" w:sz="2" w:space="0" w:color="808080"/>
+              <w:right w:val="single" w:sz="6" w:space="0" w:color="808080"/>
+            </w:tcBorders>
+            <w:vAlign w:val="center"/>
+          </w:tcPr>
+          <w:p>
+            <w:pPr>
+              <w:pStyle w:val="Contenudetableau"/>
+              <w:bidi w:val="0"/>
+              <w:spacing w:before="0" w:after="283"/>
+              <w:jc w:val="left"/>
+              <w:rPr/>
+            </w:pPr>
+            <w:r>
+              <w:rPr/>
+              <w:t>30 €</w:t>
+            </w:r>
+          </w:p>
+        </w:tc>
+      </w:tr>
+      <w:tr>
+        <w:trPr/>
+        <w:tc>
+          <w:tcPr>
+            <w:tcW w:w="1190" w:type="dxa"/>
+            <w:tcBorders>
+              <w:left w:val="single" w:sz="6" w:space="0" w:color="808080"/>
+              <w:bottom w:val="single" w:sz="2" w:space="0" w:color="808080"/>
+              <w:right w:val="single" w:sz="6" w:space="0" w:color="808080"/>
+            </w:tcBorders>
+            <w:vAlign w:val="center"/>
+          </w:tcPr>
+          <w:p>
+            <w:pPr>
+              <w:pStyle w:val="Contenudetableau"/>
+              <w:bidi w:val="0"/>
+              <w:spacing w:before="0" w:after="283"/>
+              <w:jc w:val="left"/>
+              <w:rPr/>
+            </w:pPr>
+            <w:r>
+              <w:rPr/>
+              <w:t>15 à 20 %</w:t>
+            </w:r>
+          </w:p>
+        </w:tc>
+        <w:tc>
+          <w:tcPr>
+            <w:tcW w:w="1101" w:type="dxa"/>
+            <w:tcBorders>
+              <w:left w:val="single" w:sz="2" w:space="0" w:color="808080"/>
+              <w:bottom w:val="single" w:sz="2" w:space="0" w:color="808080"/>
+              <w:right w:val="single" w:sz="6" w:space="0" w:color="808080"/>
+            </w:tcBorders>
+            <w:vAlign w:val="center"/>
+          </w:tcPr>
+          <w:p>
+            <w:pPr>
+              <w:pStyle w:val="Contenudetableau"/>
+              <w:bidi w:val="0"/>
+              <w:spacing w:before="0" w:after="283"/>
+              <w:jc w:val="left"/>
+              <w:rPr/>
+            </w:pPr>
+            <w:r>
+              <w:rPr/>
+              <w:t>50 €</w:t>
+            </w:r>
+          </w:p>
+        </w:tc>
+      </w:tr>
+      <w:tr>
+        <w:trPr/>
+        <w:tc>
+          <w:tcPr>
+            <w:tcW w:w="1190" w:type="dxa"/>
+            <w:tcBorders>
+              <w:left w:val="single" w:sz="6" w:space="0" w:color="808080"/>
+              <w:bottom w:val="single" w:sz="2" w:space="0" w:color="808080"/>
+              <w:right w:val="single" w:sz="6" w:space="0" w:color="808080"/>
+            </w:tcBorders>
+            <w:vAlign w:val="center"/>
+          </w:tcPr>
+          <w:p>
+            <w:pPr>
+              <w:pStyle w:val="Contenudetableau"/>
+              <w:bidi w:val="0"/>
+              <w:spacing w:before="0" w:after="283"/>
+              <w:jc w:val="left"/>
+              <w:rPr/>
+            </w:pPr>
+            <w:r>
+              <w:rPr/>
+              <w:t>Plus de 20 %</w:t>
+            </w:r>
+          </w:p>
+        </w:tc>
+        <w:tc>
+          <w:tcPr>
+            <w:tcW w:w="1101" w:type="dxa"/>
+            <w:tcBorders>
+              <w:left w:val="single" w:sz="2" w:space="0" w:color="808080"/>
+              <w:bottom w:val="single" w:sz="2" w:space="0" w:color="808080"/>
+              <w:right w:val="single" w:sz="6" w:space="0" w:color="808080"/>
+            </w:tcBorders>
+            <w:vAlign w:val="center"/>
+          </w:tcPr>
+          <w:p>
+            <w:pPr>
+              <w:pStyle w:val="Contenudetableau"/>
+              <w:bidi w:val="0"/>
+              <w:spacing w:before="0" w:after="283"/>
+              <w:jc w:val="left"/>
+              <w:rPr/>
+            </w:pPr>
+            <w:r>
+              <w:rPr/>
+              <w:t>Prix du set neuf, référence Bricklink</w:t>
+            </w:r>
+          </w:p>
+        </w:tc>
+      </w:tr>
+      <w:tr>
+        <w:trPr/>
+        <w:tc>
+          <w:tcPr>
+            <w:tcW w:w="1190" w:type="dxa"/>
+            <w:tcBorders>
+              <w:left w:val="single" w:sz="6" w:space="0" w:color="808080"/>
+              <w:bottom w:val="single" w:sz="2" w:space="0" w:color="808080"/>
+              <w:right w:val="single" w:sz="6" w:space="0" w:color="808080"/>
+            </w:tcBorders>
+            <w:vAlign w:val="center"/>
+          </w:tcPr>
+          <w:p>
+            <w:pPr>
+              <w:pStyle w:val="Contenudetableau"/>
+              <w:bidi w:val="0"/>
+              <w:spacing w:before="0" w:after="283"/>
+              <w:jc w:val="left"/>
+              <w:rPr/>
+            </w:pPr>
+            <w:r>
+              <w:rPr/>
+              <w:t>Figurine manquante</w:t>
+            </w:r>
+          </w:p>
+        </w:tc>
+        <w:tc>
+          <w:tcPr>
+            <w:tcW w:w="1101" w:type="dxa"/>
+            <w:tcBorders>
+              <w:left w:val="single" w:sz="2" w:space="0" w:color="808080"/>
+              <w:bottom w:val="single" w:sz="2" w:space="0" w:color="808080"/>
+              <w:right w:val="single" w:sz="6" w:space="0" w:color="808080"/>
+            </w:tcBorders>
+            <w:vAlign w:val="center"/>
+          </w:tcPr>
+          <w:p>
+            <w:pPr>
+              <w:pStyle w:val="Contenudetableau"/>
+              <w:bidi w:val="0"/>
+              <w:spacing w:before="0" w:after="283"/>
+              <w:jc w:val="left"/>
+              <w:rPr/>
+            </w:pPr>
+            <w:r>
+              <w:rPr/>
+              <w:t>Prix (référence Bricklink)</w:t>
+            </w:r>
+          </w:p>
+        </w:tc>
+      </w:tr>
+      <w:tr>
+        <w:trPr/>
+        <w:tc>
+          <w:tcPr>
+            <w:tcW w:w="1190" w:type="dxa"/>
+            <w:tcBorders>
+              <w:left w:val="single" w:sz="6" w:space="0" w:color="808080"/>
+              <w:bottom w:val="single" w:sz="2" w:space="0" w:color="808080"/>
+              <w:right w:val="single" w:sz="6" w:space="0" w:color="808080"/>
+            </w:tcBorders>
+            <w:vAlign w:val="center"/>
+          </w:tcPr>
+          <w:p>
+            <w:pPr>
+              <w:pStyle w:val="Contenudetableau"/>
+              <w:bidi w:val="0"/>
+              <w:spacing w:before="0" w:after="283"/>
+              <w:jc w:val="left"/>
+              <w:rPr/>
+            </w:pPr>
+            <w:r>
+              <w:rPr/>
+              <w:t>Notice manquante</w:t>
+            </w:r>
+          </w:p>
+        </w:tc>
+        <w:tc>
+          <w:tcPr>
+            <w:tcW w:w="1101" w:type="dxa"/>
+            <w:tcBorders>
+              <w:left w:val="single" w:sz="2" w:space="0" w:color="808080"/>
+              <w:bottom w:val="single" w:sz="2" w:space="0" w:color="808080"/>
+              <w:right w:val="single" w:sz="6" w:space="0" w:color="808080"/>
+            </w:tcBorders>
+            <w:vAlign w:val="center"/>
+          </w:tcPr>
+          <w:p>
+            <w:pPr>
+              <w:pStyle w:val="Contenudetableau"/>
+              <w:bidi w:val="0"/>
+              <w:spacing w:before="0" w:after="283"/>
+              <w:jc w:val="left"/>
+              <w:rPr/>
+            </w:pPr>
+            <w:r>
+              <w:rPr/>
+              <w:t>Prix (référence Bricklink)</w:t>
+            </w:r>
+          </w:p>
+        </w:tc>
+      </w:tr>
+      <w:tr>
+        <w:trPr/>
+        <w:tc>
+          <w:tcPr>
+            <w:tcW w:w="1190" w:type="dxa"/>
+            <w:tcBorders>
+              <w:left w:val="single" w:sz="6" w:space="0" w:color="808080"/>
+              <w:bottom w:val="single" w:sz="6" w:space="0" w:color="808080"/>
+              <w:right w:val="single" w:sz="6" w:space="0" w:color="808080"/>
+            </w:tcBorders>
+            <w:vAlign w:val="center"/>
+          </w:tcPr>
+          <w:p>
+            <w:pPr>
+              <w:pStyle w:val="Contenudetableau"/>
+              <w:bidi w:val="0"/>
+              <w:spacing w:before="0" w:after="283"/>
+              <w:jc w:val="left"/>
+              <w:rPr/>
+            </w:pPr>
+            <w:r>
+              <w:rPr/>
+              <w:t>Set non restitué</w:t>
+            </w:r>
+          </w:p>
+        </w:tc>
+        <w:tc>
+          <w:tcPr>
+            <w:tcW w:w="1101" w:type="dxa"/>
+            <w:tcBorders>
+              <w:left w:val="single" w:sz="2" w:space="0" w:color="808080"/>
+              <w:bottom w:val="single" w:sz="6" w:space="0" w:color="808080"/>
+              <w:right w:val="single" w:sz="6" w:space="0" w:color="808080"/>
+            </w:tcBorders>
+            <w:vAlign w:val="center"/>
+          </w:tcPr>
+          <w:p>
+            <w:pPr>
+              <w:pStyle w:val="Contenudetableau"/>
+              <w:bidi w:val="0"/>
+              <w:spacing w:before="0" w:after="283"/>
+              <w:jc w:val="left"/>
+              <w:rPr/>
+            </w:pPr>
+            <w:r>
+              <w:rPr/>
+              <w:t>Prix du set (référence Bricklink)</w:t>
+            </w:r>
+          </w:p>
+        </w:tc>
+      </w:tr>
+    </w:tbl>
     <w:p>
       <w:pPr>
         <w:pStyle w:val="Corpsdetexte"/>
         <w:numPr>
           <w:ilvl w:val="0"/>
           <w:numId w:val="25"/>
+        </w:numPr>
+        <w:tabs>
+          <w:tab w:val="clear" w:pos="1134"/>
+          <w:tab w:val="left" w:pos="707" w:leader="none"/>
+        </w:tabs>
+        <w:bidi w:val="0"/>
+        <w:spacing w:before="0" w:after="0"/>
+        <w:ind w:left="707" w:hanging="283"/>
+        <w:jc w:val="left"/>
+        <w:rPr/>
+      </w:pPr>
+      <w:r>
+        <w:rPr/>
+        <w:t xml:space="preserve">✅ </w:t>
+      </w:r>
+      <w:r>
+        <w:rPr>
+          <w:rStyle w:val="Accentuationforte"/>
+        </w:rPr>
+        <w:t>Forfait démontage</w:t>
+      </w:r>
+      <w:r>
+        <w:rPr/>
+        <w:t xml:space="preserve"> : 20 € si le client rapporte le set assemblé (« en vrac ») au lieu de le redémonter dans ses sachets d'origine. </w:t>
+      </w:r>
+    </w:p>
+    <w:p>
+      <w:pPr>
+        <w:pStyle w:val="Corpsdetexte"/>
+        <w:numPr>
+          <w:ilvl w:val="0"/>
+          <w:numId w:val="25"/>
+        </w:numPr>
+        <w:tabs>
+          <w:tab w:val="clear" w:pos="1134"/>
+          <w:tab w:val="left" w:pos="707" w:leader="none"/>
+        </w:tabs>
+        <w:bidi w:val="0"/>
+        <w:spacing w:before="0" w:after="0"/>
+        <w:ind w:left="707" w:hanging="283"/>
+        <w:jc w:val="left"/>
+        <w:rPr/>
+      </w:pPr>
+      <w:r>
+        <w:rPr/>
+        <w:t xml:space="preserve">⏳ </w:t>
+      </w:r>
+      <w:r>
+        <w:rPr/>
+        <w:t xml:space="preserve">Reste ouvert : comment le « % de pertes » est-il calculé en pratique — à partir de l'écart de poids constaté à la pesée (cf. module 1), ou d'un comptage précis des pièces manquantes par rapport à la notice ? </w:t>
+      </w:r>
+    </w:p>
+    <w:p>
+      <w:pPr>
+        <w:pStyle w:val="Corpsdetexte"/>
+        <w:numPr>
+          <w:ilvl w:val="0"/>
+          <w:numId w:val="25"/>
+        </w:numPr>
+        <w:tabs>
+          <w:tab w:val="clear" w:pos="1134"/>
+          <w:tab w:val="left" w:pos="707" w:leader="none"/>
+        </w:tabs>
+        <w:bidi w:val="0"/>
+        <w:ind w:left="707" w:hanging="283"/>
+        <w:jc w:val="left"/>
+        <w:rPr/>
+      </w:pPr>
+      <w:r>
+        <w:rPr/>
+        <w:t xml:space="preserve">Bricklink est un site de référence communautaire pour les prix des pièces/sets LEGO d'occasion — la consultation du prix de référence sera probablement manuelle (Marion), pas une intégration automatisée, sauf si une API est envisagée plus tard. </w:t>
+      </w:r>
+    </w:p>
+    <w:p>
+      <w:pPr>
+        <w:pStyle w:val="Lignehorizontale"/>
+        <w:bidi w:val="0"/>
+        <w:jc w:val="left"/>
+        <w:rPr/>
+      </w:pPr>
+      <w:r>
+        <w:rPr/>
+      </w:r>
+    </w:p>
+    <w:p>
+      <w:pPr>
+        <w:pStyle w:val="Titre2"/>
+        <w:bidi w:val="0"/>
+        <w:jc w:val="left"/>
+        <w:rPr/>
+      </w:pPr>
+      <w:r>
+        <w:rPr/>
+        <w:t>10. Notifications automatisées</w:t>
+      </w:r>
+    </w:p>
+    <w:p>
+      <w:pPr>
+        <w:pStyle w:val="Corpsdetexte"/>
+        <w:numPr>
+          <w:ilvl w:val="0"/>
+          <w:numId w:val="26"/>
+        </w:numPr>
+        <w:tabs>
+          <w:tab w:val="clear" w:pos="1134"/>
+          <w:tab w:val="left" w:pos="707" w:leader="none"/>
+        </w:tabs>
+        <w:bidi w:val="0"/>
+        <w:spacing w:before="0" w:after="0"/>
+        <w:ind w:left="707" w:hanging="283"/>
+        <w:jc w:val="left"/>
+        <w:rPr/>
+      </w:pPr>
+      <w:r>
+        <w:rPr/>
+        <w:t xml:space="preserve">✅ </w:t>
+      </w:r>
+      <w:r>
+        <w:rPr/>
+        <w:t xml:space="preserve">Canal : email uniquement en V1 (pas de SMS). </w:t>
+      </w:r>
+    </w:p>
+    <w:p>
+      <w:pPr>
+        <w:pStyle w:val="Corpsdetexte"/>
+        <w:numPr>
+          <w:ilvl w:val="0"/>
+          <w:numId w:val="26"/>
+        </w:numPr>
+        <w:tabs>
+          <w:tab w:val="clear" w:pos="1134"/>
+          <w:tab w:val="left" w:pos="707" w:leader="none"/>
+        </w:tabs>
+        <w:bidi w:val="0"/>
+        <w:spacing w:before="0" w:after="0"/>
+        <w:ind w:left="707" w:hanging="283"/>
+        <w:jc w:val="left"/>
+        <w:rPr/>
+      </w:pPr>
+      <w:r>
+        <w:rPr/>
+        <w:t xml:space="preserve">✅ </w:t>
+      </w:r>
+      <w:r>
+        <w:rPr/>
+        <w:t xml:space="preserve">Séquence de rappel/relance autour de la fin de location : </w:t>
+      </w:r>
+      <w:r>
+        <w:rPr>
+          <w:rStyle w:val="Accentuationforte"/>
+        </w:rPr>
+        <w:t>J-1, J, J+1, J+2</w:t>
+      </w:r>
+      <w:r>
+        <w:rPr/>
+        <w:t xml:space="preserve"> — voir le détail complet (forfaits associés à J+1/J+2, arrêt manuel possible) au module 9. Cette séquence remplace l'ancienne règle « rappel 48h avant + relance quotidienne indéfinie ». </w:t>
+      </w:r>
+    </w:p>
+    <w:p>
+      <w:pPr>
+        <w:pStyle w:val="Corpsdetexte"/>
+        <w:numPr>
+          <w:ilvl w:val="0"/>
+          <w:numId w:val="26"/>
         </w:numPr>
         <w:tabs>
           <w:tab w:val="clear" w:pos="1134"/>
@@ -2907,7 +3801,7 @@
         <w:pStyle w:val="Corpsdetexte"/>
         <w:numPr>
           <w:ilvl w:val="0"/>
-          <w:numId w:val="26"/>
+          <w:numId w:val="27"/>
         </w:numPr>
         <w:tabs>
           <w:tab w:val="clear" w:pos="1134"/>
@@ -2933,7 +3827,7 @@
         <w:pStyle w:val="Corpsdetexte"/>
         <w:numPr>
           <w:ilvl w:val="0"/>
-          <w:numId w:val="26"/>
+          <w:numId w:val="27"/>
         </w:numPr>
         <w:tabs>
           <w:tab w:val="clear" w:pos="1134"/>
@@ -2959,7 +3853,7 @@
         <w:pStyle w:val="Corpsdetexte"/>
         <w:numPr>
           <w:ilvl w:val="0"/>
-          <w:numId w:val="26"/>
+          <w:numId w:val="27"/>
         </w:numPr>
         <w:tabs>
           <w:tab w:val="clear" w:pos="1134"/>
@@ -3025,7 +3919,7 @@
         <w:pStyle w:val="Corpsdetexte"/>
         <w:numPr>
           <w:ilvl w:val="0"/>
-          <w:numId w:val="26"/>
+          <w:numId w:val="27"/>
         </w:numPr>
         <w:tabs>
           <w:tab w:val="clear" w:pos="1134"/>
@@ -3073,7 +3967,7 @@
         <w:pStyle w:val="Corpsdetexte"/>
         <w:numPr>
           <w:ilvl w:val="0"/>
-          <w:numId w:val="27"/>
+          <w:numId w:val="28"/>
         </w:numPr>
         <w:tabs>
           <w:tab w:val="clear" w:pos="1134"/>
@@ -3099,7 +3993,7 @@
         <w:pStyle w:val="Corpsdetexte"/>
         <w:numPr>
           <w:ilvl w:val="0"/>
-          <w:numId w:val="27"/>
+          <w:numId w:val="28"/>
         </w:numPr>
         <w:tabs>
           <w:tab w:val="clear" w:pos="1134"/>
@@ -3150,27 +4044,33 @@
         <w:jc w:val="left"/>
         <w:rPr/>
       </w:pPr>
-      <w:r>
-        <w:rPr/>
-        <w:t xml:space="preserve">Ne pas démarrer les modules 6 et 7 tant que les barèmes/règles ne sont pas connus. </w:t>
-      </w:r>
       <w:r>
         <w:rPr>
           <w:rStyle w:val="Accentuationforte"/>
         </w:rPr>
-        <w:t>Le sujet caution/durée de préautorisation (Swikly, Stripe étendu, PayPal) est résolu</w:t>
-      </w:r>
-      <w:r>
-        <w:rPr/>
-        <w:t>, ne figure plus dans cette liste (cf. module 4).</w:t>
-      </w:r>
-    </w:p>
-    <w:p>
-      <w:pPr>
-        <w:pStyle w:val="Corpsdetexte"/>
-        <w:numPr>
-          <w:ilvl w:val="0"/>
-          <w:numId w:val="28"/>
+        <w:t>Résolus depuis le 2ᵉ document client du 11/09</w:t>
+      </w:r>
+      <w:r>
+        <w:rPr/>
+        <w:t xml:space="preserve"> (ne figurent plus ici) : barème de pénalité, montant de la pénalité de retard, politique d'annulation, lieux de retrait. </w:t>
+      </w:r>
+      <w:r>
+        <w:rPr>
+          <w:rStyle w:val="Accentuationforte"/>
+        </w:rPr>
+        <w:t>Résolu précédemment</w:t>
+      </w:r>
+      <w:r>
+        <w:rPr/>
+        <w:t xml:space="preserve"> : sujet caution/durée de préautorisation (Swikly, Stripe étendu, PayPal — cf. module 4).</w:t>
+      </w:r>
+    </w:p>
+    <w:p>
+      <w:pPr>
+        <w:pStyle w:val="Corpsdetexte"/>
+        <w:numPr>
+          <w:ilvl w:val="0"/>
+          <w:numId w:val="29"/>
         </w:numPr>
         <w:tabs>
           <w:tab w:val="clear" w:pos="1134"/>
@@ -3184,15 +4084,15 @@
       </w:pPr>
       <w:r>
         <w:rPr/>
-        <w:t xml:space="preserve">Barème de pénalité en cas de pièce manquante ou cassée (modules 7, 9). </w:t>
-      </w:r>
-    </w:p>
-    <w:p>
-      <w:pPr>
-        <w:pStyle w:val="Corpsdetexte"/>
-        <w:numPr>
-          <w:ilvl w:val="0"/>
-          <w:numId w:val="28"/>
+        <w:t xml:space="preserve">Comment le « % de pertes » du barème est-il calculé (écart de poids ou comptage précis) ? (module 9). </w:t>
+      </w:r>
+    </w:p>
+    <w:p>
+      <w:pPr>
+        <w:pStyle w:val="Corpsdetexte"/>
+        <w:numPr>
+          <w:ilvl w:val="0"/>
+          <w:numId w:val="29"/>
         </w:numPr>
         <w:tabs>
           <w:tab w:val="clear" w:pos="1134"/>
@@ -3205,16 +4105,22 @@
         <w:rPr/>
       </w:pPr>
       <w:r>
-        <w:rPr/>
-        <w:t xml:space="preserve">Politique d'annulation (module 7). </w:t>
-      </w:r>
-    </w:p>
-    <w:p>
-      <w:pPr>
-        <w:pStyle w:val="Corpsdetexte"/>
-        <w:numPr>
-          <w:ilvl w:val="0"/>
-          <w:numId w:val="28"/>
+        <w:rPr>
+          <w:rStyle w:val="Accentuationforte"/>
+        </w:rPr>
+        <w:t>Validation manuelle des réservations</w:t>
+      </w:r>
+      <w:r>
+        <w:rPr/>
+        <w:t xml:space="preserve"> — la cliente semble indiquer qu'elle valide chaque demande une par une ; à confirmer avec Alexis avant de développer le flux de confirmation automatique du tunnel, notamment le moment du paiement (module 5). </w:t>
+      </w:r>
+    </w:p>
+    <w:p>
+      <w:pPr>
+        <w:pStyle w:val="Corpsdetexte"/>
+        <w:numPr>
+          <w:ilvl w:val="0"/>
+          <w:numId w:val="29"/>
         </w:numPr>
         <w:tabs>
           <w:tab w:val="clear" w:pos="1134"/>
@@ -3228,15 +4134,15 @@
       </w:pPr>
       <w:r>
         <w:rPr/>
-        <w:t xml:space="preserve">Montant/barème de la pénalité de retard de retour — le déclencheur (jour calendaire + tolérance ~30 min) est désormais connu, seul le montant reste ouvert (modules 7, 9). </w:t>
-      </w:r>
-    </w:p>
-    <w:p>
-      <w:pPr>
-        <w:pStyle w:val="Corpsdetexte"/>
-        <w:numPr>
-          <w:ilvl w:val="0"/>
-          <w:numId w:val="28"/>
+        <w:t xml:space="preserve">Gestion du client suivant en cas de non-retour dans les temps (modules 1, 2). </w:t>
+      </w:r>
+    </w:p>
+    <w:p>
+      <w:pPr>
+        <w:pStyle w:val="Corpsdetexte"/>
+        <w:numPr>
+          <w:ilvl w:val="0"/>
+          <w:numId w:val="29"/>
         </w:numPr>
         <w:tabs>
           <w:tab w:val="clear" w:pos="1134"/>
@@ -3250,15 +4156,15 @@
       </w:pPr>
       <w:r>
         <w:rPr/>
-        <w:t xml:space="preserve">Délai minimum entre réservation et retrait (modules 2, 5). </w:t>
-      </w:r>
-    </w:p>
-    <w:p>
-      <w:pPr>
-        <w:pStyle w:val="Corpsdetexte"/>
-        <w:numPr>
-          <w:ilvl w:val="0"/>
-          <w:numId w:val="28"/>
+        <w:t xml:space="preserve">Locations simultanées par client — oui/non (module 3). </w:t>
+      </w:r>
+    </w:p>
+    <w:p>
+      <w:pPr>
+        <w:pStyle w:val="Corpsdetexte"/>
+        <w:numPr>
+          <w:ilvl w:val="0"/>
+          <w:numId w:val="29"/>
         </w:numPr>
         <w:tabs>
           <w:tab w:val="clear" w:pos="1134"/>
@@ -3272,15 +4178,15 @@
       </w:pPr>
       <w:r>
         <w:rPr/>
-        <w:t xml:space="preserve">Gestion du client suivant en cas de non-retour dans les temps (modules 1, 2). </w:t>
-      </w:r>
-    </w:p>
-    <w:p>
-      <w:pPr>
-        <w:pStyle w:val="Corpsdetexte"/>
-        <w:numPr>
-          <w:ilvl w:val="0"/>
-          <w:numId w:val="28"/>
+        <w:t xml:space="preserve">Pré-autorisation de la caution en cas de paiement TPE sur place (module 4). </w:t>
+      </w:r>
+    </w:p>
+    <w:p>
+      <w:pPr>
+        <w:pStyle w:val="Corpsdetexte"/>
+        <w:numPr>
+          <w:ilvl w:val="0"/>
+          <w:numId w:val="29"/>
         </w:numPr>
         <w:tabs>
           <w:tab w:val="clear" w:pos="1134"/>
@@ -3294,15 +4200,15 @@
       </w:pPr>
       <w:r>
         <w:rPr/>
-        <w:t xml:space="preserve">Locations simultanées par client — oui/non (module 3). </w:t>
-      </w:r>
-    </w:p>
-    <w:p>
-      <w:pPr>
-        <w:pStyle w:val="Corpsdetexte"/>
-        <w:numPr>
-          <w:ilvl w:val="0"/>
-          <w:numId w:val="28"/>
+        <w:t xml:space="preserve">Nombre de photos par set à afficher — la proposition initiale (3-4) est contredite par l'exemple fourni (12 photos pour un set) ; à réclarifier (module 1). </w:t>
+      </w:r>
+    </w:p>
+    <w:p>
+      <w:pPr>
+        <w:pStyle w:val="Corpsdetexte"/>
+        <w:numPr>
+          <w:ilvl w:val="0"/>
+          <w:numId w:val="29"/>
         </w:numPr>
         <w:tabs>
           <w:tab w:val="clear" w:pos="1134"/>
@@ -3316,15 +4222,15 @@
       </w:pPr>
       <w:r>
         <w:rPr/>
-        <w:t xml:space="preserve">Pré-autorisation de la caution en cas de paiement TPE sur place (module 4). </w:t>
-      </w:r>
-    </w:p>
-    <w:p>
-      <w:pPr>
-        <w:pStyle w:val="Corpsdetexte"/>
-        <w:numPr>
-          <w:ilvl w:val="0"/>
-          <w:numId w:val="28"/>
+        <w:t xml:space="preserve">Blocage de dates à l'avance sur le planning par Marion, vacances/indisponibilité (module 2) — possiblement sans objet si la validation manuelle (point 2) est confirmée. </w:t>
+      </w:r>
+    </w:p>
+    <w:p>
+      <w:pPr>
+        <w:pStyle w:val="Corpsdetexte"/>
+        <w:numPr>
+          <w:ilvl w:val="0"/>
+          <w:numId w:val="29"/>
         </w:numPr>
         <w:tabs>
           <w:tab w:val="clear" w:pos="1134"/>
@@ -3338,15 +4244,15 @@
       </w:pPr>
       <w:r>
         <w:rPr/>
-        <w:t xml:space="preserve">Nombre de photos par set à afficher — la proposition initiale (3-4) est contredite par l'exemple fourni (12 photos pour un set) ; à réclarifier (module 1). </w:t>
-      </w:r>
-    </w:p>
-    <w:p>
-      <w:pPr>
-        <w:pStyle w:val="Corpsdetexte"/>
-        <w:numPr>
-          <w:ilvl w:val="0"/>
-          <w:numId w:val="28"/>
+        <w:t xml:space="preserve">Nature du « chat » mentionné par la cliente comme canal de contact : outil existant à référencer, ou fonctionnalité à développer (hors devis actuel si c'est le cas) ? (module 2). </w:t>
+      </w:r>
+    </w:p>
+    <w:p>
+      <w:pPr>
+        <w:pStyle w:val="Corpsdetexte"/>
+        <w:numPr>
+          <w:ilvl w:val="0"/>
+          <w:numId w:val="29"/>
         </w:numPr>
         <w:tabs>
           <w:tab w:val="clear" w:pos="1134"/>
@@ -3360,15 +4266,15 @@
       </w:pPr>
       <w:r>
         <w:rPr/>
-        <w:t xml:space="preserve">Blocage de dates à l'avance sur le planning par Marion, vacances/indisponibilité (module 2). </w:t>
-      </w:r>
-    </w:p>
-    <w:p>
-      <w:pPr>
-        <w:pStyle w:val="Corpsdetexte"/>
-        <w:numPr>
-          <w:ilvl w:val="0"/>
-          <w:numId w:val="28"/>
+        <w:t xml:space="preserve">Battement à appliquer (ou non) lors d'une prolongation immédiate du même client, sans retour physique du set entre les deux réservations (module 2). </w:t>
+      </w:r>
+    </w:p>
+    <w:p>
+      <w:pPr>
+        <w:pStyle w:val="Corpsdetexte"/>
+        <w:numPr>
+          <w:ilvl w:val="0"/>
+          <w:numId w:val="29"/>
         </w:numPr>
         <w:tabs>
           <w:tab w:val="clear" w:pos="1134"/>
@@ -3382,15 +4288,15 @@
       </w:pPr>
       <w:r>
         <w:rPr/>
-        <w:t xml:space="preserve">Battement à appliquer (ou non) lors d'une prolongation immédiate du même client, sans retour physique du set entre les deux réservations (module 2). </w:t>
-      </w:r>
-    </w:p>
-    <w:p>
-      <w:pPr>
-        <w:pStyle w:val="Corpsdetexte"/>
-        <w:numPr>
-          <w:ilvl w:val="0"/>
-          <w:numId w:val="28"/>
+        <w:t xml:space="preserve">Bon cadeau = valeur exacte d'une durée, ou crédit complétable par un autre moyen de paiement (module 6). </w:t>
+      </w:r>
+    </w:p>
+    <w:p>
+      <w:pPr>
+        <w:pStyle w:val="Corpsdetexte"/>
+        <w:numPr>
+          <w:ilvl w:val="0"/>
+          <w:numId w:val="29"/>
         </w:numPr>
         <w:tabs>
           <w:tab w:val="clear" w:pos="1134"/>
@@ -3404,15 +4310,15 @@
       </w:pPr>
       <w:r>
         <w:rPr/>
-        <w:t xml:space="preserve">Nature du « chat » mentionné par la cliente comme canal de contact : outil existant à référencer, ou fonctionnalité à développer (hors devis actuel si c'est le cas) ? (module 2). </w:t>
-      </w:r>
-    </w:p>
-    <w:p>
-      <w:pPr>
-        <w:pStyle w:val="Corpsdetexte"/>
-        <w:numPr>
-          <w:ilvl w:val="0"/>
-          <w:numId w:val="28"/>
+        <w:t xml:space="preserve">Solde restant d'un bon cadeau partiellement utilisé : conservé ou perdu (module 6). </w:t>
+      </w:r>
+    </w:p>
+    <w:p>
+      <w:pPr>
+        <w:pStyle w:val="Corpsdetexte"/>
+        <w:numPr>
+          <w:ilvl w:val="0"/>
+          <w:numId w:val="29"/>
         </w:numPr>
         <w:tabs>
           <w:tab w:val="clear" w:pos="1134"/>
@@ -3426,15 +4332,15 @@
       </w:pPr>
       <w:r>
         <w:rPr/>
-        <w:t xml:space="preserve">Bon cadeau = valeur exacte d'une durée, ou crédit complétable par un autre moyen de paiement (module 6). </w:t>
-      </w:r>
-    </w:p>
-    <w:p>
-      <w:pPr>
-        <w:pStyle w:val="Corpsdetexte"/>
-        <w:numPr>
-          <w:ilvl w:val="0"/>
-          <w:numId w:val="28"/>
+        <w:t xml:space="preserve">Bon cadeau nominatif ou utilisable par toute personne détenant le code (module 6). </w:t>
+      </w:r>
+    </w:p>
+    <w:p>
+      <w:pPr>
+        <w:pStyle w:val="Corpsdetexte"/>
+        <w:numPr>
+          <w:ilvl w:val="0"/>
+          <w:numId w:val="29"/>
         </w:numPr>
         <w:tabs>
           <w:tab w:val="clear" w:pos="1134"/>
@@ -3448,15 +4354,15 @@
       </w:pPr>
       <w:r>
         <w:rPr/>
-        <w:t xml:space="preserve">Solde restant d'un bon cadeau partiellement utilisé : conservé ou perdu (module 6). </w:t>
-      </w:r>
-    </w:p>
-    <w:p>
-      <w:pPr>
-        <w:pStyle w:val="Corpsdetexte"/>
-        <w:numPr>
-          <w:ilvl w:val="0"/>
-          <w:numId w:val="28"/>
+        <w:t xml:space="preserve">Durée de validité légale du bon cadeau — minimum 1 an, valeur exacte à définir (module 6). </w:t>
+      </w:r>
+    </w:p>
+    <w:p>
+      <w:pPr>
+        <w:pStyle w:val="Corpsdetexte"/>
+        <w:numPr>
+          <w:ilvl w:val="0"/>
+          <w:numId w:val="29"/>
         </w:numPr>
         <w:tabs>
           <w:tab w:val="clear" w:pos="1134"/>
@@ -3470,15 +4376,48 @@
       </w:pPr>
       <w:r>
         <w:rPr/>
-        <w:t xml:space="preserve">Bon cadeau nominatif ou utilisable par toute personne détenant le code (module 6). </w:t>
-      </w:r>
-    </w:p>
-    <w:p>
-      <w:pPr>
-        <w:pStyle w:val="Corpsdetexte"/>
-        <w:numPr>
-          <w:ilvl w:val="0"/>
-          <w:numId w:val="28"/>
+        <w:t xml:space="preserve">Remboursement/annulation d'un bon cadeau non utilisé (module 6). </w:t>
+      </w:r>
+    </w:p>
+    <w:p>
+      <w:pPr>
+        <w:pStyle w:val="Corpsdetexte"/>
+        <w:numPr>
+          <w:ilvl w:val="0"/>
+          <w:numId w:val="29"/>
+        </w:numPr>
+        <w:tabs>
+          <w:tab w:val="clear" w:pos="1134"/>
+          <w:tab w:val="left" w:pos="707" w:leader="none"/>
+        </w:tabs>
+        <w:bidi w:val="0"/>
+        <w:ind w:left="707" w:hanging="283"/>
+        <w:jc w:val="left"/>
+        <w:rPr/>
+      </w:pPr>
+      <w:r>
+        <w:rPr/>
+        <w:t xml:space="preserve">Réutilisation du système de bons cadeaux pour émettre des avoirs gratuits en cas de litige (lien avec le point 3) (module 6) — probable vu la politique d'annulation (module 7), à confirmer explicitement. </w:t>
+      </w:r>
+    </w:p>
+    <w:p>
+      <w:pPr>
+        <w:pStyle w:val="Titre2"/>
+        <w:bidi w:val="0"/>
+        <w:jc w:val="left"/>
+        <w:rPr/>
+      </w:pPr>
+      <w:r>
+        <w:rPr/>
+        <w:t>Récapitulatif des points reportés en V2 (🔜)</w:t>
+      </w:r>
+    </w:p>
+    <w:p>
+      <w:pPr>
+        <w:pStyle w:val="Corpsdetexte"/>
+        <w:numPr>
+          <w:ilvl w:val="0"/>
+          <w:numId w:val="30"/>
         </w:numPr>
         <w:tabs>
           <w:tab w:val="clear" w:pos="1134"/>
@@ -3492,83 +4431,6 @@
       </w:pPr>
       <w:r>
         <w:rPr/>
-        <w:t xml:space="preserve">Durée de validité légale du bon cadeau — minimum 1 an, valeur exacte à définir (module 6). </w:t>
-      </w:r>
-    </w:p>
-    <w:p>
-      <w:pPr>
-        <w:pStyle w:val="Corpsdetexte"/>
-        <w:numPr>
-          <w:ilvl w:val="0"/>
-          <w:numId w:val="28"/>
-        </w:numPr>
-        <w:tabs>
-          <w:tab w:val="clear" w:pos="1134"/>
-          <w:tab w:val="left" w:pos="707" w:leader="none"/>
-        </w:tabs>
-        <w:bidi w:val="0"/>
-        <w:spacing w:before="0" w:after="0"/>
-        <w:ind w:left="707" w:hanging="283"/>
-        <w:jc w:val="left"/>
-        <w:rPr/>
-      </w:pPr>
-      <w:r>
-        <w:rPr/>
-        <w:t xml:space="preserve">Remboursement/annulation d'un bon cadeau non utilisé (module 6). </w:t>
-      </w:r>
-    </w:p>
-    <w:p>
-      <w:pPr>
-        <w:pStyle w:val="Corpsdetexte"/>
-        <w:numPr>
-          <w:ilvl w:val="0"/>
-          <w:numId w:val="28"/>
-        </w:numPr>
-        <w:tabs>
-          <w:tab w:val="clear" w:pos="1134"/>
-          <w:tab w:val="left" w:pos="707" w:leader="none"/>
-        </w:tabs>
-        <w:bidi w:val="0"/>
-        <w:ind w:left="707" w:hanging="283"/>
-        <w:jc w:val="left"/>
-        <w:rPr/>
-      </w:pPr>
-      <w:r>
-        <w:rPr/>
-        <w:t xml:space="preserve">Réutilisation du système de bons cadeaux pour émettre des avoirs gratuits en cas de litige (lien avec le point 5) (module 6). </w:t>
-      </w:r>
-    </w:p>
-    <w:p>
-      <w:pPr>
-        <w:pStyle w:val="Titre2"/>
-        <w:bidi w:val="0"/>
-        <w:jc w:val="left"/>
-        <w:rPr/>
-      </w:pPr>
-      <w:r>
-        <w:rPr/>
-        <w:t>Récapitulatif des points reportés en V2 (🔜)</w:t>
-      </w:r>
-    </w:p>
-    <w:p>
-      <w:pPr>
-        <w:pStyle w:val="Corpsdetexte"/>
-        <w:numPr>
-          <w:ilvl w:val="0"/>
-          <w:numId w:val="29"/>
-        </w:numPr>
-        <w:tabs>
-          <w:tab w:val="clear" w:pos="1134"/>
-          <w:tab w:val="left" w:pos="707" w:leader="none"/>
-        </w:tabs>
-        <w:bidi w:val="0"/>
-        <w:spacing w:before="0" w:after="0"/>
-        <w:ind w:left="707" w:hanging="283"/>
-        <w:jc w:val="left"/>
-        <w:rPr/>
-      </w:pPr>
-      <w:r>
-        <w:rPr/>
         <w:t xml:space="preserve">Tranche horaire précise sélectionnable dans le tunnel de réservation (module 2) — la cliente envisage de l'ajouter plus tard, « pas dans l'immédiat ». En V1, l'heure se négocie hors tunnel (chat/téléphone/email). </w:t>
       </w:r>
     </w:p>
@@ -3577,7 +4439,7 @@
         <w:pStyle w:val="Corpsdetexte"/>
         <w:numPr>
           <w:ilvl w:val="0"/>
-          <w:numId w:val="29"/>
+          <w:numId w:val="30"/>
         </w:numPr>
         <w:tabs>
           <w:tab w:val="clear" w:pos="1134"/>
@@ -7329,8 +8191,8 @@
   <w:abstractNum w:abstractNumId="28">
     <w:lvl w:ilvl="0">
       <w:start w:val="1"/>
-      <w:numFmt w:val="decimal"/>
-      <w:lvlText w:val="%1."/>
+      <w:numFmt w:val="bullet"/>
+      <w:lvlText w:val=""/>
       <w:lvlJc w:val="left"/>
       <w:pPr>
         <w:tabs>
@@ -7338,12 +8200,14 @@
         </w:tabs>
         <w:ind w:left="707" w:hanging="283"/>
       </w:pPr>
-      <w:rPr/>
+      <w:rPr>
+        <w:rFonts w:ascii="Symbol" w:hAnsi="Symbol" w:cs="Symbol" w:hint="default"/>
+      </w:rPr>
     </w:lvl>
     <w:lvl w:ilvl="1">
       <w:start w:val="1"/>
-      <w:numFmt w:val="decimal"/>
-      <w:lvlText w:val="%2."/>
+      <w:numFmt w:val="bullet"/>
+      <w:lvlText w:val=""/>
       <w:lvlJc w:val="left"/>
       <w:pPr>
         <w:tabs>
@@ -7351,12 +8215,14 @@
         </w:tabs>
         <w:ind w:left="1414" w:hanging="283"/>
       </w:pPr>
-      <w:rPr/>
+      <w:rPr>
+        <w:rFonts w:ascii="Symbol" w:hAnsi="Symbol" w:cs="Symbol" w:hint="default"/>
+      </w:rPr>
     </w:lvl>
     <w:lvl w:ilvl="2">
       <w:start w:val="1"/>
-      <w:numFmt w:val="decimal"/>
-      <w:lvlText w:val="%3."/>
+      <w:numFmt w:val="bullet"/>
+      <w:lvlText w:val=""/>
       <w:lvlJc w:val="left"/>
       <w:pPr>
         <w:tabs>
@@ -7364,12 +8230,14 @@
         </w:tabs>
         <w:ind w:left="2121" w:hanging="283"/>
       </w:pPr>
-      <w:rPr/>
+      <w:rPr>
+        <w:rFonts w:ascii="Symbol" w:hAnsi="Symbol" w:cs="Symbol" w:hint="default"/>
+      </w:rPr>
     </w:lvl>
     <w:lvl w:ilvl="3">
       <w:start w:val="1"/>
-      <w:numFmt w:val="decimal"/>
-      <w:lvlText w:val="%4."/>
+      <w:numFmt w:val="bullet"/>
+      <w:lvlText w:val=""/>
       <w:lvlJc w:val="left"/>
       <w:pPr>
         <w:tabs>
@@ -7377,12 +8245,14 @@
         </w:tabs>
         <w:ind w:left="2828" w:hanging="283"/>
       </w:pPr>
-      <w:rPr/>
+      <w:rPr>
+        <w:rFonts w:ascii="Symbol" w:hAnsi="Symbol" w:cs="Symbol" w:hint="default"/>
+      </w:rPr>
     </w:lvl>
     <w:lvl w:ilvl="4">
       <w:start w:val="1"/>
-      <w:numFmt w:val="decimal"/>
-      <w:lvlText w:val="%5."/>
+      <w:numFmt w:val="bullet"/>
+      <w:lvlText w:val=""/>
       <w:lvlJc w:val="left"/>
       <w:pPr>
         <w:tabs>
@@ -7390,12 +8260,14 @@
         </w:tabs>
         <w:ind w:left="3535" w:hanging="283"/>
       </w:pPr>
-      <w:rPr/>
+      <w:rPr>
+        <w:rFonts w:ascii="Symbol" w:hAnsi="Symbol" w:cs="Symbol" w:hint="default"/>
+      </w:rPr>
     </w:lvl>
     <w:lvl w:ilvl="5">
       <w:start w:val="1"/>
-      <w:numFmt w:val="decimal"/>
-      <w:lvlText w:val="%6."/>
+      <w:numFmt w:val="bullet"/>
+      <w:lvlText w:val=""/>
       <w:lvlJc w:val="left"/>
       <w:pPr>
         <w:tabs>
@@ -7403,12 +8275,14 @@
         </w:tabs>
         <w:ind w:left="4242" w:hanging="283"/>
       </w:pPr>
-      <w:rPr/>
+      <w:rPr>
+        <w:rFonts w:ascii="Symbol" w:hAnsi="Symbol" w:cs="Symbol" w:hint="default"/>
+      </w:rPr>
     </w:lvl>
     <w:lvl w:ilvl="6">
       <w:start w:val="1"/>
-      <w:numFmt w:val="decimal"/>
-      <w:lvlText w:val="%7."/>
+      <w:numFmt w:val="bullet"/>
+      <w:lvlText w:val=""/>
       <w:lvlJc w:val="left"/>
       <w:pPr>
         <w:tabs>
@@ -7416,12 +8290,14 @@
         </w:tabs>
         <w:ind w:left="4949" w:hanging="283"/>
       </w:pPr>
-      <w:rPr/>
+      <w:rPr>
+        <w:rFonts w:ascii="Symbol" w:hAnsi="Symbol" w:cs="Symbol" w:hint="default"/>
+      </w:rPr>
     </w:lvl>
     <w:lvl w:ilvl="7">
       <w:start w:val="1"/>
-      <w:numFmt w:val="decimal"/>
-      <w:lvlText w:val="%8."/>
+      <w:numFmt w:val="bullet"/>
+      <w:lvlText w:val=""/>
       <w:lvlJc w:val="left"/>
       <w:pPr>
         <w:tabs>
@@ -7429,12 +8305,14 @@
         </w:tabs>
         <w:ind w:left="5656" w:hanging="283"/>
       </w:pPr>
-      <w:rPr/>
+      <w:rPr>
+        <w:rFonts w:ascii="Symbol" w:hAnsi="Symbol" w:cs="Symbol" w:hint="default"/>
+      </w:rPr>
     </w:lvl>
     <w:lvl w:ilvl="8">
       <w:start w:val="1"/>
-      <w:numFmt w:val="decimal"/>
-      <w:lvlText w:val="%9."/>
+      <w:numFmt w:val="bullet"/>
+      <w:lvlText w:val=""/>
       <w:lvlJc w:val="left"/>
       <w:pPr>
         <w:tabs>
@@ -7442,7 +8320,9 @@
         </w:tabs>
         <w:ind w:left="6363" w:hanging="283"/>
       </w:pPr>
-      <w:rPr/>
+      <w:rPr>
+        <w:rFonts w:ascii="Symbol" w:hAnsi="Symbol" w:cs="Symbol" w:hint="default"/>
+      </w:rPr>
     </w:lvl>
   </w:abstractNum>
   <w:abstractNum w:abstractNumId="29">
@@ -7565,6 +8445,125 @@
     </w:lvl>
   </w:abstractNum>
   <w:abstractNum w:abstractNumId="30">
+    <w:lvl w:ilvl="0">
+      <w:start w:val="1"/>
+      <w:numFmt w:val="decimal"/>
+      <w:lvlText w:val="%1."/>
+      <w:lvlJc w:val="left"/>
+      <w:pPr>
+        <w:tabs>
+          <w:tab w:val="num" w:pos="707"/>
+        </w:tabs>
+        <w:ind w:left="707" w:hanging="283"/>
+      </w:pPr>
+      <w:rPr/>
+    </w:lvl>
+    <w:lvl w:ilvl="1">
+      <w:start w:val="1"/>
+      <w:numFmt w:val="decimal"/>
+      <w:lvlText w:val="%2."/>
+      <w:lvlJc w:val="left"/>
+      <w:pPr>
+        <w:tabs>
+          <w:tab w:val="num" w:pos="1414"/>
+        </w:tabs>
+        <w:ind w:left="1414" w:hanging="283"/>
+      </w:pPr>
+      <w:rPr/>
+    </w:lvl>
+    <w:lvl w:ilvl="2">
+      <w:start w:val="1"/>
+      <w:numFmt w:val="decimal"/>
+      <w:lvlText w:val="%3."/>
+      <w:lvlJc w:val="left"/>
+      <w:pPr>
+        <w:tabs>
+          <w:tab w:val="num" w:pos="2121"/>
+        </w:tabs>
+        <w:ind w:left="2121" w:hanging="283"/>
+      </w:pPr>
+      <w:rPr/>
+    </w:lvl>
+    <w:lvl w:ilvl="3">
+      <w:start w:val="1"/>
+      <w:numFmt w:val="decimal"/>
+      <w:lvlText w:val="%4."/>
+      <w:lvlJc w:val="left"/>
+      <w:pPr>
+        <w:tabs>
+          <w:tab w:val="num" w:pos="2828"/>
+        </w:tabs>
+        <w:ind w:left="2828" w:hanging="283"/>
+      </w:pPr>
+      <w:rPr/>
+    </w:lvl>
+    <w:lvl w:ilvl="4">
+      <w:start w:val="1"/>
+      <w:numFmt w:val="decimal"/>
+      <w:lvlText w:val="%5."/>
+      <w:lvlJc w:val="left"/>
+      <w:pPr>
+        <w:tabs>
+          <w:tab w:val="num" w:pos="3535"/>
+        </w:tabs>
+        <w:ind w:left="3535" w:hanging="283"/>
+      </w:pPr>
+      <w:rPr/>
+    </w:lvl>
+    <w:lvl w:ilvl="5">
+      <w:start w:val="1"/>
+      <w:numFmt w:val="decimal"/>
+      <w:lvlText w:val="%6."/>
+      <w:lvlJc w:val="left"/>
+      <w:pPr>
+        <w:tabs>
+          <w:tab w:val="num" w:pos="4242"/>
+        </w:tabs>
+        <w:ind w:left="4242" w:hanging="283"/>
+      </w:pPr>
+      <w:rPr/>
+    </w:lvl>
+    <w:lvl w:ilvl="6">
+      <w:start w:val="1"/>
+      <w:numFmt w:val="decimal"/>
+      <w:lvlText w:val="%7."/>
+      <w:lvlJc w:val="left"/>
+      <w:pPr>
+        <w:tabs>
+          <w:tab w:val="num" w:pos="4949"/>
+        </w:tabs>
+        <w:ind w:left="4949" w:hanging="283"/>
+      </w:pPr>
+      <w:rPr/>
+    </w:lvl>
+    <w:lvl w:ilvl="7">
+      <w:start w:val="1"/>
+      <w:numFmt w:val="decimal"/>
+      <w:lvlText w:val="%8."/>
+      <w:lvlJc w:val="left"/>
+      <w:pPr>
+        <w:tabs>
+          <w:tab w:val="num" w:pos="5656"/>
+        </w:tabs>
+        <w:ind w:left="5656" w:hanging="283"/>
+      </w:pPr>
+      <w:rPr/>
+    </w:lvl>
+    <w:lvl w:ilvl="8">
+      <w:start w:val="1"/>
+      <w:numFmt w:val="decimal"/>
+      <w:lvlText w:val="%9."/>
+      <w:lvlJc w:val="left"/>
+      <w:pPr>
+        <w:tabs>
+          <w:tab w:val="num" w:pos="6363"/>
+        </w:tabs>
+        <w:ind w:left="6363" w:hanging="283"/>
+      </w:pPr>
+      <w:rPr/>
+    </w:lvl>
+  </w:abstractNum>
+  <w:abstractNum w:abstractNumId="31">
     <w:lvl w:ilvl="0">
       <w:start w:val="1"/>
       <w:numFmt w:val="none"/>
@@ -7774,6 +8773,9 @@
   <w:num w:numId="30">
     <w:abstractNumId w:val="30"/>
   </w:num>
+  <w:num w:numId="31">
+    <w:abstractNumId w:val="31"/>
+  </w:num>
 </w:numbering>
 </file>
 
@@ -7877,6 +8879,14 @@
     <w:qFormat/>
     <w:rPr>
       <w:rFonts w:ascii="Liberation Mono" w:hAnsi="Liberation Mono" w:eastAsia="NSimSun" w:cs="Liberation Mono"/>
+    </w:rPr>
+  </w:style>
+  <w:style w:type="character" w:styleId="Accentuation">
+    <w:name w:val="Accentuation"/>
+    <w:qFormat/>
+    <w:rPr>
+      <w:i/>
+      <w:iCs/>
     </w:rPr>
   </w:style>
   <w:style w:type="character" w:styleId="Caractresdenumrotation">
@@ -8022,5 +9032,18 @@
     </w:pPr>
     <w:rPr/>
   </w:style>
+  <w:style w:type="paragraph" w:styleId="Titredetableau">
+    <w:name w:val="Titre de tableau"/>
+    <w:basedOn w:val="Contenudetableau"/>
+    <w:qFormat/>
+    <w:pPr>
+      <w:suppressLineNumbers/>
+      <w:jc w:val="center"/>
+    </w:pPr>
+    <w:rPr>
+      <w:b/>
+      <w:bCs/>
+    </w:rPr>
+  </w:style>
 </w:styles>
 </file>
--- a/docs/projet-plateforme-location/specification-fonctionnelle.docx
+++ b/docs/projet-plateforme-location/specification-fonctionnelle.docx
@@ -918,7 +918,7 @@
       </w:pPr>
       <w:r>
         <w:rPr/>
-        <w:t xml:space="preserve">✅ </w:t>
+        <w:t xml:space="preserve">⚠️ </w:t>
       </w:r>
       <w:r>
         <w:rPr/>
@@ -928,11 +928,21 @@
         <w:rPr>
           <w:rStyle w:val="Accentuationforte"/>
         </w:rPr>
-        <w:t>Pas de durée maximale de location</w:t>
-      </w:r>
-      <w:r>
-        <w:rPr/>
-        <w:t xml:space="preserve"> côté entreprise (confirmé par la cliente), mais le tunnel ne propose toujours que les 4 durées : au-delà, cf. règle de prolongation ci-dessous. </w:t>
+        <w:t>Ce point est remis en question</w:t>
+      </w:r>
+      <w:r>
+        <w:rPr/>
+        <w:t xml:space="preserve"> par le nouveau modèle tarifaire annoncé par la cliente (2 €/jour, tous les sets — cf. README, section tarifaire) : si la durée devient libre en nombre de jours plutôt que fixée à 4 paliers, cette règle et tout le tunnel de réservation doivent être repensés. </w:t>
+      </w:r>
+      <w:r>
+        <w:rPr>
+          <w:rStyle w:val="Accentuationforte"/>
+        </w:rPr>
+        <w:t>Ne pas développer le sélecteur de durée tant que ce point n'est pas éclairci avec Alexis.</w:t>
+      </w:r>
+      <w:r>
+        <w:rPr/>
+        <w:t xml:space="preserve"> Pas de durée maximale de location côté entreprise (confirmé par la cliente), quel que soit le modèle tarifaire retenu. </w:t>
       </w:r>
     </w:p>
     <w:p>
@@ -964,7 +974,7 @@
       </w:r>
       <w:r>
         <w:rPr/>
-        <w:t xml:space="preserve"> L'heure exacte de remise est négociée directement avec le client via chat/téléphone/email après la réservation — pas de sélecteur d'horaire dans le tunnel en V1. (Confirmé par la cliente ; elle envisage d'ajouter une tranche horaire plus tard, cf. section V2.) </w:t>
+        <w:t xml:space="preserve"> L'heure exacte de remise est négociée directement avec le client par téléphone/email en V1 (un outil de chat est souhaité par la cliente mais explicitement pas développé pour l'instant — cf. section V2) — pas de sélecteur d'horaire dans le tunnel en V1. (Confirmé par la cliente ; elle envisage d'ajouter une tranche horaire plus tard, cf. section V2.) </w:t>
       </w:r>
     </w:p>
     <w:p>
@@ -1038,7 +1048,7 @@
       </w:r>
       <w:r>
         <w:rPr/>
-        <w:t xml:space="preserve">. Le client contacte Set et Brique (téléphone, chat ou email) pour vérifier la disponibilité, puis effectue lui-même une </w:t>
+        <w:t xml:space="preserve">. Le client contacte Set et Brique (téléphone ou email — pas de chat en V1) pour vérifier la disponibilité, puis effectue lui-même une </w:t>
       </w:r>
       <w:r>
         <w:rPr>
@@ -1073,8 +1083,24 @@
         <w:t xml:space="preserve">⏳ </w:t>
       </w:r>
       <w:r>
-        <w:rPr/>
-        <w:t xml:space="preserve">Cette nouvelle réservation « à la suite » doit-elle sauter le délai de battement (puisque le set n'est jamais physiquement rendu entre les deux réservations), ou le système la traite-t-il comme une location normale avec battement standard, obligeant Marion à l'ajuster manuellement au cas par cas ? </w:t>
+        <w:rPr>
+          <w:rStyle w:val="Accentuationforte"/>
+        </w:rPr>
+        <w:t>Battement lors d'une prolongation immédiate — exemple concret</w:t>
+      </w:r>
+      <w:r>
+        <w:rPr/>
+        <w:t xml:space="preserve"> : un client loue le Faucon Millénium du 1er au 8, puis décide de le garder plus longtemps et réserve lui-même, via le tunnel, une nouvelle location du 9 au 15 </w:t>
+      </w:r>
+      <w:r>
+        <w:rPr>
+          <w:rStyle w:val="Accentuation"/>
+        </w:rPr>
+        <w:t>pour ce même set qu'il a déjà en main</w:t>
+      </w:r>
+      <w:r>
+        <w:rPr/>
+        <w:t xml:space="preserve"> (il ne le rend jamais entre les deux réservations). Le délai de battement standard (4 jours par défaut, prévu pour que Marion nettoie/vérifie le set entre deux locataires différents) n'a ici aucune raison d'exister puisque rien n'est physiquement rendu. Question : le système doit-il quand même imposer ce délai entre les deux réservations du même client (ce qui bloquerait cette prolongation en pratique), ou faut-il le sauter spécifiquement dans ce cas ? </w:t>
       </w:r>
     </w:p>
     <w:p>
@@ -1096,36 +1122,52 @@
       </w:pPr>
       <w:r>
         <w:rPr/>
+        <w:t xml:space="preserve">✅ </w:t>
+      </w:r>
+      <w:r>
+        <w:rPr>
+          <w:rStyle w:val="Accentuationforte"/>
+        </w:rPr>
+        <w:t>Outil de chat</w:t>
+      </w:r>
+      <w:r>
+        <w:rPr/>
+        <w:t xml:space="preserve"> : souhaité par la cliente comme canal de contact, mais confirmé par Alexis comme </w:t>
+      </w:r>
+      <w:r>
+        <w:rPr>
+          <w:rStyle w:val="Accentuationforte"/>
+        </w:rPr>
+        <w:t>non développé en V1</w:t>
+      </w:r>
+      <w:r>
+        <w:rPr/>
+        <w:t xml:space="preserve">, éventuellement en V2. </w:t>
+      </w:r>
+    </w:p>
+    <w:p>
+      <w:pPr>
+        <w:pStyle w:val="Corpsdetexte"/>
+        <w:numPr>
+          <w:ilvl w:val="0"/>
+          <w:numId w:val="7"/>
+        </w:numPr>
+        <w:tabs>
+          <w:tab w:val="clear" w:pos="1134"/>
+          <w:tab w:val="left" w:pos="707" w:leader="none"/>
+        </w:tabs>
+        <w:bidi w:val="0"/>
+        <w:ind w:left="707" w:hanging="283"/>
+        <w:jc w:val="left"/>
+        <w:rPr/>
+      </w:pPr>
+      <w:r>
+        <w:rPr/>
         <w:t xml:space="preserve">⏳ </w:t>
       </w:r>
       <w:r>
         <w:rPr/>
-        <w:t xml:space="preserve">« Chat » mentionné comme canal de contact (ici et pour la prise de créneau horaire) — est-ce un outil existant côté cliente (WhatsApp, Messenger...) à référencer simplement sur le site, ou une fonctionnalité de chat en direct à développer sur la plateforme ? Pas dans le périmètre actuel du devis si c'est la 2ᵉ option — à clarifier avant de l'assumer. </w:t>
-      </w:r>
-    </w:p>
-    <w:p>
-      <w:pPr>
-        <w:pStyle w:val="Corpsdetexte"/>
-        <w:numPr>
-          <w:ilvl w:val="0"/>
-          <w:numId w:val="7"/>
-        </w:numPr>
-        <w:tabs>
-          <w:tab w:val="clear" w:pos="1134"/>
-          <w:tab w:val="left" w:pos="707" w:leader="none"/>
-        </w:tabs>
-        <w:bidi w:val="0"/>
-        <w:ind w:left="707" w:hanging="283"/>
-        <w:jc w:val="left"/>
-        <w:rPr/>
-      </w:pPr>
-      <w:r>
-        <w:rPr/>
-        <w:t xml:space="preserve">⏳ </w:t>
-      </w:r>
-      <w:r>
-        <w:rPr/>
-        <w:t xml:space="preserve">Marion doit-elle pouvoir bloquer des dates à l'avance sur le planning (vacances, indisponibilité générale), indépendamment du statut de chaque set ? Non tranché — remonté par Madus en lien avec le délai minimum de réservation. </w:t>
+        <w:t xml:space="preserve">Marion doit-elle pouvoir bloquer des dates à l'avance sur le planning (vacances, indisponibilité générale), indépendamment du statut de chaque set ? Non tranché — remonté par Madus en lien avec le délai minimum de réservation. Possiblement sans objet si la validation manuelle des réservations (module 5) est confirmée. </w:t>
       </w:r>
     </w:p>
     <w:p>
@@ -1154,6 +1196,32 @@
           <w:tab w:val="left" w:pos="707" w:leader="none"/>
         </w:tabs>
         <w:bidi w:val="0"/>
+        <w:spacing w:before="0" w:after="0"/>
+        <w:ind w:left="707" w:hanging="283"/>
+        <w:jc w:val="left"/>
+        <w:rPr/>
+      </w:pPr>
+      <w:r>
+        <w:rPr/>
+        <w:t xml:space="preserve">🔜 </w:t>
+      </w:r>
+      <w:r>
+        <w:rPr/>
+        <w:t xml:space="preserve">Outil de chat pour contacter la cliente — souhaité mais pas développé en V1. </w:t>
+      </w:r>
+    </w:p>
+    <w:p>
+      <w:pPr>
+        <w:pStyle w:val="Corpsdetexte"/>
+        <w:numPr>
+          <w:ilvl w:val="0"/>
+          <w:numId w:val="8"/>
+        </w:numPr>
+        <w:tabs>
+          <w:tab w:val="clear" w:pos="1134"/>
+          <w:tab w:val="left" w:pos="707" w:leader="none"/>
+        </w:tabs>
+        <w:bidi w:val="0"/>
         <w:ind w:left="707" w:hanging="283"/>
         <w:jc w:val="left"/>
         <w:rPr/>
@@ -1929,11 +1997,21 @@
       </w:pPr>
       <w:r>
         <w:rPr/>
-        <w:t xml:space="preserve">✅ </w:t>
-      </w:r>
-      <w:r>
-        <w:rPr/>
-        <w:t xml:space="preserve">Bons vendus aux montants de la grille tarifaire uniquement (10 € / 15 € / 25 € / 45 €) — pas de montant libre. </w:t>
+        <w:t xml:space="preserve">⚠️ </w:t>
+      </w:r>
+      <w:r>
+        <w:rPr/>
+        <w:t xml:space="preserve">Bons vendus aux montants de la grille tarifaire, pas de montant libre — </w:t>
+      </w:r>
+      <w:r>
+        <w:rPr>
+          <w:rStyle w:val="Accentuationforte"/>
+        </w:rPr>
+        <w:t>montants exacts à revoir</w:t>
+      </w:r>
+      <w:r>
+        <w:rPr/>
+        <w:t xml:space="preserve"> : la grille actuelle (10 € / 15 € / 25 € / 45 €) est remise en question par le nouveau modèle tarifaire annoncé par la cliente (2 €/jour, tous les sets). Ne pas figer les montants des bons tant que ce point n'est pas éclairci avec Alexis (cf. module 2 et README). </w:t>
       </w:r>
     </w:p>
     <w:p>
@@ -2051,6 +2129,16 @@
       <w:r>
         <w:rPr/>
         <w:t xml:space="preserve">Un bon doit-il correspondre exactement à une des 4 durées (ex. bon de 15 € utilisable uniquement pour une location de 7 jours), ou est-ce un crédit utilisable pour compléter un paiement plus important avec un autre moyen de paiement pour la différence ? </w:t>
+      </w:r>
+      <w:r>
+        <w:rPr>
+          <w:rStyle w:val="Accentuationforte"/>
+        </w:rPr>
+        <w:t>À reconsidérer une fois le nouveau modèle tarifaire clarifié</w:t>
+      </w:r>
+      <w:r>
+        <w:rPr/>
+        <w:t xml:space="preserve"> — si la durée devient libre en jours, la logique « bon = une des 4 durées » ne tient plus telle quelle. </w:t>
       </w:r>
     </w:p>
     <w:p>
@@ -3629,7 +3717,7 @@
       </w:r>
       <w:r>
         <w:rPr/>
-        <w:t xml:space="preserve">Reste ouvert : comment le « % de pertes » est-il calculé en pratique — à partir de l'écart de poids constaté à la pesée (cf. module 1), ou d'un comptage précis des pièces manquantes par rapport à la notice ? </w:t>
+        <w:t xml:space="preserve">Reste ouvert : comment le « % de pertes » est-il calculé en pratique — à partir de l'écart de poids constaté à la pesée (cf. module 1), ou d'un comptage précis des pièces manquantes par rapport à la notice ? C'est Set et Brique qui détermine cette méthode (Alexis doit le leur demander explicitement). </w:t>
       </w:r>
     </w:p>
     <w:p>
@@ -4045,6 +4133,10 @@
         <w:rPr/>
       </w:pPr>
       <w:r>
+        <w:rPr/>
+        <w:t xml:space="preserve">Cf. README.md pour le détail. </w:t>
+      </w:r>
+      <w:r>
         <w:rPr>
           <w:rStyle w:val="Accentuationforte"/>
         </w:rPr>
@@ -4062,7 +4154,17 @@
       </w:r>
       <w:r>
         <w:rPr/>
-        <w:t xml:space="preserve"> : sujet caution/durée de préautorisation (Swikly, Stripe étendu, PayPal — cf. module 4).</w:t>
+        <w:t xml:space="preserve"> : sujet caution/durée de préautorisation (Swikly, Stripe étendu, PayPal — cf. module 4). </w:t>
+      </w:r>
+      <w:r>
+        <w:rPr>
+          <w:rStyle w:val="Accentuationforte"/>
+        </w:rPr>
+        <w:t>Résolu (réponse d'Alexis) :</w:t>
+      </w:r>
+      <w:r>
+        <w:rPr/>
+        <w:t xml:space="preserve"> nature du « chat » — souhaité mais pas développé en V1, cf. section V2.</w:t>
       </w:r>
     </w:p>
     <w:p>
@@ -4083,8 +4185,20 @@
         <w:rPr/>
       </w:pPr>
       <w:r>
-        <w:rPr/>
-        <w:t xml:space="preserve">Comment le « % de pertes » du barème est-il calculé (écart de poids ou comptage précis) ? (module 9). </w:t>
+        <w:rPr>
+          <w:rStyle w:val="Accentuationforte"/>
+        </w:rPr>
+        <w:t xml:space="preserve">⚠️ </w:t>
+      </w:r>
+      <w:r>
+        <w:rPr>
+          <w:rStyle w:val="Accentuationforte"/>
+        </w:rPr>
+        <w:t>Nouveau modèle tarifaire (2 €/jour, tous les sets)</w:t>
+      </w:r>
+      <w:r>
+        <w:rPr/>
+        <w:t xml:space="preserve"> — Alexis doit d'abord clarifier en interne comment ça s'articule avec les 4 durées fixes actuelles avant qu'on formule la question précise à poser à Marion. Bloque potentiellement : grille tarifaire, montants des bons cadeaux (module 6), fonctionnement du tunnel (module 5, module 2). </w:t>
       </w:r>
     </w:p>
     <w:p>
@@ -4134,6 +4248,28 @@
       </w:pPr>
       <w:r>
         <w:rPr/>
+        <w:t xml:space="preserve">Comment le « % de pertes » du barème est-il calculé (écart de poids ou comptage précis) ? C'est Set et Brique qui détermine cette méthode (module 9). </w:t>
+      </w:r>
+    </w:p>
+    <w:p>
+      <w:pPr>
+        <w:pStyle w:val="Corpsdetexte"/>
+        <w:numPr>
+          <w:ilvl w:val="0"/>
+          <w:numId w:val="29"/>
+        </w:numPr>
+        <w:tabs>
+          <w:tab w:val="clear" w:pos="1134"/>
+          <w:tab w:val="left" w:pos="707" w:leader="none"/>
+        </w:tabs>
+        <w:bidi w:val="0"/>
+        <w:spacing w:before="0" w:after="0"/>
+        <w:ind w:left="707" w:hanging="283"/>
+        <w:jc w:val="left"/>
+        <w:rPr/>
+      </w:pPr>
+      <w:r>
+        <w:rPr/>
         <w:t xml:space="preserve">Gestion du client suivant en cas de non-retour dans les temps (modules 1, 2). </w:t>
       </w:r>
     </w:p>
@@ -4243,8 +4379,14 @@
         <w:rPr/>
       </w:pPr>
       <w:r>
-        <w:rPr/>
-        <w:t xml:space="preserve">Nature du « chat » mentionné par la cliente comme canal de contact : outil existant à référencer, ou fonctionnalité à développer (hors devis actuel si c'est le cas) ? (module 2). </w:t>
+        <w:rPr>
+          <w:rStyle w:val="Accentuationforte"/>
+        </w:rPr>
+        <w:t>Battement lors d'une prolongation immédiate</w:t>
+      </w:r>
+      <w:r>
+        <w:rPr/>
+        <w:t xml:space="preserve"> (même client, même set, sans retour physique entre les deux réservations) — exemple détaillé au module 2 (module 2). </w:t>
       </w:r>
     </w:p>
     <w:p>
@@ -4266,7 +4408,7 @@
       </w:pPr>
       <w:r>
         <w:rPr/>
-        <w:t xml:space="preserve">Battement à appliquer (ou non) lors d'une prolongation immédiate du même client, sans retour physique du set entre les deux réservations (module 2). </w:t>
+        <w:t xml:space="preserve">Bon cadeau = valeur exacte d'une durée, ou crédit complétable par un autre moyen de paiement — à reconsidérer une fois le point 1 clarifié (module 6). </w:t>
       </w:r>
     </w:p>
     <w:p>
@@ -4288,7 +4430,7 @@
       </w:pPr>
       <w:r>
         <w:rPr/>
-        <w:t xml:space="preserve">Bon cadeau = valeur exacte d'une durée, ou crédit complétable par un autre moyen de paiement (module 6). </w:t>
+        <w:t xml:space="preserve">Solde restant d'un bon cadeau partiellement utilisé : conservé ou perdu (module 6). </w:t>
       </w:r>
     </w:p>
     <w:p>
@@ -4310,7 +4452,7 @@
       </w:pPr>
       <w:r>
         <w:rPr/>
-        <w:t xml:space="preserve">Solde restant d'un bon cadeau partiellement utilisé : conservé ou perdu (module 6). </w:t>
+        <w:t xml:space="preserve">Bon cadeau nominatif ou utilisable par toute personne détenant le code (module 6). </w:t>
       </w:r>
     </w:p>
     <w:p>
@@ -4332,7 +4474,7 @@
       </w:pPr>
       <w:r>
         <w:rPr/>
-        <w:t xml:space="preserve">Bon cadeau nominatif ou utilisable par toute personne détenant le code (module 6). </w:t>
+        <w:t xml:space="preserve">Durée de validité légale du bon cadeau — minimum 1 an, valeur exacte à définir (module 6). </w:t>
       </w:r>
     </w:p>
     <w:p>
@@ -4354,7 +4496,7 @@
       </w:pPr>
       <w:r>
         <w:rPr/>
-        <w:t xml:space="preserve">Durée de validité légale du bon cadeau — minimum 1 an, valeur exacte à définir (module 6). </w:t>
+        <w:t xml:space="preserve">Remboursement/annulation d'un bon cadeau non utilisé (module 6). </w:t>
       </w:r>
     </w:p>
     <w:p>
@@ -4369,6 +4511,39 @@
           <w:tab w:val="left" w:pos="707" w:leader="none"/>
         </w:tabs>
         <w:bidi w:val="0"/>
+        <w:ind w:left="707" w:hanging="283"/>
+        <w:jc w:val="left"/>
+        <w:rPr/>
+      </w:pPr>
+      <w:r>
+        <w:rPr/>
+        <w:t xml:space="preserve">Réutilisation du système de bons cadeaux pour émettre des avoirs gratuits en cas de litige (lien avec le point 4) (module 6) — probable vu la politique d'annulation (module 7), à confirmer explicitement. </w:t>
+      </w:r>
+    </w:p>
+    <w:p>
+      <w:pPr>
+        <w:pStyle w:val="Titre2"/>
+        <w:bidi w:val="0"/>
+        <w:jc w:val="left"/>
+        <w:rPr/>
+      </w:pPr>
+      <w:r>
+        <w:rPr/>
+        <w:t>Récapitulatif des points reportés en V2 (🔜)</w:t>
+      </w:r>
+    </w:p>
+    <w:p>
+      <w:pPr>
+        <w:pStyle w:val="Corpsdetexte"/>
+        <w:numPr>
+          <w:ilvl w:val="0"/>
+          <w:numId w:val="30"/>
+        </w:numPr>
+        <w:tabs>
+          <w:tab w:val="clear" w:pos="1134"/>
+          <w:tab w:val="left" w:pos="707" w:leader="none"/>
+        </w:tabs>
+        <w:bidi w:val="0"/>
         <w:spacing w:before="0" w:after="0"/>
         <w:ind w:left="707" w:hanging="283"/>
         <w:jc w:val="left"/>
@@ -4376,40 +4551,7 @@
       </w:pPr>
       <w:r>
         <w:rPr/>
-        <w:t xml:space="preserve">Remboursement/annulation d'un bon cadeau non utilisé (module 6). </w:t>
-      </w:r>
-    </w:p>
-    <w:p>
-      <w:pPr>
-        <w:pStyle w:val="Corpsdetexte"/>
-        <w:numPr>
-          <w:ilvl w:val="0"/>
-          <w:numId w:val="29"/>
-        </w:numPr>
-        <w:tabs>
-          <w:tab w:val="clear" w:pos="1134"/>
-          <w:tab w:val="left" w:pos="707" w:leader="none"/>
-        </w:tabs>
-        <w:bidi w:val="0"/>
-        <w:ind w:left="707" w:hanging="283"/>
-        <w:jc w:val="left"/>
-        <w:rPr/>
-      </w:pPr>
-      <w:r>
-        <w:rPr/>
-        <w:t xml:space="preserve">Réutilisation du système de bons cadeaux pour émettre des avoirs gratuits en cas de litige (lien avec le point 3) (module 6) — probable vu la politique d'annulation (module 7), à confirmer explicitement. </w:t>
-      </w:r>
-    </w:p>
-    <w:p>
-      <w:pPr>
-        <w:pStyle w:val="Titre2"/>
-        <w:bidi w:val="0"/>
-        <w:jc w:val="left"/>
-        <w:rPr/>
-      </w:pPr>
-      <w:r>
-        <w:rPr/>
-        <w:t>Récapitulatif des points reportés en V2 (🔜)</w:t>
+        <w:t xml:space="preserve">Outil de chat pour contacter la cliente — souhaité mais pas développé en V1 (module 2). </w:t>
       </w:r>
     </w:p>
     <w:p>
@@ -4431,7 +4573,7 @@
       </w:pPr>
       <w:r>
         <w:rPr/>
-        <w:t xml:space="preserve">Tranche horaire précise sélectionnable dans le tunnel de réservation (module 2) — la cliente envisage de l'ajouter plus tard, « pas dans l'immédiat ». En V1, l'heure se négocie hors tunnel (chat/téléphone/email). </w:t>
+        <w:t xml:space="preserve">Tranche horaire précise sélectionnable dans le tunnel de réservation (module 2) — la cliente envisage de l'ajouter plus tard, « pas dans l'immédiat ». En V1, l'heure se négocie hors tunnel (téléphone/email). </w:t>
       </w:r>
     </w:p>
     <w:p>

--- a/docs/projet-plateforme-location/specification-fonctionnelle.docx
+++ b/docs/projet-plateforme-location/specification-fonctionnelle.docx
@@ -603,33 +603,1119 @@
       </w:pPr>
       <w:r>
         <w:rPr/>
+        <w:t xml:space="preserve">✅ </w:t>
+      </w:r>
+      <w:r>
+        <w:rPr>
+          <w:rStyle w:val="Accentuationforte"/>
+        </w:rPr>
+        <w:t>Nombre de photos par set — résolu (réponse de Marion du 13/09) : 10 photos maximum</w:t>
+      </w:r>
+      <w:r>
+        <w:rPr/>
+        <w:t xml:space="preserve"> (remplace la proposition initiale de 3-4). </w:t>
+      </w:r>
+    </w:p>
+    <w:p>
+      <w:pPr>
+        <w:pStyle w:val="Corpsdetexte"/>
+        <w:bidi w:val="0"/>
+        <w:jc w:val="left"/>
+        <w:rPr/>
+      </w:pPr>
+      <w:r>
+        <w:rPr>
+          <w:rStyle w:val="Accentuationforte"/>
+        </w:rPr>
+        <w:t>Stock :</w:t>
+      </w:r>
+    </w:p>
+    <w:p>
+      <w:pPr>
+        <w:pStyle w:val="Corpsdetexte"/>
+        <w:numPr>
+          <w:ilvl w:val="0"/>
+          <w:numId w:val="3"/>
+        </w:numPr>
+        <w:tabs>
+          <w:tab w:val="clear" w:pos="1134"/>
+          <w:tab w:val="left" w:pos="707" w:leader="none"/>
+        </w:tabs>
+        <w:bidi w:val="0"/>
+        <w:ind w:left="707" w:hanging="283"/>
+        <w:jc w:val="left"/>
+        <w:rPr/>
+      </w:pPr>
+      <w:r>
+        <w:rPr/>
+        <w:t xml:space="preserve">✅ </w:t>
+      </w:r>
+      <w:r>
+        <w:rPr>
+          <w:rStyle w:val="Accentuationforte"/>
+        </w:rPr>
+        <w:t>28 références au catalogue</w:t>
+      </w:r>
+      <w:r>
+        <w:rPr/>
+        <w:t xml:space="preserve"> (mise à jour de l'estimation « ~25 » du RDV de cadrage) — liste complète dans catalogue-sets-lego.md. Un seul exemplaire par référence aujourd'hui, mais le modèle de données doit prévoir le multi-stock (plusieurs exemplaires d'une même référence) pour une évolution future — ne pas coder en dur « quantité = 1 ». </w:t>
+      </w:r>
+    </w:p>
+    <w:p>
+      <w:pPr>
+        <w:pStyle w:val="Corpsdetexte"/>
+        <w:bidi w:val="0"/>
+        <w:jc w:val="left"/>
+        <w:rPr/>
+      </w:pPr>
+      <w:r>
+        <w:rPr>
+          <w:rStyle w:val="Accentuationforte"/>
+        </w:rPr>
+        <w:t>Statuts d'un set :</w:t>
+      </w:r>
+    </w:p>
+    <w:p>
+      <w:pPr>
+        <w:pStyle w:val="Corpsdetexte"/>
+        <w:numPr>
+          <w:ilvl w:val="0"/>
+          <w:numId w:val="4"/>
+        </w:numPr>
+        <w:tabs>
+          <w:tab w:val="clear" w:pos="1134"/>
+          <w:tab w:val="left" w:pos="707" w:leader="none"/>
+        </w:tabs>
+        <w:bidi w:val="0"/>
+        <w:ind w:left="707" w:hanging="283"/>
+        <w:jc w:val="left"/>
+        <w:rPr/>
+      </w:pPr>
+      <w:r>
+        <w:rPr/>
+        <w:t xml:space="preserve">✅ </w:t>
+      </w:r>
+      <w:r>
+        <w:rPr>
+          <w:rStyle w:val="Textesource"/>
+        </w:rPr>
+        <w:t>Disponible</w:t>
+      </w:r>
+      <w:r>
+        <w:rPr/>
+        <w:t xml:space="preserve"> / </w:t>
+      </w:r>
+      <w:r>
+        <w:rPr>
+          <w:rStyle w:val="Textesource"/>
+        </w:rPr>
+        <w:t>Location</w:t>
+      </w:r>
+      <w:r>
+        <w:rPr/>
+        <w:t xml:space="preserve"> / </w:t>
+      </w:r>
+      <w:r>
+        <w:rPr>
+          <w:rStyle w:val="Textesource"/>
+        </w:rPr>
+        <w:t>Battement</w:t>
+      </w:r>
+      <w:r>
+        <w:rPr/>
+        <w:t xml:space="preserve"> / </w:t>
+      </w:r>
+      <w:r>
+        <w:rPr>
+          <w:rStyle w:val="Textesource"/>
+        </w:rPr>
+        <w:t>Réparation</w:t>
+      </w:r>
+      <w:r>
+        <w:rPr/>
+        <w:t xml:space="preserve"> / </w:t>
+      </w:r>
+      <w:r>
+        <w:rPr>
+          <w:rStyle w:val="Textesource"/>
+        </w:rPr>
+        <w:t>Retiré</w:t>
+      </w:r>
+      <w:r>
+        <w:rPr/>
+        <w:t xml:space="preserve">. </w:t>
+      </w:r>
+    </w:p>
+    <w:p>
+      <w:pPr>
+        <w:pStyle w:val="Corpsdetexte"/>
+        <w:bidi w:val="0"/>
+        <w:jc w:val="left"/>
+        <w:rPr/>
+      </w:pPr>
+      <w:r>
+        <w:rPr>
+          <w:rStyle w:val="Accentuationforte"/>
+        </w:rPr>
+        <w:t>Délai de battement (entre deux locations) :</w:t>
+      </w:r>
+    </w:p>
+    <w:p>
+      <w:pPr>
+        <w:pStyle w:val="Corpsdetexte"/>
+        <w:numPr>
+          <w:ilvl w:val="0"/>
+          <w:numId w:val="5"/>
+        </w:numPr>
+        <w:tabs>
+          <w:tab w:val="clear" w:pos="1134"/>
+          <w:tab w:val="left" w:pos="707" w:leader="none"/>
+        </w:tabs>
+        <w:bidi w:val="0"/>
+        <w:ind w:left="707" w:hanging="283"/>
+        <w:jc w:val="left"/>
+        <w:rPr/>
+      </w:pPr>
+      <w:r>
+        <w:rPr/>
+        <w:t xml:space="preserve">✅ </w:t>
+      </w:r>
+      <w:r>
+        <w:rPr/>
+        <w:t xml:space="preserve">Réglable individuellement par set (valeur par défaut 4 jours), modifiable par Marion elle-même depuis le back-office. </w:t>
+      </w:r>
+    </w:p>
+    <w:p>
+      <w:pPr>
+        <w:pStyle w:val="Corpsdetexte"/>
+        <w:bidi w:val="0"/>
+        <w:jc w:val="left"/>
+        <w:rPr/>
+      </w:pPr>
+      <w:r>
+        <w:rPr>
+          <w:rStyle w:val="Accentuationforte"/>
+        </w:rPr>
+        <w:t>Hors périmètre :</w:t>
+      </w:r>
+    </w:p>
+    <w:p>
+      <w:pPr>
+        <w:pStyle w:val="Corpsdetexte"/>
+        <w:numPr>
+          <w:ilvl w:val="0"/>
+          <w:numId w:val="6"/>
+        </w:numPr>
+        <w:tabs>
+          <w:tab w:val="clear" w:pos="1134"/>
+          <w:tab w:val="left" w:pos="707" w:leader="none"/>
+        </w:tabs>
+        <w:bidi w:val="0"/>
+        <w:ind w:left="707" w:hanging="283"/>
+        <w:jc w:val="left"/>
+        <w:rPr/>
+      </w:pPr>
+      <w:r>
+        <w:rPr/>
+        <w:t xml:space="preserve">Suivi des colis envoyés/reçus — retiré, sans objet en V1 (100 % remise en main propre). </w:t>
+      </w:r>
+    </w:p>
+    <w:p>
+      <w:pPr>
+        <w:pStyle w:val="Lignehorizontale"/>
+        <w:bidi w:val="0"/>
+        <w:jc w:val="left"/>
+        <w:rPr/>
+      </w:pPr>
+      <w:r>
+        <w:rPr/>
+      </w:r>
+    </w:p>
+    <w:p>
+      <w:pPr>
+        <w:pStyle w:val="Titre2"/>
+        <w:bidi w:val="0"/>
+        <w:jc w:val="left"/>
+        <w:rPr/>
+      </w:pPr>
+      <w:r>
+        <w:rPr/>
+        <w:t>2. Planning des locations</w:t>
+      </w:r>
+    </w:p>
+    <w:p>
+      <w:pPr>
+        <w:pStyle w:val="Corpsdetexte"/>
+        <w:numPr>
+          <w:ilvl w:val="0"/>
+          <w:numId w:val="7"/>
+        </w:numPr>
+        <w:tabs>
+          <w:tab w:val="clear" w:pos="1134"/>
+          <w:tab w:val="left" w:pos="707" w:leader="none"/>
+        </w:tabs>
+        <w:bidi w:val="0"/>
+        <w:spacing w:before="0" w:after="0"/>
+        <w:ind w:left="707" w:hanging="283"/>
+        <w:jc w:val="left"/>
+        <w:rPr/>
+      </w:pPr>
+      <w:r>
+        <w:rPr/>
+        <w:t xml:space="preserve">✅ </w:t>
+      </w:r>
+      <w:r>
+        <w:rPr/>
+        <w:t xml:space="preserve">Le planning est </w:t>
+      </w:r>
+      <w:r>
+        <w:rPr>
+          <w:rStyle w:val="Accentuationforte"/>
+        </w:rPr>
+        <w:t>propre à chaque lieu de retrait</w:t>
+      </w:r>
+      <w:r>
+        <w:rPr/>
+        <w:t xml:space="preserve"> (une seule personne fait les remises, donc impossible d'être sur deux lieux en même temps sur le même créneau). </w:t>
+      </w:r>
+    </w:p>
+    <w:p>
+      <w:pPr>
+        <w:pStyle w:val="Corpsdetexte"/>
+        <w:numPr>
+          <w:ilvl w:val="0"/>
+          <w:numId w:val="7"/>
+        </w:numPr>
+        <w:tabs>
+          <w:tab w:val="clear" w:pos="1134"/>
+          <w:tab w:val="left" w:pos="707" w:leader="none"/>
+        </w:tabs>
+        <w:bidi w:val="0"/>
+        <w:spacing w:before="0" w:after="0"/>
+        <w:ind w:left="707" w:hanging="283"/>
+        <w:jc w:val="left"/>
+        <w:rPr/>
+      </w:pPr>
+      <w:r>
+        <w:rPr/>
+        <w:t xml:space="preserve">✅ </w:t>
+      </w:r>
+      <w:r>
+        <w:rPr/>
+        <w:t xml:space="preserve">Lieux de retrait réels confirmés (5) : aire de covoiturage de Lanester (à côté du McDo), covoiturage de Guidel, covoiturage de Kerizan (Brec'h), Intermarché Drive de Monistrol (Lorient), covoiturage de Plouay. </w:t>
+      </w:r>
+    </w:p>
+    <w:p>
+      <w:pPr>
+        <w:pStyle w:val="Corpsdetexte"/>
+        <w:numPr>
+          <w:ilvl w:val="0"/>
+          <w:numId w:val="7"/>
+        </w:numPr>
+        <w:tabs>
+          <w:tab w:val="clear" w:pos="1134"/>
+          <w:tab w:val="left" w:pos="707" w:leader="none"/>
+        </w:tabs>
+        <w:bidi w:val="0"/>
+        <w:spacing w:before="0" w:after="0"/>
+        <w:ind w:left="707" w:hanging="283"/>
+        <w:jc w:val="left"/>
+        <w:rPr/>
+      </w:pPr>
+      <w:r>
+        <w:rPr/>
+        <w:t xml:space="preserve">✅ </w:t>
+      </w:r>
+      <w:r>
+        <w:rPr>
+          <w:rStyle w:val="Accentuationforte"/>
+        </w:rPr>
+        <w:t>Durée libre — résolu (réponse de Marion du 13/09).</w:t>
+      </w:r>
+      <w:r>
+        <w:rPr/>
+        <w:t xml:space="preserve"> Le tarif est maintenant de </w:t>
+      </w:r>
+      <w:r>
+        <w:rPr>
+          <w:rStyle w:val="Accentuationforte"/>
+        </w:rPr>
+        <w:t>2 €/jour pour tous les sets</w:t>
+      </w:r>
+      <w:r>
+        <w:rPr/>
+        <w:t xml:space="preserve">, sans distinction. Il n'y a </w:t>
+      </w:r>
+      <w:r>
+        <w:rPr>
+          <w:rStyle w:val="Accentuationforte"/>
+        </w:rPr>
+        <w:t>plus de 4 durées fixes</w:t>
+      </w:r>
+      <w:r>
+        <w:rPr/>
+        <w:t xml:space="preserve"> : le client choisit librement son nombre de jours de location, sans blocage ni durée maximale. Le sélecteur de durée du tunnel devient un simple nombre de jours (prix = 2 € × nombre de jours) au lieu d'un choix parmi 4 options. </w:t>
+      </w:r>
+    </w:p>
+    <w:p>
+      <w:pPr>
+        <w:pStyle w:val="Corpsdetexte"/>
+        <w:numPr>
+          <w:ilvl w:val="0"/>
+          <w:numId w:val="7"/>
+        </w:numPr>
+        <w:tabs>
+          <w:tab w:val="clear" w:pos="1134"/>
+          <w:tab w:val="left" w:pos="707" w:leader="none"/>
+        </w:tabs>
+        <w:bidi w:val="0"/>
+        <w:spacing w:before="0" w:after="0"/>
+        <w:ind w:left="707" w:hanging="283"/>
+        <w:jc w:val="left"/>
+        <w:rPr/>
+      </w:pPr>
+      <w:r>
+        <w:rPr/>
+        <w:t xml:space="preserve">✅ </w:t>
+      </w:r>
+      <w:r>
+        <w:rPr>
+          <w:rStyle w:val="Accentuationforte"/>
+        </w:rPr>
+        <w:t>Le tunnel réserve une date, pas un créneau horaire précis.</w:t>
+      </w:r>
+      <w:r>
+        <w:rPr/>
+        <w:t xml:space="preserve"> L'heure exacte de remise est négociée directement avec le client par téléphone/email en V1 (un outil de chat est souhaité par la cliente mais explicitement pas développé pour l'instant — cf. section V2) — pas de sélecteur d'horaire dans le tunnel en V1. (Confirmé par la cliente ; elle envisage d'ajouter une tranche horaire plus tard, cf. section V2.) </w:t>
+      </w:r>
+    </w:p>
+    <w:p>
+      <w:pPr>
+        <w:pStyle w:val="Corpsdetexte"/>
+        <w:numPr>
+          <w:ilvl w:val="0"/>
+          <w:numId w:val="7"/>
+        </w:numPr>
+        <w:tabs>
+          <w:tab w:val="clear" w:pos="1134"/>
+          <w:tab w:val="left" w:pos="707" w:leader="none"/>
+        </w:tabs>
+        <w:bidi w:val="0"/>
+        <w:spacing w:before="0" w:after="0"/>
+        <w:ind w:left="707" w:hanging="283"/>
+        <w:jc w:val="left"/>
+        <w:rPr/>
+      </w:pPr>
+      <w:r>
+        <w:rPr/>
+        <w:t xml:space="preserve">✅ </w:t>
+      </w:r>
+      <w:r>
+        <w:rPr>
+          <w:rStyle w:val="Accentuationforte"/>
+        </w:rPr>
+        <w:t>Durée comptée en jours calendaires, pas en blocs de 24h.</w:t>
+      </w:r>
+      <w:r>
+        <w:rPr/>
+        <w:t xml:space="preserve"> Une location démarrant un mardi (quelle que soit l'heure de remise ce jour-là) et prévue pour 4 jours se termine le vendredi — le client doit rendre le set ce jour-là, quelle que soit l'heure. Cette règle détermine la date de retour attendue pour tous les calculs (rappel J-1, déclenchement de la relance de retard, etc.). </w:t>
+      </w:r>
+    </w:p>
+    <w:p>
+      <w:pPr>
+        <w:pStyle w:val="Corpsdetexte"/>
+        <w:numPr>
+          <w:ilvl w:val="0"/>
+          <w:numId w:val="7"/>
+        </w:numPr>
+        <w:tabs>
+          <w:tab w:val="clear" w:pos="1134"/>
+          <w:tab w:val="left" w:pos="707" w:leader="none"/>
+        </w:tabs>
+        <w:bidi w:val="0"/>
+        <w:spacing w:before="0" w:after="0"/>
+        <w:ind w:left="707" w:hanging="283"/>
+        <w:jc w:val="left"/>
+        <w:rPr/>
+      </w:pPr>
+      <w:r>
+        <w:rPr/>
+        <w:t xml:space="preserve">✅ </w:t>
+      </w:r>
+      <w:r>
+        <w:rPr>
+          <w:rStyle w:val="Accentuationforte"/>
+        </w:rPr>
+        <w:t>Prolongation d'une location en cours</w:t>
+      </w:r>
+      <w:r>
+        <w:rPr/>
+        <w:t xml:space="preserve"> : possible, mais </w:t>
+      </w:r>
+      <w:r>
+        <w:rPr>
+          <w:rStyle w:val="Accentuationforte"/>
+        </w:rPr>
+        <w:t>gérée manuellement, pas par un bouton dédié dans l'espace client</w:t>
+      </w:r>
+      <w:r>
+        <w:rPr/>
+        <w:t xml:space="preserve">. Le client contacte Set et Brique (téléphone ou email — pas de chat en V1) pour vérifier la disponibilité, puis effectue lui-même une </w:t>
+      </w:r>
+      <w:r>
+        <w:rPr>
+          <w:rStyle w:val="Accentuationforte"/>
+        </w:rPr>
+        <w:t>nouvelle réservation via le tunnel</w:t>
+      </w:r>
+      <w:r>
+        <w:rPr/>
+        <w:t xml:space="preserve"> pour les jours supplémentaires — comme une location normale qui suit immédiatement la première. Aucun développement spécifique nécessaire pour la prolongation en elle-même. </w:t>
+      </w:r>
+    </w:p>
+    <w:p>
+      <w:pPr>
+        <w:pStyle w:val="Corpsdetexte"/>
+        <w:numPr>
+          <w:ilvl w:val="0"/>
+          <w:numId w:val="7"/>
+        </w:numPr>
+        <w:tabs>
+          <w:tab w:val="clear" w:pos="1134"/>
+          <w:tab w:val="left" w:pos="707" w:leader="none"/>
+        </w:tabs>
+        <w:bidi w:val="0"/>
+        <w:spacing w:before="0" w:after="0"/>
+        <w:ind w:left="707" w:hanging="283"/>
+        <w:jc w:val="left"/>
+        <w:rPr/>
+      </w:pPr>
+      <w:r>
+        <w:rPr/>
+        <w:t xml:space="preserve">✅ </w:t>
+      </w:r>
+      <w:r>
+        <w:rPr>
+          <w:rStyle w:val="Accentuationforte"/>
+        </w:rPr>
+        <w:t>Battement lors d'une prolongation immédiate — résolu (réponse de Marion du 13/09).</w:t>
+      </w:r>
+      <w:r>
+        <w:rPr/>
+        <w:t xml:space="preserve"> Exemple : un client loue le Faucon Millénium du 1er au 8, puis décide de le garder plus longtemps et réserve lui-même, via le tunnel, une nouvelle location du 9 au 15 </w:t>
+      </w:r>
+      <w:r>
+        <w:rPr>
+          <w:rStyle w:val="Accentuation"/>
+        </w:rPr>
+        <w:t>pour ce même set qu'il a déjà en main</w:t>
+      </w:r>
+      <w:r>
+        <w:rPr/>
+        <w:t xml:space="preserve"> (il ne le rend jamais entre les deux réservations). Marion a confirmé que ce type de prolongation se fait </w:t>
+      </w:r>
+      <w:r>
+        <w:rPr>
+          <w:rStyle w:val="Accentuationforte"/>
+        </w:rPr>
+        <w:t>sans avoir besoin de bloquer un nouveau RDV de remise en main propre</w:t>
+      </w:r>
+      <w:r>
+        <w:rPr/>
+        <w:t xml:space="preserve"> — donc </w:t>
+      </w:r>
+      <w:r>
+        <w:rPr>
+          <w:rStyle w:val="Accentuationforte"/>
+        </w:rPr>
+        <w:t>pas de délai de battement à imposer</w:t>
+      </w:r>
+      <w:r>
+        <w:rPr/>
+        <w:t xml:space="preserve"> entre deux réservations du même client sur le même set quand rien n'est physiquement rendu entre les deux. Le délai de battement par défaut (4 jours) continue de s'appliquer normalement entre deux locataires </w:t>
+      </w:r>
+      <w:r>
+        <w:rPr>
+          <w:rStyle w:val="Accentuationforte"/>
+        </w:rPr>
+        <w:t>différents</w:t>
+      </w:r>
+      <w:r>
+        <w:rPr/>
+        <w:t xml:space="preserve">. </w:t>
+      </w:r>
+    </w:p>
+    <w:p>
+      <w:pPr>
+        <w:pStyle w:val="Corpsdetexte"/>
+        <w:numPr>
+          <w:ilvl w:val="0"/>
+          <w:numId w:val="7"/>
+        </w:numPr>
+        <w:tabs>
+          <w:tab w:val="clear" w:pos="1134"/>
+          <w:tab w:val="left" w:pos="707" w:leader="none"/>
+        </w:tabs>
+        <w:bidi w:val="0"/>
+        <w:spacing w:before="0" w:after="0"/>
+        <w:ind w:left="707" w:hanging="283"/>
+        <w:jc w:val="left"/>
+        <w:rPr/>
+      </w:pPr>
+      <w:r>
+        <w:rPr/>
+        <w:t xml:space="preserve">✅ </w:t>
+      </w:r>
+      <w:r>
+        <w:rPr>
+          <w:rStyle w:val="Accentuationforte"/>
+        </w:rPr>
+        <w:t>Outil de chat</w:t>
+      </w:r>
+      <w:r>
+        <w:rPr/>
+        <w:t xml:space="preserve"> : souhaité par la cliente comme canal de contact, mais confirmé par Alexis comme </w:t>
+      </w:r>
+      <w:r>
+        <w:rPr>
+          <w:rStyle w:val="Accentuationforte"/>
+        </w:rPr>
+        <w:t>non développé en V1</w:t>
+      </w:r>
+      <w:r>
+        <w:rPr/>
+        <w:t xml:space="preserve">, éventuellement en V2. </w:t>
+      </w:r>
+    </w:p>
+    <w:p>
+      <w:pPr>
+        <w:pStyle w:val="Corpsdetexte"/>
+        <w:numPr>
+          <w:ilvl w:val="0"/>
+          <w:numId w:val="7"/>
+        </w:numPr>
+        <w:tabs>
+          <w:tab w:val="clear" w:pos="1134"/>
+          <w:tab w:val="left" w:pos="707" w:leader="none"/>
+        </w:tabs>
+        <w:bidi w:val="0"/>
+        <w:ind w:left="707" w:hanging="283"/>
+        <w:jc w:val="left"/>
+        <w:rPr/>
+      </w:pPr>
+      <w:r>
+        <w:rPr/>
+        <w:t xml:space="preserve">✅ </w:t>
+      </w:r>
+      <w:r>
+        <w:rPr>
+          <w:rStyle w:val="Accentuationforte"/>
+        </w:rPr>
+        <w:t>Blocage de dates sur le planning — résolu (réponse de Marion du 13/09).</w:t>
+      </w:r>
+      <w:r>
+        <w:rPr/>
+        <w:t xml:space="preserve"> Les deux mécanismes sont nécessaires : blocage </w:t>
+      </w:r>
+      <w:r>
+        <w:rPr>
+          <w:rStyle w:val="Accentuationforte"/>
+        </w:rPr>
+        <w:t>par set</w:t>
+      </w:r>
+      <w:r>
+        <w:rPr/>
+        <w:t xml:space="preserve"> (set indisponible pour cause de retard, problème technique, ou non-restitution) et blocage </w:t>
+      </w:r>
+      <w:r>
+        <w:rPr>
+          <w:rStyle w:val="Accentuationforte"/>
+        </w:rPr>
+        <w:t>par période</w:t>
+      </w:r>
+      <w:r>
+        <w:rPr/>
+        <w:t xml:space="preserve"> (congés de Marion), indépendamment du statut de chaque set individuel. </w:t>
+      </w:r>
+    </w:p>
+    <w:p>
+      <w:pPr>
+        <w:pStyle w:val="Corpsdetexte"/>
+        <w:bidi w:val="0"/>
+        <w:jc w:val="left"/>
+        <w:rPr/>
+      </w:pPr>
+      <w:r>
+        <w:rPr>
+          <w:rStyle w:val="Accentuationforte"/>
+        </w:rPr>
+        <w:t>Reporté en V2 :</w:t>
+      </w:r>
+    </w:p>
+    <w:p>
+      <w:pPr>
+        <w:pStyle w:val="Corpsdetexte"/>
+        <w:numPr>
+          <w:ilvl w:val="0"/>
+          <w:numId w:val="8"/>
+        </w:numPr>
+        <w:tabs>
+          <w:tab w:val="clear" w:pos="1134"/>
+          <w:tab w:val="left" w:pos="707" w:leader="none"/>
+        </w:tabs>
+        <w:bidi w:val="0"/>
+        <w:spacing w:before="0" w:after="0"/>
+        <w:ind w:left="707" w:hanging="283"/>
+        <w:jc w:val="left"/>
+        <w:rPr/>
+      </w:pPr>
+      <w:r>
+        <w:rPr/>
+        <w:t xml:space="preserve">🔜 </w:t>
+      </w:r>
+      <w:r>
+        <w:rPr/>
+        <w:t xml:space="preserve">Outil de chat pour contacter la cliente — souhaité mais pas développé en V1. </w:t>
+      </w:r>
+    </w:p>
+    <w:p>
+      <w:pPr>
+        <w:pStyle w:val="Corpsdetexte"/>
+        <w:numPr>
+          <w:ilvl w:val="0"/>
+          <w:numId w:val="8"/>
+        </w:numPr>
+        <w:tabs>
+          <w:tab w:val="clear" w:pos="1134"/>
+          <w:tab w:val="left" w:pos="707" w:leader="none"/>
+        </w:tabs>
+        <w:bidi w:val="0"/>
+        <w:ind w:left="707" w:hanging="283"/>
+        <w:jc w:val="left"/>
+        <w:rPr/>
+      </w:pPr>
+      <w:r>
+        <w:rPr/>
+        <w:t xml:space="preserve">🔜 </w:t>
+      </w:r>
+      <w:r>
+        <w:rPr/>
+        <w:t xml:space="preserve">Tranche horaire précise sélectionnable dans le tunnel (créneaux de remise) — la cliente confirme elle-même vouloir l'envisager plus tard, « pas dans l'immédiat ». </w:t>
+      </w:r>
+    </w:p>
+    <w:p>
+      <w:pPr>
+        <w:pStyle w:val="Lignehorizontale"/>
+        <w:bidi w:val="0"/>
+        <w:jc w:val="left"/>
+        <w:rPr/>
+      </w:pPr>
+      <w:r>
+        <w:rPr/>
+      </w:r>
+    </w:p>
+    <w:p>
+      <w:pPr>
+        <w:pStyle w:val="Titre2"/>
+        <w:bidi w:val="0"/>
+        <w:jc w:val="left"/>
+        <w:rPr/>
+      </w:pPr>
+      <w:r>
+        <w:rPr/>
+        <w:t>3. Comptes clients &amp; espace de suivi</w:t>
+      </w:r>
+    </w:p>
+    <w:p>
+      <w:pPr>
+        <w:pStyle w:val="Corpsdetexte"/>
+        <w:bidi w:val="0"/>
+        <w:spacing w:before="0" w:after="283"/>
+        <w:jc w:val="left"/>
+        <w:rPr/>
+      </w:pPr>
+      <w:r>
+        <w:rPr>
+          <w:rStyle w:val="Accentuationforte"/>
+        </w:rPr>
+        <w:t>Inscription — champs obligatoires :</w:t>
+      </w:r>
+    </w:p>
+    <w:p>
+      <w:pPr>
+        <w:pStyle w:val="Corpsdetexte"/>
+        <w:numPr>
+          <w:ilvl w:val="0"/>
+          <w:numId w:val="9"/>
+        </w:numPr>
+        <w:tabs>
+          <w:tab w:val="clear" w:pos="1134"/>
+          <w:tab w:val="left" w:pos="707" w:leader="none"/>
+        </w:tabs>
+        <w:bidi w:val="0"/>
+        <w:ind w:left="707" w:hanging="283"/>
+        <w:jc w:val="left"/>
+        <w:rPr/>
+      </w:pPr>
+      <w:r>
+        <w:rPr/>
+        <w:t xml:space="preserve">✅ </w:t>
+      </w:r>
+      <w:r>
+        <w:rPr/>
+        <w:t xml:space="preserve">Nom, prénom, email, téléphone, adresse postale (informations nécessaires à la facturation). Rien de plus (pas de date de naissance, etc.). </w:t>
+      </w:r>
+    </w:p>
+    <w:p>
+      <w:pPr>
+        <w:pStyle w:val="Corpsdetexte"/>
+        <w:bidi w:val="0"/>
+        <w:jc w:val="left"/>
+        <w:rPr/>
+      </w:pPr>
+      <w:r>
+        <w:rPr>
+          <w:rStyle w:val="Accentuationforte"/>
+        </w:rPr>
+        <w:t>Locations simultanées :</w:t>
+      </w:r>
+    </w:p>
+    <w:p>
+      <w:pPr>
+        <w:pStyle w:val="Corpsdetexte"/>
+        <w:numPr>
+          <w:ilvl w:val="0"/>
+          <w:numId w:val="10"/>
+        </w:numPr>
+        <w:tabs>
+          <w:tab w:val="clear" w:pos="1134"/>
+          <w:tab w:val="left" w:pos="707" w:leader="none"/>
+        </w:tabs>
+        <w:bidi w:val="0"/>
+        <w:ind w:left="707" w:hanging="283"/>
+        <w:jc w:val="left"/>
+        <w:rPr/>
+      </w:pPr>
+      <w:r>
+        <w:rPr/>
+        <w:t xml:space="preserve">✅ </w:t>
+      </w:r>
+      <w:r>
+        <w:rPr>
+          <w:rStyle w:val="Accentuationforte"/>
+        </w:rPr>
+        <w:t>Résolu (réponse de Marion du 13/09) :</w:t>
+      </w:r>
+      <w:r>
+        <w:rPr/>
+        <w:t xml:space="preserve"> un client peut louer plusieurs sets en même temps, mais cela doit passer par </w:t>
+      </w:r>
+      <w:r>
+        <w:rPr>
+          <w:rStyle w:val="Accentuationforte"/>
+        </w:rPr>
+        <w:t>deux réservations distinctes</w:t>
+      </w:r>
+      <w:r>
+        <w:rPr/>
+        <w:t xml:space="preserve"> (pas de panier multi-articles unique — chaque set fait l'objet de sa propre location, son propre paiement et sa propre caution). </w:t>
+      </w:r>
+    </w:p>
+    <w:p>
+      <w:pPr>
+        <w:pStyle w:val="Corpsdetexte"/>
+        <w:bidi w:val="0"/>
+        <w:jc w:val="left"/>
+        <w:rPr/>
+      </w:pPr>
+      <w:r>
+        <w:rPr>
+          <w:rStyle w:val="Accentuationforte"/>
+        </w:rPr>
+        <w:t>Compte bloqué :</w:t>
+      </w:r>
+    </w:p>
+    <w:p>
+      <w:pPr>
+        <w:pStyle w:val="Corpsdetexte"/>
+        <w:numPr>
+          <w:ilvl w:val="0"/>
+          <w:numId w:val="11"/>
+        </w:numPr>
+        <w:tabs>
+          <w:tab w:val="clear" w:pos="1134"/>
+          <w:tab w:val="left" w:pos="707" w:leader="none"/>
+        </w:tabs>
+        <w:bidi w:val="0"/>
+        <w:ind w:left="707" w:hanging="283"/>
+        <w:jc w:val="left"/>
+        <w:rPr/>
+      </w:pPr>
+      <w:r>
+        <w:rPr/>
+        <w:t xml:space="preserve">✅ </w:t>
+      </w:r>
+      <w:r>
+        <w:rPr/>
+        <w:t xml:space="preserve">Statut « compte bloqué » à prévoir, activé/désactivé </w:t>
+      </w:r>
+      <w:r>
+        <w:rPr>
+          <w:rStyle w:val="Accentuationforte"/>
+        </w:rPr>
+        <w:t>manuellement par Marion</w:t>
+      </w:r>
+      <w:r>
+        <w:rPr/>
+        <w:t xml:space="preserve"> depuis le back-office (ex. set non rendu, litige en cours) — empêche toute nouvelle réservation tant qu'il est actif. </w:t>
+      </w:r>
+    </w:p>
+    <w:p>
+      <w:pPr>
+        <w:pStyle w:val="Corpsdetexte"/>
+        <w:bidi w:val="0"/>
+        <w:jc w:val="left"/>
+        <w:rPr/>
+      </w:pPr>
+      <w:r>
+        <w:rPr>
+          <w:rStyle w:val="Accentuationforte"/>
+        </w:rPr>
+        <w:t>Espace de suivi (fusion de l'ancien module « Espace client ») :</w:t>
+      </w:r>
+    </w:p>
+    <w:p>
+      <w:pPr>
+        <w:pStyle w:val="Corpsdetexte"/>
+        <w:numPr>
+          <w:ilvl w:val="0"/>
+          <w:numId w:val="12"/>
+        </w:numPr>
+        <w:tabs>
+          <w:tab w:val="clear" w:pos="1134"/>
+          <w:tab w:val="left" w:pos="707" w:leader="none"/>
+        </w:tabs>
+        <w:bidi w:val="0"/>
+        <w:ind w:left="707" w:hanging="283"/>
+        <w:jc w:val="left"/>
+        <w:rPr/>
+      </w:pPr>
+      <w:r>
+        <w:rPr/>
+        <w:t xml:space="preserve">✅ </w:t>
+      </w:r>
+      <w:r>
+        <w:rPr/>
+        <w:t xml:space="preserve">Le client voit l'avancement de ses locations en cours : prochaine date de retrait, set concerné, statut récupéré / à rendre, date de retour prévue, retard éventuel. </w:t>
+      </w:r>
+    </w:p>
+    <w:p>
+      <w:pPr>
+        <w:pStyle w:val="Lignehorizontale"/>
+        <w:bidi w:val="0"/>
+        <w:jc w:val="left"/>
+        <w:rPr/>
+      </w:pPr>
+      <w:r>
+        <w:rPr/>
+      </w:r>
+    </w:p>
+    <w:p>
+      <w:pPr>
+        <w:pStyle w:val="Titre2"/>
+        <w:bidi w:val="0"/>
+        <w:jc w:val="left"/>
+        <w:rPr/>
+      </w:pPr>
+      <w:r>
+        <w:rPr/>
+        <w:t>4. Paiement Stripe</w:t>
+      </w:r>
+    </w:p>
+    <w:p>
+      <w:pPr>
+        <w:pStyle w:val="Corpsdetexte"/>
+        <w:bidi w:val="0"/>
+        <w:spacing w:before="0" w:after="283"/>
+        <w:jc w:val="left"/>
+        <w:rPr/>
+      </w:pPr>
+      <w:r>
+        <w:rPr>
+          <w:rStyle w:val="Accentuationforte"/>
+        </w:rPr>
+        <w:t>Modes de paiement du loyer :</w:t>
+      </w:r>
+    </w:p>
+    <w:p>
+      <w:pPr>
+        <w:pStyle w:val="Corpsdetexte"/>
+        <w:numPr>
+          <w:ilvl w:val="0"/>
+          <w:numId w:val="13"/>
+        </w:numPr>
+        <w:tabs>
+          <w:tab w:val="clear" w:pos="1134"/>
+          <w:tab w:val="left" w:pos="707" w:leader="none"/>
+        </w:tabs>
+        <w:bidi w:val="0"/>
+        <w:ind w:left="707" w:hanging="283"/>
+        <w:jc w:val="left"/>
+        <w:rPr/>
+      </w:pPr>
+      <w:r>
+        <w:rPr/>
+        <w:t xml:space="preserve">✅ </w:t>
+      </w:r>
+      <w:r>
+        <w:rPr/>
+        <w:t xml:space="preserve">Deux modes possibles : paiement en ligne (Stripe, prélevé </w:t>
+      </w:r>
+      <w:r>
+        <w:rPr>
+          <w:rStyle w:val="Accentuationforte"/>
+        </w:rPr>
+        <w:t>à la réservation</w:t>
+      </w:r>
+      <w:r>
+        <w:rPr/>
+        <w:t xml:space="preserve">), ou paiement sur place par </w:t>
+      </w:r>
+      <w:r>
+        <w:rPr>
+          <w:rStyle w:val="Accentuationforte"/>
+        </w:rPr>
+        <w:t>TPE</w:t>
+      </w:r>
+      <w:r>
+        <w:rPr/>
+        <w:t xml:space="preserve"> au moment de la remise en main propre. </w:t>
+      </w:r>
+    </w:p>
+    <w:p>
+      <w:pPr>
+        <w:pStyle w:val="Corpsdetexte"/>
+        <w:bidi w:val="0"/>
+        <w:jc w:val="left"/>
+        <w:rPr/>
+      </w:pPr>
+      <w:r>
+        <w:rPr>
+          <w:rStyle w:val="Accentuationforte"/>
+        </w:rPr>
+        <w:t>Caution — sujet résolu (document client du 11/09) :</w:t>
+      </w:r>
+    </w:p>
+    <w:p>
+      <w:pPr>
+        <w:pStyle w:val="Corpsdetexte"/>
+        <w:numPr>
+          <w:ilvl w:val="0"/>
+          <w:numId w:val="14"/>
+        </w:numPr>
+        <w:tabs>
+          <w:tab w:val="clear" w:pos="1134"/>
+          <w:tab w:val="left" w:pos="707" w:leader="none"/>
+        </w:tabs>
+        <w:bidi w:val="0"/>
+        <w:spacing w:before="0" w:after="0"/>
+        <w:ind w:left="707" w:hanging="283"/>
+        <w:jc w:val="left"/>
+        <w:rPr/>
+      </w:pPr>
+      <w:r>
+        <w:rPr/>
+        <w:t xml:space="preserve">✅ </w:t>
+      </w:r>
+      <w:r>
+        <w:rPr/>
+        <w:t xml:space="preserve">Toujours en </w:t>
+      </w:r>
+      <w:r>
+        <w:rPr>
+          <w:rStyle w:val="Accentuationforte"/>
+        </w:rPr>
+        <w:t>pré-autorisation standard Stripe (7 jours)</w:t>
+      </w:r>
+      <w:r>
+        <w:rPr/>
+        <w:t xml:space="preserve">, jamais débitée sauf litige. </w:t>
+      </w:r>
+    </w:p>
+    <w:p>
+      <w:pPr>
+        <w:pStyle w:val="Corpsdetexte"/>
+        <w:numPr>
+          <w:ilvl w:val="0"/>
+          <w:numId w:val="14"/>
+        </w:numPr>
+        <w:tabs>
+          <w:tab w:val="clear" w:pos="1134"/>
+          <w:tab w:val="left" w:pos="707" w:leader="none"/>
+        </w:tabs>
+        <w:bidi w:val="0"/>
+        <w:spacing w:before="0" w:after="0"/>
+        <w:ind w:left="707" w:hanging="283"/>
+        <w:jc w:val="left"/>
+        <w:rPr/>
+      </w:pPr>
+      <w:r>
+        <w:rPr/>
+        <w:t xml:space="preserve">✅ </w:t>
+      </w:r>
+      <w:r>
+        <w:rPr>
+          <w:rStyle w:val="Accentuationforte"/>
+        </w:rPr>
+        <w:t>Pas de solution technique de prolongation nécessaire</w:t>
+      </w:r>
+      <w:r>
+        <w:rPr/>
+        <w:t xml:space="preserve"> (ni Swikly, ni autorisation étendue Stripe, ni PayPal) : la cliente a tranché elle-même. Un hold bancaire au-delà de 7 jours est techniquement impossible, elle en est consciente et </w:t>
+      </w:r>
+      <w:r>
+        <w:rPr>
+          <w:rStyle w:val="Accentuationforte"/>
+        </w:rPr>
+        <w:t>prend une assurance professionnelle de son côté</w:t>
+      </w:r>
+      <w:r>
+        <w:rPr/>
+        <w:t xml:space="preserve"> pour couvrir le risque sur les locations de plus de 7 jours (15 jours, 1 mois). Aucun développement supplémentaire à prévoir sur ce point — ce qui clôt toute la réflexion Swikly/PayPal/autorisation étendue menée précédemment. </w:t>
+      </w:r>
+    </w:p>
+    <w:p>
+      <w:pPr>
+        <w:pStyle w:val="Corpsdetexte"/>
+        <w:numPr>
+          <w:ilvl w:val="0"/>
+          <w:numId w:val="14"/>
+        </w:numPr>
+        <w:tabs>
+          <w:tab w:val="clear" w:pos="1134"/>
+          <w:tab w:val="left" w:pos="707" w:leader="none"/>
+        </w:tabs>
+        <w:bidi w:val="0"/>
+        <w:spacing w:before="0" w:after="0"/>
+        <w:ind w:left="707" w:hanging="283"/>
+        <w:jc w:val="left"/>
+        <w:rPr/>
+      </w:pPr>
+      <w:r>
+        <w:rPr/>
         <w:t xml:space="preserve">⏳ </w:t>
       </w:r>
       <w:r>
         <w:rPr/>
-        <w:t xml:space="preserve">Nombre de photos à afficher par set : on avait proposé 3 à 4 par défaut, mais l'exemple fourni par la cliente pour le Faucon Millénium contient 12 photos. À reclarifier : faut-il toutes les afficher, ou nous laisse-t-elle choisir parmi celles fournies ? </w:t>
-      </w:r>
-    </w:p>
-    <w:p>
-      <w:pPr>
-        <w:pStyle w:val="Corpsdetexte"/>
-        <w:bidi w:val="0"/>
-        <w:jc w:val="left"/>
-        <w:rPr/>
-      </w:pPr>
-      <w:r>
-        <w:rPr>
-          <w:rStyle w:val="Accentuationforte"/>
-        </w:rPr>
-        <w:t>Stock :</w:t>
-      </w:r>
-    </w:p>
-    <w:p>
-      <w:pPr>
-        <w:pStyle w:val="Corpsdetexte"/>
-        <w:numPr>
-          <w:ilvl w:val="0"/>
-          <w:numId w:val="3"/>
+        <w:t xml:space="preserve">Si le loyer est payé par TPE sur place, comment se fait la pré-autorisation de la caution (carte enregistrée en amont côté client tout de même) ? Question posée à Marion — reste ouverte indépendamment du point ci-dessus. </w:t>
+      </w:r>
+    </w:p>
+    <w:p>
+      <w:pPr>
+        <w:pStyle w:val="Corpsdetexte"/>
+        <w:numPr>
+          <w:ilvl w:val="0"/>
+          <w:numId w:val="14"/>
         </w:numPr>
         <w:tabs>
           <w:tab w:val="clear" w:pos="1134"/>
@@ -645,42 +1731,82 @@
         <w:t xml:space="preserve">✅ </w:t>
       </w:r>
       <w:r>
-        <w:rPr>
-          <w:rStyle w:val="Accentuationforte"/>
-        </w:rPr>
-        <w:t>28 références au catalogue</w:t>
-      </w:r>
-      <w:r>
-        <w:rPr/>
-        <w:t xml:space="preserve"> (mise à jour de l'estimation « ~25 » du RDV de cadrage) — liste complète dans catalogue-sets-lego.md. Un seul exemplaire par référence aujourd'hui, mais le modèle de données doit prévoir le multi-stock (plusieurs exemplaires d'une même référence) pour une évolution future — ne pas coder en dur « quantité = 1 ». </w:t>
-      </w:r>
-    </w:p>
-    <w:p>
-      <w:pPr>
-        <w:pStyle w:val="Corpsdetexte"/>
-        <w:bidi w:val="0"/>
-        <w:jc w:val="left"/>
-        <w:rPr/>
-      </w:pPr>
-      <w:r>
-        <w:rPr>
-          <w:rStyle w:val="Accentuationforte"/>
-        </w:rPr>
-        <w:t>Statuts d'un set :</w:t>
-      </w:r>
-    </w:p>
-    <w:p>
-      <w:pPr>
-        <w:pStyle w:val="Corpsdetexte"/>
-        <w:numPr>
-          <w:ilvl w:val="0"/>
-          <w:numId w:val="4"/>
-        </w:numPr>
-        <w:tabs>
-          <w:tab w:val="clear" w:pos="1134"/>
-          <w:tab w:val="left" w:pos="707" w:leader="none"/>
-        </w:tabs>
-        <w:bidi w:val="0"/>
+        <w:rPr/>
+        <w:t xml:space="preserve">Restitution de la caution : automatique 48h après réception du set, </w:t>
+      </w:r>
+      <w:r>
+        <w:rPr>
+          <w:rStyle w:val="Accentuationforte"/>
+        </w:rPr>
+        <w:t>avec un plafond de 7 jours maximum</w:t>
+      </w:r>
+      <w:r>
+        <w:rPr/>
+        <w:t xml:space="preserve"> dans tous les cas (indépendant de la rapidité de Marion à valider l'état des lieux). </w:t>
+      </w:r>
+    </w:p>
+    <w:p>
+      <w:pPr>
+        <w:pStyle w:val="Corpsdetexte"/>
+        <w:bidi w:val="0"/>
+        <w:jc w:val="left"/>
+        <w:rPr/>
+      </w:pPr>
+      <w:r>
+        <w:rPr>
+          <w:rStyle w:val="Accentuationforte"/>
+        </w:rPr>
+        <w:t>Hors périmètre :</w:t>
+      </w:r>
+    </w:p>
+    <w:p>
+      <w:pPr>
+        <w:pStyle w:val="Corpsdetexte"/>
+        <w:numPr>
+          <w:ilvl w:val="0"/>
+          <w:numId w:val="15"/>
+        </w:numPr>
+        <w:tabs>
+          <w:tab w:val="clear" w:pos="1134"/>
+          <w:tab w:val="left" w:pos="707" w:leader="none"/>
+        </w:tabs>
+        <w:bidi w:val="0"/>
+        <w:ind w:left="707" w:hanging="283"/>
+        <w:jc w:val="left"/>
+        <w:rPr/>
+      </w:pPr>
+      <w:r>
+        <w:rPr/>
+        <w:t xml:space="preserve">Pas d'option d'assurance/protection additionnelle — la caution est la seule protection. </w:t>
+      </w:r>
+    </w:p>
+    <w:p>
+      <w:pPr>
+        <w:pStyle w:val="Corpsdetexte"/>
+        <w:bidi w:val="0"/>
+        <w:jc w:val="left"/>
+        <w:rPr/>
+      </w:pPr>
+      <w:r>
+        <w:rPr>
+          <w:rStyle w:val="Accentuationforte"/>
+        </w:rPr>
+        <w:t>Cas d'échec / abandon :</w:t>
+      </w:r>
+    </w:p>
+    <w:p>
+      <w:pPr>
+        <w:pStyle w:val="Corpsdetexte"/>
+        <w:numPr>
+          <w:ilvl w:val="0"/>
+          <w:numId w:val="16"/>
+        </w:numPr>
+        <w:tabs>
+          <w:tab w:val="clear" w:pos="1134"/>
+          <w:tab w:val="left" w:pos="707" w:leader="none"/>
+        </w:tabs>
+        <w:bidi w:val="0"/>
+        <w:spacing w:before="0" w:after="0"/>
         <w:ind w:left="707" w:hanging="283"/>
         <w:jc w:val="left"/>
         <w:rPr/>
@@ -690,50 +1816,49 @@
         <w:t xml:space="preserve">✅ </w:t>
       </w:r>
       <w:r>
-        <w:rPr>
-          <w:rStyle w:val="Textesource"/>
-        </w:rPr>
-        <w:t>Disponible</w:t>
-      </w:r>
-      <w:r>
-        <w:rPr/>
-        <w:t xml:space="preserve"> / </w:t>
-      </w:r>
-      <w:r>
-        <w:rPr>
-          <w:rStyle w:val="Textesource"/>
-        </w:rPr>
-        <w:t>Location</w:t>
-      </w:r>
-      <w:r>
-        <w:rPr/>
-        <w:t xml:space="preserve"> / </w:t>
-      </w:r>
-      <w:r>
-        <w:rPr>
-          <w:rStyle w:val="Textesource"/>
-        </w:rPr>
-        <w:t>Battement</w:t>
-      </w:r>
-      <w:r>
-        <w:rPr/>
-        <w:t xml:space="preserve"> / </w:t>
-      </w:r>
-      <w:r>
-        <w:rPr>
-          <w:rStyle w:val="Textesource"/>
-        </w:rPr>
-        <w:t>Réparation</w:t>
-      </w:r>
-      <w:r>
-        <w:rPr/>
-        <w:t xml:space="preserve"> / </w:t>
-      </w:r>
-      <w:r>
-        <w:rPr>
-          <w:rStyle w:val="Textesource"/>
-        </w:rPr>
-        <w:t>Retiré</w:t>
+        <w:rPr/>
+        <w:t xml:space="preserve">Échec du paiement en ligne (carte refusée) → créneau bloqué </w:t>
+      </w:r>
+      <w:r>
+        <w:rPr>
+          <w:rStyle w:val="Accentuationforte"/>
+        </w:rPr>
+        <w:t>1h</w:t>
+      </w:r>
+      <w:r>
+        <w:rPr/>
+        <w:t xml:space="preserve"> le temps que le client trouve une solution. </w:t>
+      </w:r>
+    </w:p>
+    <w:p>
+      <w:pPr>
+        <w:pStyle w:val="Corpsdetexte"/>
+        <w:numPr>
+          <w:ilvl w:val="0"/>
+          <w:numId w:val="16"/>
+        </w:numPr>
+        <w:tabs>
+          <w:tab w:val="clear" w:pos="1134"/>
+          <w:tab w:val="left" w:pos="707" w:leader="none"/>
+        </w:tabs>
+        <w:bidi w:val="0"/>
+        <w:ind w:left="707" w:hanging="283"/>
+        <w:jc w:val="left"/>
+        <w:rPr/>
+      </w:pPr>
+      <w:r>
+        <w:rPr/>
+        <w:t xml:space="preserve">✅ </w:t>
+      </w:r>
+      <w:r>
+        <w:rPr/>
+        <w:t xml:space="preserve">Abandon en cours de paiement (avant tentative) → créneau libéré après </w:t>
+      </w:r>
+      <w:r>
+        <w:rPr>
+          <w:rStyle w:val="Accentuationforte"/>
+        </w:rPr>
+        <w:t>15 min</w:t>
       </w:r>
       <w:r>
         <w:rPr/>
@@ -742,30 +1867,40 @@
     </w:p>
     <w:p>
       <w:pPr>
-        <w:pStyle w:val="Corpsdetexte"/>
-        <w:bidi w:val="0"/>
-        <w:jc w:val="left"/>
-        <w:rPr/>
-      </w:pPr>
-      <w:r>
-        <w:rPr>
-          <w:rStyle w:val="Accentuationforte"/>
-        </w:rPr>
-        <w:t>Délai de battement (entre deux locations) :</w:t>
-      </w:r>
-    </w:p>
-    <w:p>
-      <w:pPr>
-        <w:pStyle w:val="Corpsdetexte"/>
-        <w:numPr>
-          <w:ilvl w:val="0"/>
-          <w:numId w:val="5"/>
-        </w:numPr>
-        <w:tabs>
-          <w:tab w:val="clear" w:pos="1134"/>
-          <w:tab w:val="left" w:pos="707" w:leader="none"/>
-        </w:tabs>
-        <w:bidi w:val="0"/>
+        <w:pStyle w:val="Lignehorizontale"/>
+        <w:bidi w:val="0"/>
+        <w:jc w:val="left"/>
+        <w:rPr/>
+      </w:pPr>
+      <w:r>
+        <w:rPr/>
+      </w:r>
+    </w:p>
+    <w:p>
+      <w:pPr>
+        <w:pStyle w:val="Titre2"/>
+        <w:bidi w:val="0"/>
+        <w:jc w:val="left"/>
+        <w:rPr/>
+      </w:pPr>
+      <w:r>
+        <w:rPr/>
+        <w:t>5. Tunnel de réservation client</w:t>
+      </w:r>
+    </w:p>
+    <w:p>
+      <w:pPr>
+        <w:pStyle w:val="Corpsdetexte"/>
+        <w:numPr>
+          <w:ilvl w:val="0"/>
+          <w:numId w:val="17"/>
+        </w:numPr>
+        <w:tabs>
+          <w:tab w:val="clear" w:pos="1134"/>
+          <w:tab w:val="left" w:pos="707" w:leader="none"/>
+        </w:tabs>
+        <w:bidi w:val="0"/>
+        <w:spacing w:before="0" w:after="0"/>
         <w:ind w:left="707" w:hanging="283"/>
         <w:jc w:val="left"/>
         <w:rPr/>
@@ -776,42 +1911,170 @@
       </w:r>
       <w:r>
         <w:rPr/>
-        <w:t xml:space="preserve">Réglable individuellement par set (valeur par défaut 4 jours), modifiable par Marion elle-même depuis le back-office. </w:t>
-      </w:r>
-    </w:p>
-    <w:p>
-      <w:pPr>
-        <w:pStyle w:val="Corpsdetexte"/>
-        <w:bidi w:val="0"/>
-        <w:jc w:val="left"/>
-        <w:rPr/>
-      </w:pPr>
-      <w:r>
-        <w:rPr>
-          <w:rStyle w:val="Accentuationforte"/>
-        </w:rPr>
-        <w:t>Hors périmètre :</w:t>
-      </w:r>
-    </w:p>
-    <w:p>
-      <w:pPr>
-        <w:pStyle w:val="Corpsdetexte"/>
-        <w:numPr>
-          <w:ilvl w:val="0"/>
-          <w:numId w:val="6"/>
-        </w:numPr>
-        <w:tabs>
-          <w:tab w:val="clear" w:pos="1134"/>
-          <w:tab w:val="left" w:pos="707" w:leader="none"/>
-        </w:tabs>
-        <w:bidi w:val="0"/>
-        <w:ind w:left="707" w:hanging="283"/>
-        <w:jc w:val="left"/>
-        <w:rPr/>
-      </w:pPr>
-      <w:r>
-        <w:rPr/>
-        <w:t xml:space="preserve">Suivi des colis envoyés/reçus — retiré, sans objet en V1 (100 % remise en main propre). </w:t>
+        <w:t xml:space="preserve">Parcours : sélection du set → choix de la durée en </w:t>
+      </w:r>
+      <w:r>
+        <w:rPr>
+          <w:rStyle w:val="Accentuationforte"/>
+        </w:rPr>
+        <w:t>nombre de jours libre</w:t>
+      </w:r>
+      <w:r>
+        <w:rPr/>
+        <w:t xml:space="preserve"> (prix = 2 € × nombre de jours, cf. README section tarifaire) → choix de la </w:t>
+      </w:r>
+      <w:r>
+        <w:rPr>
+          <w:rStyle w:val="Accentuationforte"/>
+        </w:rPr>
+        <w:t>date</w:t>
+      </w:r>
+      <w:r>
+        <w:rPr/>
+        <w:t xml:space="preserve"> de retrait (pas d'heure précise, cf. module 2) → paiement (en ligne, à la remise par TPE, ou par bon cadeau — module 6). L'heure exacte de remise se négocie après coup, hors tunnel. </w:t>
+      </w:r>
+    </w:p>
+    <w:p>
+      <w:pPr>
+        <w:pStyle w:val="Corpsdetexte"/>
+        <w:numPr>
+          <w:ilvl w:val="0"/>
+          <w:numId w:val="17"/>
+        </w:numPr>
+        <w:tabs>
+          <w:tab w:val="clear" w:pos="1134"/>
+          <w:tab w:val="left" w:pos="707" w:leader="none"/>
+        </w:tabs>
+        <w:bidi w:val="0"/>
+        <w:spacing w:before="0" w:after="0"/>
+        <w:ind w:left="707" w:hanging="283"/>
+        <w:jc w:val="left"/>
+        <w:rPr/>
+      </w:pPr>
+      <w:r>
+        <w:rPr/>
+        <w:t xml:space="preserve">✅ </w:t>
+      </w:r>
+      <w:r>
+        <w:rPr/>
+        <w:t xml:space="preserve">En V1, tous les sets sont disponibles à tous les lieux de retrait (pas de restriction géographique par set). </w:t>
+      </w:r>
+    </w:p>
+    <w:p>
+      <w:pPr>
+        <w:pStyle w:val="Corpsdetexte"/>
+        <w:numPr>
+          <w:ilvl w:val="0"/>
+          <w:numId w:val="17"/>
+        </w:numPr>
+        <w:tabs>
+          <w:tab w:val="clear" w:pos="1134"/>
+          <w:tab w:val="left" w:pos="707" w:leader="none"/>
+        </w:tabs>
+        <w:bidi w:val="0"/>
+        <w:spacing w:before="0" w:after="0"/>
+        <w:ind w:left="707" w:hanging="283"/>
+        <w:jc w:val="left"/>
+        <w:rPr/>
+      </w:pPr>
+      <w:r>
+        <w:rPr/>
+        <w:t xml:space="preserve">✅ </w:t>
+      </w:r>
+      <w:r>
+        <w:rPr>
+          <w:rStyle w:val="Accentuationforte"/>
+        </w:rPr>
+        <w:t>Validation manuelle des réservations — résolu (réponse de Marion du 13/09).</w:t>
+      </w:r>
+      <w:r>
+        <w:rPr/>
+        <w:t xml:space="preserve"> Marion valide manuellement </w:t>
+      </w:r>
+      <w:r>
+        <w:rPr>
+          <w:rStyle w:val="Accentuationforte"/>
+        </w:rPr>
+        <w:t>toutes</w:t>
+      </w:r>
+      <w:r>
+        <w:rPr/>
+        <w:t xml:space="preserve"> les locations </w:t>
+      </w:r>
+      <w:r>
+        <w:rPr>
+          <w:rStyle w:val="Accentuationforte"/>
+        </w:rPr>
+        <w:t>et</w:t>
+      </w:r>
+      <w:r>
+        <w:rPr/>
+        <w:t xml:space="preserve"> les prolongations, sans exception — chaque demande est une </w:t>
+      </w:r>
+      <w:r>
+        <w:rPr>
+          <w:rStyle w:val="Accentuation"/>
+        </w:rPr>
+        <w:t>demande</w:t>
+      </w:r>
+      <w:r>
+        <w:rPr/>
+        <w:t xml:space="preserve"> en attente, avec une étape d'approbation côté back-office (accepter / refuser / proposer une autre date) avant confirmation définitive. Ce n'est donc </w:t>
+      </w:r>
+      <w:r>
+        <w:rPr>
+          <w:rStyle w:val="Accentuationforte"/>
+        </w:rPr>
+        <w:t>pas</w:t>
+      </w:r>
+      <w:r>
+        <w:rPr/>
+        <w:t xml:space="preserve"> une confirmation automatique instantanée dès le paiement. </w:t>
+      </w:r>
+    </w:p>
+    <w:p>
+      <w:pPr>
+        <w:pStyle w:val="Corpsdetexte"/>
+        <w:numPr>
+          <w:ilvl w:val="0"/>
+          <w:numId w:val="17"/>
+        </w:numPr>
+        <w:tabs>
+          <w:tab w:val="clear" w:pos="1134"/>
+          <w:tab w:val="left" w:pos="707" w:leader="none"/>
+        </w:tabs>
+        <w:bidi w:val="0"/>
+        <w:ind w:left="707" w:hanging="283"/>
+        <w:jc w:val="left"/>
+        <w:rPr/>
+      </w:pPr>
+      <w:r>
+        <w:rPr/>
+        <w:t xml:space="preserve">⏳ </w:t>
+      </w:r>
+      <w:r>
+        <w:rPr/>
+        <w:t xml:space="preserve">Résidu à préciser avec Marion : le paiement est-il pris </w:t>
+      </w:r>
+      <w:r>
+        <w:rPr>
+          <w:rStyle w:val="Accentuationforte"/>
+        </w:rPr>
+        <w:t>avant</w:t>
+      </w:r>
+      <w:r>
+        <w:rPr/>
+        <w:t xml:space="preserve"> ou </w:t>
+      </w:r>
+      <w:r>
+        <w:rPr>
+          <w:rStyle w:val="Accentuationforte"/>
+        </w:rPr>
+        <w:t>après</w:t>
+      </w:r>
+      <w:r>
+        <w:rPr/>
+        <w:t xml:space="preserve"> cette validation manuelle ? Et que se passe-t-il en cas de refus d'une réservation dont le paiement aurait déjà été prélevé (remboursement automatique) ? </w:t>
       </w:r>
     </w:p>
     <w:p>
@@ -834,15 +2097,43 @@
       </w:pPr>
       <w:r>
         <w:rPr/>
-        <w:t>2. Planning des locations</w:t>
-      </w:r>
-    </w:p>
-    <w:p>
-      <w:pPr>
-        <w:pStyle w:val="Corpsdetexte"/>
-        <w:numPr>
-          <w:ilvl w:val="0"/>
-          <w:numId w:val="7"/>
+        <w:t>6. Bons cadeaux</w:t>
+      </w:r>
+    </w:p>
+    <w:p>
+      <w:pPr>
+        <w:pStyle w:val="Corpsdetexte"/>
+        <w:bidi w:val="0"/>
+        <w:spacing w:before="0" w:after="283"/>
+        <w:jc w:val="left"/>
+        <w:rPr/>
+      </w:pPr>
+      <w:r>
+        <w:rPr/>
+        <w:t>Module ajouté en cours de cadrage (absent du devis initial), à la demande de la cliente. Listé « Inclus » dans le devis — pas de surcoût, présenté comme rendu possible grâce à la réutilisation des modules Paiement Stripe (4) et Tunnel de réservation (5).</w:t>
+      </w:r>
+    </w:p>
+    <w:p>
+      <w:pPr>
+        <w:pStyle w:val="Corpsdetexte"/>
+        <w:bidi w:val="0"/>
+        <w:spacing w:before="0" w:after="283"/>
+        <w:jc w:val="left"/>
+        <w:rPr/>
+      </w:pPr>
+      <w:r>
+        <w:rPr>
+          <w:rStyle w:val="Accentuationforte"/>
+        </w:rPr>
+        <w:t>Résolu (réponse de Marion du 13/09) — fonctionnement complet du module :</w:t>
+      </w:r>
+    </w:p>
+    <w:p>
+      <w:pPr>
+        <w:pStyle w:val="Corpsdetexte"/>
+        <w:numPr>
+          <w:ilvl w:val="0"/>
+          <w:numId w:val="18"/>
         </w:numPr>
         <w:tabs>
           <w:tab w:val="clear" w:pos="1134"/>
@@ -860,25 +2151,35 @@
       </w:r>
       <w:r>
         <w:rPr/>
-        <w:t xml:space="preserve">Le planning est </w:t>
-      </w:r>
-      <w:r>
-        <w:rPr>
-          <w:rStyle w:val="Accentuationforte"/>
-        </w:rPr>
-        <w:t>propre à chaque lieu de retrait</w:t>
-      </w:r>
-      <w:r>
-        <w:rPr/>
-        <w:t xml:space="preserve"> (une seule personne fait les remises, donc impossible d'être sur deux lieux en même temps sur le même créneau). </w:t>
-      </w:r>
-    </w:p>
-    <w:p>
-      <w:pPr>
-        <w:pStyle w:val="Corpsdetexte"/>
-        <w:numPr>
-          <w:ilvl w:val="0"/>
-          <w:numId w:val="7"/>
+        <w:t xml:space="preserve">Montants fixes proposés à l'achat : </w:t>
+      </w:r>
+      <w:r>
+        <w:rPr>
+          <w:rStyle w:val="Accentuationforte"/>
+        </w:rPr>
+        <w:t>10 € / 20 € / 30 €</w:t>
+      </w:r>
+      <w:r>
+        <w:rPr/>
+        <w:t xml:space="preserve"> (remplacent les anciens 10/15/25/45 € qui étaient calés sur les 4 durées fixes, abandonnées avec le nouveau modèle tarifaire à 2 €/jour). Ces montants correspondent respectivement à 5, 10 et 15 jours de location, mais le bon reste un </w:t>
+      </w:r>
+      <w:r>
+        <w:rPr>
+          <w:rStyle w:val="Accentuationforte"/>
+        </w:rPr>
+        <w:t>crédit en euros</w:t>
+      </w:r>
+      <w:r>
+        <w:rPr/>
+        <w:t xml:space="preserve">, pas une durée figée. </w:t>
+      </w:r>
+    </w:p>
+    <w:p>
+      <w:pPr>
+        <w:pStyle w:val="Corpsdetexte"/>
+        <w:numPr>
+          <w:ilvl w:val="0"/>
+          <w:numId w:val="18"/>
         </w:numPr>
         <w:tabs>
           <w:tab w:val="clear" w:pos="1134"/>
@@ -895,16 +2196,42 @@
         <w:t xml:space="preserve">✅ </w:t>
       </w:r>
       <w:r>
-        <w:rPr/>
-        <w:t xml:space="preserve">Lieux de retrait réels confirmés (5) : aire de covoiturage de Lanester (à côté du McDo), covoiturage de Guidel, covoiturage de Kerizan (Brec'h), Intermarché Drive de Monistrol (Lorient), covoiturage de Plouay. </w:t>
-      </w:r>
-    </w:p>
-    <w:p>
-      <w:pPr>
-        <w:pStyle w:val="Corpsdetexte"/>
-        <w:numPr>
-          <w:ilvl w:val="0"/>
-          <w:numId w:val="7"/>
+        <w:rPr>
+          <w:rStyle w:val="Accentuationforte"/>
+        </w:rPr>
+        <w:t>Utilisation</w:t>
+      </w:r>
+      <w:r>
+        <w:rPr/>
+        <w:t xml:space="preserve"> : au moment de réserver, le client voit le prix total de sa location (2 € × nombre de jours choisi) et </w:t>
+      </w:r>
+      <w:r>
+        <w:rPr>
+          <w:rStyle w:val="Accentuationforte"/>
+        </w:rPr>
+        <w:t>saisit son code cadeau</w:t>
+      </w:r>
+      <w:r>
+        <w:rPr/>
+        <w:t xml:space="preserve">, qui est </w:t>
+      </w:r>
+      <w:r>
+        <w:rPr>
+          <w:rStyle w:val="Accentuationforte"/>
+        </w:rPr>
+        <w:t>défalqué du prix</w:t>
+      </w:r>
+      <w:r>
+        <w:rPr/>
+        <w:t xml:space="preserve"> — il peut choisir n'importe quel set pour ce montant, ou plus avec un complément de règlement par carte. </w:t>
+      </w:r>
+    </w:p>
+    <w:p>
+      <w:pPr>
+        <w:pStyle w:val="Corpsdetexte"/>
+        <w:numPr>
+          <w:ilvl w:val="0"/>
+          <w:numId w:val="18"/>
         </w:numPr>
         <w:tabs>
           <w:tab w:val="clear" w:pos="1134"/>
@@ -918,39 +2245,25 @@
       </w:pPr>
       <w:r>
         <w:rPr/>
-        <w:t xml:space="preserve">⚠️ </w:t>
-      </w:r>
-      <w:r>
-        <w:rPr/>
-        <w:t xml:space="preserve">Un client ne peut réserver que l'une des 4 durées fixes du tarif (4j / 7j / 15j / 1 mois) — pas de durée libre dans le tunnel. </w:t>
-      </w:r>
-      <w:r>
-        <w:rPr>
-          <w:rStyle w:val="Accentuationforte"/>
-        </w:rPr>
-        <w:t>Ce point est remis en question</w:t>
-      </w:r>
-      <w:r>
-        <w:rPr/>
-        <w:t xml:space="preserve"> par le nouveau modèle tarifaire annoncé par la cliente (2 €/jour, tous les sets — cf. README, section tarifaire) : si la durée devient libre en nombre de jours plutôt que fixée à 4 paliers, cette règle et tout le tunnel de réservation doivent être repensés. </w:t>
-      </w:r>
-      <w:r>
-        <w:rPr>
-          <w:rStyle w:val="Accentuationforte"/>
-        </w:rPr>
-        <w:t>Ne pas développer le sélecteur de durée tant que ce point n'est pas éclairci avec Alexis.</w:t>
-      </w:r>
-      <w:r>
-        <w:rPr/>
-        <w:t xml:space="preserve"> Pas de durée maximale de location côté entreprise (confirmé par la cliente), quel que soit le modèle tarifaire retenu. </w:t>
-      </w:r>
-    </w:p>
-    <w:p>
-      <w:pPr>
-        <w:pStyle w:val="Corpsdetexte"/>
-        <w:numPr>
-          <w:ilvl w:val="0"/>
-          <w:numId w:val="7"/>
+        <w:t xml:space="preserve">✅ </w:t>
+      </w:r>
+      <w:r>
+        <w:rPr>
+          <w:rStyle w:val="Accentuationforte"/>
+        </w:rPr>
+        <w:t>Complément de règlement par carte</w:t>
+      </w:r>
+      <w:r>
+        <w:rPr/>
+        <w:t xml:space="preserve"> possible si le bon ne couvre pas la totalité du prix. </w:t>
+      </w:r>
+    </w:p>
+    <w:p>
+      <w:pPr>
+        <w:pStyle w:val="Corpsdetexte"/>
+        <w:numPr>
+          <w:ilvl w:val="0"/>
+          <w:numId w:val="18"/>
         </w:numPr>
         <w:tabs>
           <w:tab w:val="clear" w:pos="1134"/>
@@ -970,19 +2283,19 @@
         <w:rPr>
           <w:rStyle w:val="Accentuationforte"/>
         </w:rPr>
-        <w:t>Le tunnel réserve une date, pas un créneau horaire précis.</w:t>
-      </w:r>
-      <w:r>
-        <w:rPr/>
-        <w:t xml:space="preserve"> L'heure exacte de remise est négociée directement avec le client par téléphone/email en V1 (un outil de chat est souhaité par la cliente mais explicitement pas développé pour l'instant — cf. section V2) — pas de sélecteur d'horaire dans le tunnel en V1. (Confirmé par la cliente ; elle envisage d'ajouter une tranche horaire plus tard, cf. section V2.) </w:t>
-      </w:r>
-    </w:p>
-    <w:p>
-      <w:pPr>
-        <w:pStyle w:val="Corpsdetexte"/>
-        <w:numPr>
-          <w:ilvl w:val="0"/>
-          <w:numId w:val="7"/>
+        <w:t>Le bon cadeau n'inclut jamais la caution</w:t>
+      </w:r>
+      <w:r>
+        <w:rPr/>
+        <w:t xml:space="preserve"> : elle reste toujours due séparément (pré-autorisation Stripe ou TPE), quel que soit le bon utilisé. </w:t>
+      </w:r>
+    </w:p>
+    <w:p>
+      <w:pPr>
+        <w:pStyle w:val="Corpsdetexte"/>
+        <w:numPr>
+          <w:ilvl w:val="0"/>
+          <w:numId w:val="18"/>
         </w:numPr>
         <w:tabs>
           <w:tab w:val="clear" w:pos="1134"/>
@@ -1002,19 +2315,29 @@
         <w:rPr>
           <w:rStyle w:val="Accentuationforte"/>
         </w:rPr>
-        <w:t>Durée comptée en jours calendaires, pas en blocs de 24h.</w:t>
-      </w:r>
-      <w:r>
-        <w:rPr/>
-        <w:t xml:space="preserve"> Une location démarrant un mardi (quelle que soit l'heure de remise ce jour-là) et prévue pour 4 jours se termine le vendredi — le client doit rendre le set ce jour-là, quelle que soit l'heure. Cette règle détermine la date de retour attendue pour tous les calculs (rappel J-1, déclenchement de la relance de retard, etc.). </w:t>
-      </w:r>
-    </w:p>
-    <w:p>
-      <w:pPr>
-        <w:pStyle w:val="Corpsdetexte"/>
-        <w:numPr>
-          <w:ilvl w:val="0"/>
-          <w:numId w:val="7"/>
+        <w:t>Usage unique</w:t>
+      </w:r>
+      <w:r>
+        <w:rPr/>
+        <w:t xml:space="preserve"> : si le bon vaut plus que le prix réglé, le solde restant est </w:t>
+      </w:r>
+      <w:r>
+        <w:rPr>
+          <w:rStyle w:val="Accentuationforte"/>
+        </w:rPr>
+        <w:t>perdu</w:t>
+      </w:r>
+      <w:r>
+        <w:rPr/>
+        <w:t xml:space="preserve"> (pas de report sur une prochaine location). </w:t>
+      </w:r>
+    </w:p>
+    <w:p>
+      <w:pPr>
+        <w:pStyle w:val="Corpsdetexte"/>
+        <w:numPr>
+          <w:ilvl w:val="0"/>
+          <w:numId w:val="18"/>
         </w:numPr>
         <w:tabs>
           <w:tab w:val="clear" w:pos="1134"/>
@@ -1034,39 +2357,19 @@
         <w:rPr>
           <w:rStyle w:val="Accentuationforte"/>
         </w:rPr>
-        <w:t>Prolongation d'une location en cours</w:t>
-      </w:r>
-      <w:r>
-        <w:rPr/>
-        <w:t xml:space="preserve"> : possible, mais </w:t>
-      </w:r>
-      <w:r>
-        <w:rPr>
-          <w:rStyle w:val="Accentuationforte"/>
-        </w:rPr>
-        <w:t>gérée manuellement, pas par un bouton dédié dans l'espace client</w:t>
-      </w:r>
-      <w:r>
-        <w:rPr/>
-        <w:t xml:space="preserve">. Le client contacte Set et Brique (téléphone ou email — pas de chat en V1) pour vérifier la disponibilité, puis effectue lui-même une </w:t>
-      </w:r>
-      <w:r>
-        <w:rPr>
-          <w:rStyle w:val="Accentuationforte"/>
-        </w:rPr>
-        <w:t>nouvelle réservation via le tunnel</w:t>
-      </w:r>
-      <w:r>
-        <w:rPr/>
-        <w:t xml:space="preserve"> pour les jours supplémentaires — comme une location normale qui suit immédiatement la première. Aucun développement spécifique nécessaire pour la prolongation en elle-même. </w:t>
-      </w:r>
-    </w:p>
-    <w:p>
-      <w:pPr>
-        <w:pStyle w:val="Corpsdetexte"/>
-        <w:numPr>
-          <w:ilvl w:val="0"/>
-          <w:numId w:val="7"/>
+        <w:t>Non nominatif</w:t>
+      </w:r>
+      <w:r>
+        <w:rPr/>
+        <w:t xml:space="preserve"> : utilisable par toute personne détenant le code. </w:t>
+      </w:r>
+    </w:p>
+    <w:p>
+      <w:pPr>
+        <w:pStyle w:val="Corpsdetexte"/>
+        <w:numPr>
+          <w:ilvl w:val="0"/>
+          <w:numId w:val="18"/>
         </w:numPr>
         <w:tabs>
           <w:tab w:val="clear" w:pos="1134"/>
@@ -1080,35 +2383,390 @@
       </w:pPr>
       <w:r>
         <w:rPr/>
+        <w:t xml:space="preserve">✅ </w:t>
+      </w:r>
+      <w:r>
+        <w:rPr>
+          <w:rStyle w:val="Accentuationforte"/>
+        </w:rPr>
+        <w:t>Durée de validité : 1 an</w:t>
+      </w:r>
+      <w:r>
+        <w:rPr/>
+        <w:t xml:space="preserve"> (conforme au minimum légal de la loi Chatel). </w:t>
+      </w:r>
+    </w:p>
+    <w:p>
+      <w:pPr>
+        <w:pStyle w:val="Corpsdetexte"/>
+        <w:numPr>
+          <w:ilvl w:val="0"/>
+          <w:numId w:val="18"/>
+        </w:numPr>
+        <w:tabs>
+          <w:tab w:val="clear" w:pos="1134"/>
+          <w:tab w:val="left" w:pos="707" w:leader="none"/>
+        </w:tabs>
+        <w:bidi w:val="0"/>
+        <w:spacing w:before="0" w:after="0"/>
+        <w:ind w:left="707" w:hanging="283"/>
+        <w:jc w:val="left"/>
+        <w:rPr/>
+      </w:pPr>
+      <w:r>
+        <w:rPr/>
+        <w:t xml:space="preserve">✅ </w:t>
+      </w:r>
+      <w:r>
+        <w:rPr>
+          <w:rStyle w:val="Accentuationforte"/>
+        </w:rPr>
+        <w:t>Non remboursable/non annulable</w:t>
+      </w:r>
+      <w:r>
+        <w:rPr/>
+        <w:t xml:space="preserve"> une fois acheté, s'il n'est pas utilisé. </w:t>
+      </w:r>
+    </w:p>
+    <w:p>
+      <w:pPr>
+        <w:pStyle w:val="Corpsdetexte"/>
+        <w:numPr>
+          <w:ilvl w:val="0"/>
+          <w:numId w:val="18"/>
+        </w:numPr>
+        <w:tabs>
+          <w:tab w:val="clear" w:pos="1134"/>
+          <w:tab w:val="left" w:pos="707" w:leader="none"/>
+        </w:tabs>
+        <w:bidi w:val="0"/>
+        <w:spacing w:before="0" w:after="0"/>
+        <w:ind w:left="707" w:hanging="283"/>
+        <w:jc w:val="left"/>
+        <w:rPr/>
+      </w:pPr>
+      <w:r>
+        <w:rPr/>
+        <w:t xml:space="preserve">✅ </w:t>
+      </w:r>
+      <w:r>
+        <w:rPr>
+          <w:rStyle w:val="Accentuationforte"/>
+        </w:rPr>
+        <w:t>Réutilisation du système pour émettre des avoirs gratuits</w:t>
+      </w:r>
+      <w:r>
+        <w:rPr/>
+        <w:t xml:space="preserve"> (offerts par Marion, sans achat, ex. pour compenser un client lésé par un retard de retour du set précédent, cf. module 1/2) : confirmé, avec un montant égal à </w:t>
+      </w:r>
+      <w:r>
+        <w:rPr>
+          <w:rStyle w:val="Accentuationforte"/>
+        </w:rPr>
+        <w:t>la valeur de la durée de la location initiale</w:t>
+      </w:r>
+      <w:r>
+        <w:rPr/>
+        <w:t xml:space="preserve"> du client concerné. </w:t>
+      </w:r>
+    </w:p>
+    <w:p>
+      <w:pPr>
+        <w:pStyle w:val="Corpsdetexte"/>
+        <w:numPr>
+          <w:ilvl w:val="0"/>
+          <w:numId w:val="18"/>
+        </w:numPr>
+        <w:tabs>
+          <w:tab w:val="clear" w:pos="1134"/>
+          <w:tab w:val="left" w:pos="707" w:leader="none"/>
+        </w:tabs>
+        <w:bidi w:val="0"/>
+        <w:spacing w:before="0" w:after="0"/>
+        <w:ind w:left="707" w:hanging="283"/>
+        <w:jc w:val="left"/>
+        <w:rPr/>
+      </w:pPr>
+      <w:r>
+        <w:rPr/>
+        <w:t xml:space="preserve">✅ </w:t>
+      </w:r>
+      <w:r>
+        <w:rPr/>
+        <w:t xml:space="preserve">Génération automatique d'un code unique par bon, envoyé par email à l'achat (ou à l'émission, pour un avoir gratuit). </w:t>
+      </w:r>
+    </w:p>
+    <w:p>
+      <w:pPr>
+        <w:pStyle w:val="Corpsdetexte"/>
+        <w:numPr>
+          <w:ilvl w:val="0"/>
+          <w:numId w:val="18"/>
+        </w:numPr>
+        <w:tabs>
+          <w:tab w:val="clear" w:pos="1134"/>
+          <w:tab w:val="left" w:pos="707" w:leader="none"/>
+        </w:tabs>
+        <w:bidi w:val="0"/>
+        <w:spacing w:before="0" w:after="0"/>
+        <w:ind w:left="707" w:hanging="283"/>
+        <w:jc w:val="left"/>
+        <w:rPr/>
+      </w:pPr>
+      <w:r>
+        <w:rPr/>
+        <w:t xml:space="preserve">✅ </w:t>
+      </w:r>
+      <w:r>
+        <w:rPr/>
+        <w:t xml:space="preserve">Utilisable comme moyen de paiement dans le tunnel de réservation, au même titre que Stripe ou le TPE. </w:t>
+      </w:r>
+    </w:p>
+    <w:p>
+      <w:pPr>
+        <w:pStyle w:val="Corpsdetexte"/>
+        <w:numPr>
+          <w:ilvl w:val="0"/>
+          <w:numId w:val="18"/>
+        </w:numPr>
+        <w:tabs>
+          <w:tab w:val="clear" w:pos="1134"/>
+          <w:tab w:val="left" w:pos="707" w:leader="none"/>
+        </w:tabs>
+        <w:bidi w:val="0"/>
+        <w:ind w:left="707" w:hanging="283"/>
+        <w:jc w:val="left"/>
+        <w:rPr/>
+      </w:pPr>
+      <w:r>
+        <w:rPr/>
+        <w:t xml:space="preserve">✅ </w:t>
+      </w:r>
+      <w:r>
+        <w:rPr/>
+        <w:t xml:space="preserve">Suivi des bons émis (valide / utilisé / expiré) depuis le back-office. </w:t>
+      </w:r>
+    </w:p>
+    <w:p>
+      <w:pPr>
+        <w:pStyle w:val="Corpsdetexte"/>
+        <w:bidi w:val="0"/>
+        <w:jc w:val="left"/>
+        <w:rPr/>
+      </w:pPr>
+      <w:r>
+        <w:rPr/>
+        <w:t>Module entièrement tranché, plus aucun point ouvert.</w:t>
+      </w:r>
+    </w:p>
+    <w:p>
+      <w:pPr>
+        <w:pStyle w:val="Lignehorizontale"/>
+        <w:pBdr>
+          <w:bottom w:val="double" w:sz="2" w:space="0" w:color="808080"/>
+        </w:pBdr>
+        <w:bidi w:val="0"/>
+        <w:spacing w:before="0" w:after="283"/>
+        <w:jc w:val="left"/>
+        <w:rPr/>
+      </w:pPr>
+      <w:r>
+        <w:rPr/>
+      </w:r>
+    </w:p>
+    <w:p>
+      <w:pPr>
+        <w:pStyle w:val="Titre2"/>
+        <w:bidi w:val="0"/>
+        <w:jc w:val="left"/>
+        <w:rPr/>
+      </w:pPr>
+      <w:r>
+        <w:rPr/>
+        <w:t>7. Contrat de location / conditions générales</w:t>
+      </w:r>
+    </w:p>
+    <w:p>
+      <w:pPr>
+        <w:pStyle w:val="Corpsdetexte"/>
+        <w:numPr>
+          <w:ilvl w:val="0"/>
+          <w:numId w:val="19"/>
+        </w:numPr>
+        <w:tabs>
+          <w:tab w:val="clear" w:pos="1134"/>
+          <w:tab w:val="left" w:pos="707" w:leader="none"/>
+        </w:tabs>
+        <w:bidi w:val="0"/>
+        <w:spacing w:before="0" w:after="0"/>
+        <w:ind w:left="707" w:hanging="283"/>
+        <w:jc w:val="left"/>
+        <w:rPr/>
+      </w:pPr>
+      <w:r>
+        <w:rPr/>
+        <w:t xml:space="preserve">✅ </w:t>
+      </w:r>
+      <w:r>
+        <w:rPr>
+          <w:rStyle w:val="Accentuationforte"/>
+        </w:rPr>
+        <w:t>Contrat généré automatiquement (PDF) à chaque réservation</w:t>
+      </w:r>
+      <w:r>
+        <w:rPr/>
+        <w:t xml:space="preserve"> — pas un simple texte CGL statique. Le PDF doit reprendre les mentions légales, le set loué, la durée, les dates de retrait/retour et le montant. Réutiliser le même mécanisme de génération PDF que les factures (module 8) est probablement pertinent. </w:t>
+      </w:r>
+    </w:p>
+    <w:p>
+      <w:pPr>
+        <w:pStyle w:val="Corpsdetexte"/>
+        <w:numPr>
+          <w:ilvl w:val="0"/>
+          <w:numId w:val="19"/>
+        </w:numPr>
+        <w:tabs>
+          <w:tab w:val="clear" w:pos="1134"/>
+          <w:tab w:val="left" w:pos="707" w:leader="none"/>
+        </w:tabs>
+        <w:bidi w:val="0"/>
+        <w:spacing w:before="0" w:after="0"/>
+        <w:ind w:left="707" w:hanging="283"/>
+        <w:jc w:val="left"/>
+        <w:rPr/>
+      </w:pPr>
+      <w:r>
+        <w:rPr/>
+        <w:t xml:space="preserve">✅ </w:t>
+      </w:r>
+      <w:r>
+        <w:rPr/>
+        <w:t xml:space="preserve">Acceptation par </w:t>
+      </w:r>
+      <w:r>
+        <w:rPr>
+          <w:rStyle w:val="Accentuationforte"/>
+        </w:rPr>
+        <w:t>simple case à cocher</w:t>
+      </w:r>
+      <w:r>
+        <w:rPr/>
+        <w:t xml:space="preserve"> (« J'accepte les conditions générales ») avant validation de la commande — pas de signature électronique nominative en V1. C'est cette acceptation qui déclenche la génération du contrat. </w:t>
+      </w:r>
+    </w:p>
+    <w:p>
+      <w:pPr>
+        <w:pStyle w:val="Corpsdetexte"/>
+        <w:numPr>
+          <w:ilvl w:val="0"/>
+          <w:numId w:val="19"/>
+        </w:numPr>
+        <w:tabs>
+          <w:tab w:val="clear" w:pos="1134"/>
+          <w:tab w:val="left" w:pos="707" w:leader="none"/>
+        </w:tabs>
+        <w:bidi w:val="0"/>
+        <w:spacing w:before="0" w:after="0"/>
+        <w:ind w:left="707" w:hanging="283"/>
+        <w:jc w:val="left"/>
+        <w:rPr/>
+      </w:pPr>
+      <w:r>
+        <w:rPr/>
+        <w:t xml:space="preserve">✅ </w:t>
+      </w:r>
+      <w:r>
+        <w:rPr/>
+        <w:t xml:space="preserve">Le document physique remis dans la boîte lors du prêt (avertissement d'âge conseillé) est </w:t>
+      </w:r>
+      <w:r>
+        <w:rPr>
+          <w:rStyle w:val="Accentuationforte"/>
+        </w:rPr>
+        <w:t>géré indépendamment par Marion</w:t>
+      </w:r>
+      <w:r>
+        <w:rPr/>
+        <w:t xml:space="preserve">, hors système — rien à générer côté plateforme. </w:t>
+      </w:r>
+    </w:p>
+    <w:p>
+      <w:pPr>
+        <w:pStyle w:val="Corpsdetexte"/>
+        <w:numPr>
+          <w:ilvl w:val="0"/>
+          <w:numId w:val="19"/>
+        </w:numPr>
+        <w:tabs>
+          <w:tab w:val="clear" w:pos="1134"/>
+          <w:tab w:val="left" w:pos="707" w:leader="none"/>
+        </w:tabs>
+        <w:bidi w:val="0"/>
+        <w:spacing w:before="0" w:after="0"/>
+        <w:ind w:left="707" w:hanging="283"/>
+        <w:jc w:val="left"/>
+        <w:rPr/>
+      </w:pPr>
+      <w:r>
+        <w:rPr/>
         <w:t xml:space="preserve">⏳ </w:t>
       </w:r>
       <w:r>
-        <w:rPr>
-          <w:rStyle w:val="Accentuationforte"/>
-        </w:rPr>
-        <w:t>Battement lors d'une prolongation immédiate — exemple concret</w:t>
-      </w:r>
-      <w:r>
-        <w:rPr/>
-        <w:t xml:space="preserve"> : un client loue le Faucon Millénium du 1er au 8, puis décide de le garder plus longtemps et réserve lui-même, via le tunnel, une nouvelle location du 9 au 15 </w:t>
-      </w:r>
-      <w:r>
-        <w:rPr>
-          <w:rStyle w:val="Accentuation"/>
-        </w:rPr>
-        <w:t>pour ce même set qu'il a déjà en main</w:t>
-      </w:r>
-      <w:r>
-        <w:rPr/>
-        <w:t xml:space="preserve"> (il ne le rend jamais entre les deux réservations). Le délai de battement standard (4 jours par défaut, prévu pour que Marion nettoie/vérifie le set entre deux locataires différents) n'a ici aucune raison d'exister puisque rien n'est physiquement rendu. Question : le système doit-il quand même imposer ce délai entre les deux réservations du même client (ce qui bloquerait cette prolongation en pratique), ou faut-il le sauter spécifiquement dans ce cas ? </w:t>
-      </w:r>
-    </w:p>
-    <w:p>
-      <w:pPr>
-        <w:pStyle w:val="Corpsdetexte"/>
-        <w:numPr>
-          <w:ilvl w:val="0"/>
-          <w:numId w:val="7"/>
+        <w:rPr/>
+        <w:t xml:space="preserve">Le contenu légal exact du contrat (barèmes de pénalités, annulation, retard) dépend des réponses de Marion — </w:t>
+      </w:r>
+      <w:r>
+        <w:rPr>
+          <w:rStyle w:val="Accentuationforte"/>
+        </w:rPr>
+        <w:t>le moteur de génération PDF peut être développé dès maintenant, mais le texte légal définitif ne pourra être finalisé qu'après ses réponses</w:t>
+      </w:r>
+      <w:r>
+        <w:rPr/>
+        <w:t xml:space="preserve">. </w:t>
+      </w:r>
+    </w:p>
+    <w:p>
+      <w:pPr>
+        <w:pStyle w:val="Corpsdetexte"/>
+        <w:numPr>
+          <w:ilvl w:val="0"/>
+          <w:numId w:val="19"/>
+        </w:numPr>
+        <w:tabs>
+          <w:tab w:val="clear" w:pos="1134"/>
+          <w:tab w:val="left" w:pos="707" w:leader="none"/>
+        </w:tabs>
+        <w:bidi w:val="0"/>
+        <w:ind w:left="707" w:hanging="283"/>
+        <w:jc w:val="left"/>
+        <w:rPr/>
+      </w:pPr>
+      <w:r>
+        <w:rPr/>
+        <w:t xml:space="preserve">Prix du module inchangé (300 €) malgré ce développement plus conséquent que la case à cocher initialement prévue — décision d'Alexis d'absorber le coût dans le forfait. </w:t>
+      </w:r>
+    </w:p>
+    <w:p>
+      <w:pPr>
+        <w:pStyle w:val="Corpsdetexte"/>
+        <w:bidi w:val="0"/>
+        <w:jc w:val="left"/>
+        <w:rPr/>
+      </w:pPr>
+      <w:r>
+        <w:rPr>
+          <w:rStyle w:val="Accentuationforte"/>
+        </w:rPr>
+        <w:t>Politique d'annulation — résolu (document client du 11/09) :</w:t>
+      </w:r>
+    </w:p>
+    <w:p>
+      <w:pPr>
+        <w:pStyle w:val="Corpsdetexte"/>
+        <w:numPr>
+          <w:ilvl w:val="0"/>
+          <w:numId w:val="20"/>
         </w:numPr>
         <w:tabs>
           <w:tab w:val="clear" w:pos="1134"/>
@@ -1125,114 +2783,99 @@
         <w:t xml:space="preserve">✅ </w:t>
       </w:r>
       <w:r>
-        <w:rPr>
-          <w:rStyle w:val="Accentuationforte"/>
-        </w:rPr>
-        <w:t>Outil de chat</w:t>
-      </w:r>
-      <w:r>
-        <w:rPr/>
-        <w:t xml:space="preserve"> : souhaité par la cliente comme canal de contact, mais confirmé par Alexis comme </w:t>
-      </w:r>
-      <w:r>
-        <w:rPr>
-          <w:rStyle w:val="Accentuationforte"/>
-        </w:rPr>
-        <w:t>non développé en V1</w:t>
-      </w:r>
-      <w:r>
-        <w:rPr/>
-        <w:t xml:space="preserve">, éventuellement en V2. </w:t>
-      </w:r>
-    </w:p>
-    <w:p>
-      <w:pPr>
-        <w:pStyle w:val="Corpsdetexte"/>
-        <w:numPr>
-          <w:ilvl w:val="0"/>
-          <w:numId w:val="7"/>
-        </w:numPr>
-        <w:tabs>
-          <w:tab w:val="clear" w:pos="1134"/>
-          <w:tab w:val="left" w:pos="707" w:leader="none"/>
-        </w:tabs>
-        <w:bidi w:val="0"/>
-        <w:ind w:left="707" w:hanging="283"/>
-        <w:jc w:val="left"/>
-        <w:rPr/>
-      </w:pPr>
-      <w:r>
-        <w:rPr/>
-        <w:t xml:space="preserve">⏳ </w:t>
-      </w:r>
-      <w:r>
-        <w:rPr/>
-        <w:t xml:space="preserve">Marion doit-elle pouvoir bloquer des dates à l'avance sur le planning (vacances, indisponibilité générale), indépendamment du statut de chaque set ? Non tranché — remonté par Madus en lien avec le délai minimum de réservation. Possiblement sans objet si la validation manuelle des réservations (module 5) est confirmée. </w:t>
-      </w:r>
-    </w:p>
-    <w:p>
-      <w:pPr>
-        <w:pStyle w:val="Corpsdetexte"/>
-        <w:bidi w:val="0"/>
-        <w:jc w:val="left"/>
-        <w:rPr/>
-      </w:pPr>
-      <w:r>
-        <w:rPr>
-          <w:rStyle w:val="Accentuationforte"/>
-        </w:rPr>
-        <w:t>Reporté en V2 :</w:t>
-      </w:r>
-    </w:p>
-    <w:p>
-      <w:pPr>
-        <w:pStyle w:val="Corpsdetexte"/>
-        <w:numPr>
-          <w:ilvl w:val="0"/>
-          <w:numId w:val="8"/>
-        </w:numPr>
-        <w:tabs>
-          <w:tab w:val="clear" w:pos="1134"/>
-          <w:tab w:val="left" w:pos="707" w:leader="none"/>
+        <w:rPr/>
+        <w:t xml:space="preserve">Annulation à l'initiative du client : </w:t>
+      </w:r>
+    </w:p>
+    <w:p>
+      <w:pPr>
+        <w:pStyle w:val="Corpsdetexte"/>
+        <w:numPr>
+          <w:ilvl w:val="1"/>
+          <w:numId w:val="20"/>
+        </w:numPr>
+        <w:tabs>
+          <w:tab w:val="clear" w:pos="1134"/>
+          <w:tab w:val="left" w:pos="1414" w:leader="none"/>
         </w:tabs>
         <w:bidi w:val="0"/>
         <w:spacing w:before="0" w:after="0"/>
-        <w:ind w:left="707" w:hanging="283"/>
-        <w:jc w:val="left"/>
-        <w:rPr/>
-      </w:pPr>
-      <w:r>
-        <w:rPr/>
-        <w:t xml:space="preserve">🔜 </w:t>
-      </w:r>
-      <w:r>
-        <w:rPr/>
-        <w:t xml:space="preserve">Outil de chat pour contacter la cliente — souhaité mais pas développé en V1. </w:t>
-      </w:r>
-    </w:p>
-    <w:p>
-      <w:pPr>
-        <w:pStyle w:val="Corpsdetexte"/>
-        <w:numPr>
-          <w:ilvl w:val="0"/>
-          <w:numId w:val="8"/>
-        </w:numPr>
-        <w:tabs>
-          <w:tab w:val="clear" w:pos="1134"/>
-          <w:tab w:val="left" w:pos="707" w:leader="none"/>
-        </w:tabs>
-        <w:bidi w:val="0"/>
-        <w:ind w:left="707" w:hanging="283"/>
-        <w:jc w:val="left"/>
-        <w:rPr/>
-      </w:pPr>
-      <w:r>
-        <w:rPr/>
-        <w:t xml:space="preserve">🔜 </w:t>
-      </w:r>
-      <w:r>
-        <w:rPr/>
-        <w:t xml:space="preserve">Tranche horaire précise sélectionnable dans le tunnel (créneaux de remise) — la cliente confirme elle-même vouloir l'envisager plus tard, « pas dans l'immédiat ». </w:t>
+        <w:ind w:left="1414" w:hanging="283"/>
+        <w:jc w:val="left"/>
+        <w:rPr/>
+      </w:pPr>
+      <w:r>
+        <w:rPr/>
+        <w:t xml:space="preserve">Plus de 7 jours avant le retrait : gratuite (remboursement intégral). </w:t>
+      </w:r>
+    </w:p>
+    <w:p>
+      <w:pPr>
+        <w:pStyle w:val="Corpsdetexte"/>
+        <w:numPr>
+          <w:ilvl w:val="1"/>
+          <w:numId w:val="20"/>
+        </w:numPr>
+        <w:tabs>
+          <w:tab w:val="clear" w:pos="1134"/>
+          <w:tab w:val="left" w:pos="1414" w:leader="none"/>
+        </w:tabs>
+        <w:bidi w:val="0"/>
+        <w:spacing w:before="0" w:after="0"/>
+        <w:ind w:left="1414" w:hanging="283"/>
+        <w:jc w:val="left"/>
+        <w:rPr/>
+      </w:pPr>
+      <w:r>
+        <w:rPr/>
+        <w:t xml:space="preserve">Entre 7 jours et 48h avant : 50 % du prix de la location retenu. </w:t>
+      </w:r>
+    </w:p>
+    <w:p>
+      <w:pPr>
+        <w:pStyle w:val="Corpsdetexte"/>
+        <w:numPr>
+          <w:ilvl w:val="1"/>
+          <w:numId w:val="20"/>
+        </w:numPr>
+        <w:tabs>
+          <w:tab w:val="clear" w:pos="1134"/>
+          <w:tab w:val="left" w:pos="1414" w:leader="none"/>
+        </w:tabs>
+        <w:bidi w:val="0"/>
+        <w:spacing w:before="0" w:after="0"/>
+        <w:ind w:left="1414" w:hanging="283"/>
+        <w:jc w:val="left"/>
+        <w:rPr/>
+      </w:pPr>
+      <w:r>
+        <w:rPr/>
+        <w:t xml:space="preserve">Moins de 48h avant : 100 % retenu (pas de remboursement). </w:t>
+      </w:r>
+    </w:p>
+    <w:p>
+      <w:pPr>
+        <w:pStyle w:val="Corpsdetexte"/>
+        <w:numPr>
+          <w:ilvl w:val="0"/>
+          <w:numId w:val="20"/>
+        </w:numPr>
+        <w:tabs>
+          <w:tab w:val="clear" w:pos="1134"/>
+          <w:tab w:val="left" w:pos="707" w:leader="none"/>
+        </w:tabs>
+        <w:bidi w:val="0"/>
+        <w:ind w:left="707" w:hanging="283"/>
+        <w:jc w:val="left"/>
+        <w:rPr/>
+      </w:pPr>
+      <w:r>
+        <w:rPr/>
+        <w:t xml:space="preserve">✅ </w:t>
+      </w:r>
+      <w:r>
+        <w:rPr/>
+        <w:t xml:space="preserve">Annulation à l'initiative de Set et Brique : trois options au choix de Marion — proposition d'un changement de date (gratuit), avoir sur un autre set disponible, ou remboursement. Ce cas confirme que le système d'avoir (module 6, bons cadeaux) doit pouvoir être déclenché gratuitement par Marion, pas seulement acheté par un client. </w:t>
       </w:r>
     </w:p>
     <w:p>
@@ -1255,36 +2898,22 @@
       </w:pPr>
       <w:r>
         <w:rPr/>
-        <w:t>3. Comptes clients &amp; espace de suivi</w:t>
-      </w:r>
-    </w:p>
-    <w:p>
-      <w:pPr>
-        <w:pStyle w:val="Corpsdetexte"/>
-        <w:bidi w:val="0"/>
-        <w:spacing w:before="0" w:after="283"/>
-        <w:jc w:val="left"/>
-        <w:rPr/>
-      </w:pPr>
-      <w:r>
-        <w:rPr>
-          <w:rStyle w:val="Accentuationforte"/>
-        </w:rPr>
-        <w:t>Inscription — champs obligatoires :</w:t>
-      </w:r>
-    </w:p>
-    <w:p>
-      <w:pPr>
-        <w:pStyle w:val="Corpsdetexte"/>
-        <w:numPr>
-          <w:ilvl w:val="0"/>
-          <w:numId w:val="9"/>
-        </w:numPr>
-        <w:tabs>
-          <w:tab w:val="clear" w:pos="1134"/>
-          <w:tab w:val="left" w:pos="707" w:leader="none"/>
-        </w:tabs>
-        <w:bidi w:val="0"/>
+        <w:t>8. Facturation</w:t>
+      </w:r>
+    </w:p>
+    <w:p>
+      <w:pPr>
+        <w:pStyle w:val="Corpsdetexte"/>
+        <w:numPr>
+          <w:ilvl w:val="0"/>
+          <w:numId w:val="21"/>
+        </w:numPr>
+        <w:tabs>
+          <w:tab w:val="clear" w:pos="1134"/>
+          <w:tab w:val="left" w:pos="707" w:leader="none"/>
+        </w:tabs>
+        <w:bidi w:val="0"/>
+        <w:spacing w:before="0" w:after="0"/>
         <w:ind w:left="707" w:hanging="283"/>
         <w:jc w:val="left"/>
         <w:rPr/>
@@ -1295,74 +2924,32 @@
       </w:r>
       <w:r>
         <w:rPr/>
-        <w:t xml:space="preserve">Nom, prénom, email, téléphone, adresse postale (informations nécessaires à la facturation). Rien de plus (pas de date de naissance, etc.). </w:t>
-      </w:r>
-    </w:p>
-    <w:p>
-      <w:pPr>
-        <w:pStyle w:val="Corpsdetexte"/>
-        <w:bidi w:val="0"/>
-        <w:jc w:val="left"/>
-        <w:rPr/>
-      </w:pPr>
-      <w:r>
-        <w:rPr>
-          <w:rStyle w:val="Accentuationforte"/>
-        </w:rPr>
-        <w:t>Locations simultanées :</w:t>
-      </w:r>
-    </w:p>
-    <w:p>
-      <w:pPr>
-        <w:pStyle w:val="Corpsdetexte"/>
-        <w:numPr>
-          <w:ilvl w:val="0"/>
-          <w:numId w:val="10"/>
-        </w:numPr>
-        <w:tabs>
-          <w:tab w:val="clear" w:pos="1134"/>
-          <w:tab w:val="left" w:pos="707" w:leader="none"/>
-        </w:tabs>
-        <w:bidi w:val="0"/>
-        <w:ind w:left="707" w:hanging="283"/>
-        <w:jc w:val="left"/>
-        <w:rPr/>
-      </w:pPr>
-      <w:r>
-        <w:rPr/>
-        <w:t xml:space="preserve">⏳ </w:t>
-      </w:r>
-      <w:r>
-        <w:rPr/>
-        <w:t xml:space="preserve">Un client peut-il avoir plusieurs locations actives en même temps, ou une seule à la fois ? Non tranché, question posée à Marion. </w:t>
-      </w:r>
-    </w:p>
-    <w:p>
-      <w:pPr>
-        <w:pStyle w:val="Corpsdetexte"/>
-        <w:bidi w:val="0"/>
-        <w:jc w:val="left"/>
-        <w:rPr/>
-      </w:pPr>
-      <w:r>
-        <w:rPr>
-          <w:rStyle w:val="Accentuationforte"/>
-        </w:rPr>
-        <w:t>Compte bloqué :</w:t>
-      </w:r>
-    </w:p>
-    <w:p>
-      <w:pPr>
-        <w:pStyle w:val="Corpsdetexte"/>
-        <w:numPr>
-          <w:ilvl w:val="0"/>
-          <w:numId w:val="11"/>
-        </w:numPr>
-        <w:tabs>
-          <w:tab w:val="clear" w:pos="1134"/>
-          <w:tab w:val="left" w:pos="707" w:leader="none"/>
-        </w:tabs>
-        <w:bidi w:val="0"/>
+        <w:t xml:space="preserve">Nouvelle numérotation de factures, </w:t>
+      </w:r>
+      <w:r>
+        <w:rPr>
+          <w:rStyle w:val="Accentuationforte"/>
+        </w:rPr>
+        <w:t>repart de zéro</w:t>
+      </w:r>
+      <w:r>
+        <w:rPr/>
+        <w:t xml:space="preserve"> (pas de reprise de Poppins ou d'une séquence existante). </w:t>
+      </w:r>
+    </w:p>
+    <w:p>
+      <w:pPr>
+        <w:pStyle w:val="Corpsdetexte"/>
+        <w:numPr>
+          <w:ilvl w:val="0"/>
+          <w:numId w:val="21"/>
+        </w:numPr>
+        <w:tabs>
+          <w:tab w:val="clear" w:pos="1134"/>
+          <w:tab w:val="left" w:pos="707" w:leader="none"/>
+        </w:tabs>
+        <w:bidi w:val="0"/>
+        <w:spacing w:before="0" w:after="0"/>
         <w:ind w:left="707" w:hanging="283"/>
         <w:jc w:val="left"/>
         <w:rPr/>
@@ -1373,1125 +2960,7 @@
       </w:r>
       <w:r>
         <w:rPr/>
-        <w:t xml:space="preserve">Statut « compte bloqué » à prévoir, activé/désactivé </w:t>
-      </w:r>
-      <w:r>
-        <w:rPr>
-          <w:rStyle w:val="Accentuationforte"/>
-        </w:rPr>
-        <w:t>manuellement par Marion</w:t>
-      </w:r>
-      <w:r>
-        <w:rPr/>
-        <w:t xml:space="preserve"> depuis le back-office (ex. set non rendu, litige en cours) — empêche toute nouvelle réservation tant qu'il est actif. </w:t>
-      </w:r>
-    </w:p>
-    <w:p>
-      <w:pPr>
-        <w:pStyle w:val="Corpsdetexte"/>
-        <w:bidi w:val="0"/>
-        <w:jc w:val="left"/>
-        <w:rPr/>
-      </w:pPr>
-      <w:r>
-        <w:rPr>
-          <w:rStyle w:val="Accentuationforte"/>
-        </w:rPr>
-        <w:t>Espace de suivi (fusion de l'ancien module « Espace client ») :</w:t>
-      </w:r>
-    </w:p>
-    <w:p>
-      <w:pPr>
-        <w:pStyle w:val="Corpsdetexte"/>
-        <w:numPr>
-          <w:ilvl w:val="0"/>
-          <w:numId w:val="12"/>
-        </w:numPr>
-        <w:tabs>
-          <w:tab w:val="clear" w:pos="1134"/>
-          <w:tab w:val="left" w:pos="707" w:leader="none"/>
-        </w:tabs>
-        <w:bidi w:val="0"/>
-        <w:ind w:left="707" w:hanging="283"/>
-        <w:jc w:val="left"/>
-        <w:rPr/>
-      </w:pPr>
-      <w:r>
-        <w:rPr/>
-        <w:t xml:space="preserve">✅ </w:t>
-      </w:r>
-      <w:r>
-        <w:rPr/>
-        <w:t xml:space="preserve">Le client voit l'avancement de ses locations en cours : prochaine date de retrait, set concerné, statut récupéré / à rendre, date de retour prévue, retard éventuel. </w:t>
-      </w:r>
-    </w:p>
-    <w:p>
-      <w:pPr>
-        <w:pStyle w:val="Lignehorizontale"/>
-        <w:bidi w:val="0"/>
-        <w:jc w:val="left"/>
-        <w:rPr/>
-      </w:pPr>
-      <w:r>
-        <w:rPr/>
-      </w:r>
-    </w:p>
-    <w:p>
-      <w:pPr>
-        <w:pStyle w:val="Titre2"/>
-        <w:bidi w:val="0"/>
-        <w:jc w:val="left"/>
-        <w:rPr/>
-      </w:pPr>
-      <w:r>
-        <w:rPr/>
-        <w:t>4. Paiement Stripe</w:t>
-      </w:r>
-    </w:p>
-    <w:p>
-      <w:pPr>
-        <w:pStyle w:val="Corpsdetexte"/>
-        <w:bidi w:val="0"/>
-        <w:spacing w:before="0" w:after="283"/>
-        <w:jc w:val="left"/>
-        <w:rPr/>
-      </w:pPr>
-      <w:r>
-        <w:rPr>
-          <w:rStyle w:val="Accentuationforte"/>
-        </w:rPr>
-        <w:t>Modes de paiement du loyer :</w:t>
-      </w:r>
-    </w:p>
-    <w:p>
-      <w:pPr>
-        <w:pStyle w:val="Corpsdetexte"/>
-        <w:numPr>
-          <w:ilvl w:val="0"/>
-          <w:numId w:val="13"/>
-        </w:numPr>
-        <w:tabs>
-          <w:tab w:val="clear" w:pos="1134"/>
-          <w:tab w:val="left" w:pos="707" w:leader="none"/>
-        </w:tabs>
-        <w:bidi w:val="0"/>
-        <w:ind w:left="707" w:hanging="283"/>
-        <w:jc w:val="left"/>
-        <w:rPr/>
-      </w:pPr>
-      <w:r>
-        <w:rPr/>
-        <w:t xml:space="preserve">✅ </w:t>
-      </w:r>
-      <w:r>
-        <w:rPr/>
-        <w:t xml:space="preserve">Deux modes possibles : paiement en ligne (Stripe, prélevé </w:t>
-      </w:r>
-      <w:r>
-        <w:rPr>
-          <w:rStyle w:val="Accentuationforte"/>
-        </w:rPr>
-        <w:t>à la réservation</w:t>
-      </w:r>
-      <w:r>
-        <w:rPr/>
-        <w:t xml:space="preserve">), ou paiement sur place par </w:t>
-      </w:r>
-      <w:r>
-        <w:rPr>
-          <w:rStyle w:val="Accentuationforte"/>
-        </w:rPr>
-        <w:t>TPE</w:t>
-      </w:r>
-      <w:r>
-        <w:rPr/>
-        <w:t xml:space="preserve"> au moment de la remise en main propre. </w:t>
-      </w:r>
-    </w:p>
-    <w:p>
-      <w:pPr>
-        <w:pStyle w:val="Corpsdetexte"/>
-        <w:bidi w:val="0"/>
-        <w:jc w:val="left"/>
-        <w:rPr/>
-      </w:pPr>
-      <w:r>
-        <w:rPr>
-          <w:rStyle w:val="Accentuationforte"/>
-        </w:rPr>
-        <w:t>Caution — sujet résolu (document client du 11/09) :</w:t>
-      </w:r>
-    </w:p>
-    <w:p>
-      <w:pPr>
-        <w:pStyle w:val="Corpsdetexte"/>
-        <w:numPr>
-          <w:ilvl w:val="0"/>
-          <w:numId w:val="14"/>
-        </w:numPr>
-        <w:tabs>
-          <w:tab w:val="clear" w:pos="1134"/>
-          <w:tab w:val="left" w:pos="707" w:leader="none"/>
-        </w:tabs>
-        <w:bidi w:val="0"/>
-        <w:spacing w:before="0" w:after="0"/>
-        <w:ind w:left="707" w:hanging="283"/>
-        <w:jc w:val="left"/>
-        <w:rPr/>
-      </w:pPr>
-      <w:r>
-        <w:rPr/>
-        <w:t xml:space="preserve">✅ </w:t>
-      </w:r>
-      <w:r>
-        <w:rPr/>
-        <w:t xml:space="preserve">Toujours en </w:t>
-      </w:r>
-      <w:r>
-        <w:rPr>
-          <w:rStyle w:val="Accentuationforte"/>
-        </w:rPr>
-        <w:t>pré-autorisation standard Stripe (7 jours)</w:t>
-      </w:r>
-      <w:r>
-        <w:rPr/>
-        <w:t xml:space="preserve">, jamais débitée sauf litige. </w:t>
-      </w:r>
-    </w:p>
-    <w:p>
-      <w:pPr>
-        <w:pStyle w:val="Corpsdetexte"/>
-        <w:numPr>
-          <w:ilvl w:val="0"/>
-          <w:numId w:val="14"/>
-        </w:numPr>
-        <w:tabs>
-          <w:tab w:val="clear" w:pos="1134"/>
-          <w:tab w:val="left" w:pos="707" w:leader="none"/>
-        </w:tabs>
-        <w:bidi w:val="0"/>
-        <w:spacing w:before="0" w:after="0"/>
-        <w:ind w:left="707" w:hanging="283"/>
-        <w:jc w:val="left"/>
-        <w:rPr/>
-      </w:pPr>
-      <w:r>
-        <w:rPr/>
-        <w:t xml:space="preserve">✅ </w:t>
-      </w:r>
-      <w:r>
-        <w:rPr>
-          <w:rStyle w:val="Accentuationforte"/>
-        </w:rPr>
-        <w:t>Pas de solution technique de prolongation nécessaire</w:t>
-      </w:r>
-      <w:r>
-        <w:rPr/>
-        <w:t xml:space="preserve"> (ni Swikly, ni autorisation étendue Stripe, ni PayPal) : la cliente a tranché elle-même. Un hold bancaire au-delà de 7 jours est techniquement impossible, elle en est consciente et </w:t>
-      </w:r>
-      <w:r>
-        <w:rPr>
-          <w:rStyle w:val="Accentuationforte"/>
-        </w:rPr>
-        <w:t>prend une assurance professionnelle de son côté</w:t>
-      </w:r>
-      <w:r>
-        <w:rPr/>
-        <w:t xml:space="preserve"> pour couvrir le risque sur les locations de plus de 7 jours (15 jours, 1 mois). Aucun développement supplémentaire à prévoir sur ce point — ce qui clôt toute la réflexion Swikly/PayPal/autorisation étendue menée précédemment. </w:t>
-      </w:r>
-    </w:p>
-    <w:p>
-      <w:pPr>
-        <w:pStyle w:val="Corpsdetexte"/>
-        <w:numPr>
-          <w:ilvl w:val="0"/>
-          <w:numId w:val="14"/>
-        </w:numPr>
-        <w:tabs>
-          <w:tab w:val="clear" w:pos="1134"/>
-          <w:tab w:val="left" w:pos="707" w:leader="none"/>
-        </w:tabs>
-        <w:bidi w:val="0"/>
-        <w:spacing w:before="0" w:after="0"/>
-        <w:ind w:left="707" w:hanging="283"/>
-        <w:jc w:val="left"/>
-        <w:rPr/>
-      </w:pPr>
-      <w:r>
-        <w:rPr/>
-        <w:t xml:space="preserve">⏳ </w:t>
-      </w:r>
-      <w:r>
-        <w:rPr/>
-        <w:t xml:space="preserve">Si le loyer est payé par TPE sur place, comment se fait la pré-autorisation de la caution (carte enregistrée en amont côté client tout de même) ? Question posée à Marion — reste ouverte indépendamment du point ci-dessus. </w:t>
-      </w:r>
-    </w:p>
-    <w:p>
-      <w:pPr>
-        <w:pStyle w:val="Corpsdetexte"/>
-        <w:numPr>
-          <w:ilvl w:val="0"/>
-          <w:numId w:val="14"/>
-        </w:numPr>
-        <w:tabs>
-          <w:tab w:val="clear" w:pos="1134"/>
-          <w:tab w:val="left" w:pos="707" w:leader="none"/>
-        </w:tabs>
-        <w:bidi w:val="0"/>
-        <w:ind w:left="707" w:hanging="283"/>
-        <w:jc w:val="left"/>
-        <w:rPr/>
-      </w:pPr>
-      <w:r>
-        <w:rPr/>
-        <w:t xml:space="preserve">✅ </w:t>
-      </w:r>
-      <w:r>
-        <w:rPr/>
-        <w:t xml:space="preserve">Restitution de la caution : automatique 48h après réception du set, </w:t>
-      </w:r>
-      <w:r>
-        <w:rPr>
-          <w:rStyle w:val="Accentuationforte"/>
-        </w:rPr>
-        <w:t>avec un plafond de 7 jours maximum</w:t>
-      </w:r>
-      <w:r>
-        <w:rPr/>
-        <w:t xml:space="preserve"> dans tous les cas (indépendant de la rapidité de Marion à valider l'état des lieux). </w:t>
-      </w:r>
-    </w:p>
-    <w:p>
-      <w:pPr>
-        <w:pStyle w:val="Corpsdetexte"/>
-        <w:bidi w:val="0"/>
-        <w:jc w:val="left"/>
-        <w:rPr/>
-      </w:pPr>
-      <w:r>
-        <w:rPr>
-          <w:rStyle w:val="Accentuationforte"/>
-        </w:rPr>
-        <w:t>Hors périmètre :</w:t>
-      </w:r>
-    </w:p>
-    <w:p>
-      <w:pPr>
-        <w:pStyle w:val="Corpsdetexte"/>
-        <w:numPr>
-          <w:ilvl w:val="0"/>
-          <w:numId w:val="15"/>
-        </w:numPr>
-        <w:tabs>
-          <w:tab w:val="clear" w:pos="1134"/>
-          <w:tab w:val="left" w:pos="707" w:leader="none"/>
-        </w:tabs>
-        <w:bidi w:val="0"/>
-        <w:ind w:left="707" w:hanging="283"/>
-        <w:jc w:val="left"/>
-        <w:rPr/>
-      </w:pPr>
-      <w:r>
-        <w:rPr/>
-        <w:t xml:space="preserve">Pas d'option d'assurance/protection additionnelle — la caution est la seule protection. </w:t>
-      </w:r>
-    </w:p>
-    <w:p>
-      <w:pPr>
-        <w:pStyle w:val="Corpsdetexte"/>
-        <w:bidi w:val="0"/>
-        <w:jc w:val="left"/>
-        <w:rPr/>
-      </w:pPr>
-      <w:r>
-        <w:rPr>
-          <w:rStyle w:val="Accentuationforte"/>
-        </w:rPr>
-        <w:t>Cas d'échec / abandon :</w:t>
-      </w:r>
-    </w:p>
-    <w:p>
-      <w:pPr>
-        <w:pStyle w:val="Corpsdetexte"/>
-        <w:numPr>
-          <w:ilvl w:val="0"/>
-          <w:numId w:val="16"/>
-        </w:numPr>
-        <w:tabs>
-          <w:tab w:val="clear" w:pos="1134"/>
-          <w:tab w:val="left" w:pos="707" w:leader="none"/>
-        </w:tabs>
-        <w:bidi w:val="0"/>
-        <w:spacing w:before="0" w:after="0"/>
-        <w:ind w:left="707" w:hanging="283"/>
-        <w:jc w:val="left"/>
-        <w:rPr/>
-      </w:pPr>
-      <w:r>
-        <w:rPr/>
-        <w:t xml:space="preserve">✅ </w:t>
-      </w:r>
-      <w:r>
-        <w:rPr/>
-        <w:t xml:space="preserve">Échec du paiement en ligne (carte refusée) → créneau bloqué </w:t>
-      </w:r>
-      <w:r>
-        <w:rPr>
-          <w:rStyle w:val="Accentuationforte"/>
-        </w:rPr>
-        <w:t>1h</w:t>
-      </w:r>
-      <w:r>
-        <w:rPr/>
-        <w:t xml:space="preserve"> le temps que le client trouve une solution. </w:t>
-      </w:r>
-    </w:p>
-    <w:p>
-      <w:pPr>
-        <w:pStyle w:val="Corpsdetexte"/>
-        <w:numPr>
-          <w:ilvl w:val="0"/>
-          <w:numId w:val="16"/>
-        </w:numPr>
-        <w:tabs>
-          <w:tab w:val="clear" w:pos="1134"/>
-          <w:tab w:val="left" w:pos="707" w:leader="none"/>
-        </w:tabs>
-        <w:bidi w:val="0"/>
-        <w:ind w:left="707" w:hanging="283"/>
-        <w:jc w:val="left"/>
-        <w:rPr/>
-      </w:pPr>
-      <w:r>
-        <w:rPr/>
-        <w:t xml:space="preserve">✅ </w:t>
-      </w:r>
-      <w:r>
-        <w:rPr/>
-        <w:t xml:space="preserve">Abandon en cours de paiement (avant tentative) → créneau libéré après </w:t>
-      </w:r>
-      <w:r>
-        <w:rPr>
-          <w:rStyle w:val="Accentuationforte"/>
-        </w:rPr>
-        <w:t>15 min</w:t>
-      </w:r>
-      <w:r>
-        <w:rPr/>
-        <w:t xml:space="preserve">. </w:t>
-      </w:r>
-    </w:p>
-    <w:p>
-      <w:pPr>
-        <w:pStyle w:val="Lignehorizontale"/>
-        <w:bidi w:val="0"/>
-        <w:jc w:val="left"/>
-        <w:rPr/>
-      </w:pPr>
-      <w:r>
-        <w:rPr/>
-      </w:r>
-    </w:p>
-    <w:p>
-      <w:pPr>
-        <w:pStyle w:val="Titre2"/>
-        <w:bidi w:val="0"/>
-        <w:jc w:val="left"/>
-        <w:rPr/>
-      </w:pPr>
-      <w:r>
-        <w:rPr/>
-        <w:t>5. Tunnel de réservation client</w:t>
-      </w:r>
-    </w:p>
-    <w:p>
-      <w:pPr>
-        <w:pStyle w:val="Corpsdetexte"/>
-        <w:numPr>
-          <w:ilvl w:val="0"/>
-          <w:numId w:val="17"/>
-        </w:numPr>
-        <w:tabs>
-          <w:tab w:val="clear" w:pos="1134"/>
-          <w:tab w:val="left" w:pos="707" w:leader="none"/>
-        </w:tabs>
-        <w:bidi w:val="0"/>
-        <w:spacing w:before="0" w:after="0"/>
-        <w:ind w:left="707" w:hanging="283"/>
-        <w:jc w:val="left"/>
-        <w:rPr/>
-      </w:pPr>
-      <w:r>
-        <w:rPr/>
-        <w:t xml:space="preserve">✅ </w:t>
-      </w:r>
-      <w:r>
-        <w:rPr/>
-        <w:t xml:space="preserve">Parcours : sélection du set → choix de la durée (4 options fixes) → choix de la </w:t>
-      </w:r>
-      <w:r>
-        <w:rPr>
-          <w:rStyle w:val="Accentuationforte"/>
-        </w:rPr>
-        <w:t>date</w:t>
-      </w:r>
-      <w:r>
-        <w:rPr/>
-        <w:t xml:space="preserve"> de retrait (pas d'heure précise, cf. module 2) → paiement (en ligne, à la remise par TPE, ou par bon cadeau — module 6). L'heure exacte de remise se négocie après coup, hors tunnel. </w:t>
-      </w:r>
-    </w:p>
-    <w:p>
-      <w:pPr>
-        <w:pStyle w:val="Corpsdetexte"/>
-        <w:numPr>
-          <w:ilvl w:val="0"/>
-          <w:numId w:val="17"/>
-        </w:numPr>
-        <w:tabs>
-          <w:tab w:val="clear" w:pos="1134"/>
-          <w:tab w:val="left" w:pos="707" w:leader="none"/>
-        </w:tabs>
-        <w:bidi w:val="0"/>
-        <w:spacing w:before="0" w:after="0"/>
-        <w:ind w:left="707" w:hanging="283"/>
-        <w:jc w:val="left"/>
-        <w:rPr/>
-      </w:pPr>
-      <w:r>
-        <w:rPr/>
-        <w:t xml:space="preserve">✅ </w:t>
-      </w:r>
-      <w:r>
-        <w:rPr/>
-        <w:t xml:space="preserve">En V1, tous les sets sont disponibles à tous les lieux de retrait (pas de restriction géographique par set). </w:t>
-      </w:r>
-    </w:p>
-    <w:p>
-      <w:pPr>
-        <w:pStyle w:val="Corpsdetexte"/>
-        <w:numPr>
-          <w:ilvl w:val="0"/>
-          <w:numId w:val="17"/>
-        </w:numPr>
-        <w:tabs>
-          <w:tab w:val="clear" w:pos="1134"/>
-          <w:tab w:val="left" w:pos="707" w:leader="none"/>
-        </w:tabs>
-        <w:bidi w:val="0"/>
-        <w:ind w:left="707" w:hanging="283"/>
-        <w:jc w:val="left"/>
-        <w:rPr/>
-      </w:pPr>
-      <w:r>
-        <w:rPr/>
-        <w:t xml:space="preserve">⚠️ </w:t>
-      </w:r>
-      <w:r>
-        <w:rPr>
-          <w:rStyle w:val="Accentuationforte"/>
-        </w:rPr>
-        <w:t>Point majeur à confirmer avec Alexis avant développement</w:t>
-      </w:r>
-      <w:r>
-        <w:rPr/>
-        <w:t xml:space="preserve"> : la cliente indique qu'elle veut « avoir la main sur la demande de location » et pouvoir accepter/refuser/proposer d'autres dates — ce qui suggère une </w:t>
-      </w:r>
-      <w:r>
-        <w:rPr>
-          <w:rStyle w:val="Accentuationforte"/>
-        </w:rPr>
-        <w:t>validation manuelle de chaque réservation</w:t>
-      </w:r>
-      <w:r>
-        <w:rPr/>
-        <w:t xml:space="preserve"> plutôt qu'une confirmation automatique instantanée par le tunnel. Si confirmé, ça change le flux : la réservation devient une </w:t>
-      </w:r>
-      <w:r>
-        <w:rPr>
-          <w:rStyle w:val="Accentuation"/>
-        </w:rPr>
-        <w:t>demande</w:t>
-      </w:r>
-      <w:r>
-        <w:rPr/>
-        <w:t xml:space="preserve"> en attente, avec une étape d'approbation côté back-office avant confirmation définitive. Reste à définir : le paiement est-il pris avant ou après cette validation, et que se passe-t-il en cas de refus d'une réservation déjà payée (remboursement automatique) ? </w:t>
-      </w:r>
-      <w:r>
-        <w:rPr>
-          <w:rStyle w:val="Accentuationforte"/>
-        </w:rPr>
-        <w:t>Ne pas développer le flux de confirmation automatique tant que ce point n'est pas tranché avec Alexis.</w:t>
-      </w:r>
-      <w:r>
-        <w:rPr/>
-        <w:t xml:space="preserve"> </w:t>
-      </w:r>
-    </w:p>
-    <w:p>
-      <w:pPr>
-        <w:pStyle w:val="Lignehorizontale"/>
-        <w:bidi w:val="0"/>
-        <w:jc w:val="left"/>
-        <w:rPr/>
-      </w:pPr>
-      <w:r>
-        <w:rPr/>
-      </w:r>
-    </w:p>
-    <w:p>
-      <w:pPr>
-        <w:pStyle w:val="Titre2"/>
-        <w:bidi w:val="0"/>
-        <w:jc w:val="left"/>
-        <w:rPr/>
-      </w:pPr>
-      <w:r>
-        <w:rPr/>
-        <w:t>6. Bons cadeaux</w:t>
-      </w:r>
-    </w:p>
-    <w:p>
-      <w:pPr>
-        <w:pStyle w:val="Corpsdetexte"/>
-        <w:bidi w:val="0"/>
-        <w:spacing w:before="0" w:after="283"/>
-        <w:jc w:val="left"/>
-        <w:rPr/>
-      </w:pPr>
-      <w:r>
-        <w:rPr/>
-        <w:t>Module ajouté en cours de cadrage (absent du devis initial), à la demande de la cliente. Listé « Inclus » dans le devis — pas de surcoût, présenté comme rendu possible grâce à la réutilisation des modules Paiement Stripe (4) et Tunnel de réservation (5).</w:t>
-      </w:r>
-    </w:p>
-    <w:p>
-      <w:pPr>
-        <w:pStyle w:val="Corpsdetexte"/>
-        <w:bidi w:val="0"/>
-        <w:spacing w:before="0" w:after="283"/>
-        <w:jc w:val="left"/>
-        <w:rPr/>
-      </w:pPr>
-      <w:r>
-        <w:rPr>
-          <w:rStyle w:val="Accentuationforte"/>
-        </w:rPr>
-        <w:t>Confirmé :</w:t>
-      </w:r>
-    </w:p>
-    <w:p>
-      <w:pPr>
-        <w:pStyle w:val="Corpsdetexte"/>
-        <w:numPr>
-          <w:ilvl w:val="0"/>
-          <w:numId w:val="18"/>
-        </w:numPr>
-        <w:tabs>
-          <w:tab w:val="clear" w:pos="1134"/>
-          <w:tab w:val="left" w:pos="707" w:leader="none"/>
-        </w:tabs>
-        <w:bidi w:val="0"/>
-        <w:spacing w:before="0" w:after="0"/>
-        <w:ind w:left="707" w:hanging="283"/>
-        <w:jc w:val="left"/>
-        <w:rPr/>
-      </w:pPr>
-      <w:r>
-        <w:rPr/>
-        <w:t xml:space="preserve">⚠️ </w:t>
-      </w:r>
-      <w:r>
-        <w:rPr/>
-        <w:t xml:space="preserve">Bons vendus aux montants de la grille tarifaire, pas de montant libre — </w:t>
-      </w:r>
-      <w:r>
-        <w:rPr>
-          <w:rStyle w:val="Accentuationforte"/>
-        </w:rPr>
-        <w:t>montants exacts à revoir</w:t>
-      </w:r>
-      <w:r>
-        <w:rPr/>
-        <w:t xml:space="preserve"> : la grille actuelle (10 € / 15 € / 25 € / 45 €) est remise en question par le nouveau modèle tarifaire annoncé par la cliente (2 €/jour, tous les sets). Ne pas figer les montants des bons tant que ce point n'est pas éclairci avec Alexis (cf. module 2 et README). </w:t>
-      </w:r>
-    </w:p>
-    <w:p>
-      <w:pPr>
-        <w:pStyle w:val="Corpsdetexte"/>
-        <w:numPr>
-          <w:ilvl w:val="0"/>
-          <w:numId w:val="18"/>
-        </w:numPr>
-        <w:tabs>
-          <w:tab w:val="clear" w:pos="1134"/>
-          <w:tab w:val="left" w:pos="707" w:leader="none"/>
-        </w:tabs>
-        <w:bidi w:val="0"/>
-        <w:spacing w:before="0" w:after="0"/>
-        <w:ind w:left="707" w:hanging="283"/>
-        <w:jc w:val="left"/>
-        <w:rPr/>
-      </w:pPr>
-      <w:r>
-        <w:rPr/>
-        <w:t xml:space="preserve">✅ </w:t>
-      </w:r>
-      <w:r>
-        <w:rPr/>
-        <w:t xml:space="preserve">Génération automatique d'un code unique par bon acheté, envoyé par email à l'acheteur. </w:t>
-      </w:r>
-    </w:p>
-    <w:p>
-      <w:pPr>
-        <w:pStyle w:val="Corpsdetexte"/>
-        <w:numPr>
-          <w:ilvl w:val="0"/>
-          <w:numId w:val="18"/>
-        </w:numPr>
-        <w:tabs>
-          <w:tab w:val="clear" w:pos="1134"/>
-          <w:tab w:val="left" w:pos="707" w:leader="none"/>
-        </w:tabs>
-        <w:bidi w:val="0"/>
-        <w:spacing w:before="0" w:after="0"/>
-        <w:ind w:left="707" w:hanging="283"/>
-        <w:jc w:val="left"/>
-        <w:rPr/>
-      </w:pPr>
-      <w:r>
-        <w:rPr/>
-        <w:t xml:space="preserve">✅ </w:t>
-      </w:r>
-      <w:r>
-        <w:rPr/>
-        <w:t xml:space="preserve">Utilisable comme moyen de paiement dans le tunnel de réservation, au même titre que Stripe ou le TPE. </w:t>
-      </w:r>
-    </w:p>
-    <w:p>
-      <w:pPr>
-        <w:pStyle w:val="Corpsdetexte"/>
-        <w:numPr>
-          <w:ilvl w:val="0"/>
-          <w:numId w:val="18"/>
-        </w:numPr>
-        <w:tabs>
-          <w:tab w:val="clear" w:pos="1134"/>
-          <w:tab w:val="left" w:pos="707" w:leader="none"/>
-        </w:tabs>
-        <w:bidi w:val="0"/>
-        <w:ind w:left="707" w:hanging="283"/>
-        <w:jc w:val="left"/>
-        <w:rPr/>
-      </w:pPr>
-      <w:r>
-        <w:rPr/>
-        <w:t xml:space="preserve">✅ </w:t>
-      </w:r>
-      <w:r>
-        <w:rPr/>
-        <w:t xml:space="preserve">Suivi des bons émis (valide / utilisé / expiré) depuis le back-office. </w:t>
-      </w:r>
-    </w:p>
-    <w:p>
-      <w:pPr>
-        <w:pStyle w:val="Corpsdetexte"/>
-        <w:bidi w:val="0"/>
-        <w:jc w:val="left"/>
-        <w:rPr/>
-      </w:pPr>
-      <w:r>
-        <w:rPr>
-          <w:rStyle w:val="Accentuationforte"/>
-        </w:rPr>
-        <w:t>Encore à trancher :</w:t>
-      </w:r>
-    </w:p>
-    <w:p>
-      <w:pPr>
-        <w:pStyle w:val="Corpsdetexte"/>
-        <w:numPr>
-          <w:ilvl w:val="0"/>
-          <w:numId w:val="19"/>
-        </w:numPr>
-        <w:tabs>
-          <w:tab w:val="clear" w:pos="1134"/>
-          <w:tab w:val="left" w:pos="707" w:leader="none"/>
-        </w:tabs>
-        <w:bidi w:val="0"/>
-        <w:spacing w:before="0" w:after="0"/>
-        <w:ind w:left="707" w:hanging="283"/>
-        <w:jc w:val="left"/>
-        <w:rPr/>
-      </w:pPr>
-      <w:r>
-        <w:rPr/>
-        <w:t xml:space="preserve">⏳ </w:t>
-      </w:r>
-      <w:r>
-        <w:rPr/>
-        <w:t xml:space="preserve">Un bon doit-il correspondre exactement à une des 4 durées (ex. bon de 15 € utilisable uniquement pour une location de 7 jours), ou est-ce un crédit utilisable pour compléter un paiement plus important avec un autre moyen de paiement pour la différence ? </w:t>
-      </w:r>
-      <w:r>
-        <w:rPr>
-          <w:rStyle w:val="Accentuationforte"/>
-        </w:rPr>
-        <w:t>À reconsidérer une fois le nouveau modèle tarifaire clarifié</w:t>
-      </w:r>
-      <w:r>
-        <w:rPr/>
-        <w:t xml:space="preserve"> — si la durée devient libre en jours, la logique « bon = une des 4 durées » ne tient plus telle quelle. </w:t>
-      </w:r>
-    </w:p>
-    <w:p>
-      <w:pPr>
-        <w:pStyle w:val="Corpsdetexte"/>
-        <w:numPr>
-          <w:ilvl w:val="0"/>
-          <w:numId w:val="19"/>
-        </w:numPr>
-        <w:tabs>
-          <w:tab w:val="clear" w:pos="1134"/>
-          <w:tab w:val="left" w:pos="707" w:leader="none"/>
-        </w:tabs>
-        <w:bidi w:val="0"/>
-        <w:spacing w:before="0" w:after="0"/>
-        <w:ind w:left="707" w:hanging="283"/>
-        <w:jc w:val="left"/>
-        <w:rPr/>
-      </w:pPr>
-      <w:r>
-        <w:rPr/>
-        <w:t xml:space="preserve">⏳ </w:t>
-      </w:r>
-      <w:r>
-        <w:rPr/>
-        <w:t xml:space="preserve">Si le montant du bon dépasse le prix de la location choisie, le solde restant est-il conservé pour une prochaine location, ou perdu ? </w:t>
-      </w:r>
-    </w:p>
-    <w:p>
-      <w:pPr>
-        <w:pStyle w:val="Corpsdetexte"/>
-        <w:numPr>
-          <w:ilvl w:val="0"/>
-          <w:numId w:val="19"/>
-        </w:numPr>
-        <w:tabs>
-          <w:tab w:val="clear" w:pos="1134"/>
-          <w:tab w:val="left" w:pos="707" w:leader="none"/>
-        </w:tabs>
-        <w:bidi w:val="0"/>
-        <w:spacing w:before="0" w:after="0"/>
-        <w:ind w:left="707" w:hanging="283"/>
-        <w:jc w:val="left"/>
-        <w:rPr/>
-      </w:pPr>
-      <w:r>
-        <w:rPr/>
-        <w:t xml:space="preserve">⏳ </w:t>
-      </w:r>
-      <w:r>
-        <w:rPr/>
-        <w:t xml:space="preserve">Un bon est-il nominatif (lié à un compte client), ou utilisable par toute personne détenant le code (cas classique du cadeau) ? </w:t>
-      </w:r>
-    </w:p>
-    <w:p>
-      <w:pPr>
-        <w:pStyle w:val="Corpsdetexte"/>
-        <w:numPr>
-          <w:ilvl w:val="0"/>
-          <w:numId w:val="19"/>
-        </w:numPr>
-        <w:tabs>
-          <w:tab w:val="clear" w:pos="1134"/>
-          <w:tab w:val="left" w:pos="707" w:leader="none"/>
-        </w:tabs>
-        <w:bidi w:val="0"/>
-        <w:spacing w:before="0" w:after="0"/>
-        <w:ind w:left="707" w:hanging="283"/>
-        <w:jc w:val="left"/>
-        <w:rPr/>
-      </w:pPr>
-      <w:r>
-        <w:rPr/>
-        <w:t xml:space="preserve">⏳ </w:t>
-      </w:r>
-      <w:r>
-        <w:rPr/>
-        <w:t xml:space="preserve">Durée de validité : la loi française impose un minimum d'1 an pour les bons d'achat non alimentaires (loi Chatel). Quelle durée exacte Marion souhaite-t-elle (1 an, 2 ans, illimité) ? </w:t>
-      </w:r>
-    </w:p>
-    <w:p>
-      <w:pPr>
-        <w:pStyle w:val="Corpsdetexte"/>
-        <w:numPr>
-          <w:ilvl w:val="0"/>
-          <w:numId w:val="19"/>
-        </w:numPr>
-        <w:tabs>
-          <w:tab w:val="clear" w:pos="1134"/>
-          <w:tab w:val="left" w:pos="707" w:leader="none"/>
-        </w:tabs>
-        <w:bidi w:val="0"/>
-        <w:spacing w:before="0" w:after="0"/>
-        <w:ind w:left="707" w:hanging="283"/>
-        <w:jc w:val="left"/>
-        <w:rPr/>
-      </w:pPr>
-      <w:r>
-        <w:rPr/>
-        <w:t xml:space="preserve">⏳ </w:t>
-      </w:r>
-      <w:r>
-        <w:rPr/>
-        <w:t xml:space="preserve">Un bon acheté et non utilisé peut-il être remboursé/annulé par le client ? </w:t>
-      </w:r>
-    </w:p>
-    <w:p>
-      <w:pPr>
-        <w:pStyle w:val="Corpsdetexte"/>
-        <w:numPr>
-          <w:ilvl w:val="0"/>
-          <w:numId w:val="19"/>
-        </w:numPr>
-        <w:tabs>
-          <w:tab w:val="clear" w:pos="1134"/>
-          <w:tab w:val="left" w:pos="707" w:leader="none"/>
-        </w:tabs>
-        <w:bidi w:val="0"/>
-        <w:ind w:left="707" w:hanging="283"/>
-        <w:jc w:val="left"/>
-        <w:rPr/>
-      </w:pPr>
-      <w:r>
-        <w:rPr/>
-        <w:t xml:space="preserve">⏳ </w:t>
-      </w:r>
-      <w:r>
-        <w:rPr/>
-        <w:t xml:space="preserve">Le même système peut-il aussi servir à émettre des avoirs gratuits (offerts par Marion, sans achat) pour compenser un client lésé par un retard de retour (cf. point ouvert du module 1/2 sur le chevauchement de réservation) ? </w:t>
-      </w:r>
-    </w:p>
-    <w:p>
-      <w:pPr>
-        <w:pStyle w:val="Lignehorizontale"/>
-        <w:bidi w:val="0"/>
-        <w:jc w:val="left"/>
-        <w:rPr/>
-      </w:pPr>
-      <w:r>
-        <w:rPr/>
-      </w:r>
-    </w:p>
-    <w:p>
-      <w:pPr>
-        <w:pStyle w:val="Titre2"/>
-        <w:bidi w:val="0"/>
-        <w:jc w:val="left"/>
-        <w:rPr/>
-      </w:pPr>
-      <w:r>
-        <w:rPr/>
-        <w:t>7. Contrat de location / conditions générales</w:t>
-      </w:r>
-    </w:p>
-    <w:p>
-      <w:pPr>
-        <w:pStyle w:val="Corpsdetexte"/>
-        <w:numPr>
-          <w:ilvl w:val="0"/>
-          <w:numId w:val="20"/>
-        </w:numPr>
-        <w:tabs>
-          <w:tab w:val="clear" w:pos="1134"/>
-          <w:tab w:val="left" w:pos="707" w:leader="none"/>
-        </w:tabs>
-        <w:bidi w:val="0"/>
-        <w:spacing w:before="0" w:after="0"/>
-        <w:ind w:left="707" w:hanging="283"/>
-        <w:jc w:val="left"/>
-        <w:rPr/>
-      </w:pPr>
-      <w:r>
-        <w:rPr/>
-        <w:t xml:space="preserve">✅ </w:t>
-      </w:r>
-      <w:r>
-        <w:rPr>
-          <w:rStyle w:val="Accentuationforte"/>
-        </w:rPr>
-        <w:t>Contrat généré automatiquement (PDF) à chaque réservation</w:t>
-      </w:r>
-      <w:r>
-        <w:rPr/>
-        <w:t xml:space="preserve"> — pas un simple texte CGL statique. Le PDF doit reprendre les mentions légales, le set loué, la durée, les dates de retrait/retour et le montant. Réutiliser le même mécanisme de génération PDF que les factures (module 8) est probablement pertinent. </w:t>
-      </w:r>
-    </w:p>
-    <w:p>
-      <w:pPr>
-        <w:pStyle w:val="Corpsdetexte"/>
-        <w:numPr>
-          <w:ilvl w:val="0"/>
-          <w:numId w:val="20"/>
-        </w:numPr>
-        <w:tabs>
-          <w:tab w:val="clear" w:pos="1134"/>
-          <w:tab w:val="left" w:pos="707" w:leader="none"/>
-        </w:tabs>
-        <w:bidi w:val="0"/>
-        <w:spacing w:before="0" w:after="0"/>
-        <w:ind w:left="707" w:hanging="283"/>
-        <w:jc w:val="left"/>
-        <w:rPr/>
-      </w:pPr>
-      <w:r>
-        <w:rPr/>
-        <w:t xml:space="preserve">✅ </w:t>
-      </w:r>
-      <w:r>
-        <w:rPr/>
-        <w:t xml:space="preserve">Acceptation par </w:t>
-      </w:r>
-      <w:r>
-        <w:rPr>
-          <w:rStyle w:val="Accentuationforte"/>
-        </w:rPr>
-        <w:t>simple case à cocher</w:t>
-      </w:r>
-      <w:r>
-        <w:rPr/>
-        <w:t xml:space="preserve"> (« J'accepte les conditions générales ») avant validation de la commande — pas de signature électronique nominative en V1. C'est cette acceptation qui déclenche la génération du contrat. </w:t>
-      </w:r>
-    </w:p>
-    <w:p>
-      <w:pPr>
-        <w:pStyle w:val="Corpsdetexte"/>
-        <w:numPr>
-          <w:ilvl w:val="0"/>
-          <w:numId w:val="20"/>
-        </w:numPr>
-        <w:tabs>
-          <w:tab w:val="clear" w:pos="1134"/>
-          <w:tab w:val="left" w:pos="707" w:leader="none"/>
-        </w:tabs>
-        <w:bidi w:val="0"/>
-        <w:spacing w:before="0" w:after="0"/>
-        <w:ind w:left="707" w:hanging="283"/>
-        <w:jc w:val="left"/>
-        <w:rPr/>
-      </w:pPr>
-      <w:r>
-        <w:rPr/>
-        <w:t xml:space="preserve">✅ </w:t>
-      </w:r>
-      <w:r>
-        <w:rPr/>
-        <w:t xml:space="preserve">Le document physique remis dans la boîte lors du prêt (avertissement d'âge conseillé) est </w:t>
-      </w:r>
-      <w:r>
-        <w:rPr>
-          <w:rStyle w:val="Accentuationforte"/>
-        </w:rPr>
-        <w:t>géré indépendamment par Marion</w:t>
-      </w:r>
-      <w:r>
-        <w:rPr/>
-        <w:t xml:space="preserve">, hors système — rien à générer côté plateforme. </w:t>
-      </w:r>
-    </w:p>
-    <w:p>
-      <w:pPr>
-        <w:pStyle w:val="Corpsdetexte"/>
-        <w:numPr>
-          <w:ilvl w:val="0"/>
-          <w:numId w:val="20"/>
-        </w:numPr>
-        <w:tabs>
-          <w:tab w:val="clear" w:pos="1134"/>
-          <w:tab w:val="left" w:pos="707" w:leader="none"/>
-        </w:tabs>
-        <w:bidi w:val="0"/>
-        <w:spacing w:before="0" w:after="0"/>
-        <w:ind w:left="707" w:hanging="283"/>
-        <w:jc w:val="left"/>
-        <w:rPr/>
-      </w:pPr>
-      <w:r>
-        <w:rPr/>
-        <w:t xml:space="preserve">⏳ </w:t>
-      </w:r>
-      <w:r>
-        <w:rPr/>
-        <w:t xml:space="preserve">Le contenu légal exact du contrat (barèmes de pénalités, annulation, retard) dépend des réponses de Marion — </w:t>
-      </w:r>
-      <w:r>
-        <w:rPr>
-          <w:rStyle w:val="Accentuationforte"/>
-        </w:rPr>
-        <w:t>le moteur de génération PDF peut être développé dès maintenant, mais le texte légal définitif ne pourra être finalisé qu'après ses réponses</w:t>
-      </w:r>
-      <w:r>
-        <w:rPr/>
-        <w:t xml:space="preserve">. </w:t>
-      </w:r>
-    </w:p>
-    <w:p>
-      <w:pPr>
-        <w:pStyle w:val="Corpsdetexte"/>
-        <w:numPr>
-          <w:ilvl w:val="0"/>
-          <w:numId w:val="20"/>
-        </w:numPr>
-        <w:tabs>
-          <w:tab w:val="clear" w:pos="1134"/>
-          <w:tab w:val="left" w:pos="707" w:leader="none"/>
-        </w:tabs>
-        <w:bidi w:val="0"/>
-        <w:ind w:left="707" w:hanging="283"/>
-        <w:jc w:val="left"/>
-        <w:rPr/>
-      </w:pPr>
-      <w:r>
-        <w:rPr/>
-        <w:t xml:space="preserve">Prix du module inchangé (300 €) malgré ce développement plus conséquent que la case à cocher initialement prévue — décision d'Alexis d'absorber le coût dans le forfait. </w:t>
-      </w:r>
-    </w:p>
-    <w:p>
-      <w:pPr>
-        <w:pStyle w:val="Corpsdetexte"/>
-        <w:bidi w:val="0"/>
-        <w:jc w:val="left"/>
-        <w:rPr/>
-      </w:pPr>
-      <w:r>
-        <w:rPr>
-          <w:rStyle w:val="Accentuationforte"/>
-        </w:rPr>
-        <w:t>Politique d'annulation — résolu (document client du 11/09) :</w:t>
-      </w:r>
-    </w:p>
-    <w:p>
-      <w:pPr>
-        <w:pStyle w:val="Corpsdetexte"/>
-        <w:numPr>
-          <w:ilvl w:val="0"/>
-          <w:numId w:val="21"/>
-        </w:numPr>
-        <w:tabs>
-          <w:tab w:val="clear" w:pos="1134"/>
-          <w:tab w:val="left" w:pos="707" w:leader="none"/>
-        </w:tabs>
-        <w:bidi w:val="0"/>
-        <w:spacing w:before="0" w:after="0"/>
-        <w:ind w:left="707" w:hanging="283"/>
-        <w:jc w:val="left"/>
-        <w:rPr/>
-      </w:pPr>
-      <w:r>
-        <w:rPr/>
-        <w:t xml:space="preserve">✅ </w:t>
-      </w:r>
-      <w:r>
-        <w:rPr/>
-        <w:t xml:space="preserve">Annulation à l'initiative du client : </w:t>
+        <w:t xml:space="preserve">Facture générée uniquement une fois le paiement confirmé : </w:t>
       </w:r>
     </w:p>
     <w:p>
@@ -2513,7 +2982,7 @@
       </w:pPr>
       <w:r>
         <w:rPr/>
-        <w:t xml:space="preserve">Plus de 7 jours avant le retrait : gratuite (remboursement intégral). </w:t>
+        <w:t xml:space="preserve">automatiquement pour un paiement en ligne ou par bon cadeau ; </w:t>
       </w:r>
     </w:p>
     <w:p>
@@ -2535,29 +3004,39 @@
       </w:pPr>
       <w:r>
         <w:rPr/>
-        <w:t xml:space="preserve">Entre 7 jours et 48h avant : 50 % du prix de la location retenu. </w:t>
-      </w:r>
-    </w:p>
-    <w:p>
-      <w:pPr>
-        <w:pStyle w:val="Corpsdetexte"/>
-        <w:numPr>
-          <w:ilvl w:val="1"/>
+        <w:t xml:space="preserve">après que Marion ait marqué manuellement la réservation « payée » sur le site, pour un paiement TPE sur place. </w:t>
+      </w:r>
+    </w:p>
+    <w:p>
+      <w:pPr>
+        <w:pStyle w:val="Corpsdetexte"/>
+        <w:numPr>
+          <w:ilvl w:val="0"/>
           <w:numId w:val="21"/>
         </w:numPr>
         <w:tabs>
           <w:tab w:val="clear" w:pos="1134"/>
-          <w:tab w:val="left" w:pos="1414" w:leader="none"/>
+          <w:tab w:val="left" w:pos="707" w:leader="none"/>
         </w:tabs>
         <w:bidi w:val="0"/>
         <w:spacing w:before="0" w:after="0"/>
-        <w:ind w:left="1414" w:hanging="283"/>
-        <w:jc w:val="left"/>
-        <w:rPr/>
-      </w:pPr>
-      <w:r>
-        <w:rPr/>
-        <w:t xml:space="preserve">Moins de 48h avant : 100 % retenu (pas de remboursement). </w:t>
+        <w:ind w:left="707" w:hanging="283"/>
+        <w:jc w:val="left"/>
+        <w:rPr/>
+      </w:pPr>
+      <w:r>
+        <w:rPr/>
+        <w:t xml:space="preserve">✅ </w:t>
+      </w:r>
+      <w:r>
+        <w:rPr>
+          <w:rStyle w:val="Accentuationforte"/>
+        </w:rPr>
+        <w:t>Jamais de facture avant paiement effectif.</w:t>
+      </w:r>
+      <w:r>
+        <w:rPr/>
+        <w:t xml:space="preserve"> </w:t>
       </w:r>
     </w:p>
     <w:p>
@@ -2578,34 +3057,75 @@
       </w:pPr>
       <w:r>
         <w:rPr/>
+        <w:t xml:space="preserve">🔜 </w:t>
+      </w:r>
+      <w:r>
+        <w:rPr/>
+        <w:t xml:space="preserve">Export comptable complet (format, fréquence) : non défini, Marion n'a pas d'outil de comptabilité précis à ce jour — reporté en V2 (voir aussi module 11 pour l'export simple des ventes, inclus en V1). </w:t>
+      </w:r>
+    </w:p>
+    <w:p>
+      <w:pPr>
+        <w:pStyle w:val="Lignehorizontale"/>
+        <w:bidi w:val="0"/>
+        <w:jc w:val="left"/>
+        <w:rPr/>
+      </w:pPr>
+      <w:r>
+        <w:rPr/>
+      </w:r>
+    </w:p>
+    <w:p>
+      <w:pPr>
+        <w:pStyle w:val="Titre2"/>
+        <w:bidi w:val="0"/>
+        <w:jc w:val="left"/>
+        <w:rPr/>
+      </w:pPr>
+      <w:r>
+        <w:rPr/>
+        <w:t>9. État des lieux &amp; gestion des dommages</w:t>
+      </w:r>
+    </w:p>
+    <w:p>
+      <w:pPr>
+        <w:pStyle w:val="Corpsdetexte"/>
+        <w:bidi w:val="0"/>
+        <w:spacing w:before="0" w:after="283"/>
+        <w:jc w:val="left"/>
+        <w:rPr/>
+      </w:pPr>
+      <w:r>
+        <w:rPr>
+          <w:rStyle w:val="Accentuationforte"/>
+        </w:rPr>
+        <w:t>Processus de retour :</w:t>
+      </w:r>
+    </w:p>
+    <w:p>
+      <w:pPr>
+        <w:pStyle w:val="Corpsdetexte"/>
+        <w:numPr>
+          <w:ilvl w:val="0"/>
+          <w:numId w:val="22"/>
+        </w:numPr>
+        <w:tabs>
+          <w:tab w:val="clear" w:pos="1134"/>
+          <w:tab w:val="left" w:pos="707" w:leader="none"/>
+        </w:tabs>
+        <w:bidi w:val="0"/>
+        <w:spacing w:before="0" w:after="0"/>
+        <w:ind w:left="707" w:hanging="283"/>
+        <w:jc w:val="left"/>
+        <w:rPr/>
+      </w:pPr>
+      <w:r>
+        <w:rPr/>
         <w:t xml:space="preserve">✅ </w:t>
       </w:r>
       <w:r>
         <w:rPr/>
-        <w:t xml:space="preserve">Annulation à l'initiative de Set et Brique : trois options au choix de Marion — proposition d'un changement de date (gratuit), avoir sur un autre set disponible, ou remboursement. Ce cas confirme que le système d'avoir (module 6, bons cadeaux) doit pouvoir être déclenché gratuitement par Marion, pas seulement acheté par un client. </w:t>
-      </w:r>
-    </w:p>
-    <w:p>
-      <w:pPr>
-        <w:pStyle w:val="Lignehorizontale"/>
-        <w:bidi w:val="0"/>
-        <w:jc w:val="left"/>
-        <w:rPr/>
-      </w:pPr>
-      <w:r>
-        <w:rPr/>
-      </w:r>
-    </w:p>
-    <w:p>
-      <w:pPr>
-        <w:pStyle w:val="Titre2"/>
-        <w:bidi w:val="0"/>
-        <w:jc w:val="left"/>
-        <w:rPr/>
-      </w:pPr>
-      <w:r>
-        <w:rPr/>
-        <w:t>8. Facturation</w:t>
+        <w:t xml:space="preserve">Le client dépose physiquement le set, sans déclaration formelle à faire (il peut signaler un souci à l'oral, ce n'est pas obligatoire). </w:t>
       </w:r>
     </w:p>
     <w:p>
@@ -2631,17 +3151,17 @@
       </w:r>
       <w:r>
         <w:rPr/>
-        <w:t xml:space="preserve">Nouvelle numérotation de factures, </w:t>
-      </w:r>
-      <w:r>
-        <w:rPr>
-          <w:rStyle w:val="Accentuationforte"/>
-        </w:rPr>
-        <w:t>repart de zéro</w:t>
-      </w:r>
-      <w:r>
-        <w:rPr/>
-        <w:t xml:space="preserve"> (pas de reprise de Poppins ou d'une séquence existante). </w:t>
+        <w:t xml:space="preserve">Marion réalise l'état des lieux </w:t>
+      </w:r>
+      <w:r>
+        <w:rPr>
+          <w:rStyle w:val="Accentuationforte"/>
+        </w:rPr>
+        <w:t>plus tard</w:t>
+      </w:r>
+      <w:r>
+        <w:rPr/>
+        <w:t xml:space="preserve">, généralement le soir même — c'est elle seule qui valide si le set est rentré en bon état. </w:t>
       </w:r>
     </w:p>
     <w:p>
@@ -2656,6 +3176,45 @@
           <w:tab w:val="left" w:pos="707" w:leader="none"/>
         </w:tabs>
         <w:bidi w:val="0"/>
+        <w:ind w:left="707" w:hanging="283"/>
+        <w:jc w:val="left"/>
+        <w:rPr/>
+      </w:pPr>
+      <w:r>
+        <w:rPr/>
+        <w:t xml:space="preserve">✅ </w:t>
+      </w:r>
+      <w:r>
+        <w:rPr/>
+        <w:t xml:space="preserve">Cette validation déclenche le compte à rebours des 48h avant libération automatique de la caution (cf. module 4). </w:t>
+      </w:r>
+    </w:p>
+    <w:p>
+      <w:pPr>
+        <w:pStyle w:val="Corpsdetexte"/>
+        <w:bidi w:val="0"/>
+        <w:jc w:val="left"/>
+        <w:rPr/>
+      </w:pPr>
+      <w:r>
+        <w:rPr>
+          <w:rStyle w:val="Accentuationforte"/>
+        </w:rPr>
+        <w:t>Retard de retour — entièrement résolu (2ᵉ document client du 11/09), remplace l'ancienne règle « rappel 48h avant + relance quotidienne » :</w:t>
+      </w:r>
+    </w:p>
+    <w:p>
+      <w:pPr>
+        <w:pStyle w:val="Corpsdetexte"/>
+        <w:numPr>
+          <w:ilvl w:val="0"/>
+          <w:numId w:val="23"/>
+        </w:numPr>
+        <w:tabs>
+          <w:tab w:val="clear" w:pos="1134"/>
+          <w:tab w:val="left" w:pos="707" w:leader="none"/>
+        </w:tabs>
+        <w:bidi w:val="0"/>
         <w:spacing w:before="0" w:after="0"/>
         <w:ind w:left="707" w:hanging="283"/>
         <w:jc w:val="left"/>
@@ -2667,59 +3226,127 @@
       </w:r>
       <w:r>
         <w:rPr/>
-        <w:t xml:space="preserve">Facture générée uniquement une fois le paiement confirmé : </w:t>
-      </w:r>
-    </w:p>
-    <w:p>
-      <w:pPr>
-        <w:pStyle w:val="Corpsdetexte"/>
-        <w:numPr>
-          <w:ilvl w:val="1"/>
-          <w:numId w:val="22"/>
-        </w:numPr>
-        <w:tabs>
-          <w:tab w:val="clear" w:pos="1134"/>
-          <w:tab w:val="left" w:pos="1414" w:leader="none"/>
+        <w:t xml:space="preserve">La date de retour attendue se calcule en jours calendaires (cf. module 2) : le client doit rendre le set </w:t>
+      </w:r>
+      <w:r>
+        <w:rPr>
+          <w:rStyle w:val="Accentuationforte"/>
+        </w:rPr>
+        <w:t>le jour J de la fin de location, à n'importe quelle heure</w:t>
+      </w:r>
+      <w:r>
+        <w:rPr/>
+        <w:t xml:space="preserve">. </w:t>
+      </w:r>
+    </w:p>
+    <w:p>
+      <w:pPr>
+        <w:pStyle w:val="Corpsdetexte"/>
+        <w:numPr>
+          <w:ilvl w:val="0"/>
+          <w:numId w:val="23"/>
+        </w:numPr>
+        <w:tabs>
+          <w:tab w:val="clear" w:pos="1134"/>
+          <w:tab w:val="left" w:pos="707" w:leader="none"/>
         </w:tabs>
         <w:bidi w:val="0"/>
         <w:spacing w:before="0" w:after="0"/>
-        <w:ind w:left="1414" w:hanging="283"/>
-        <w:jc w:val="left"/>
-        <w:rPr/>
-      </w:pPr>
-      <w:r>
-        <w:rPr/>
-        <w:t xml:space="preserve">automatiquement pour un paiement en ligne ou par bon cadeau ; </w:t>
-      </w:r>
-    </w:p>
-    <w:p>
-      <w:pPr>
-        <w:pStyle w:val="Corpsdetexte"/>
-        <w:numPr>
-          <w:ilvl w:val="1"/>
-          <w:numId w:val="22"/>
-        </w:numPr>
-        <w:tabs>
-          <w:tab w:val="clear" w:pos="1134"/>
-          <w:tab w:val="left" w:pos="1414" w:leader="none"/>
+        <w:ind w:left="707" w:hanging="283"/>
+        <w:jc w:val="left"/>
+        <w:rPr/>
+      </w:pPr>
+      <w:r>
+        <w:rPr/>
+        <w:t xml:space="preserve">✅ </w:t>
+      </w:r>
+      <w:r>
+        <w:rPr/>
+        <w:t xml:space="preserve">Tolérance d'environ </w:t>
+      </w:r>
+      <w:r>
+        <w:rPr>
+          <w:rStyle w:val="Accentuationforte"/>
+        </w:rPr>
+        <w:t>30 minutes après la fermeture/l'horaire habituel du jour J</w:t>
+      </w:r>
+      <w:r>
+        <w:rPr/>
+        <w:t xml:space="preserve"> avant qu'un retard soit considéré comme tel. </w:t>
+      </w:r>
+    </w:p>
+    <w:p>
+      <w:pPr>
+        <w:pStyle w:val="Corpsdetexte"/>
+        <w:numPr>
+          <w:ilvl w:val="0"/>
+          <w:numId w:val="23"/>
+        </w:numPr>
+        <w:tabs>
+          <w:tab w:val="clear" w:pos="1134"/>
+          <w:tab w:val="left" w:pos="707" w:leader="none"/>
         </w:tabs>
         <w:bidi w:val="0"/>
         <w:spacing w:before="0" w:after="0"/>
-        <w:ind w:left="1414" w:hanging="283"/>
-        <w:jc w:val="left"/>
-        <w:rPr/>
-      </w:pPr>
-      <w:r>
-        <w:rPr/>
-        <w:t xml:space="preserve">après que Marion ait marqué manuellement la réservation « payée » sur le site, pour un paiement TPE sur place. </w:t>
-      </w:r>
-    </w:p>
-    <w:p>
-      <w:pPr>
-        <w:pStyle w:val="Corpsdetexte"/>
-        <w:numPr>
-          <w:ilvl w:val="0"/>
-          <w:numId w:val="22"/>
+        <w:ind w:left="707" w:hanging="283"/>
+        <w:jc w:val="left"/>
+        <w:rPr/>
+      </w:pPr>
+      <w:r>
+        <w:rPr/>
+        <w:t xml:space="preserve">✅ </w:t>
+      </w:r>
+      <w:r>
+        <w:rPr/>
+        <w:t xml:space="preserve">Séquence d'emails automatiques : </w:t>
+      </w:r>
+      <w:r>
+        <w:rPr>
+          <w:rStyle w:val="Accentuationforte"/>
+        </w:rPr>
+        <w:t>J-1</w:t>
+      </w:r>
+      <w:r>
+        <w:rPr/>
+        <w:t xml:space="preserve"> (veille de la fin), </w:t>
+      </w:r>
+      <w:r>
+        <w:rPr>
+          <w:rStyle w:val="Accentuationforte"/>
+        </w:rPr>
+        <w:t>J</w:t>
+      </w:r>
+      <w:r>
+        <w:rPr/>
+        <w:t xml:space="preserve"> (jour de fin), </w:t>
+      </w:r>
+      <w:r>
+        <w:rPr>
+          <w:rStyle w:val="Accentuationforte"/>
+        </w:rPr>
+        <w:t>J+1</w:t>
+      </w:r>
+      <w:r>
+        <w:rPr/>
+        <w:t xml:space="preserve"> (retard constaté), </w:t>
+      </w:r>
+      <w:r>
+        <w:rPr>
+          <w:rStyle w:val="Accentuationforte"/>
+        </w:rPr>
+        <w:t>J+2</w:t>
+      </w:r>
+      <w:r>
+        <w:rPr/>
+        <w:t xml:space="preserve">. </w:t>
+      </w:r>
+    </w:p>
+    <w:p>
+      <w:pPr>
+        <w:pStyle w:val="Corpsdetexte"/>
+        <w:numPr>
+          <w:ilvl w:val="0"/>
+          <w:numId w:val="23"/>
         </w:numPr>
         <w:tabs>
           <w:tab w:val="clear" w:pos="1134"/>
@@ -2739,74 +3366,21 @@
         <w:rPr>
           <w:rStyle w:val="Accentuationforte"/>
         </w:rPr>
-        <w:t>Jamais de facture avant paiement effectif.</w:t>
-      </w:r>
-      <w:r>
-        <w:rPr/>
-        <w:t xml:space="preserve"> </w:t>
-      </w:r>
-    </w:p>
-    <w:p>
-      <w:pPr>
-        <w:pStyle w:val="Corpsdetexte"/>
-        <w:numPr>
-          <w:ilvl w:val="0"/>
-          <w:numId w:val="22"/>
-        </w:numPr>
-        <w:tabs>
-          <w:tab w:val="clear" w:pos="1134"/>
-          <w:tab w:val="left" w:pos="707" w:leader="none"/>
-        </w:tabs>
-        <w:bidi w:val="0"/>
-        <w:ind w:left="707" w:hanging="283"/>
-        <w:jc w:val="left"/>
-        <w:rPr/>
-      </w:pPr>
-      <w:r>
-        <w:rPr/>
-        <w:t xml:space="preserve">🔜 </w:t>
-      </w:r>
-      <w:r>
-        <w:rPr/>
-        <w:t xml:space="preserve">Export comptable complet (format, fréquence) : non défini, Marion n'a pas d'outil de comptabilité précis à ce jour — reporté en V2 (voir aussi module 11 pour l'export simple des ventes, inclus en V1). </w:t>
-      </w:r>
-    </w:p>
-    <w:p>
-      <w:pPr>
-        <w:pStyle w:val="Lignehorizontale"/>
-        <w:bidi w:val="0"/>
-        <w:jc w:val="left"/>
-        <w:rPr/>
-      </w:pPr>
-      <w:r>
-        <w:rPr/>
-      </w:r>
-    </w:p>
-    <w:p>
-      <w:pPr>
-        <w:pStyle w:val="Titre2"/>
-        <w:bidi w:val="0"/>
-        <w:jc w:val="left"/>
-        <w:rPr/>
-      </w:pPr>
-      <w:r>
-        <w:rPr/>
-        <w:t>9. État des lieux &amp; gestion des dommages</w:t>
-      </w:r>
-    </w:p>
-    <w:p>
-      <w:pPr>
-        <w:pStyle w:val="Corpsdetexte"/>
-        <w:bidi w:val="0"/>
-        <w:spacing w:before="0" w:after="283"/>
-        <w:jc w:val="left"/>
-        <w:rPr/>
-      </w:pPr>
-      <w:r>
-        <w:rPr>
-          <w:rStyle w:val="Accentuationforte"/>
-        </w:rPr>
-        <w:t>Processus de retour :</w:t>
+        <w:t>J+1</w:t>
+      </w:r>
+      <w:r>
+        <w:rPr/>
+        <w:t xml:space="preserve"> : un forfait de retard de </w:t>
+      </w:r>
+      <w:r>
+        <w:rPr>
+          <w:rStyle w:val="Accentuationforte"/>
+        </w:rPr>
+        <w:t>30 €</w:t>
+      </w:r>
+      <w:r>
+        <w:rPr/>
+        <w:t xml:space="preserve"> est appliqué. </w:t>
       </w:r>
     </w:p>
     <w:p>
@@ -2831,8 +3405,24 @@
         <w:t xml:space="preserve">✅ </w:t>
       </w:r>
       <w:r>
-        <w:rPr/>
-        <w:t xml:space="preserve">Le client dépose physiquement le set, sans déclaration formelle à faire (il peut signaler un souci à l'oral, ce n'est pas obligatoire). </w:t>
+        <w:rPr>
+          <w:rStyle w:val="Accentuationforte"/>
+        </w:rPr>
+        <w:t>J+2</w:t>
+      </w:r>
+      <w:r>
+        <w:rPr/>
+        <w:t xml:space="preserve"> : la </w:t>
+      </w:r>
+      <w:r>
+        <w:rPr>
+          <w:rStyle w:val="Accentuationforte"/>
+        </w:rPr>
+        <w:t>caution entière</w:t>
+      </w:r>
+      <w:r>
+        <w:rPr/>
+        <w:t xml:space="preserve"> est prélevée. </w:t>
       </w:r>
     </w:p>
     <w:p>
@@ -2841,303 +3431,6 @@
         <w:numPr>
           <w:ilvl w:val="0"/>
           <w:numId w:val="23"/>
-        </w:numPr>
-        <w:tabs>
-          <w:tab w:val="clear" w:pos="1134"/>
-          <w:tab w:val="left" w:pos="707" w:leader="none"/>
-        </w:tabs>
-        <w:bidi w:val="0"/>
-        <w:spacing w:before="0" w:after="0"/>
-        <w:ind w:left="707" w:hanging="283"/>
-        <w:jc w:val="left"/>
-        <w:rPr/>
-      </w:pPr>
-      <w:r>
-        <w:rPr/>
-        <w:t xml:space="preserve">✅ </w:t>
-      </w:r>
-      <w:r>
-        <w:rPr/>
-        <w:t xml:space="preserve">Marion réalise l'état des lieux </w:t>
-      </w:r>
-      <w:r>
-        <w:rPr>
-          <w:rStyle w:val="Accentuationforte"/>
-        </w:rPr>
-        <w:t>plus tard</w:t>
-      </w:r>
-      <w:r>
-        <w:rPr/>
-        <w:t xml:space="preserve">, généralement le soir même — c'est elle seule qui valide si le set est rentré en bon état. </w:t>
-      </w:r>
-    </w:p>
-    <w:p>
-      <w:pPr>
-        <w:pStyle w:val="Corpsdetexte"/>
-        <w:numPr>
-          <w:ilvl w:val="0"/>
-          <w:numId w:val="23"/>
-        </w:numPr>
-        <w:tabs>
-          <w:tab w:val="clear" w:pos="1134"/>
-          <w:tab w:val="left" w:pos="707" w:leader="none"/>
-        </w:tabs>
-        <w:bidi w:val="0"/>
-        <w:ind w:left="707" w:hanging="283"/>
-        <w:jc w:val="left"/>
-        <w:rPr/>
-      </w:pPr>
-      <w:r>
-        <w:rPr/>
-        <w:t xml:space="preserve">✅ </w:t>
-      </w:r>
-      <w:r>
-        <w:rPr/>
-        <w:t xml:space="preserve">Cette validation déclenche le compte à rebours des 48h avant libération automatique de la caution (cf. module 4). </w:t>
-      </w:r>
-    </w:p>
-    <w:p>
-      <w:pPr>
-        <w:pStyle w:val="Corpsdetexte"/>
-        <w:bidi w:val="0"/>
-        <w:jc w:val="left"/>
-        <w:rPr/>
-      </w:pPr>
-      <w:r>
-        <w:rPr>
-          <w:rStyle w:val="Accentuationforte"/>
-        </w:rPr>
-        <w:t>Retard de retour — entièrement résolu (2ᵉ document client du 11/09), remplace l'ancienne règle « rappel 48h avant + relance quotidienne » :</w:t>
-      </w:r>
-    </w:p>
-    <w:p>
-      <w:pPr>
-        <w:pStyle w:val="Corpsdetexte"/>
-        <w:numPr>
-          <w:ilvl w:val="0"/>
-          <w:numId w:val="24"/>
-        </w:numPr>
-        <w:tabs>
-          <w:tab w:val="clear" w:pos="1134"/>
-          <w:tab w:val="left" w:pos="707" w:leader="none"/>
-        </w:tabs>
-        <w:bidi w:val="0"/>
-        <w:spacing w:before="0" w:after="0"/>
-        <w:ind w:left="707" w:hanging="283"/>
-        <w:jc w:val="left"/>
-        <w:rPr/>
-      </w:pPr>
-      <w:r>
-        <w:rPr/>
-        <w:t xml:space="preserve">✅ </w:t>
-      </w:r>
-      <w:r>
-        <w:rPr/>
-        <w:t xml:space="preserve">La date de retour attendue se calcule en jours calendaires (cf. module 2) : le client doit rendre le set </w:t>
-      </w:r>
-      <w:r>
-        <w:rPr>
-          <w:rStyle w:val="Accentuationforte"/>
-        </w:rPr>
-        <w:t>le jour J de la fin de location, à n'importe quelle heure</w:t>
-      </w:r>
-      <w:r>
-        <w:rPr/>
-        <w:t xml:space="preserve">. </w:t>
-      </w:r>
-    </w:p>
-    <w:p>
-      <w:pPr>
-        <w:pStyle w:val="Corpsdetexte"/>
-        <w:numPr>
-          <w:ilvl w:val="0"/>
-          <w:numId w:val="24"/>
-        </w:numPr>
-        <w:tabs>
-          <w:tab w:val="clear" w:pos="1134"/>
-          <w:tab w:val="left" w:pos="707" w:leader="none"/>
-        </w:tabs>
-        <w:bidi w:val="0"/>
-        <w:spacing w:before="0" w:after="0"/>
-        <w:ind w:left="707" w:hanging="283"/>
-        <w:jc w:val="left"/>
-        <w:rPr/>
-      </w:pPr>
-      <w:r>
-        <w:rPr/>
-        <w:t xml:space="preserve">✅ </w:t>
-      </w:r>
-      <w:r>
-        <w:rPr/>
-        <w:t xml:space="preserve">Tolérance d'environ </w:t>
-      </w:r>
-      <w:r>
-        <w:rPr>
-          <w:rStyle w:val="Accentuationforte"/>
-        </w:rPr>
-        <w:t>30 minutes après la fermeture/l'horaire habituel du jour J</w:t>
-      </w:r>
-      <w:r>
-        <w:rPr/>
-        <w:t xml:space="preserve"> avant qu'un retard soit considéré comme tel. </w:t>
-      </w:r>
-    </w:p>
-    <w:p>
-      <w:pPr>
-        <w:pStyle w:val="Corpsdetexte"/>
-        <w:numPr>
-          <w:ilvl w:val="0"/>
-          <w:numId w:val="24"/>
-        </w:numPr>
-        <w:tabs>
-          <w:tab w:val="clear" w:pos="1134"/>
-          <w:tab w:val="left" w:pos="707" w:leader="none"/>
-        </w:tabs>
-        <w:bidi w:val="0"/>
-        <w:spacing w:before="0" w:after="0"/>
-        <w:ind w:left="707" w:hanging="283"/>
-        <w:jc w:val="left"/>
-        <w:rPr/>
-      </w:pPr>
-      <w:r>
-        <w:rPr/>
-        <w:t xml:space="preserve">✅ </w:t>
-      </w:r>
-      <w:r>
-        <w:rPr/>
-        <w:t xml:space="preserve">Séquence d'emails automatiques : </w:t>
-      </w:r>
-      <w:r>
-        <w:rPr>
-          <w:rStyle w:val="Accentuationforte"/>
-        </w:rPr>
-        <w:t>J-1</w:t>
-      </w:r>
-      <w:r>
-        <w:rPr/>
-        <w:t xml:space="preserve"> (veille de la fin), </w:t>
-      </w:r>
-      <w:r>
-        <w:rPr>
-          <w:rStyle w:val="Accentuationforte"/>
-        </w:rPr>
-        <w:t>J</w:t>
-      </w:r>
-      <w:r>
-        <w:rPr/>
-        <w:t xml:space="preserve"> (jour de fin), </w:t>
-      </w:r>
-      <w:r>
-        <w:rPr>
-          <w:rStyle w:val="Accentuationforte"/>
-        </w:rPr>
-        <w:t>J+1</w:t>
-      </w:r>
-      <w:r>
-        <w:rPr/>
-        <w:t xml:space="preserve"> (retard constaté), </w:t>
-      </w:r>
-      <w:r>
-        <w:rPr>
-          <w:rStyle w:val="Accentuationforte"/>
-        </w:rPr>
-        <w:t>J+2</w:t>
-      </w:r>
-      <w:r>
-        <w:rPr/>
-        <w:t xml:space="preserve">. </w:t>
-      </w:r>
-    </w:p>
-    <w:p>
-      <w:pPr>
-        <w:pStyle w:val="Corpsdetexte"/>
-        <w:numPr>
-          <w:ilvl w:val="0"/>
-          <w:numId w:val="24"/>
-        </w:numPr>
-        <w:tabs>
-          <w:tab w:val="clear" w:pos="1134"/>
-          <w:tab w:val="left" w:pos="707" w:leader="none"/>
-        </w:tabs>
-        <w:bidi w:val="0"/>
-        <w:spacing w:before="0" w:after="0"/>
-        <w:ind w:left="707" w:hanging="283"/>
-        <w:jc w:val="left"/>
-        <w:rPr/>
-      </w:pPr>
-      <w:r>
-        <w:rPr/>
-        <w:t xml:space="preserve">✅ </w:t>
-      </w:r>
-      <w:r>
-        <w:rPr>
-          <w:rStyle w:val="Accentuationforte"/>
-        </w:rPr>
-        <w:t>J+1</w:t>
-      </w:r>
-      <w:r>
-        <w:rPr/>
-        <w:t xml:space="preserve"> : un forfait de retard de </w:t>
-      </w:r>
-      <w:r>
-        <w:rPr>
-          <w:rStyle w:val="Accentuationforte"/>
-        </w:rPr>
-        <w:t>30 €</w:t>
-      </w:r>
-      <w:r>
-        <w:rPr/>
-        <w:t xml:space="preserve"> est appliqué. </w:t>
-      </w:r>
-    </w:p>
-    <w:p>
-      <w:pPr>
-        <w:pStyle w:val="Corpsdetexte"/>
-        <w:numPr>
-          <w:ilvl w:val="0"/>
-          <w:numId w:val="24"/>
-        </w:numPr>
-        <w:tabs>
-          <w:tab w:val="clear" w:pos="1134"/>
-          <w:tab w:val="left" w:pos="707" w:leader="none"/>
-        </w:tabs>
-        <w:bidi w:val="0"/>
-        <w:spacing w:before="0" w:after="0"/>
-        <w:ind w:left="707" w:hanging="283"/>
-        <w:jc w:val="left"/>
-        <w:rPr/>
-      </w:pPr>
-      <w:r>
-        <w:rPr/>
-        <w:t xml:space="preserve">✅ </w:t>
-      </w:r>
-      <w:r>
-        <w:rPr>
-          <w:rStyle w:val="Accentuationforte"/>
-        </w:rPr>
-        <w:t>J+2</w:t>
-      </w:r>
-      <w:r>
-        <w:rPr/>
-        <w:t xml:space="preserve"> : la </w:t>
-      </w:r>
-      <w:r>
-        <w:rPr>
-          <w:rStyle w:val="Accentuationforte"/>
-        </w:rPr>
-        <w:t>caution entière</w:t>
-      </w:r>
-      <w:r>
-        <w:rPr/>
-        <w:t xml:space="preserve"> est prélevée. </w:t>
-      </w:r>
-    </w:p>
-    <w:p>
-      <w:pPr>
-        <w:pStyle w:val="Corpsdetexte"/>
-        <w:numPr>
-          <w:ilvl w:val="0"/>
-          <w:numId w:val="24"/>
         </w:numPr>
         <w:tabs>
           <w:tab w:val="clear" w:pos="1134"/>
@@ -3667,6 +3960,115 @@
         <w:pStyle w:val="Corpsdetexte"/>
         <w:numPr>
           <w:ilvl w:val="0"/>
+          <w:numId w:val="24"/>
+        </w:numPr>
+        <w:tabs>
+          <w:tab w:val="clear" w:pos="1134"/>
+          <w:tab w:val="left" w:pos="707" w:leader="none"/>
+        </w:tabs>
+        <w:bidi w:val="0"/>
+        <w:spacing w:before="0" w:after="0"/>
+        <w:ind w:left="707" w:hanging="283"/>
+        <w:jc w:val="left"/>
+        <w:rPr/>
+      </w:pPr>
+      <w:r>
+        <w:rPr/>
+        <w:t xml:space="preserve">✅ </w:t>
+      </w:r>
+      <w:r>
+        <w:rPr>
+          <w:rStyle w:val="Accentuationforte"/>
+        </w:rPr>
+        <w:t>Forfait démontage</w:t>
+      </w:r>
+      <w:r>
+        <w:rPr/>
+        <w:t xml:space="preserve"> : 20 € si le client rapporte le set assemblé (« en vrac ») au lieu de le redémonter dans ses sachets d'origine. </w:t>
+      </w:r>
+    </w:p>
+    <w:p>
+      <w:pPr>
+        <w:pStyle w:val="Corpsdetexte"/>
+        <w:numPr>
+          <w:ilvl w:val="0"/>
+          <w:numId w:val="24"/>
+        </w:numPr>
+        <w:tabs>
+          <w:tab w:val="clear" w:pos="1134"/>
+          <w:tab w:val="left" w:pos="707" w:leader="none"/>
+        </w:tabs>
+        <w:bidi w:val="0"/>
+        <w:spacing w:before="0" w:after="0"/>
+        <w:ind w:left="707" w:hanging="283"/>
+        <w:jc w:val="left"/>
+        <w:rPr/>
+      </w:pPr>
+      <w:r>
+        <w:rPr/>
+        <w:t xml:space="preserve">✅ </w:t>
+      </w:r>
+      <w:r>
+        <w:rPr>
+          <w:rStyle w:val="Accentuationforte"/>
+        </w:rPr>
+        <w:t>Calcul du « % de pertes » — résolu (réponse de Marion du 13/09) :</w:t>
+      </w:r>
+      <w:r>
+        <w:rPr/>
+        <w:t xml:space="preserve"> comptage précis du nombre de pièces manquantes par rapport au set de départ (pas un calcul par écart de poids). Une </w:t>
+      </w:r>
+      <w:r>
+        <w:rPr>
+          <w:rStyle w:val="Accentuationforte"/>
+        </w:rPr>
+        <w:t>zone de commentaire libre</w:t>
+      </w:r>
+      <w:r>
+        <w:rPr/>
+        <w:t xml:space="preserve"> doit être ajoutée en complément, pour que Marion documente le détail de l'état des lieux. </w:t>
+      </w:r>
+    </w:p>
+    <w:p>
+      <w:pPr>
+        <w:pStyle w:val="Corpsdetexte"/>
+        <w:numPr>
+          <w:ilvl w:val="0"/>
+          <w:numId w:val="24"/>
+        </w:numPr>
+        <w:tabs>
+          <w:tab w:val="clear" w:pos="1134"/>
+          <w:tab w:val="left" w:pos="707" w:leader="none"/>
+        </w:tabs>
+        <w:bidi w:val="0"/>
+        <w:ind w:left="707" w:hanging="283"/>
+        <w:jc w:val="left"/>
+        <w:rPr/>
+      </w:pPr>
+      <w:r>
+        <w:rPr/>
+        <w:t xml:space="preserve">Bricklink est un site de référence communautaire pour les prix des pièces/sets LEGO d'occasion — la consultation du prix de référence sera probablement manuelle (Marion), pas une intégration automatisée, sauf si une API est envisagée plus tard. </w:t>
+      </w:r>
+    </w:p>
+    <w:p>
+      <w:pPr>
+        <w:pStyle w:val="Corpsdetexte"/>
+        <w:bidi w:val="0"/>
+        <w:jc w:val="left"/>
+        <w:rPr/>
+      </w:pPr>
+      <w:r>
+        <w:rPr>
+          <w:rStyle w:val="Accentuationforte"/>
+        </w:rPr>
+        <w:t>Client suivant lésé en cas de non-retour dans les temps — résolu (réponse de Marion du 13/09) :</w:t>
+      </w:r>
+    </w:p>
+    <w:p>
+      <w:pPr>
+        <w:pStyle w:val="Corpsdetexte"/>
+        <w:numPr>
+          <w:ilvl w:val="0"/>
           <w:numId w:val="25"/>
         </w:numPr>
         <w:tabs>
@@ -3684,14 +4086,18 @@
         <w:t xml:space="preserve">✅ </w:t>
       </w:r>
       <w:r>
-        <w:rPr>
-          <w:rStyle w:val="Accentuationforte"/>
-        </w:rPr>
-        <w:t>Forfait démontage</w:t>
-      </w:r>
-      <w:r>
-        <w:rPr/>
-        <w:t xml:space="preserve"> : 20 € si le client rapporte le set assemblé (« en vrac ») au lieu de le redémonter dans ses sachets d'origine. </w:t>
+        <w:rPr/>
+        <w:t xml:space="preserve">Il est prévenu par </w:t>
+      </w:r>
+      <w:r>
+        <w:rPr>
+          <w:rStyle w:val="Accentuationforte"/>
+        </w:rPr>
+        <w:t>email et téléphone</w:t>
+      </w:r>
+      <w:r>
+        <w:rPr/>
+        <w:t xml:space="preserve"> (Marion l'appelle elle-même). </w:t>
       </w:r>
     </w:p>
     <w:p>
@@ -3706,6 +4112,74 @@
           <w:tab w:val="left" w:pos="707" w:leader="none"/>
         </w:tabs>
         <w:bidi w:val="0"/>
+        <w:ind w:left="707" w:hanging="283"/>
+        <w:jc w:val="left"/>
+        <w:rPr/>
+      </w:pPr>
+      <w:r>
+        <w:rPr/>
+        <w:t xml:space="preserve">✅ </w:t>
+      </w:r>
+      <w:r>
+        <w:rPr/>
+        <w:t xml:space="preserve">Il est indemnisé selon son choix : </w:t>
+      </w:r>
+      <w:r>
+        <w:rPr>
+          <w:rStyle w:val="Accentuationforte"/>
+        </w:rPr>
+        <w:t>avoir</w:t>
+      </w:r>
+      <w:r>
+        <w:rPr/>
+        <w:t xml:space="preserve"> (via le système de bons cadeaux, module 6) ou </w:t>
+      </w:r>
+      <w:r>
+        <w:rPr>
+          <w:rStyle w:val="Accentuationforte"/>
+        </w:rPr>
+        <w:t>remboursement</w:t>
+      </w:r>
+      <w:r>
+        <w:rPr/>
+        <w:t xml:space="preserve">. </w:t>
+      </w:r>
+    </w:p>
+    <w:p>
+      <w:pPr>
+        <w:pStyle w:val="Lignehorizontale"/>
+        <w:bidi w:val="0"/>
+        <w:jc w:val="left"/>
+        <w:rPr/>
+      </w:pPr>
+      <w:r>
+        <w:rPr/>
+      </w:r>
+    </w:p>
+    <w:p>
+      <w:pPr>
+        <w:pStyle w:val="Titre2"/>
+        <w:bidi w:val="0"/>
+        <w:jc w:val="left"/>
+        <w:rPr/>
+      </w:pPr>
+      <w:r>
+        <w:rPr/>
+        <w:t>10. Notifications automatisées</w:t>
+      </w:r>
+    </w:p>
+    <w:p>
+      <w:pPr>
+        <w:pStyle w:val="Corpsdetexte"/>
+        <w:numPr>
+          <w:ilvl w:val="0"/>
+          <w:numId w:val="26"/>
+        </w:numPr>
+        <w:tabs>
+          <w:tab w:val="clear" w:pos="1134"/>
+          <w:tab w:val="left" w:pos="707" w:leader="none"/>
+        </w:tabs>
+        <w:bidi w:val="0"/>
         <w:spacing w:before="0" w:after="0"/>
         <w:ind w:left="707" w:hanging="283"/>
         <w:jc w:val="left"/>
@@ -3713,32 +4187,82 @@
       </w:pPr>
       <w:r>
         <w:rPr/>
-        <w:t xml:space="preserve">⏳ </w:t>
-      </w:r>
-      <w:r>
-        <w:rPr/>
-        <w:t xml:space="preserve">Reste ouvert : comment le « % de pertes » est-il calculé en pratique — à partir de l'écart de poids constaté à la pesée (cf. module 1), ou d'un comptage précis des pièces manquantes par rapport à la notice ? C'est Set et Brique qui détermine cette méthode (Alexis doit le leur demander explicitement). </w:t>
-      </w:r>
-    </w:p>
-    <w:p>
-      <w:pPr>
-        <w:pStyle w:val="Corpsdetexte"/>
-        <w:numPr>
-          <w:ilvl w:val="0"/>
-          <w:numId w:val="25"/>
-        </w:numPr>
-        <w:tabs>
-          <w:tab w:val="clear" w:pos="1134"/>
-          <w:tab w:val="left" w:pos="707" w:leader="none"/>
-        </w:tabs>
-        <w:bidi w:val="0"/>
-        <w:ind w:left="707" w:hanging="283"/>
-        <w:jc w:val="left"/>
-        <w:rPr/>
-      </w:pPr>
-      <w:r>
-        <w:rPr/>
-        <w:t xml:space="preserve">Bricklink est un site de référence communautaire pour les prix des pièces/sets LEGO d'occasion — la consultation du prix de référence sera probablement manuelle (Marion), pas une intégration automatisée, sauf si une API est envisagée plus tard. </w:t>
+        <w:t xml:space="preserve">✅ </w:t>
+      </w:r>
+      <w:r>
+        <w:rPr/>
+        <w:t xml:space="preserve">Canal : email uniquement en V1 (pas de SMS). </w:t>
+      </w:r>
+    </w:p>
+    <w:p>
+      <w:pPr>
+        <w:pStyle w:val="Corpsdetexte"/>
+        <w:numPr>
+          <w:ilvl w:val="0"/>
+          <w:numId w:val="26"/>
+        </w:numPr>
+        <w:tabs>
+          <w:tab w:val="clear" w:pos="1134"/>
+          <w:tab w:val="left" w:pos="707" w:leader="none"/>
+        </w:tabs>
+        <w:bidi w:val="0"/>
+        <w:spacing w:before="0" w:after="0"/>
+        <w:ind w:left="707" w:hanging="283"/>
+        <w:jc w:val="left"/>
+        <w:rPr/>
+      </w:pPr>
+      <w:r>
+        <w:rPr/>
+        <w:t xml:space="preserve">✅ </w:t>
+      </w:r>
+      <w:r>
+        <w:rPr/>
+        <w:t xml:space="preserve">Séquence de rappel/relance autour de la fin de location : </w:t>
+      </w:r>
+      <w:r>
+        <w:rPr>
+          <w:rStyle w:val="Accentuationforte"/>
+        </w:rPr>
+        <w:t>J-1, J, J+1, J+2</w:t>
+      </w:r>
+      <w:r>
+        <w:rPr/>
+        <w:t xml:space="preserve"> — voir le détail complet (forfaits associés à J+1/J+2, arrêt manuel possible) au module 9. Cette séquence remplace l'ancienne règle « rappel 48h avant + relance quotidienne indéfinie ». </w:t>
+      </w:r>
+    </w:p>
+    <w:p>
+      <w:pPr>
+        <w:pStyle w:val="Corpsdetexte"/>
+        <w:numPr>
+          <w:ilvl w:val="0"/>
+          <w:numId w:val="26"/>
+        </w:numPr>
+        <w:tabs>
+          <w:tab w:val="clear" w:pos="1134"/>
+          <w:tab w:val="left" w:pos="707" w:leader="none"/>
+        </w:tabs>
+        <w:bidi w:val="0"/>
+        <w:ind w:left="707" w:hanging="283"/>
+        <w:jc w:val="left"/>
+        <w:rPr/>
+      </w:pPr>
+      <w:r>
+        <w:rPr/>
+        <w:t xml:space="preserve">✅ </w:t>
+      </w:r>
+      <w:r>
+        <w:rPr/>
+        <w:t xml:space="preserve">Textes des emails rédigés par défaut par AGON-GATE, mais </w:t>
+      </w:r>
+      <w:r>
+        <w:rPr>
+          <w:rStyle w:val="Accentuationforte"/>
+        </w:rPr>
+        <w:t>Marion doit pouvoir les modifier elle-même</w:t>
+      </w:r>
+      <w:r>
+        <w:rPr/>
+        <w:t xml:space="preserve"> — prévoir un éditeur de templates dans le back-office. </w:t>
       </w:r>
     </w:p>
     <w:p>
@@ -3761,15 +4285,15 @@
       </w:pPr>
       <w:r>
         <w:rPr/>
-        <w:t>10. Notifications automatisées</w:t>
-      </w:r>
-    </w:p>
-    <w:p>
-      <w:pPr>
-        <w:pStyle w:val="Corpsdetexte"/>
-        <w:numPr>
-          <w:ilvl w:val="0"/>
-          <w:numId w:val="26"/>
+        <w:t>11. Back-office &amp; reporting</w:t>
+      </w:r>
+    </w:p>
+    <w:p>
+      <w:pPr>
+        <w:pStyle w:val="Corpsdetexte"/>
+        <w:numPr>
+          <w:ilvl w:val="0"/>
+          <w:numId w:val="27"/>
         </w:numPr>
         <w:tabs>
           <w:tab w:val="clear" w:pos="1134"/>
@@ -3787,15 +4311,15 @@
       </w:r>
       <w:r>
         <w:rPr/>
-        <w:t xml:space="preserve">Canal : email uniquement en V1 (pas de SMS). </w:t>
-      </w:r>
-    </w:p>
-    <w:p>
-      <w:pPr>
-        <w:pStyle w:val="Corpsdetexte"/>
-        <w:numPr>
-          <w:ilvl w:val="0"/>
-          <w:numId w:val="26"/>
+        <w:t xml:space="preserve">Deux comptes d'accès en V1 : Alexis (admin), Marion (compte propriétaire). Pas d'autre utilisateur prévu pour l'instant. </w:t>
+      </w:r>
+    </w:p>
+    <w:p>
+      <w:pPr>
+        <w:pStyle w:val="Corpsdetexte"/>
+        <w:numPr>
+          <w:ilvl w:val="0"/>
+          <w:numId w:val="27"/>
         </w:numPr>
         <w:tabs>
           <w:tab w:val="clear" w:pos="1134"/>
@@ -3813,31 +4337,22 @@
       </w:r>
       <w:r>
         <w:rPr/>
-        <w:t xml:space="preserve">Séquence de rappel/relance autour de la fin de location : </w:t>
-      </w:r>
-      <w:r>
-        <w:rPr>
-          <w:rStyle w:val="Accentuationforte"/>
-        </w:rPr>
-        <w:t>J-1, J, J+1, J+2</w:t>
-      </w:r>
-      <w:r>
-        <w:rPr/>
-        <w:t xml:space="preserve"> — voir le détail complet (forfaits associés à J+1/J+2, arrêt manuel possible) au module 9. Cette séquence remplace l'ancienne règle « rappel 48h avant + relance quotidienne indéfinie ». </w:t>
-      </w:r>
-    </w:p>
-    <w:p>
-      <w:pPr>
-        <w:pStyle w:val="Corpsdetexte"/>
-        <w:numPr>
-          <w:ilvl w:val="0"/>
-          <w:numId w:val="26"/>
-        </w:numPr>
-        <w:tabs>
-          <w:tab w:val="clear" w:pos="1134"/>
-          <w:tab w:val="left" w:pos="707" w:leader="none"/>
-        </w:tabs>
-        <w:bidi w:val="0"/>
+        <w:t xml:space="preserve">Tableau de bord : chiffre d'affaires du mois, taux d'occupation par set, sets les plus loués. </w:t>
+      </w:r>
+    </w:p>
+    <w:p>
+      <w:pPr>
+        <w:pStyle w:val="Corpsdetexte"/>
+        <w:numPr>
+          <w:ilvl w:val="0"/>
+          <w:numId w:val="27"/>
+        </w:numPr>
+        <w:tabs>
+          <w:tab w:val="clear" w:pos="1134"/>
+          <w:tab w:val="left" w:pos="707" w:leader="none"/>
+        </w:tabs>
+        <w:bidi w:val="0"/>
+        <w:spacing w:before="0" w:after="0"/>
         <w:ind w:left="707" w:hanging="283"/>
         <w:jc w:val="left"/>
         <w:rPr/>
@@ -3848,17 +4363,72 @@
       </w:r>
       <w:r>
         <w:rPr/>
-        <w:t xml:space="preserve">Textes des emails rédigés par défaut par AGON-GATE, mais </w:t>
-      </w:r>
-      <w:r>
-        <w:rPr>
-          <w:rStyle w:val="Accentuationforte"/>
-        </w:rPr>
-        <w:t>Marion doit pouvoir les modifier elle-même</w:t>
-      </w:r>
-      <w:r>
-        <w:rPr/>
-        <w:t xml:space="preserve"> — prévoir un éditeur de templates dans le back-office. </w:t>
+        <w:t xml:space="preserve">Export simple des ventes par année civile, inclus en V1 (distinct de l'export comptable complet, qui reste en V2). Modèle de données : une </w:t>
+      </w:r>
+      <w:r>
+        <w:rPr>
+          <w:rStyle w:val="Accentuationforte"/>
+        </w:rPr>
+        <w:t>vente</w:t>
+      </w:r>
+      <w:r>
+        <w:rPr/>
+        <w:t xml:space="preserve"> est un nœud entre un </w:t>
+      </w:r>
+      <w:r>
+        <w:rPr>
+          <w:rStyle w:val="Accentuationforte"/>
+        </w:rPr>
+        <w:t>set</w:t>
+      </w:r>
+      <w:r>
+        <w:rPr/>
+        <w:t xml:space="preserve">, une </w:t>
+      </w:r>
+      <w:r>
+        <w:rPr>
+          <w:rStyle w:val="Accentuationforte"/>
+        </w:rPr>
+        <w:t>durée</w:t>
+      </w:r>
+      <w:r>
+        <w:rPr/>
+        <w:t xml:space="preserve"> et un </w:t>
+      </w:r>
+      <w:r>
+        <w:rPr>
+          <w:rStyle w:val="Accentuationforte"/>
+        </w:rPr>
+        <w:t>client</w:t>
+      </w:r>
+      <w:r>
+        <w:rPr/>
+        <w:t xml:space="preserve"> — c'est cet élément qui doit être interrogeable en base pour produire cet export. </w:t>
+      </w:r>
+    </w:p>
+    <w:p>
+      <w:pPr>
+        <w:pStyle w:val="Corpsdetexte"/>
+        <w:numPr>
+          <w:ilvl w:val="0"/>
+          <w:numId w:val="27"/>
+        </w:numPr>
+        <w:tabs>
+          <w:tab w:val="clear" w:pos="1134"/>
+          <w:tab w:val="left" w:pos="707" w:leader="none"/>
+        </w:tabs>
+        <w:bidi w:val="0"/>
+        <w:ind w:left="707" w:hanging="283"/>
+        <w:jc w:val="left"/>
+        <w:rPr/>
+      </w:pPr>
+      <w:r>
+        <w:rPr/>
+        <w:t xml:space="preserve">🔜 </w:t>
+      </w:r>
+      <w:r>
+        <w:rPr/>
+        <w:t xml:space="preserve">Export comptable complet (format lié à un outil de comptabilité) : reporté en V2, Marion n'a pas d'outil précis à ce jour. </w:t>
       </w:r>
     </w:p>
     <w:p>
@@ -3881,15 +4451,15 @@
       </w:pPr>
       <w:r>
         <w:rPr/>
-        <w:t>11. Back-office &amp; reporting</w:t>
-      </w:r>
-    </w:p>
-    <w:p>
-      <w:pPr>
-        <w:pStyle w:val="Corpsdetexte"/>
-        <w:numPr>
-          <w:ilvl w:val="0"/>
-          <w:numId w:val="27"/>
+        <w:t>12. Intégration, tests, déploiement, formation</w:t>
+      </w:r>
+    </w:p>
+    <w:p>
+      <w:pPr>
+        <w:pStyle w:val="Corpsdetexte"/>
+        <w:numPr>
+          <w:ilvl w:val="0"/>
+          <w:numId w:val="28"/>
         </w:numPr>
         <w:tabs>
           <w:tab w:val="clear" w:pos="1134"/>
@@ -3907,15 +4477,119 @@
       </w:r>
       <w:r>
         <w:rPr/>
-        <w:t xml:space="preserve">Deux comptes d'accès en V1 : Alexis (admin), Marion (compte propriétaire). Pas d'autre utilisateur prévu pour l'instant. </w:t>
-      </w:r>
-    </w:p>
-    <w:p>
-      <w:pPr>
-        <w:pStyle w:val="Corpsdetexte"/>
-        <w:numPr>
-          <w:ilvl w:val="0"/>
-          <w:numId w:val="27"/>
+        <w:t xml:space="preserve">Formation destinée à Marion uniquement. </w:t>
+      </w:r>
+    </w:p>
+    <w:p>
+      <w:pPr>
+        <w:pStyle w:val="Corpsdetexte"/>
+        <w:numPr>
+          <w:ilvl w:val="0"/>
+          <w:numId w:val="28"/>
+        </w:numPr>
+        <w:tabs>
+          <w:tab w:val="clear" w:pos="1134"/>
+          <w:tab w:val="left" w:pos="707" w:leader="none"/>
+        </w:tabs>
+        <w:bidi w:val="0"/>
+        <w:ind w:left="707" w:hanging="283"/>
+        <w:jc w:val="left"/>
+        <w:rPr/>
+      </w:pPr>
+      <w:r>
+        <w:rPr/>
+        <w:t xml:space="preserve">✅ </w:t>
+      </w:r>
+      <w:r>
+        <w:rPr/>
+        <w:t xml:space="preserve">Format : documentation écrite + sessions en présentiel chez elle (pas de visio prévue). </w:t>
+      </w:r>
+    </w:p>
+    <w:p>
+      <w:pPr>
+        <w:pStyle w:val="Lignehorizontale"/>
+        <w:bidi w:val="0"/>
+        <w:jc w:val="left"/>
+        <w:rPr/>
+      </w:pPr>
+      <w:r>
+        <w:rPr/>
+      </w:r>
+    </w:p>
+    <w:p>
+      <w:pPr>
+        <w:pStyle w:val="Titre2"/>
+        <w:bidi w:val="0"/>
+        <w:jc w:val="left"/>
+        <w:rPr/>
+      </w:pPr>
+      <w:r>
+        <w:rPr/>
+        <w:t>Récapitulatif des points bloquants (⏳ en attente de Marion)</w:t>
+      </w:r>
+    </w:p>
+    <w:p>
+      <w:pPr>
+        <w:pStyle w:val="Corpsdetexte"/>
+        <w:bidi w:val="0"/>
+        <w:spacing w:before="0" w:after="283"/>
+        <w:jc w:val="left"/>
+        <w:rPr/>
+      </w:pPr>
+      <w:r>
+        <w:rPr/>
+        <w:t xml:space="preserve">Cf. README.md pour le détail. Le lot de réponses de Marion du 13/09 a résolu la quasi-totalité des points qui restaient : nouveau modèle tarifaire, validation manuelle des réservations, calcul du « % de pertes », gestion du client suivant lésé, locations simultanées, nombre de photos, blocage de dates sur le planning, battement lors d'une prolongation, et l'intégralité du fonctionnement des bons cadeaux (module 6). </w:t>
+      </w:r>
+      <w:r>
+        <w:rPr>
+          <w:rStyle w:val="Accentuationforte"/>
+        </w:rPr>
+        <w:t>Résolus depuis le 2ᵉ document client du 11/09</w:t>
+      </w:r>
+      <w:r>
+        <w:rPr/>
+        <w:t xml:space="preserve"> : barème de pénalité, montant de la pénalité de retard, politique d'annulation, lieux de retrait. </w:t>
+      </w:r>
+      <w:r>
+        <w:rPr>
+          <w:rStyle w:val="Accentuationforte"/>
+        </w:rPr>
+        <w:t>Résolu précédemment</w:t>
+      </w:r>
+      <w:r>
+        <w:rPr/>
+        <w:t xml:space="preserve"> : sujet caution/durée de préautorisation (Swikly, Stripe étendu, PayPal — cf. module 4). </w:t>
+      </w:r>
+      <w:r>
+        <w:rPr>
+          <w:rStyle w:val="Accentuationforte"/>
+        </w:rPr>
+        <w:t>Résolu (réponse d'Alexis) :</w:t>
+      </w:r>
+      <w:r>
+        <w:rPr/>
+        <w:t xml:space="preserve"> nature du « chat » — souhaité mais pas développé en V1, cf. section V2.</w:t>
+      </w:r>
+    </w:p>
+    <w:p>
+      <w:pPr>
+        <w:pStyle w:val="Corpsdetexte"/>
+        <w:bidi w:val="0"/>
+        <w:spacing w:before="0" w:after="283"/>
+        <w:jc w:val="left"/>
+        <w:rPr/>
+      </w:pPr>
+      <w:r>
+        <w:rPr/>
+        <w:t>Il ne reste que deux points ouverts :</w:t>
+      </w:r>
+    </w:p>
+    <w:p>
+      <w:pPr>
+        <w:pStyle w:val="Corpsdetexte"/>
+        <w:numPr>
+          <w:ilvl w:val="0"/>
+          <w:numId w:val="29"/>
         </w:numPr>
         <w:tabs>
           <w:tab w:val="clear" w:pos="1134"/>
@@ -3929,242 +4603,7 @@
       </w:pPr>
       <w:r>
         <w:rPr/>
-        <w:t xml:space="preserve">✅ </w:t>
-      </w:r>
-      <w:r>
-        <w:rPr/>
-        <w:t xml:space="preserve">Tableau de bord : chiffre d'affaires du mois, taux d'occupation par set, sets les plus loués. </w:t>
-      </w:r>
-    </w:p>
-    <w:p>
-      <w:pPr>
-        <w:pStyle w:val="Corpsdetexte"/>
-        <w:numPr>
-          <w:ilvl w:val="0"/>
-          <w:numId w:val="27"/>
-        </w:numPr>
-        <w:tabs>
-          <w:tab w:val="clear" w:pos="1134"/>
-          <w:tab w:val="left" w:pos="707" w:leader="none"/>
-        </w:tabs>
-        <w:bidi w:val="0"/>
-        <w:spacing w:before="0" w:after="0"/>
-        <w:ind w:left="707" w:hanging="283"/>
-        <w:jc w:val="left"/>
-        <w:rPr/>
-      </w:pPr>
-      <w:r>
-        <w:rPr/>
-        <w:t xml:space="preserve">✅ </w:t>
-      </w:r>
-      <w:r>
-        <w:rPr/>
-        <w:t xml:space="preserve">Export simple des ventes par année civile, inclus en V1 (distinct de l'export comptable complet, qui reste en V2). Modèle de données : une </w:t>
-      </w:r>
-      <w:r>
-        <w:rPr>
-          <w:rStyle w:val="Accentuationforte"/>
-        </w:rPr>
-        <w:t>vente</w:t>
-      </w:r>
-      <w:r>
-        <w:rPr/>
-        <w:t xml:space="preserve"> est un nœud entre un </w:t>
-      </w:r>
-      <w:r>
-        <w:rPr>
-          <w:rStyle w:val="Accentuationforte"/>
-        </w:rPr>
-        <w:t>set</w:t>
-      </w:r>
-      <w:r>
-        <w:rPr/>
-        <w:t xml:space="preserve">, une </w:t>
-      </w:r>
-      <w:r>
-        <w:rPr>
-          <w:rStyle w:val="Accentuationforte"/>
-        </w:rPr>
-        <w:t>durée</w:t>
-      </w:r>
-      <w:r>
-        <w:rPr/>
-        <w:t xml:space="preserve"> et un </w:t>
-      </w:r>
-      <w:r>
-        <w:rPr>
-          <w:rStyle w:val="Accentuationforte"/>
-        </w:rPr>
-        <w:t>client</w:t>
-      </w:r>
-      <w:r>
-        <w:rPr/>
-        <w:t xml:space="preserve"> — c'est cet élément qui doit être interrogeable en base pour produire cet export. </w:t>
-      </w:r>
-    </w:p>
-    <w:p>
-      <w:pPr>
-        <w:pStyle w:val="Corpsdetexte"/>
-        <w:numPr>
-          <w:ilvl w:val="0"/>
-          <w:numId w:val="27"/>
-        </w:numPr>
-        <w:tabs>
-          <w:tab w:val="clear" w:pos="1134"/>
-          <w:tab w:val="left" w:pos="707" w:leader="none"/>
-        </w:tabs>
-        <w:bidi w:val="0"/>
-        <w:ind w:left="707" w:hanging="283"/>
-        <w:jc w:val="left"/>
-        <w:rPr/>
-      </w:pPr>
-      <w:r>
-        <w:rPr/>
-        <w:t xml:space="preserve">🔜 </w:t>
-      </w:r>
-      <w:r>
-        <w:rPr/>
-        <w:t xml:space="preserve">Export comptable complet (format lié à un outil de comptabilité) : reporté en V2, Marion n'a pas d'outil précis à ce jour. </w:t>
-      </w:r>
-    </w:p>
-    <w:p>
-      <w:pPr>
-        <w:pStyle w:val="Lignehorizontale"/>
-        <w:bidi w:val="0"/>
-        <w:jc w:val="left"/>
-        <w:rPr/>
-      </w:pPr>
-      <w:r>
-        <w:rPr/>
-      </w:r>
-    </w:p>
-    <w:p>
-      <w:pPr>
-        <w:pStyle w:val="Titre2"/>
-        <w:bidi w:val="0"/>
-        <w:jc w:val="left"/>
-        <w:rPr/>
-      </w:pPr>
-      <w:r>
-        <w:rPr/>
-        <w:t>12. Intégration, tests, déploiement, formation</w:t>
-      </w:r>
-    </w:p>
-    <w:p>
-      <w:pPr>
-        <w:pStyle w:val="Corpsdetexte"/>
-        <w:numPr>
-          <w:ilvl w:val="0"/>
-          <w:numId w:val="28"/>
-        </w:numPr>
-        <w:tabs>
-          <w:tab w:val="clear" w:pos="1134"/>
-          <w:tab w:val="left" w:pos="707" w:leader="none"/>
-        </w:tabs>
-        <w:bidi w:val="0"/>
-        <w:spacing w:before="0" w:after="0"/>
-        <w:ind w:left="707" w:hanging="283"/>
-        <w:jc w:val="left"/>
-        <w:rPr/>
-      </w:pPr>
-      <w:r>
-        <w:rPr/>
-        <w:t xml:space="preserve">✅ </w:t>
-      </w:r>
-      <w:r>
-        <w:rPr/>
-        <w:t xml:space="preserve">Formation destinée à Marion uniquement. </w:t>
-      </w:r>
-    </w:p>
-    <w:p>
-      <w:pPr>
-        <w:pStyle w:val="Corpsdetexte"/>
-        <w:numPr>
-          <w:ilvl w:val="0"/>
-          <w:numId w:val="28"/>
-        </w:numPr>
-        <w:tabs>
-          <w:tab w:val="clear" w:pos="1134"/>
-          <w:tab w:val="left" w:pos="707" w:leader="none"/>
-        </w:tabs>
-        <w:bidi w:val="0"/>
-        <w:ind w:left="707" w:hanging="283"/>
-        <w:jc w:val="left"/>
-        <w:rPr/>
-      </w:pPr>
-      <w:r>
-        <w:rPr/>
-        <w:t xml:space="preserve">✅ </w:t>
-      </w:r>
-      <w:r>
-        <w:rPr/>
-        <w:t xml:space="preserve">Format : documentation écrite + sessions en présentiel chez elle (pas de visio prévue). </w:t>
-      </w:r>
-    </w:p>
-    <w:p>
-      <w:pPr>
-        <w:pStyle w:val="Lignehorizontale"/>
-        <w:bidi w:val="0"/>
-        <w:jc w:val="left"/>
-        <w:rPr/>
-      </w:pPr>
-      <w:r>
-        <w:rPr/>
-      </w:r>
-    </w:p>
-    <w:p>
-      <w:pPr>
-        <w:pStyle w:val="Titre2"/>
-        <w:bidi w:val="0"/>
-        <w:jc w:val="left"/>
-        <w:rPr/>
-      </w:pPr>
-      <w:r>
-        <w:rPr/>
-        <w:t>Récapitulatif des points bloquants (⏳ en attente de Marion ou d'Alexis)</w:t>
-      </w:r>
-    </w:p>
-    <w:p>
-      <w:pPr>
-        <w:pStyle w:val="Corpsdetexte"/>
-        <w:bidi w:val="0"/>
-        <w:spacing w:before="0" w:after="283"/>
-        <w:jc w:val="left"/>
-        <w:rPr/>
-      </w:pPr>
-      <w:r>
-        <w:rPr/>
-        <w:t xml:space="preserve">Cf. README.md pour le détail. </w:t>
-      </w:r>
-      <w:r>
-        <w:rPr>
-          <w:rStyle w:val="Accentuationforte"/>
-        </w:rPr>
-        <w:t>Résolus depuis le 2ᵉ document client du 11/09</w:t>
-      </w:r>
-      <w:r>
-        <w:rPr/>
-        <w:t xml:space="preserve"> (ne figurent plus ici) : barème de pénalité, montant de la pénalité de retard, politique d'annulation, lieux de retrait. </w:t>
-      </w:r>
-      <w:r>
-        <w:rPr>
-          <w:rStyle w:val="Accentuationforte"/>
-        </w:rPr>
-        <w:t>Résolu précédemment</w:t>
-      </w:r>
-      <w:r>
-        <w:rPr/>
-        <w:t xml:space="preserve"> : sujet caution/durée de préautorisation (Swikly, Stripe étendu, PayPal — cf. module 4). </w:t>
-      </w:r>
-      <w:r>
-        <w:rPr>
-          <w:rStyle w:val="Accentuationforte"/>
-        </w:rPr>
-        <w:t>Résolu (réponse d'Alexis) :</w:t>
-      </w:r>
-      <w:r>
-        <w:rPr/>
-        <w:t xml:space="preserve"> nature du « chat » — souhaité mais pas développé en V1, cf. section V2.</w:t>
+        <w:t xml:space="preserve">Pré-autorisation de la caution en cas de paiement TPE sur place : faut-il enregistrer la carte du client en amont, ou la caution est-elle prise directement sur place via le TPE ? (module 4) </w:t>
       </w:r>
     </w:p>
     <w:p>
@@ -4179,345 +4618,13 @@
           <w:tab w:val="left" w:pos="707" w:leader="none"/>
         </w:tabs>
         <w:bidi w:val="0"/>
-        <w:spacing w:before="0" w:after="0"/>
-        <w:ind w:left="707" w:hanging="283"/>
-        <w:jc w:val="left"/>
-        <w:rPr/>
-      </w:pPr>
-      <w:r>
-        <w:rPr>
-          <w:rStyle w:val="Accentuationforte"/>
-        </w:rPr>
-        <w:t xml:space="preserve">⚠️ </w:t>
-      </w:r>
-      <w:r>
-        <w:rPr>
-          <w:rStyle w:val="Accentuationforte"/>
-        </w:rPr>
-        <w:t>Nouveau modèle tarifaire (2 €/jour, tous les sets)</w:t>
-      </w:r>
-      <w:r>
-        <w:rPr/>
-        <w:t xml:space="preserve"> — Alexis doit d'abord clarifier en interne comment ça s'articule avec les 4 durées fixes actuelles avant qu'on formule la question précise à poser à Marion. Bloque potentiellement : grille tarifaire, montants des bons cadeaux (module 6), fonctionnement du tunnel (module 5, module 2). </w:t>
-      </w:r>
-    </w:p>
-    <w:p>
-      <w:pPr>
-        <w:pStyle w:val="Corpsdetexte"/>
-        <w:numPr>
-          <w:ilvl w:val="0"/>
-          <w:numId w:val="29"/>
-        </w:numPr>
-        <w:tabs>
-          <w:tab w:val="clear" w:pos="1134"/>
-          <w:tab w:val="left" w:pos="707" w:leader="none"/>
-        </w:tabs>
-        <w:bidi w:val="0"/>
-        <w:spacing w:before="0" w:after="0"/>
-        <w:ind w:left="707" w:hanging="283"/>
-        <w:jc w:val="left"/>
-        <w:rPr/>
-      </w:pPr>
-      <w:r>
-        <w:rPr>
-          <w:rStyle w:val="Accentuationforte"/>
-        </w:rPr>
-        <w:t>Validation manuelle des réservations</w:t>
-      </w:r>
-      <w:r>
-        <w:rPr/>
-        <w:t xml:space="preserve"> — la cliente semble indiquer qu'elle valide chaque demande une par une ; à confirmer avec Alexis avant de développer le flux de confirmation automatique du tunnel, notamment le moment du paiement (module 5). </w:t>
-      </w:r>
-    </w:p>
-    <w:p>
-      <w:pPr>
-        <w:pStyle w:val="Corpsdetexte"/>
-        <w:numPr>
-          <w:ilvl w:val="0"/>
-          <w:numId w:val="29"/>
-        </w:numPr>
-        <w:tabs>
-          <w:tab w:val="clear" w:pos="1134"/>
-          <w:tab w:val="left" w:pos="707" w:leader="none"/>
-        </w:tabs>
-        <w:bidi w:val="0"/>
-        <w:spacing w:before="0" w:after="0"/>
-        <w:ind w:left="707" w:hanging="283"/>
-        <w:jc w:val="left"/>
-        <w:rPr/>
-      </w:pPr>
-      <w:r>
-        <w:rPr/>
-        <w:t xml:space="preserve">Comment le « % de pertes » du barème est-il calculé (écart de poids ou comptage précis) ? C'est Set et Brique qui détermine cette méthode (module 9). </w:t>
-      </w:r>
-    </w:p>
-    <w:p>
-      <w:pPr>
-        <w:pStyle w:val="Corpsdetexte"/>
-        <w:numPr>
-          <w:ilvl w:val="0"/>
-          <w:numId w:val="29"/>
-        </w:numPr>
-        <w:tabs>
-          <w:tab w:val="clear" w:pos="1134"/>
-          <w:tab w:val="left" w:pos="707" w:leader="none"/>
-        </w:tabs>
-        <w:bidi w:val="0"/>
-        <w:spacing w:before="0" w:after="0"/>
-        <w:ind w:left="707" w:hanging="283"/>
-        <w:jc w:val="left"/>
-        <w:rPr/>
-      </w:pPr>
-      <w:r>
-        <w:rPr/>
-        <w:t xml:space="preserve">Gestion du client suivant en cas de non-retour dans les temps (modules 1, 2). </w:t>
-      </w:r>
-    </w:p>
-    <w:p>
-      <w:pPr>
-        <w:pStyle w:val="Corpsdetexte"/>
-        <w:numPr>
-          <w:ilvl w:val="0"/>
-          <w:numId w:val="29"/>
-        </w:numPr>
-        <w:tabs>
-          <w:tab w:val="clear" w:pos="1134"/>
-          <w:tab w:val="left" w:pos="707" w:leader="none"/>
-        </w:tabs>
-        <w:bidi w:val="0"/>
-        <w:spacing w:before="0" w:after="0"/>
-        <w:ind w:left="707" w:hanging="283"/>
-        <w:jc w:val="left"/>
-        <w:rPr/>
-      </w:pPr>
-      <w:r>
-        <w:rPr/>
-        <w:t xml:space="preserve">Locations simultanées par client — oui/non (module 3). </w:t>
-      </w:r>
-    </w:p>
-    <w:p>
-      <w:pPr>
-        <w:pStyle w:val="Corpsdetexte"/>
-        <w:numPr>
-          <w:ilvl w:val="0"/>
-          <w:numId w:val="29"/>
-        </w:numPr>
-        <w:tabs>
-          <w:tab w:val="clear" w:pos="1134"/>
-          <w:tab w:val="left" w:pos="707" w:leader="none"/>
-        </w:tabs>
-        <w:bidi w:val="0"/>
-        <w:spacing w:before="0" w:after="0"/>
-        <w:ind w:left="707" w:hanging="283"/>
-        <w:jc w:val="left"/>
-        <w:rPr/>
-      </w:pPr>
-      <w:r>
-        <w:rPr/>
-        <w:t xml:space="preserve">Pré-autorisation de la caution en cas de paiement TPE sur place (module 4). </w:t>
-      </w:r>
-    </w:p>
-    <w:p>
-      <w:pPr>
-        <w:pStyle w:val="Corpsdetexte"/>
-        <w:numPr>
-          <w:ilvl w:val="0"/>
-          <w:numId w:val="29"/>
-        </w:numPr>
-        <w:tabs>
-          <w:tab w:val="clear" w:pos="1134"/>
-          <w:tab w:val="left" w:pos="707" w:leader="none"/>
-        </w:tabs>
-        <w:bidi w:val="0"/>
-        <w:spacing w:before="0" w:after="0"/>
-        <w:ind w:left="707" w:hanging="283"/>
-        <w:jc w:val="left"/>
-        <w:rPr/>
-      </w:pPr>
-      <w:r>
-        <w:rPr/>
-        <w:t xml:space="preserve">Nombre de photos par set à afficher — la proposition initiale (3-4) est contredite par l'exemple fourni (12 photos pour un set) ; à réclarifier (module 1). </w:t>
-      </w:r>
-    </w:p>
-    <w:p>
-      <w:pPr>
-        <w:pStyle w:val="Corpsdetexte"/>
-        <w:numPr>
-          <w:ilvl w:val="0"/>
-          <w:numId w:val="29"/>
-        </w:numPr>
-        <w:tabs>
-          <w:tab w:val="clear" w:pos="1134"/>
-          <w:tab w:val="left" w:pos="707" w:leader="none"/>
-        </w:tabs>
-        <w:bidi w:val="0"/>
-        <w:spacing w:before="0" w:after="0"/>
-        <w:ind w:left="707" w:hanging="283"/>
-        <w:jc w:val="left"/>
-        <w:rPr/>
-      </w:pPr>
-      <w:r>
-        <w:rPr/>
-        <w:t xml:space="preserve">Blocage de dates à l'avance sur le planning par Marion, vacances/indisponibilité (module 2) — possiblement sans objet si la validation manuelle (point 2) est confirmée. </w:t>
-      </w:r>
-    </w:p>
-    <w:p>
-      <w:pPr>
-        <w:pStyle w:val="Corpsdetexte"/>
-        <w:numPr>
-          <w:ilvl w:val="0"/>
-          <w:numId w:val="29"/>
-        </w:numPr>
-        <w:tabs>
-          <w:tab w:val="clear" w:pos="1134"/>
-          <w:tab w:val="left" w:pos="707" w:leader="none"/>
-        </w:tabs>
-        <w:bidi w:val="0"/>
-        <w:spacing w:before="0" w:after="0"/>
-        <w:ind w:left="707" w:hanging="283"/>
-        <w:jc w:val="left"/>
-        <w:rPr/>
-      </w:pPr>
-      <w:r>
-        <w:rPr>
-          <w:rStyle w:val="Accentuationforte"/>
-        </w:rPr>
-        <w:t>Battement lors d'une prolongation immédiate</w:t>
-      </w:r>
-      <w:r>
-        <w:rPr/>
-        <w:t xml:space="preserve"> (même client, même set, sans retour physique entre les deux réservations) — exemple détaillé au module 2 (module 2). </w:t>
-      </w:r>
-    </w:p>
-    <w:p>
-      <w:pPr>
-        <w:pStyle w:val="Corpsdetexte"/>
-        <w:numPr>
-          <w:ilvl w:val="0"/>
-          <w:numId w:val="29"/>
-        </w:numPr>
-        <w:tabs>
-          <w:tab w:val="clear" w:pos="1134"/>
-          <w:tab w:val="left" w:pos="707" w:leader="none"/>
-        </w:tabs>
-        <w:bidi w:val="0"/>
-        <w:spacing w:before="0" w:after="0"/>
-        <w:ind w:left="707" w:hanging="283"/>
-        <w:jc w:val="left"/>
-        <w:rPr/>
-      </w:pPr>
-      <w:r>
-        <w:rPr/>
-        <w:t xml:space="preserve">Bon cadeau = valeur exacte d'une durée, ou crédit complétable par un autre moyen de paiement — à reconsidérer une fois le point 1 clarifié (module 6). </w:t>
-      </w:r>
-    </w:p>
-    <w:p>
-      <w:pPr>
-        <w:pStyle w:val="Corpsdetexte"/>
-        <w:numPr>
-          <w:ilvl w:val="0"/>
-          <w:numId w:val="29"/>
-        </w:numPr>
-        <w:tabs>
-          <w:tab w:val="clear" w:pos="1134"/>
-          <w:tab w:val="left" w:pos="707" w:leader="none"/>
-        </w:tabs>
-        <w:bidi w:val="0"/>
-        <w:spacing w:before="0" w:after="0"/>
-        <w:ind w:left="707" w:hanging="283"/>
-        <w:jc w:val="left"/>
-        <w:rPr/>
-      </w:pPr>
-      <w:r>
-        <w:rPr/>
-        <w:t xml:space="preserve">Solde restant d'un bon cadeau partiellement utilisé : conservé ou perdu (module 6). </w:t>
-      </w:r>
-    </w:p>
-    <w:p>
-      <w:pPr>
-        <w:pStyle w:val="Corpsdetexte"/>
-        <w:numPr>
-          <w:ilvl w:val="0"/>
-          <w:numId w:val="29"/>
-        </w:numPr>
-        <w:tabs>
-          <w:tab w:val="clear" w:pos="1134"/>
-          <w:tab w:val="left" w:pos="707" w:leader="none"/>
-        </w:tabs>
-        <w:bidi w:val="0"/>
-        <w:spacing w:before="0" w:after="0"/>
-        <w:ind w:left="707" w:hanging="283"/>
-        <w:jc w:val="left"/>
-        <w:rPr/>
-      </w:pPr>
-      <w:r>
-        <w:rPr/>
-        <w:t xml:space="preserve">Bon cadeau nominatif ou utilisable par toute personne détenant le code (module 6). </w:t>
-      </w:r>
-    </w:p>
-    <w:p>
-      <w:pPr>
-        <w:pStyle w:val="Corpsdetexte"/>
-        <w:numPr>
-          <w:ilvl w:val="0"/>
-          <w:numId w:val="29"/>
-        </w:numPr>
-        <w:tabs>
-          <w:tab w:val="clear" w:pos="1134"/>
-          <w:tab w:val="left" w:pos="707" w:leader="none"/>
-        </w:tabs>
-        <w:bidi w:val="0"/>
-        <w:spacing w:before="0" w:after="0"/>
-        <w:ind w:left="707" w:hanging="283"/>
-        <w:jc w:val="left"/>
-        <w:rPr/>
-      </w:pPr>
-      <w:r>
-        <w:rPr/>
-        <w:t xml:space="preserve">Durée de validité légale du bon cadeau — minimum 1 an, valeur exacte à définir (module 6). </w:t>
-      </w:r>
-    </w:p>
-    <w:p>
-      <w:pPr>
-        <w:pStyle w:val="Corpsdetexte"/>
-        <w:numPr>
-          <w:ilvl w:val="0"/>
-          <w:numId w:val="29"/>
-        </w:numPr>
-        <w:tabs>
-          <w:tab w:val="clear" w:pos="1134"/>
-          <w:tab w:val="left" w:pos="707" w:leader="none"/>
-        </w:tabs>
-        <w:bidi w:val="0"/>
-        <w:spacing w:before="0" w:after="0"/>
-        <w:ind w:left="707" w:hanging="283"/>
-        <w:jc w:val="left"/>
-        <w:rPr/>
-      </w:pPr>
-      <w:r>
-        <w:rPr/>
-        <w:t xml:space="preserve">Remboursement/annulation d'un bon cadeau non utilisé (module 6). </w:t>
-      </w:r>
-    </w:p>
-    <w:p>
-      <w:pPr>
-        <w:pStyle w:val="Corpsdetexte"/>
-        <w:numPr>
-          <w:ilvl w:val="0"/>
-          <w:numId w:val="29"/>
-        </w:numPr>
-        <w:tabs>
-          <w:tab w:val="clear" w:pos="1134"/>
-          <w:tab w:val="left" w:pos="707" w:leader="none"/>
-        </w:tabs>
-        <w:bidi w:val="0"/>
-        <w:ind w:left="707" w:hanging="283"/>
-        <w:jc w:val="left"/>
-        <w:rPr/>
-      </w:pPr>
-      <w:r>
-        <w:rPr/>
-        <w:t xml:space="preserve">Réutilisation du système de bons cadeaux pour émettre des avoirs gratuits en cas de litige (lien avec le point 4) (module 6) — probable vu la politique d'annulation (module 7), à confirmer explicitement. </w:t>
+        <w:ind w:left="707" w:hanging="283"/>
+        <w:jc w:val="left"/>
+        <w:rPr/>
+      </w:pPr>
+      <w:r>
+        <w:rPr/>
+        <w:t xml:space="preserve">Résidu de la validation manuelle des réservations : le paiement est-il pris avant ou après la validation manuelle de Marion, et que se passe-t-il en cas de refus d'une réservation déjà payée (remboursement automatique) ? (module 5) </w:t>
       </w:r>
     </w:p>
     <w:p>
